--- a/doc/Results.docx
+++ b/doc/Results.docx
@@ -23,7 +23,7 @@
         <w:pStyle w:val="Date"/>
       </w:pPr>
       <w:r>
-        <w:t xml:space="preserve">04 June, 2026</w:t>
+        <w:t xml:space="preserve">05 June, 2026</w:t>
       </w:r>
     </w:p>
     <w:bookmarkStart w:id="9" w:name="results"/>
@@ -337,7 +337,7 @@
         <w:pStyle w:val="BodyText"/>
       </w:pPr>
       <w:r>
-        <w:t xml:space="preserve">These findings were robust in two sensitivity analyses (see supplementary materials): one replacing the latent intercept with the observed Wave 3 screen-time value as the exposure, and one re-estimating the trajectories using a conventional</w:t>
+        <w:t xml:space="preserve">These findings were robust in a series of sensitivity analyses (see supplementary materials): replacing the latent intercept with the observed Wave 3 screen-time value as the exposure; re-estimating the trajectories using a conventional</w:t>
       </w:r>
       <w:r>
         <w:t xml:space="preserve"> </w:t>
@@ -352,7 +352,7 @@
         <w:t xml:space="preserve"> </w:t>
       </w:r>
       <w:r>
-        <w:t xml:space="preserve">random intercept/random slope mixed model.</w:t>
+        <w:t xml:space="preserve">random intercept/random slope mixed model; restricting the exposure to the screen-time components measured identically across all waves (television and electronic games); and modelling the earlier (Waves 3-4) and later (Waves 5-6) measurement periods separately.</w:t>
       </w:r>
     </w:p>
     <w:p>

--- a/doc/Results.docx
+++ b/doc/Results.docx
@@ -13791,169 +13791,169 @@
                 <w:szCs w:val="22"/>
                 <w:color w:val="000000"/>
               </w:rPr>
-              <w:t xml:space="preserve">0.01 (-0.07 to 0.10)</w:t>
-            </w:r>
-          </w:p>
-        </w:tc>
-        <w:tc>
-          <w:tcPr>
-            <w:tcBorders>
-              <w:bottom w:val="none" w:sz="0" w:space="0" w:color="000000"/>
-              <w:top w:val="none" w:sz="0" w:space="0" w:color="000000"/>
-              <w:left w:val="none" w:sz="0" w:space="0" w:color="000000"/>
-              <w:right w:val="none" w:sz="0" w:space="0" w:color="000000"/>
-            </w:tcBorders>
-            <w:shd w:val="clear" w:color="auto" w:fill="FFFFFF"/>
-            <w:tcMar>
-              <w:top w:w="0" w:type="dxa"/>
-              <w:bottom w:w="0" w:type="dxa"/>
-              <w:left w:w="0" w:type="dxa"/>
-              <w:right w:w="0" w:type="dxa"/>
-            </w:tcMar>
-            <w:vAlign w:val="top"/>
-          </w:tcPr>
-          <w:p>
-            <w:pPr>
-              <w:jc w:val="center"/>
-              <w:pBdr>
-                <w:bottom w:val="none" w:sz="0" w:space="0" w:color="000000"/>
-                <w:top w:val="none" w:sz="0" w:space="0" w:color="000000"/>
-                <w:left w:val="none" w:sz="0" w:space="0" w:color="000000"/>
-                <w:right w:val="none" w:sz="0" w:space="0" w:color="000000"/>
-              </w:pBdr>
-              <w:spacing w:after="100" w:before="100" w:line="240"/>
-              <w:ind w:left="100" w:right="100" w:firstLine="0" w:firstLineChars="0"/>
-              <w:rPr>
-                <w:rFonts w:ascii="DejaVu Sans" w:hAnsi="DejaVu Sans" w:eastAsia="DejaVu Sans" w:cs="DejaVu Sans"/>
-                <w:i w:val="false"/>
-                <w:b w:val="false"/>
-                <w:u w:val="none"/>
-                <w:strike w:val="false"/>
-                <w:sz w:val="22"/>
-                <w:szCs w:val="22"/>
-                <w:color w:val="000000"/>
-              </w:rPr>
-            </w:pPr>
-            <w:r xmlns:w="http://schemas.openxmlformats.org/wordprocessingml/2006/main" xmlns:wp="http://schemas.openxmlformats.org/drawingml/2006/wordprocessingDrawing" xmlns:r="http://schemas.openxmlformats.org/officeDocument/2006/relationships" xmlns:w14="http://schemas.microsoft.com/office/word/2010/wordml">
-              <w:rPr>
-                <w:rFonts w:ascii="DejaVu Sans" w:hAnsi="DejaVu Sans" w:eastAsia="DejaVu Sans" w:cs="DejaVu Sans"/>
-                <w:i w:val="false"/>
-                <w:b w:val="false"/>
-                <w:u w:val="none"/>
-                <w:strike w:val="false"/>
-                <w:sz w:val="22"/>
-                <w:szCs w:val="22"/>
-                <w:color w:val="000000"/>
-              </w:rPr>
-              <w:t xml:space="preserve">0.80</w:t>
-            </w:r>
-          </w:p>
-        </w:tc>
-        <w:tc>
-          <w:tcPr>
-            <w:tcBorders>
-              <w:bottom w:val="none" w:sz="0" w:space="0" w:color="000000"/>
-              <w:top w:val="none" w:sz="0" w:space="0" w:color="000000"/>
-              <w:left w:val="none" w:sz="0" w:space="0" w:color="000000"/>
-              <w:right w:val="none" w:sz="0" w:space="0" w:color="000000"/>
-            </w:tcBorders>
-            <w:shd w:val="clear" w:color="auto" w:fill="FFFFFF"/>
-            <w:tcMar>
-              <w:top w:w="0" w:type="dxa"/>
-              <w:bottom w:w="0" w:type="dxa"/>
-              <w:left w:w="0" w:type="dxa"/>
-              <w:right w:w="0" w:type="dxa"/>
-            </w:tcMar>
-            <w:vAlign w:val="top"/>
-          </w:tcPr>
-          <w:p>
-            <w:pPr>
-              <w:jc w:val="center"/>
-              <w:pBdr>
-                <w:bottom w:val="none" w:sz="0" w:space="0" w:color="000000"/>
-                <w:top w:val="none" w:sz="0" w:space="0" w:color="000000"/>
-                <w:left w:val="none" w:sz="0" w:space="0" w:color="000000"/>
-                <w:right w:val="none" w:sz="0" w:space="0" w:color="000000"/>
-              </w:pBdr>
-              <w:spacing w:after="100" w:before="100" w:line="240"/>
-              <w:ind w:left="100" w:right="100" w:firstLine="0" w:firstLineChars="0"/>
-              <w:rPr>
-                <w:rFonts w:ascii="DejaVu Sans" w:hAnsi="DejaVu Sans" w:eastAsia="DejaVu Sans" w:cs="DejaVu Sans"/>
-                <w:i w:val="false"/>
-                <w:b w:val="false"/>
-                <w:u w:val="none"/>
-                <w:strike w:val="false"/>
-                <w:sz w:val="22"/>
-                <w:szCs w:val="22"/>
-                <w:color w:val="000000"/>
-              </w:rPr>
-            </w:pPr>
-            <w:r xmlns:w="http://schemas.openxmlformats.org/wordprocessingml/2006/main" xmlns:wp="http://schemas.openxmlformats.org/drawingml/2006/wordprocessingDrawing" xmlns:r="http://schemas.openxmlformats.org/officeDocument/2006/relationships" xmlns:w14="http://schemas.microsoft.com/office/word/2010/wordml">
-              <w:rPr>
-                <w:rFonts w:ascii="DejaVu Sans" w:hAnsi="DejaVu Sans" w:eastAsia="DejaVu Sans" w:cs="DejaVu Sans"/>
-                <w:i w:val="false"/>
-                <w:b w:val="false"/>
-                <w:u w:val="none"/>
-                <w:strike w:val="false"/>
-                <w:sz w:val="22"/>
-                <w:szCs w:val="22"/>
-                <w:color w:val="000000"/>
-              </w:rPr>
-              <w:t xml:space="preserve">0.01 (-0.09 to 0.11)</w:t>
-            </w:r>
-          </w:p>
-        </w:tc>
-        <w:tc>
-          <w:tcPr>
-            <w:tcBorders>
-              <w:bottom w:val="none" w:sz="0" w:space="0" w:color="000000"/>
-              <w:top w:val="none" w:sz="0" w:space="0" w:color="000000"/>
-              <w:left w:val="none" w:sz="0" w:space="0" w:color="000000"/>
-              <w:right w:val="none" w:sz="0" w:space="0" w:color="000000"/>
-            </w:tcBorders>
-            <w:shd w:val="clear" w:color="auto" w:fill="FFFFFF"/>
-            <w:tcMar>
-              <w:top w:w="0" w:type="dxa"/>
-              <w:bottom w:w="0" w:type="dxa"/>
-              <w:left w:w="0" w:type="dxa"/>
-              <w:right w:w="0" w:type="dxa"/>
-            </w:tcMar>
-            <w:vAlign w:val="top"/>
-          </w:tcPr>
-          <w:p>
-            <w:pPr>
-              <w:jc w:val="center"/>
-              <w:pBdr>
-                <w:bottom w:val="none" w:sz="0" w:space="0" w:color="000000"/>
-                <w:top w:val="none" w:sz="0" w:space="0" w:color="000000"/>
-                <w:left w:val="none" w:sz="0" w:space="0" w:color="000000"/>
-                <w:right w:val="none" w:sz="0" w:space="0" w:color="000000"/>
-              </w:pBdr>
-              <w:spacing w:after="100" w:before="100" w:line="240"/>
-              <w:ind w:left="100" w:right="100" w:firstLine="0" w:firstLineChars="0"/>
-              <w:rPr>
-                <w:rFonts w:ascii="DejaVu Sans" w:hAnsi="DejaVu Sans" w:eastAsia="DejaVu Sans" w:cs="DejaVu Sans"/>
-                <w:i w:val="false"/>
-                <w:b w:val="false"/>
-                <w:u w:val="none"/>
-                <w:strike w:val="false"/>
-                <w:sz w:val="22"/>
-                <w:szCs w:val="22"/>
-                <w:color w:val="000000"/>
-              </w:rPr>
-            </w:pPr>
-            <w:r xmlns:w="http://schemas.openxmlformats.org/wordprocessingml/2006/main" xmlns:wp="http://schemas.openxmlformats.org/drawingml/2006/wordprocessingDrawing" xmlns:r="http://schemas.openxmlformats.org/officeDocument/2006/relationships" xmlns:w14="http://schemas.microsoft.com/office/word/2010/wordml">
-              <w:rPr>
-                <w:rFonts w:ascii="DejaVu Sans" w:hAnsi="DejaVu Sans" w:eastAsia="DejaVu Sans" w:cs="DejaVu Sans"/>
-                <w:i w:val="false"/>
-                <w:b w:val="false"/>
-                <w:u w:val="none"/>
-                <w:strike w:val="false"/>
-                <w:sz w:val="22"/>
-                <w:szCs w:val="22"/>
-                <w:color w:val="000000"/>
-              </w:rPr>
-              <w:t xml:space="preserve">0.88</w:t>
+              <w:t xml:space="preserve">0.03 (-0.04 to 0.09)</w:t>
+            </w:r>
+          </w:p>
+        </w:tc>
+        <w:tc>
+          <w:tcPr>
+            <w:tcBorders>
+              <w:bottom w:val="none" w:sz="0" w:space="0" w:color="000000"/>
+              <w:top w:val="none" w:sz="0" w:space="0" w:color="000000"/>
+              <w:left w:val="none" w:sz="0" w:space="0" w:color="000000"/>
+              <w:right w:val="none" w:sz="0" w:space="0" w:color="000000"/>
+            </w:tcBorders>
+            <w:shd w:val="clear" w:color="auto" w:fill="FFFFFF"/>
+            <w:tcMar>
+              <w:top w:w="0" w:type="dxa"/>
+              <w:bottom w:w="0" w:type="dxa"/>
+              <w:left w:w="0" w:type="dxa"/>
+              <w:right w:w="0" w:type="dxa"/>
+            </w:tcMar>
+            <w:vAlign w:val="top"/>
+          </w:tcPr>
+          <w:p>
+            <w:pPr>
+              <w:jc w:val="center"/>
+              <w:pBdr>
+                <w:bottom w:val="none" w:sz="0" w:space="0" w:color="000000"/>
+                <w:top w:val="none" w:sz="0" w:space="0" w:color="000000"/>
+                <w:left w:val="none" w:sz="0" w:space="0" w:color="000000"/>
+                <w:right w:val="none" w:sz="0" w:space="0" w:color="000000"/>
+              </w:pBdr>
+              <w:spacing w:after="100" w:before="100" w:line="240"/>
+              <w:ind w:left="100" w:right="100" w:firstLine="0" w:firstLineChars="0"/>
+              <w:rPr>
+                <w:rFonts w:ascii="DejaVu Sans" w:hAnsi="DejaVu Sans" w:eastAsia="DejaVu Sans" w:cs="DejaVu Sans"/>
+                <w:i w:val="false"/>
+                <w:b w:val="false"/>
+                <w:u w:val="none"/>
+                <w:strike w:val="false"/>
+                <w:sz w:val="22"/>
+                <w:szCs w:val="22"/>
+                <w:color w:val="000000"/>
+              </w:rPr>
+            </w:pPr>
+            <w:r xmlns:w="http://schemas.openxmlformats.org/wordprocessingml/2006/main" xmlns:wp="http://schemas.openxmlformats.org/drawingml/2006/wordprocessingDrawing" xmlns:r="http://schemas.openxmlformats.org/officeDocument/2006/relationships" xmlns:w14="http://schemas.microsoft.com/office/word/2010/wordml">
+              <w:rPr>
+                <w:rFonts w:ascii="DejaVu Sans" w:hAnsi="DejaVu Sans" w:eastAsia="DejaVu Sans" w:cs="DejaVu Sans"/>
+                <w:i w:val="false"/>
+                <w:b w:val="false"/>
+                <w:u w:val="none"/>
+                <w:strike w:val="false"/>
+                <w:sz w:val="22"/>
+                <w:szCs w:val="22"/>
+                <w:color w:val="000000"/>
+              </w:rPr>
+              <w:t xml:space="preserve">0.41</w:t>
+            </w:r>
+          </w:p>
+        </w:tc>
+        <w:tc>
+          <w:tcPr>
+            <w:tcBorders>
+              <w:bottom w:val="none" w:sz="0" w:space="0" w:color="000000"/>
+              <w:top w:val="none" w:sz="0" w:space="0" w:color="000000"/>
+              <w:left w:val="none" w:sz="0" w:space="0" w:color="000000"/>
+              <w:right w:val="none" w:sz="0" w:space="0" w:color="000000"/>
+            </w:tcBorders>
+            <w:shd w:val="clear" w:color="auto" w:fill="FFFFFF"/>
+            <w:tcMar>
+              <w:top w:w="0" w:type="dxa"/>
+              <w:bottom w:w="0" w:type="dxa"/>
+              <w:left w:w="0" w:type="dxa"/>
+              <w:right w:w="0" w:type="dxa"/>
+            </w:tcMar>
+            <w:vAlign w:val="top"/>
+          </w:tcPr>
+          <w:p>
+            <w:pPr>
+              <w:jc w:val="center"/>
+              <w:pBdr>
+                <w:bottom w:val="none" w:sz="0" w:space="0" w:color="000000"/>
+                <w:top w:val="none" w:sz="0" w:space="0" w:color="000000"/>
+                <w:left w:val="none" w:sz="0" w:space="0" w:color="000000"/>
+                <w:right w:val="none" w:sz="0" w:space="0" w:color="000000"/>
+              </w:pBdr>
+              <w:spacing w:after="100" w:before="100" w:line="240"/>
+              <w:ind w:left="100" w:right="100" w:firstLine="0" w:firstLineChars="0"/>
+              <w:rPr>
+                <w:rFonts w:ascii="DejaVu Sans" w:hAnsi="DejaVu Sans" w:eastAsia="DejaVu Sans" w:cs="DejaVu Sans"/>
+                <w:i w:val="false"/>
+                <w:b w:val="false"/>
+                <w:u w:val="none"/>
+                <w:strike w:val="false"/>
+                <w:sz w:val="22"/>
+                <w:szCs w:val="22"/>
+                <w:color w:val="000000"/>
+              </w:rPr>
+            </w:pPr>
+            <w:r xmlns:w="http://schemas.openxmlformats.org/wordprocessingml/2006/main" xmlns:wp="http://schemas.openxmlformats.org/drawingml/2006/wordprocessingDrawing" xmlns:r="http://schemas.openxmlformats.org/officeDocument/2006/relationships" xmlns:w14="http://schemas.microsoft.com/office/word/2010/wordml">
+              <w:rPr>
+                <w:rFonts w:ascii="DejaVu Sans" w:hAnsi="DejaVu Sans" w:eastAsia="DejaVu Sans" w:cs="DejaVu Sans"/>
+                <w:i w:val="false"/>
+                <w:b w:val="false"/>
+                <w:u w:val="none"/>
+                <w:strike w:val="false"/>
+                <w:sz w:val="22"/>
+                <w:szCs w:val="22"/>
+                <w:color w:val="000000"/>
+              </w:rPr>
+              <w:t xml:space="preserve">0.02 (-0.06 to 0.10)</w:t>
+            </w:r>
+          </w:p>
+        </w:tc>
+        <w:tc>
+          <w:tcPr>
+            <w:tcBorders>
+              <w:bottom w:val="none" w:sz="0" w:space="0" w:color="000000"/>
+              <w:top w:val="none" w:sz="0" w:space="0" w:color="000000"/>
+              <w:left w:val="none" w:sz="0" w:space="0" w:color="000000"/>
+              <w:right w:val="none" w:sz="0" w:space="0" w:color="000000"/>
+            </w:tcBorders>
+            <w:shd w:val="clear" w:color="auto" w:fill="FFFFFF"/>
+            <w:tcMar>
+              <w:top w:w="0" w:type="dxa"/>
+              <w:bottom w:w="0" w:type="dxa"/>
+              <w:left w:w="0" w:type="dxa"/>
+              <w:right w:w="0" w:type="dxa"/>
+            </w:tcMar>
+            <w:vAlign w:val="top"/>
+          </w:tcPr>
+          <w:p>
+            <w:pPr>
+              <w:jc w:val="center"/>
+              <w:pBdr>
+                <w:bottom w:val="none" w:sz="0" w:space="0" w:color="000000"/>
+                <w:top w:val="none" w:sz="0" w:space="0" w:color="000000"/>
+                <w:left w:val="none" w:sz="0" w:space="0" w:color="000000"/>
+                <w:right w:val="none" w:sz="0" w:space="0" w:color="000000"/>
+              </w:pBdr>
+              <w:spacing w:after="100" w:before="100" w:line="240"/>
+              <w:ind w:left="100" w:right="100" w:firstLine="0" w:firstLineChars="0"/>
+              <w:rPr>
+                <w:rFonts w:ascii="DejaVu Sans" w:hAnsi="DejaVu Sans" w:eastAsia="DejaVu Sans" w:cs="DejaVu Sans"/>
+                <w:i w:val="false"/>
+                <w:b w:val="false"/>
+                <w:u w:val="none"/>
+                <w:strike w:val="false"/>
+                <w:sz w:val="22"/>
+                <w:szCs w:val="22"/>
+                <w:color w:val="000000"/>
+              </w:rPr>
+            </w:pPr>
+            <w:r xmlns:w="http://schemas.openxmlformats.org/wordprocessingml/2006/main" xmlns:wp="http://schemas.openxmlformats.org/drawingml/2006/wordprocessingDrawing" xmlns:r="http://schemas.openxmlformats.org/officeDocument/2006/relationships" xmlns:w14="http://schemas.microsoft.com/office/word/2010/wordml">
+              <w:rPr>
+                <w:rFonts w:ascii="DejaVu Sans" w:hAnsi="DejaVu Sans" w:eastAsia="DejaVu Sans" w:cs="DejaVu Sans"/>
+                <w:i w:val="false"/>
+                <w:b w:val="false"/>
+                <w:u w:val="none"/>
+                <w:strike w:val="false"/>
+                <w:sz w:val="22"/>
+                <w:szCs w:val="22"/>
+                <w:color w:val="000000"/>
+              </w:rPr>
+              <w:t xml:space="preserve">0.60</w:t>
             </w:r>
           </w:p>
         </w:tc>
@@ -14066,169 +14066,169 @@
                 <w:szCs w:val="22"/>
                 <w:color w:val="000000"/>
               </w:rPr>
-              <w:t xml:space="preserve">0.11 (-0.17 to 0.40)</w:t>
-            </w:r>
-          </w:p>
-        </w:tc>
-        <w:tc>
-          <w:tcPr>
-            <w:tcBorders>
-              <w:bottom w:val="none" w:sz="0" w:space="0" w:color="000000"/>
-              <w:top w:val="none" w:sz="0" w:space="0" w:color="000000"/>
-              <w:left w:val="none" w:sz="0" w:space="0" w:color="000000"/>
-              <w:right w:val="none" w:sz="0" w:space="0" w:color="000000"/>
-            </w:tcBorders>
-            <w:shd w:val="clear" w:color="auto" w:fill="FFFFFF"/>
-            <w:tcMar>
-              <w:top w:w="0" w:type="dxa"/>
-              <w:bottom w:w="0" w:type="dxa"/>
-              <w:left w:w="0" w:type="dxa"/>
-              <w:right w:w="0" w:type="dxa"/>
-            </w:tcMar>
-            <w:vAlign w:val="top"/>
-          </w:tcPr>
-          <w:p>
-            <w:pPr>
-              <w:jc w:val="center"/>
-              <w:pBdr>
-                <w:bottom w:val="none" w:sz="0" w:space="0" w:color="000000"/>
-                <w:top w:val="none" w:sz="0" w:space="0" w:color="000000"/>
-                <w:left w:val="none" w:sz="0" w:space="0" w:color="000000"/>
-                <w:right w:val="none" w:sz="0" w:space="0" w:color="000000"/>
-              </w:pBdr>
-              <w:spacing w:after="100" w:before="100" w:line="240"/>
-              <w:ind w:left="100" w:right="100" w:firstLine="0" w:firstLineChars="0"/>
-              <w:rPr>
-                <w:rFonts w:ascii="DejaVu Sans" w:hAnsi="DejaVu Sans" w:eastAsia="DejaVu Sans" w:cs="DejaVu Sans"/>
-                <w:i w:val="false"/>
-                <w:b w:val="false"/>
-                <w:u w:val="none"/>
-                <w:strike w:val="false"/>
-                <w:sz w:val="22"/>
-                <w:szCs w:val="22"/>
-                <w:color w:val="000000"/>
-              </w:rPr>
-            </w:pPr>
-            <w:r xmlns:w="http://schemas.openxmlformats.org/wordprocessingml/2006/main" xmlns:wp="http://schemas.openxmlformats.org/drawingml/2006/wordprocessingDrawing" xmlns:r="http://schemas.openxmlformats.org/officeDocument/2006/relationships" xmlns:w14="http://schemas.microsoft.com/office/word/2010/wordml">
-              <w:rPr>
-                <w:rFonts w:ascii="DejaVu Sans" w:hAnsi="DejaVu Sans" w:eastAsia="DejaVu Sans" w:cs="DejaVu Sans"/>
-                <w:i w:val="false"/>
-                <w:b w:val="false"/>
-                <w:u w:val="none"/>
-                <w:strike w:val="false"/>
-                <w:sz w:val="22"/>
-                <w:szCs w:val="22"/>
-                <w:color w:val="000000"/>
-              </w:rPr>
-              <w:t xml:space="preserve">0.44</w:t>
-            </w:r>
-          </w:p>
-        </w:tc>
-        <w:tc>
-          <w:tcPr>
-            <w:tcBorders>
-              <w:bottom w:val="none" w:sz="0" w:space="0" w:color="000000"/>
-              <w:top w:val="none" w:sz="0" w:space="0" w:color="000000"/>
-              <w:left w:val="none" w:sz="0" w:space="0" w:color="000000"/>
-              <w:right w:val="none" w:sz="0" w:space="0" w:color="000000"/>
-            </w:tcBorders>
-            <w:shd w:val="clear" w:color="auto" w:fill="FFFFFF"/>
-            <w:tcMar>
-              <w:top w:w="0" w:type="dxa"/>
-              <w:bottom w:w="0" w:type="dxa"/>
-              <w:left w:w="0" w:type="dxa"/>
-              <w:right w:w="0" w:type="dxa"/>
-            </w:tcMar>
-            <w:vAlign w:val="top"/>
-          </w:tcPr>
-          <w:p>
-            <w:pPr>
-              <w:jc w:val="center"/>
-              <w:pBdr>
-                <w:bottom w:val="none" w:sz="0" w:space="0" w:color="000000"/>
-                <w:top w:val="none" w:sz="0" w:space="0" w:color="000000"/>
-                <w:left w:val="none" w:sz="0" w:space="0" w:color="000000"/>
-                <w:right w:val="none" w:sz="0" w:space="0" w:color="000000"/>
-              </w:pBdr>
-              <w:spacing w:after="100" w:before="100" w:line="240"/>
-              <w:ind w:left="100" w:right="100" w:firstLine="0" w:firstLineChars="0"/>
-              <w:rPr>
-                <w:rFonts w:ascii="DejaVu Sans" w:hAnsi="DejaVu Sans" w:eastAsia="DejaVu Sans" w:cs="DejaVu Sans"/>
-                <w:i w:val="false"/>
-                <w:b w:val="false"/>
-                <w:u w:val="none"/>
-                <w:strike w:val="false"/>
-                <w:sz w:val="22"/>
-                <w:szCs w:val="22"/>
-                <w:color w:val="000000"/>
-              </w:rPr>
-            </w:pPr>
-            <w:r xmlns:w="http://schemas.openxmlformats.org/wordprocessingml/2006/main" xmlns:wp="http://schemas.openxmlformats.org/drawingml/2006/wordprocessingDrawing" xmlns:r="http://schemas.openxmlformats.org/officeDocument/2006/relationships" xmlns:w14="http://schemas.microsoft.com/office/word/2010/wordml">
-              <w:rPr>
-                <w:rFonts w:ascii="DejaVu Sans" w:hAnsi="DejaVu Sans" w:eastAsia="DejaVu Sans" w:cs="DejaVu Sans"/>
-                <w:i w:val="false"/>
-                <w:b w:val="false"/>
-                <w:u w:val="none"/>
-                <w:strike w:val="false"/>
-                <w:sz w:val="22"/>
-                <w:szCs w:val="22"/>
-                <w:color w:val="000000"/>
-              </w:rPr>
-              <w:t xml:space="preserve">0.19 (-0.23 to 0.61)</w:t>
-            </w:r>
-          </w:p>
-        </w:tc>
-        <w:tc>
-          <w:tcPr>
-            <w:tcBorders>
-              <w:bottom w:val="none" w:sz="0" w:space="0" w:color="000000"/>
-              <w:top w:val="none" w:sz="0" w:space="0" w:color="000000"/>
-              <w:left w:val="none" w:sz="0" w:space="0" w:color="000000"/>
-              <w:right w:val="none" w:sz="0" w:space="0" w:color="000000"/>
-            </w:tcBorders>
-            <w:shd w:val="clear" w:color="auto" w:fill="FFFFFF"/>
-            <w:tcMar>
-              <w:top w:w="0" w:type="dxa"/>
-              <w:bottom w:w="0" w:type="dxa"/>
-              <w:left w:w="0" w:type="dxa"/>
-              <w:right w:w="0" w:type="dxa"/>
-            </w:tcMar>
-            <w:vAlign w:val="top"/>
-          </w:tcPr>
-          <w:p>
-            <w:pPr>
-              <w:jc w:val="center"/>
-              <w:pBdr>
-                <w:bottom w:val="none" w:sz="0" w:space="0" w:color="000000"/>
-                <w:top w:val="none" w:sz="0" w:space="0" w:color="000000"/>
-                <w:left w:val="none" w:sz="0" w:space="0" w:color="000000"/>
-                <w:right w:val="none" w:sz="0" w:space="0" w:color="000000"/>
-              </w:pBdr>
-              <w:spacing w:after="100" w:before="100" w:line="240"/>
-              <w:ind w:left="100" w:right="100" w:firstLine="0" w:firstLineChars="0"/>
-              <w:rPr>
-                <w:rFonts w:ascii="DejaVu Sans" w:hAnsi="DejaVu Sans" w:eastAsia="DejaVu Sans" w:cs="DejaVu Sans"/>
-                <w:i w:val="false"/>
-                <w:b w:val="false"/>
-                <w:u w:val="none"/>
-                <w:strike w:val="false"/>
-                <w:sz w:val="22"/>
-                <w:szCs w:val="22"/>
-                <w:color w:val="000000"/>
-              </w:rPr>
-            </w:pPr>
-            <w:r xmlns:w="http://schemas.openxmlformats.org/wordprocessingml/2006/main" xmlns:wp="http://schemas.openxmlformats.org/drawingml/2006/wordprocessingDrawing" xmlns:r="http://schemas.openxmlformats.org/officeDocument/2006/relationships" xmlns:w14="http://schemas.microsoft.com/office/word/2010/wordml">
-              <w:rPr>
-                <w:rFonts w:ascii="DejaVu Sans" w:hAnsi="DejaVu Sans" w:eastAsia="DejaVu Sans" w:cs="DejaVu Sans"/>
-                <w:i w:val="false"/>
-                <w:b w:val="false"/>
-                <w:u w:val="none"/>
-                <w:strike w:val="false"/>
-                <w:sz w:val="22"/>
-                <w:szCs w:val="22"/>
-                <w:color w:val="000000"/>
-              </w:rPr>
-              <w:t xml:space="preserve">0.37</w:t>
+              <w:t xml:space="preserve">0.25 (0.03 to 0.47)</w:t>
+            </w:r>
+          </w:p>
+        </w:tc>
+        <w:tc>
+          <w:tcPr>
+            <w:tcBorders>
+              <w:bottom w:val="none" w:sz="0" w:space="0" w:color="000000"/>
+              <w:top w:val="none" w:sz="0" w:space="0" w:color="000000"/>
+              <w:left w:val="none" w:sz="0" w:space="0" w:color="000000"/>
+              <w:right w:val="none" w:sz="0" w:space="0" w:color="000000"/>
+            </w:tcBorders>
+            <w:shd w:val="clear" w:color="auto" w:fill="FFFFFF"/>
+            <w:tcMar>
+              <w:top w:w="0" w:type="dxa"/>
+              <w:bottom w:w="0" w:type="dxa"/>
+              <w:left w:w="0" w:type="dxa"/>
+              <w:right w:w="0" w:type="dxa"/>
+            </w:tcMar>
+            <w:vAlign w:val="top"/>
+          </w:tcPr>
+          <w:p>
+            <w:pPr>
+              <w:jc w:val="center"/>
+              <w:pBdr>
+                <w:bottom w:val="none" w:sz="0" w:space="0" w:color="000000"/>
+                <w:top w:val="none" w:sz="0" w:space="0" w:color="000000"/>
+                <w:left w:val="none" w:sz="0" w:space="0" w:color="000000"/>
+                <w:right w:val="none" w:sz="0" w:space="0" w:color="000000"/>
+              </w:pBdr>
+              <w:spacing w:after="100" w:before="100" w:line="240"/>
+              <w:ind w:left="100" w:right="100" w:firstLine="0" w:firstLineChars="0"/>
+              <w:rPr>
+                <w:rFonts w:ascii="DejaVu Sans" w:hAnsi="DejaVu Sans" w:eastAsia="DejaVu Sans" w:cs="DejaVu Sans"/>
+                <w:i w:val="false"/>
+                <w:b w:val="true"/>
+                <w:u w:val="none"/>
+                <w:strike w:val="false"/>
+                <w:sz w:val="22"/>
+                <w:szCs w:val="22"/>
+                <w:color w:val="000000"/>
+              </w:rPr>
+            </w:pPr>
+            <w:r xmlns:w="http://schemas.openxmlformats.org/wordprocessingml/2006/main" xmlns:wp="http://schemas.openxmlformats.org/drawingml/2006/wordprocessingDrawing" xmlns:r="http://schemas.openxmlformats.org/officeDocument/2006/relationships" xmlns:w14="http://schemas.microsoft.com/office/word/2010/wordml">
+              <w:rPr>
+                <w:rFonts w:ascii="DejaVu Sans" w:hAnsi="DejaVu Sans" w:eastAsia="DejaVu Sans" w:cs="DejaVu Sans"/>
+                <w:i w:val="false"/>
+                <w:b w:val="true"/>
+                <w:u w:val="none"/>
+                <w:strike w:val="false"/>
+                <w:sz w:val="22"/>
+                <w:szCs w:val="22"/>
+                <w:color w:val="000000"/>
+              </w:rPr>
+              <w:t xml:space="preserve">0.027</w:t>
+            </w:r>
+          </w:p>
+        </w:tc>
+        <w:tc>
+          <w:tcPr>
+            <w:tcBorders>
+              <w:bottom w:val="none" w:sz="0" w:space="0" w:color="000000"/>
+              <w:top w:val="none" w:sz="0" w:space="0" w:color="000000"/>
+              <w:left w:val="none" w:sz="0" w:space="0" w:color="000000"/>
+              <w:right w:val="none" w:sz="0" w:space="0" w:color="000000"/>
+            </w:tcBorders>
+            <w:shd w:val="clear" w:color="auto" w:fill="FFFFFF"/>
+            <w:tcMar>
+              <w:top w:w="0" w:type="dxa"/>
+              <w:bottom w:w="0" w:type="dxa"/>
+              <w:left w:w="0" w:type="dxa"/>
+              <w:right w:w="0" w:type="dxa"/>
+            </w:tcMar>
+            <w:vAlign w:val="top"/>
+          </w:tcPr>
+          <w:p>
+            <w:pPr>
+              <w:jc w:val="center"/>
+              <w:pBdr>
+                <w:bottom w:val="none" w:sz="0" w:space="0" w:color="000000"/>
+                <w:top w:val="none" w:sz="0" w:space="0" w:color="000000"/>
+                <w:left w:val="none" w:sz="0" w:space="0" w:color="000000"/>
+                <w:right w:val="none" w:sz="0" w:space="0" w:color="000000"/>
+              </w:pBdr>
+              <w:spacing w:after="100" w:before="100" w:line="240"/>
+              <w:ind w:left="100" w:right="100" w:firstLine="0" w:firstLineChars="0"/>
+              <w:rPr>
+                <w:rFonts w:ascii="DejaVu Sans" w:hAnsi="DejaVu Sans" w:eastAsia="DejaVu Sans" w:cs="DejaVu Sans"/>
+                <w:i w:val="false"/>
+                <w:b w:val="false"/>
+                <w:u w:val="none"/>
+                <w:strike w:val="false"/>
+                <w:sz w:val="22"/>
+                <w:szCs w:val="22"/>
+                <w:color w:val="000000"/>
+              </w:rPr>
+            </w:pPr>
+            <w:r xmlns:w="http://schemas.openxmlformats.org/wordprocessingml/2006/main" xmlns:wp="http://schemas.openxmlformats.org/drawingml/2006/wordprocessingDrawing" xmlns:r="http://schemas.openxmlformats.org/officeDocument/2006/relationships" xmlns:w14="http://schemas.microsoft.com/office/word/2010/wordml">
+              <w:rPr>
+                <w:rFonts w:ascii="DejaVu Sans" w:hAnsi="DejaVu Sans" w:eastAsia="DejaVu Sans" w:cs="DejaVu Sans"/>
+                <w:i w:val="false"/>
+                <w:b w:val="false"/>
+                <w:u w:val="none"/>
+                <w:strike w:val="false"/>
+                <w:sz w:val="22"/>
+                <w:szCs w:val="22"/>
+                <w:color w:val="000000"/>
+              </w:rPr>
+              <w:t xml:space="preserve">0.28 (-0.06 to 0.63)</w:t>
+            </w:r>
+          </w:p>
+        </w:tc>
+        <w:tc>
+          <w:tcPr>
+            <w:tcBorders>
+              <w:bottom w:val="none" w:sz="0" w:space="0" w:color="000000"/>
+              <w:top w:val="none" w:sz="0" w:space="0" w:color="000000"/>
+              <w:left w:val="none" w:sz="0" w:space="0" w:color="000000"/>
+              <w:right w:val="none" w:sz="0" w:space="0" w:color="000000"/>
+            </w:tcBorders>
+            <w:shd w:val="clear" w:color="auto" w:fill="FFFFFF"/>
+            <w:tcMar>
+              <w:top w:w="0" w:type="dxa"/>
+              <w:bottom w:w="0" w:type="dxa"/>
+              <w:left w:w="0" w:type="dxa"/>
+              <w:right w:w="0" w:type="dxa"/>
+            </w:tcMar>
+            <w:vAlign w:val="top"/>
+          </w:tcPr>
+          <w:p>
+            <w:pPr>
+              <w:jc w:val="center"/>
+              <w:pBdr>
+                <w:bottom w:val="none" w:sz="0" w:space="0" w:color="000000"/>
+                <w:top w:val="none" w:sz="0" w:space="0" w:color="000000"/>
+                <w:left w:val="none" w:sz="0" w:space="0" w:color="000000"/>
+                <w:right w:val="none" w:sz="0" w:space="0" w:color="000000"/>
+              </w:pBdr>
+              <w:spacing w:after="100" w:before="100" w:line="240"/>
+              <w:ind w:left="100" w:right="100" w:firstLine="0" w:firstLineChars="0"/>
+              <w:rPr>
+                <w:rFonts w:ascii="DejaVu Sans" w:hAnsi="DejaVu Sans" w:eastAsia="DejaVu Sans" w:cs="DejaVu Sans"/>
+                <w:i w:val="false"/>
+                <w:b w:val="false"/>
+                <w:u w:val="none"/>
+                <w:strike w:val="false"/>
+                <w:sz w:val="22"/>
+                <w:szCs w:val="22"/>
+                <w:color w:val="000000"/>
+              </w:rPr>
+            </w:pPr>
+            <w:r xmlns:w="http://schemas.openxmlformats.org/wordprocessingml/2006/main" xmlns:wp="http://schemas.openxmlformats.org/drawingml/2006/wordprocessingDrawing" xmlns:r="http://schemas.openxmlformats.org/officeDocument/2006/relationships" xmlns:w14="http://schemas.microsoft.com/office/word/2010/wordml">
+              <w:rPr>
+                <w:rFonts w:ascii="DejaVu Sans" w:hAnsi="DejaVu Sans" w:eastAsia="DejaVu Sans" w:cs="DejaVu Sans"/>
+                <w:i w:val="false"/>
+                <w:b w:val="false"/>
+                <w:u w:val="none"/>
+                <w:strike w:val="false"/>
+                <w:sz w:val="22"/>
+                <w:szCs w:val="22"/>
+                <w:color w:val="000000"/>
+              </w:rPr>
+              <w:t xml:space="preserve">0.11</w:t>
             </w:r>
           </w:p>
         </w:tc>
@@ -14449,7 +14449,7 @@
                 <w:szCs w:val="22"/>
                 <w:color w:val="000000"/>
               </w:rPr>
-              <w:t xml:space="preserve">-0.09 (-0.15 to -0.03)</w:t>
+              <w:t xml:space="preserve">-0.10 (-0.15 to -0.05)</w:t>
             </w:r>
           </w:p>
         </w:tc>
@@ -14503,7 +14503,7 @@
                 <w:szCs w:val="22"/>
                 <w:color w:val="000000"/>
               </w:rPr>
-              <w:t xml:space="preserve">0.003</w:t>
+              <w:t xml:space="preserve">&lt;0.001</w:t>
             </w:r>
           </w:p>
         </w:tc>
@@ -14724,61 +14724,61 @@
                 <w:szCs w:val="22"/>
                 <w:color w:val="000000"/>
               </w:rPr>
-              <w:t xml:space="preserve">-0.01 (-0.07 to 0.05)</w:t>
-            </w:r>
-          </w:p>
-        </w:tc>
-        <w:tc>
-          <w:tcPr>
-            <w:tcBorders>
-              <w:bottom w:val="none" w:sz="0" w:space="0" w:color="000000"/>
-              <w:top w:val="none" w:sz="0" w:space="0" w:color="000000"/>
-              <w:left w:val="none" w:sz="0" w:space="0" w:color="000000"/>
-              <w:right w:val="none" w:sz="0" w:space="0" w:color="000000"/>
-            </w:tcBorders>
-            <w:shd w:val="clear" w:color="auto" w:fill="FFFFFF"/>
-            <w:tcMar>
-              <w:top w:w="0" w:type="dxa"/>
-              <w:bottom w:w="0" w:type="dxa"/>
-              <w:left w:w="0" w:type="dxa"/>
-              <w:right w:w="0" w:type="dxa"/>
-            </w:tcMar>
-            <w:vAlign w:val="top"/>
-          </w:tcPr>
-          <w:p>
-            <w:pPr>
-              <w:jc w:val="center"/>
-              <w:pBdr>
-                <w:bottom w:val="none" w:sz="0" w:space="0" w:color="000000"/>
-                <w:top w:val="none" w:sz="0" w:space="0" w:color="000000"/>
-                <w:left w:val="none" w:sz="0" w:space="0" w:color="000000"/>
-                <w:right w:val="none" w:sz="0" w:space="0" w:color="000000"/>
-              </w:pBdr>
-              <w:spacing w:after="100" w:before="100" w:line="240"/>
-              <w:ind w:left="100" w:right="100" w:firstLine="0" w:firstLineChars="0"/>
-              <w:rPr>
-                <w:rFonts w:ascii="DejaVu Sans" w:hAnsi="DejaVu Sans" w:eastAsia="DejaVu Sans" w:cs="DejaVu Sans"/>
-                <w:i w:val="false"/>
-                <w:b w:val="false"/>
-                <w:u w:val="none"/>
-                <w:strike w:val="false"/>
-                <w:sz w:val="22"/>
-                <w:szCs w:val="22"/>
-                <w:color w:val="000000"/>
-              </w:rPr>
-            </w:pPr>
-            <w:r xmlns:w="http://schemas.openxmlformats.org/wordprocessingml/2006/main" xmlns:wp="http://schemas.openxmlformats.org/drawingml/2006/wordprocessingDrawing" xmlns:r="http://schemas.openxmlformats.org/officeDocument/2006/relationships" xmlns:w14="http://schemas.microsoft.com/office/word/2010/wordml">
-              <w:rPr>
-                <w:rFonts w:ascii="DejaVu Sans" w:hAnsi="DejaVu Sans" w:eastAsia="DejaVu Sans" w:cs="DejaVu Sans"/>
-                <w:i w:val="false"/>
-                <w:b w:val="false"/>
-                <w:u w:val="none"/>
-                <w:strike w:val="false"/>
-                <w:sz w:val="22"/>
-                <w:szCs w:val="22"/>
-                <w:color w:val="000000"/>
-              </w:rPr>
-              <w:t xml:space="preserve">0.81</w:t>
+              <w:t xml:space="preserve">-0.01 (-0.06 to 0.04)</w:t>
+            </w:r>
+          </w:p>
+        </w:tc>
+        <w:tc>
+          <w:tcPr>
+            <w:tcBorders>
+              <w:bottom w:val="none" w:sz="0" w:space="0" w:color="000000"/>
+              <w:top w:val="none" w:sz="0" w:space="0" w:color="000000"/>
+              <w:left w:val="none" w:sz="0" w:space="0" w:color="000000"/>
+              <w:right w:val="none" w:sz="0" w:space="0" w:color="000000"/>
+            </w:tcBorders>
+            <w:shd w:val="clear" w:color="auto" w:fill="FFFFFF"/>
+            <w:tcMar>
+              <w:top w:w="0" w:type="dxa"/>
+              <w:bottom w:w="0" w:type="dxa"/>
+              <w:left w:w="0" w:type="dxa"/>
+              <w:right w:w="0" w:type="dxa"/>
+            </w:tcMar>
+            <w:vAlign w:val="top"/>
+          </w:tcPr>
+          <w:p>
+            <w:pPr>
+              <w:jc w:val="center"/>
+              <w:pBdr>
+                <w:bottom w:val="none" w:sz="0" w:space="0" w:color="000000"/>
+                <w:top w:val="none" w:sz="0" w:space="0" w:color="000000"/>
+                <w:left w:val="none" w:sz="0" w:space="0" w:color="000000"/>
+                <w:right w:val="none" w:sz="0" w:space="0" w:color="000000"/>
+              </w:pBdr>
+              <w:spacing w:after="100" w:before="100" w:line="240"/>
+              <w:ind w:left="100" w:right="100" w:firstLine="0" w:firstLineChars="0"/>
+              <w:rPr>
+                <w:rFonts w:ascii="DejaVu Sans" w:hAnsi="DejaVu Sans" w:eastAsia="DejaVu Sans" w:cs="DejaVu Sans"/>
+                <w:i w:val="false"/>
+                <w:b w:val="false"/>
+                <w:u w:val="none"/>
+                <w:strike w:val="false"/>
+                <w:sz w:val="22"/>
+                <w:szCs w:val="22"/>
+                <w:color w:val="000000"/>
+              </w:rPr>
+            </w:pPr>
+            <w:r xmlns:w="http://schemas.openxmlformats.org/wordprocessingml/2006/main" xmlns:wp="http://schemas.openxmlformats.org/drawingml/2006/wordprocessingDrawing" xmlns:r="http://schemas.openxmlformats.org/officeDocument/2006/relationships" xmlns:w14="http://schemas.microsoft.com/office/word/2010/wordml">
+              <w:rPr>
+                <w:rFonts w:ascii="DejaVu Sans" w:hAnsi="DejaVu Sans" w:eastAsia="DejaVu Sans" w:cs="DejaVu Sans"/>
+                <w:i w:val="false"/>
+                <w:b w:val="false"/>
+                <w:u w:val="none"/>
+                <w:strike w:val="false"/>
+                <w:sz w:val="22"/>
+                <w:szCs w:val="22"/>
+                <w:color w:val="000000"/>
+              </w:rPr>
+              <w:t xml:space="preserve">0.60</w:t>
             </w:r>
           </w:p>
         </w:tc>

--- a/doc/Results.docx
+++ b/doc/Results.docx
@@ -23,7 +23,7 @@
         <w:pStyle w:val="Date"/>
       </w:pPr>
       <w:r>
-        <w:t xml:space="preserve">05 June, 2026</w:t>
+        <w:t xml:space="preserve">30 July, 2026</w:t>
       </w:r>
     </w:p>
     <w:bookmarkStart w:id="9" w:name="results"/>
@@ -117,7 +117,7 @@
         <w:t xml:space="preserve"> </w:t>
       </w:r>
       <w:r>
-        <w:t xml:space="preserve">The model fit was considered acceptable, with comparative fit indices ranging from 0.90 to 0.97, and root mean square error of approximation ranging from 0.03 to 0.05.</w:t>
+        <w:t xml:space="preserve">The model fit was considered acceptable, with comparative fit indices ranging from 0.90 to 0.96, and root mean square error of approximation ranging from 0.03 to 0.05.</w:t>
       </w:r>
       <w:r>
         <w:t xml:space="preserve"> </w:t>
@@ -159,7 +159,7 @@
         <w:t xml:space="preserve"> </w:t>
       </w:r>
       <w:r>
-        <w:t xml:space="preserve">= -3.21; 95%CI, -4.38–2.04), higher waist circumference (unadjusted</w:t>
+        <w:t xml:space="preserve">= -3.16; 95%CI, -4.33–1.99), higher waist circumference (unadjusted</w:t>
       </w:r>
       <w:r>
         <w:t xml:space="preserve"> </w:t>
@@ -223,7 +223,7 @@
         <w:t xml:space="preserve"> </w:t>
       </w:r>
       <w:r>
-        <w:t xml:space="preserve">= 2.04; 95%CI, 1.19-2.88).</w:t>
+        <w:t xml:space="preserve">= 2.01; 95%CI, 1.17-2.86).</w:t>
       </w:r>
       <w:r>
         <w:t xml:space="preserve"> </w:t>
@@ -251,7 +251,7 @@
         <w:t xml:space="preserve"> </w:t>
       </w:r>
       <w:r>
-        <w:t xml:space="preserve">= 0.08; 95%CI, 0.01-0.16) and diastolic (z-score; unadjusted</w:t>
+        <w:t xml:space="preserve">= 0.08; 95%CI, 0.00-0.16) and diastolic (z-score; unadjusted</w:t>
       </w:r>
       <w:r>
         <w:t xml:space="preserve"> </w:t>
@@ -291,7 +291,7 @@
         <w:t xml:space="preserve"> </w:t>
       </w:r>
       <w:r>
-        <w:t xml:space="preserve">= 3.20; 95%CI, 0.51-5.88), waist-to-height ratio (unadjusted</w:t>
+        <w:t xml:space="preserve">= 3.16; 95%CI, 0.47-5.85), waist-to-height ratio (unadjusted</w:t>
       </w:r>
       <w:r>
         <w:t xml:space="preserve"> </w:t>
@@ -4656,7 +4656,7 @@
                 <w:szCs w:val="22"/>
                 <w:color w:val="000000"/>
               </w:rPr>
-              <w:t xml:space="preserve">1,591 / 1,787 (89%)</w:t>
+              <w:t xml:space="preserve">1,710 / 1,787 (96%)</w:t>
             </w:r>
           </w:p>
         </w:tc>
@@ -4985,7 +4985,7 @@
                 <w:szCs w:val="22"/>
                 <w:color w:val="000000"/>
               </w:rPr>
-              <w:t xml:space="preserve">196 / 1,787 (11%)</w:t>
+              <w:t xml:space="preserve">77 / 1,787 (4.3%)</w:t>
             </w:r>
           </w:p>
         </w:tc>
@@ -13791,61 +13791,61 @@
                 <w:szCs w:val="22"/>
                 <w:color w:val="000000"/>
               </w:rPr>
-              <w:t xml:space="preserve">0.03 (-0.04 to 0.09)</w:t>
-            </w:r>
-          </w:p>
-        </w:tc>
-        <w:tc>
-          <w:tcPr>
-            <w:tcBorders>
-              <w:bottom w:val="none" w:sz="0" w:space="0" w:color="000000"/>
-              <w:top w:val="none" w:sz="0" w:space="0" w:color="000000"/>
-              <w:left w:val="none" w:sz="0" w:space="0" w:color="000000"/>
-              <w:right w:val="none" w:sz="0" w:space="0" w:color="000000"/>
-            </w:tcBorders>
-            <w:shd w:val="clear" w:color="auto" w:fill="FFFFFF"/>
-            <w:tcMar>
-              <w:top w:w="0" w:type="dxa"/>
-              <w:bottom w:w="0" w:type="dxa"/>
-              <w:left w:w="0" w:type="dxa"/>
-              <w:right w:w="0" w:type="dxa"/>
-            </w:tcMar>
-            <w:vAlign w:val="top"/>
-          </w:tcPr>
-          <w:p>
-            <w:pPr>
-              <w:jc w:val="center"/>
-              <w:pBdr>
-                <w:bottom w:val="none" w:sz="0" w:space="0" w:color="000000"/>
-                <w:top w:val="none" w:sz="0" w:space="0" w:color="000000"/>
-                <w:left w:val="none" w:sz="0" w:space="0" w:color="000000"/>
-                <w:right w:val="none" w:sz="0" w:space="0" w:color="000000"/>
-              </w:pBdr>
-              <w:spacing w:after="100" w:before="100" w:line="240"/>
-              <w:ind w:left="100" w:right="100" w:firstLine="0" w:firstLineChars="0"/>
-              <w:rPr>
-                <w:rFonts w:ascii="DejaVu Sans" w:hAnsi="DejaVu Sans" w:eastAsia="DejaVu Sans" w:cs="DejaVu Sans"/>
-                <w:i w:val="false"/>
-                <w:b w:val="false"/>
-                <w:u w:val="none"/>
-                <w:strike w:val="false"/>
-                <w:sz w:val="22"/>
-                <w:szCs w:val="22"/>
-                <w:color w:val="000000"/>
-              </w:rPr>
-            </w:pPr>
-            <w:r xmlns:w="http://schemas.openxmlformats.org/wordprocessingml/2006/main" xmlns:wp="http://schemas.openxmlformats.org/drawingml/2006/wordprocessingDrawing" xmlns:r="http://schemas.openxmlformats.org/officeDocument/2006/relationships" xmlns:w14="http://schemas.microsoft.com/office/word/2010/wordml">
-              <w:rPr>
-                <w:rFonts w:ascii="DejaVu Sans" w:hAnsi="DejaVu Sans" w:eastAsia="DejaVu Sans" w:cs="DejaVu Sans"/>
-                <w:i w:val="false"/>
-                <w:b w:val="false"/>
-                <w:u w:val="none"/>
-                <w:strike w:val="false"/>
-                <w:sz w:val="22"/>
-                <w:szCs w:val="22"/>
-                <w:color w:val="000000"/>
-              </w:rPr>
-              <w:t xml:space="preserve">0.41</w:t>
+              <w:t xml:space="preserve">0.02 (-0.04 to 0.09)</w:t>
+            </w:r>
+          </w:p>
+        </w:tc>
+        <w:tc>
+          <w:tcPr>
+            <w:tcBorders>
+              <w:bottom w:val="none" w:sz="0" w:space="0" w:color="000000"/>
+              <w:top w:val="none" w:sz="0" w:space="0" w:color="000000"/>
+              <w:left w:val="none" w:sz="0" w:space="0" w:color="000000"/>
+              <w:right w:val="none" w:sz="0" w:space="0" w:color="000000"/>
+            </w:tcBorders>
+            <w:shd w:val="clear" w:color="auto" w:fill="FFFFFF"/>
+            <w:tcMar>
+              <w:top w:w="0" w:type="dxa"/>
+              <w:bottom w:w="0" w:type="dxa"/>
+              <w:left w:w="0" w:type="dxa"/>
+              <w:right w:w="0" w:type="dxa"/>
+            </w:tcMar>
+            <w:vAlign w:val="top"/>
+          </w:tcPr>
+          <w:p>
+            <w:pPr>
+              <w:jc w:val="center"/>
+              <w:pBdr>
+                <w:bottom w:val="none" w:sz="0" w:space="0" w:color="000000"/>
+                <w:top w:val="none" w:sz="0" w:space="0" w:color="000000"/>
+                <w:left w:val="none" w:sz="0" w:space="0" w:color="000000"/>
+                <w:right w:val="none" w:sz="0" w:space="0" w:color="000000"/>
+              </w:pBdr>
+              <w:spacing w:after="100" w:before="100" w:line="240"/>
+              <w:ind w:left="100" w:right="100" w:firstLine="0" w:firstLineChars="0"/>
+              <w:rPr>
+                <w:rFonts w:ascii="DejaVu Sans" w:hAnsi="DejaVu Sans" w:eastAsia="DejaVu Sans" w:cs="DejaVu Sans"/>
+                <w:i w:val="false"/>
+                <w:b w:val="false"/>
+                <w:u w:val="none"/>
+                <w:strike w:val="false"/>
+                <w:sz w:val="22"/>
+                <w:szCs w:val="22"/>
+                <w:color w:val="000000"/>
+              </w:rPr>
+            </w:pPr>
+            <w:r xmlns:w="http://schemas.openxmlformats.org/wordprocessingml/2006/main" xmlns:wp="http://schemas.openxmlformats.org/drawingml/2006/wordprocessingDrawing" xmlns:r="http://schemas.openxmlformats.org/officeDocument/2006/relationships" xmlns:w14="http://schemas.microsoft.com/office/word/2010/wordml">
+              <w:rPr>
+                <w:rFonts w:ascii="DejaVu Sans" w:hAnsi="DejaVu Sans" w:eastAsia="DejaVu Sans" w:cs="DejaVu Sans"/>
+                <w:i w:val="false"/>
+                <w:b w:val="false"/>
+                <w:u w:val="none"/>
+                <w:strike w:val="false"/>
+                <w:sz w:val="22"/>
+                <w:szCs w:val="22"/>
+                <w:color w:val="000000"/>
+              </w:rPr>
+              <w:t xml:space="preserve">0.46</w:t>
             </w:r>
           </w:p>
         </w:tc>
@@ -13953,7 +13953,7 @@
                 <w:szCs w:val="22"/>
                 <w:color w:val="000000"/>
               </w:rPr>
-              <w:t xml:space="preserve">0.60</w:t>
+              <w:t xml:space="preserve">0.63</w:t>
             </w:r>
           </w:p>
         </w:tc>
@@ -14066,7 +14066,7 @@
                 <w:szCs w:val="22"/>
                 <w:color w:val="000000"/>
               </w:rPr>
-              <w:t xml:space="preserve">0.25 (0.03 to 0.47)</w:t>
+              <w:t xml:space="preserve">0.24 (0.02 to 0.46)</w:t>
             </w:r>
           </w:p>
         </w:tc>
@@ -14120,61 +14120,61 @@
                 <w:szCs w:val="22"/>
                 <w:color w:val="000000"/>
               </w:rPr>
-              <w:t xml:space="preserve">0.027</w:t>
-            </w:r>
-          </w:p>
-        </w:tc>
-        <w:tc>
-          <w:tcPr>
-            <w:tcBorders>
-              <w:bottom w:val="none" w:sz="0" w:space="0" w:color="000000"/>
-              <w:top w:val="none" w:sz="0" w:space="0" w:color="000000"/>
-              <w:left w:val="none" w:sz="0" w:space="0" w:color="000000"/>
-              <w:right w:val="none" w:sz="0" w:space="0" w:color="000000"/>
-            </w:tcBorders>
-            <w:shd w:val="clear" w:color="auto" w:fill="FFFFFF"/>
-            <w:tcMar>
-              <w:top w:w="0" w:type="dxa"/>
-              <w:bottom w:w="0" w:type="dxa"/>
-              <w:left w:w="0" w:type="dxa"/>
-              <w:right w:w="0" w:type="dxa"/>
-            </w:tcMar>
-            <w:vAlign w:val="top"/>
-          </w:tcPr>
-          <w:p>
-            <w:pPr>
-              <w:jc w:val="center"/>
-              <w:pBdr>
-                <w:bottom w:val="none" w:sz="0" w:space="0" w:color="000000"/>
-                <w:top w:val="none" w:sz="0" w:space="0" w:color="000000"/>
-                <w:left w:val="none" w:sz="0" w:space="0" w:color="000000"/>
-                <w:right w:val="none" w:sz="0" w:space="0" w:color="000000"/>
-              </w:pBdr>
-              <w:spacing w:after="100" w:before="100" w:line="240"/>
-              <w:ind w:left="100" w:right="100" w:firstLine="0" w:firstLineChars="0"/>
-              <w:rPr>
-                <w:rFonts w:ascii="DejaVu Sans" w:hAnsi="DejaVu Sans" w:eastAsia="DejaVu Sans" w:cs="DejaVu Sans"/>
-                <w:i w:val="false"/>
-                <w:b w:val="false"/>
-                <w:u w:val="none"/>
-                <w:strike w:val="false"/>
-                <w:sz w:val="22"/>
-                <w:szCs w:val="22"/>
-                <w:color w:val="000000"/>
-              </w:rPr>
-            </w:pPr>
-            <w:r xmlns:w="http://schemas.openxmlformats.org/wordprocessingml/2006/main" xmlns:wp="http://schemas.openxmlformats.org/drawingml/2006/wordprocessingDrawing" xmlns:r="http://schemas.openxmlformats.org/officeDocument/2006/relationships" xmlns:w14="http://schemas.microsoft.com/office/word/2010/wordml">
-              <w:rPr>
-                <w:rFonts w:ascii="DejaVu Sans" w:hAnsi="DejaVu Sans" w:eastAsia="DejaVu Sans" w:cs="DejaVu Sans"/>
-                <w:i w:val="false"/>
-                <w:b w:val="false"/>
-                <w:u w:val="none"/>
-                <w:strike w:val="false"/>
-                <w:sz w:val="22"/>
-                <w:szCs w:val="22"/>
-                <w:color w:val="000000"/>
-              </w:rPr>
-              <w:t xml:space="preserve">0.28 (-0.06 to 0.63)</w:t>
+              <w:t xml:space="preserve">0.032</w:t>
+            </w:r>
+          </w:p>
+        </w:tc>
+        <w:tc>
+          <w:tcPr>
+            <w:tcBorders>
+              <w:bottom w:val="none" w:sz="0" w:space="0" w:color="000000"/>
+              <w:top w:val="none" w:sz="0" w:space="0" w:color="000000"/>
+              <w:left w:val="none" w:sz="0" w:space="0" w:color="000000"/>
+              <w:right w:val="none" w:sz="0" w:space="0" w:color="000000"/>
+            </w:tcBorders>
+            <w:shd w:val="clear" w:color="auto" w:fill="FFFFFF"/>
+            <w:tcMar>
+              <w:top w:w="0" w:type="dxa"/>
+              <w:bottom w:w="0" w:type="dxa"/>
+              <w:left w:w="0" w:type="dxa"/>
+              <w:right w:w="0" w:type="dxa"/>
+            </w:tcMar>
+            <w:vAlign w:val="top"/>
+          </w:tcPr>
+          <w:p>
+            <w:pPr>
+              <w:jc w:val="center"/>
+              <w:pBdr>
+                <w:bottom w:val="none" w:sz="0" w:space="0" w:color="000000"/>
+                <w:top w:val="none" w:sz="0" w:space="0" w:color="000000"/>
+                <w:left w:val="none" w:sz="0" w:space="0" w:color="000000"/>
+                <w:right w:val="none" w:sz="0" w:space="0" w:color="000000"/>
+              </w:pBdr>
+              <w:spacing w:after="100" w:before="100" w:line="240"/>
+              <w:ind w:left="100" w:right="100" w:firstLine="0" w:firstLineChars="0"/>
+              <w:rPr>
+                <w:rFonts w:ascii="DejaVu Sans" w:hAnsi="DejaVu Sans" w:eastAsia="DejaVu Sans" w:cs="DejaVu Sans"/>
+                <w:i w:val="false"/>
+                <w:b w:val="false"/>
+                <w:u w:val="none"/>
+                <w:strike w:val="false"/>
+                <w:sz w:val="22"/>
+                <w:szCs w:val="22"/>
+                <w:color w:val="000000"/>
+              </w:rPr>
+            </w:pPr>
+            <w:r xmlns:w="http://schemas.openxmlformats.org/wordprocessingml/2006/main" xmlns:wp="http://schemas.openxmlformats.org/drawingml/2006/wordprocessingDrawing" xmlns:r="http://schemas.openxmlformats.org/officeDocument/2006/relationships" xmlns:w14="http://schemas.microsoft.com/office/word/2010/wordml">
+              <w:rPr>
+                <w:rFonts w:ascii="DejaVu Sans" w:hAnsi="DejaVu Sans" w:eastAsia="DejaVu Sans" w:cs="DejaVu Sans"/>
+                <w:i w:val="false"/>
+                <w:b w:val="false"/>
+                <w:u w:val="none"/>
+                <w:strike w:val="false"/>
+                <w:sz w:val="22"/>
+                <w:szCs w:val="22"/>
+                <w:color w:val="000000"/>
+              </w:rPr>
+              <w:t xml:space="preserve">0.28 (-0.07 to 0.63)</w:t>
             </w:r>
           </w:p>
         </w:tc>
@@ -14449,7 +14449,7 @@
                 <w:szCs w:val="22"/>
                 <w:color w:val="000000"/>
               </w:rPr>
-              <w:t xml:space="preserve">-0.10 (-0.15 to -0.05)</w:t>
+              <w:t xml:space="preserve">-0.10 (-0.15 to -0.06)</w:t>
             </w:r>
           </w:p>
         </w:tc>
@@ -14724,61 +14724,61 @@
                 <w:szCs w:val="22"/>
                 <w:color w:val="000000"/>
               </w:rPr>
-              <w:t xml:space="preserve">-0.01 (-0.06 to 0.04)</w:t>
-            </w:r>
-          </w:p>
-        </w:tc>
-        <w:tc>
-          <w:tcPr>
-            <w:tcBorders>
-              <w:bottom w:val="none" w:sz="0" w:space="0" w:color="000000"/>
-              <w:top w:val="none" w:sz="0" w:space="0" w:color="000000"/>
-              <w:left w:val="none" w:sz="0" w:space="0" w:color="000000"/>
-              <w:right w:val="none" w:sz="0" w:space="0" w:color="000000"/>
-            </w:tcBorders>
-            <w:shd w:val="clear" w:color="auto" w:fill="FFFFFF"/>
-            <w:tcMar>
-              <w:top w:w="0" w:type="dxa"/>
-              <w:bottom w:w="0" w:type="dxa"/>
-              <w:left w:w="0" w:type="dxa"/>
-              <w:right w:w="0" w:type="dxa"/>
-            </w:tcMar>
-            <w:vAlign w:val="top"/>
-          </w:tcPr>
-          <w:p>
-            <w:pPr>
-              <w:jc w:val="center"/>
-              <w:pBdr>
-                <w:bottom w:val="none" w:sz="0" w:space="0" w:color="000000"/>
-                <w:top w:val="none" w:sz="0" w:space="0" w:color="000000"/>
-                <w:left w:val="none" w:sz="0" w:space="0" w:color="000000"/>
-                <w:right w:val="none" w:sz="0" w:space="0" w:color="000000"/>
-              </w:pBdr>
-              <w:spacing w:after="100" w:before="100" w:line="240"/>
-              <w:ind w:left="100" w:right="100" w:firstLine="0" w:firstLineChars="0"/>
-              <w:rPr>
-                <w:rFonts w:ascii="DejaVu Sans" w:hAnsi="DejaVu Sans" w:eastAsia="DejaVu Sans" w:cs="DejaVu Sans"/>
-                <w:i w:val="false"/>
-                <w:b w:val="false"/>
-                <w:u w:val="none"/>
-                <w:strike w:val="false"/>
-                <w:sz w:val="22"/>
-                <w:szCs w:val="22"/>
-                <w:color w:val="000000"/>
-              </w:rPr>
-            </w:pPr>
-            <w:r xmlns:w="http://schemas.openxmlformats.org/wordprocessingml/2006/main" xmlns:wp="http://schemas.openxmlformats.org/drawingml/2006/wordprocessingDrawing" xmlns:r="http://schemas.openxmlformats.org/officeDocument/2006/relationships" xmlns:w14="http://schemas.microsoft.com/office/word/2010/wordml">
-              <w:rPr>
-                <w:rFonts w:ascii="DejaVu Sans" w:hAnsi="DejaVu Sans" w:eastAsia="DejaVu Sans" w:cs="DejaVu Sans"/>
-                <w:i w:val="false"/>
-                <w:b w:val="false"/>
-                <w:u w:val="none"/>
-                <w:strike w:val="false"/>
-                <w:sz w:val="22"/>
-                <w:szCs w:val="22"/>
-                <w:color w:val="000000"/>
-              </w:rPr>
-              <w:t xml:space="preserve">0.60</w:t>
+              <w:t xml:space="preserve">-0.01 (-0.06 to 0.03)</w:t>
+            </w:r>
+          </w:p>
+        </w:tc>
+        <w:tc>
+          <w:tcPr>
+            <w:tcBorders>
+              <w:bottom w:val="none" w:sz="0" w:space="0" w:color="000000"/>
+              <w:top w:val="none" w:sz="0" w:space="0" w:color="000000"/>
+              <w:left w:val="none" w:sz="0" w:space="0" w:color="000000"/>
+              <w:right w:val="none" w:sz="0" w:space="0" w:color="000000"/>
+            </w:tcBorders>
+            <w:shd w:val="clear" w:color="auto" w:fill="FFFFFF"/>
+            <w:tcMar>
+              <w:top w:w="0" w:type="dxa"/>
+              <w:bottom w:w="0" w:type="dxa"/>
+              <w:left w:w="0" w:type="dxa"/>
+              <w:right w:w="0" w:type="dxa"/>
+            </w:tcMar>
+            <w:vAlign w:val="top"/>
+          </w:tcPr>
+          <w:p>
+            <w:pPr>
+              <w:jc w:val="center"/>
+              <w:pBdr>
+                <w:bottom w:val="none" w:sz="0" w:space="0" w:color="000000"/>
+                <w:top w:val="none" w:sz="0" w:space="0" w:color="000000"/>
+                <w:left w:val="none" w:sz="0" w:space="0" w:color="000000"/>
+                <w:right w:val="none" w:sz="0" w:space="0" w:color="000000"/>
+              </w:pBdr>
+              <w:spacing w:after="100" w:before="100" w:line="240"/>
+              <w:ind w:left="100" w:right="100" w:firstLine="0" w:firstLineChars="0"/>
+              <w:rPr>
+                <w:rFonts w:ascii="DejaVu Sans" w:hAnsi="DejaVu Sans" w:eastAsia="DejaVu Sans" w:cs="DejaVu Sans"/>
+                <w:i w:val="false"/>
+                <w:b w:val="false"/>
+                <w:u w:val="none"/>
+                <w:strike w:val="false"/>
+                <w:sz w:val="22"/>
+                <w:szCs w:val="22"/>
+                <w:color w:val="000000"/>
+              </w:rPr>
+            </w:pPr>
+            <w:r xmlns:w="http://schemas.openxmlformats.org/wordprocessingml/2006/main" xmlns:wp="http://schemas.openxmlformats.org/drawingml/2006/wordprocessingDrawing" xmlns:r="http://schemas.openxmlformats.org/officeDocument/2006/relationships" xmlns:w14="http://schemas.microsoft.com/office/word/2010/wordml">
+              <w:rPr>
+                <w:rFonts w:ascii="DejaVu Sans" w:hAnsi="DejaVu Sans" w:eastAsia="DejaVu Sans" w:cs="DejaVu Sans"/>
+                <w:i w:val="false"/>
+                <w:b w:val="false"/>
+                <w:u w:val="none"/>
+                <w:strike w:val="false"/>
+                <w:sz w:val="22"/>
+                <w:szCs w:val="22"/>
+                <w:color w:val="000000"/>
+              </w:rPr>
+              <w:t xml:space="preserve">0.55</w:t>
             </w:r>
           </w:p>
         </w:tc>
@@ -15220,7 +15220,7 @@
                 <w:szCs w:val="22"/>
                 <w:color w:val="000000"/>
               </w:rPr>
-              <w:t xml:space="preserve">0.97</w:t>
+              <w:t xml:space="preserve">0.99</w:t>
             </w:r>
           </w:p>
         </w:tc>
@@ -15328,7 +15328,7 @@
                 <w:szCs w:val="22"/>
                 <w:color w:val="000000"/>
               </w:rPr>
-              <w:t xml:space="preserve">0.39</w:t>
+              <w:t xml:space="preserve">0.37</w:t>
             </w:r>
           </w:p>
         </w:tc>
@@ -15495,7 +15495,7 @@
                 <w:szCs w:val="22"/>
                 <w:color w:val="000000"/>
               </w:rPr>
-              <w:t xml:space="preserve">0.54</w:t>
+              <w:t xml:space="preserve">0.55</w:t>
             </w:r>
           </w:p>
         </w:tc>
@@ -15603,7 +15603,7 @@
                 <w:szCs w:val="22"/>
                 <w:color w:val="000000"/>
               </w:rPr>
-              <w:t xml:space="preserve">0.85</w:t>
+              <w:t xml:space="preserve">0.81</w:t>
             </w:r>
           </w:p>
         </w:tc>
@@ -15824,7 +15824,7 @@
                 <w:szCs w:val="22"/>
                 <w:color w:val="000000"/>
               </w:rPr>
-              <w:t xml:space="preserve">-0.01 (-0.02 to -0.01)</w:t>
+              <w:t xml:space="preserve">-0.02 (-0.02 to -0.01)</w:t>
             </w:r>
           </w:p>
         </w:tc>
@@ -16153,7 +16153,7 @@
                 <w:szCs w:val="22"/>
                 <w:color w:val="000000"/>
               </w:rPr>
-              <w:t xml:space="preserve">0.23</w:t>
+              <w:t xml:space="preserve">0.26</w:t>
             </w:r>
           </w:p>
         </w:tc>
@@ -16541,61 +16541,61 @@
                 <w:szCs w:val="22"/>
                 <w:color w:val="000000"/>
               </w:rPr>
-              <w:t xml:space="preserve">0.01 (-0.01 to 0.02)</w:t>
-            </w:r>
-          </w:p>
-        </w:tc>
-        <w:tc>
-          <w:tcPr>
-            <w:tcBorders>
-              <w:bottom w:val="none" w:sz="0" w:space="0" w:color="000000"/>
-              <w:top w:val="none" w:sz="0" w:space="0" w:color="000000"/>
-              <w:left w:val="none" w:sz="0" w:space="0" w:color="000000"/>
-              <w:right w:val="none" w:sz="0" w:space="0" w:color="000000"/>
-            </w:tcBorders>
-            <w:shd w:val="clear" w:color="auto" w:fill="FFFFFF"/>
-            <w:tcMar>
-              <w:top w:w="0" w:type="dxa"/>
-              <w:bottom w:w="0" w:type="dxa"/>
-              <w:left w:w="0" w:type="dxa"/>
-              <w:right w:w="0" w:type="dxa"/>
-            </w:tcMar>
-            <w:vAlign w:val="top"/>
-          </w:tcPr>
-          <w:p>
-            <w:pPr>
-              <w:jc w:val="center"/>
-              <w:pBdr>
-                <w:bottom w:val="none" w:sz="0" w:space="0" w:color="000000"/>
-                <w:top w:val="none" w:sz="0" w:space="0" w:color="000000"/>
-                <w:left w:val="none" w:sz="0" w:space="0" w:color="000000"/>
-                <w:right w:val="none" w:sz="0" w:space="0" w:color="000000"/>
-              </w:pBdr>
-              <w:spacing w:after="100" w:before="100" w:line="240"/>
-              <w:ind w:left="100" w:right="100" w:firstLine="0" w:firstLineChars="0"/>
-              <w:rPr>
-                <w:rFonts w:ascii="DejaVu Sans" w:hAnsi="DejaVu Sans" w:eastAsia="DejaVu Sans" w:cs="DejaVu Sans"/>
-                <w:i w:val="false"/>
-                <w:b w:val="false"/>
-                <w:u w:val="none"/>
-                <w:strike w:val="false"/>
-                <w:sz w:val="22"/>
-                <w:szCs w:val="22"/>
-                <w:color w:val="000000"/>
-              </w:rPr>
-            </w:pPr>
-            <w:r xmlns:w="http://schemas.openxmlformats.org/wordprocessingml/2006/main" xmlns:wp="http://schemas.openxmlformats.org/drawingml/2006/wordprocessingDrawing" xmlns:r="http://schemas.openxmlformats.org/officeDocument/2006/relationships" xmlns:w14="http://schemas.microsoft.com/office/word/2010/wordml">
-              <w:rPr>
-                <w:rFonts w:ascii="DejaVu Sans" w:hAnsi="DejaVu Sans" w:eastAsia="DejaVu Sans" w:cs="DejaVu Sans"/>
-                <w:i w:val="false"/>
-                <w:b w:val="false"/>
-                <w:u w:val="none"/>
-                <w:strike w:val="false"/>
-                <w:sz w:val="22"/>
-                <w:szCs w:val="22"/>
-                <w:color w:val="000000"/>
-              </w:rPr>
-              <w:t xml:space="preserve">0.47</w:t>
+              <w:t xml:space="preserve">0.00 (-0.01 to 0.02)</w:t>
+            </w:r>
+          </w:p>
+        </w:tc>
+        <w:tc>
+          <w:tcPr>
+            <w:tcBorders>
+              <w:bottom w:val="none" w:sz="0" w:space="0" w:color="000000"/>
+              <w:top w:val="none" w:sz="0" w:space="0" w:color="000000"/>
+              <w:left w:val="none" w:sz="0" w:space="0" w:color="000000"/>
+              <w:right w:val="none" w:sz="0" w:space="0" w:color="000000"/>
+            </w:tcBorders>
+            <w:shd w:val="clear" w:color="auto" w:fill="FFFFFF"/>
+            <w:tcMar>
+              <w:top w:w="0" w:type="dxa"/>
+              <w:bottom w:w="0" w:type="dxa"/>
+              <w:left w:w="0" w:type="dxa"/>
+              <w:right w:w="0" w:type="dxa"/>
+            </w:tcMar>
+            <w:vAlign w:val="top"/>
+          </w:tcPr>
+          <w:p>
+            <w:pPr>
+              <w:jc w:val="center"/>
+              <w:pBdr>
+                <w:bottom w:val="none" w:sz="0" w:space="0" w:color="000000"/>
+                <w:top w:val="none" w:sz="0" w:space="0" w:color="000000"/>
+                <w:left w:val="none" w:sz="0" w:space="0" w:color="000000"/>
+                <w:right w:val="none" w:sz="0" w:space="0" w:color="000000"/>
+              </w:pBdr>
+              <w:spacing w:after="100" w:before="100" w:line="240"/>
+              <w:ind w:left="100" w:right="100" w:firstLine="0" w:firstLineChars="0"/>
+              <w:rPr>
+                <w:rFonts w:ascii="DejaVu Sans" w:hAnsi="DejaVu Sans" w:eastAsia="DejaVu Sans" w:cs="DejaVu Sans"/>
+                <w:i w:val="false"/>
+                <w:b w:val="false"/>
+                <w:u w:val="none"/>
+                <w:strike w:val="false"/>
+                <w:sz w:val="22"/>
+                <w:szCs w:val="22"/>
+                <w:color w:val="000000"/>
+              </w:rPr>
+            </w:pPr>
+            <w:r xmlns:w="http://schemas.openxmlformats.org/wordprocessingml/2006/main" xmlns:wp="http://schemas.openxmlformats.org/drawingml/2006/wordprocessingDrawing" xmlns:r="http://schemas.openxmlformats.org/officeDocument/2006/relationships" xmlns:w14="http://schemas.microsoft.com/office/word/2010/wordml">
+              <w:rPr>
+                <w:rFonts w:ascii="DejaVu Sans" w:hAnsi="DejaVu Sans" w:eastAsia="DejaVu Sans" w:cs="DejaVu Sans"/>
+                <w:i w:val="false"/>
+                <w:b w:val="false"/>
+                <w:u w:val="none"/>
+                <w:strike w:val="false"/>
+                <w:sz w:val="22"/>
+                <w:szCs w:val="22"/>
+                <w:color w:val="000000"/>
+              </w:rPr>
+              <w:t xml:space="preserve">0.52</w:t>
             </w:r>
           </w:p>
         </w:tc>
@@ -16703,7 +16703,7 @@
                 <w:szCs w:val="22"/>
                 <w:color w:val="000000"/>
               </w:rPr>
-              <w:t xml:space="preserve">0.82</w:t>
+              <w:t xml:space="preserve">0.87</w:t>
             </w:r>
           </w:p>
         </w:tc>
@@ -16870,115 +16870,115 @@
                 <w:szCs w:val="22"/>
                 <w:color w:val="000000"/>
               </w:rPr>
-              <w:t xml:space="preserve">0.55</w:t>
-            </w:r>
-          </w:p>
-        </w:tc>
-        <w:tc>
-          <w:tcPr>
-            <w:tcBorders>
-              <w:bottom w:val="none" w:sz="0" w:space="0" w:color="000000"/>
-              <w:top w:val="none" w:sz="0" w:space="0" w:color="000000"/>
-              <w:left w:val="none" w:sz="0" w:space="0" w:color="000000"/>
-              <w:right w:val="none" w:sz="0" w:space="0" w:color="000000"/>
-            </w:tcBorders>
-            <w:shd w:val="clear" w:color="auto" w:fill="FFFFFF"/>
-            <w:tcMar>
-              <w:top w:w="0" w:type="dxa"/>
-              <w:bottom w:w="0" w:type="dxa"/>
-              <w:left w:w="0" w:type="dxa"/>
-              <w:right w:w="0" w:type="dxa"/>
-            </w:tcMar>
-            <w:vAlign w:val="top"/>
-          </w:tcPr>
-          <w:p>
-            <w:pPr>
-              <w:jc w:val="center"/>
-              <w:pBdr>
-                <w:bottom w:val="none" w:sz="0" w:space="0" w:color="000000"/>
-                <w:top w:val="none" w:sz="0" w:space="0" w:color="000000"/>
-                <w:left w:val="none" w:sz="0" w:space="0" w:color="000000"/>
-                <w:right w:val="none" w:sz="0" w:space="0" w:color="000000"/>
-              </w:pBdr>
-              <w:spacing w:after="100" w:before="100" w:line="240"/>
-              <w:ind w:left="100" w:right="100" w:firstLine="0" w:firstLineChars="0"/>
-              <w:rPr>
-                <w:rFonts w:ascii="DejaVu Sans" w:hAnsi="DejaVu Sans" w:eastAsia="DejaVu Sans" w:cs="DejaVu Sans"/>
-                <w:i w:val="false"/>
-                <w:b w:val="false"/>
-                <w:u w:val="none"/>
-                <w:strike w:val="false"/>
-                <w:sz w:val="22"/>
-                <w:szCs w:val="22"/>
-                <w:color w:val="000000"/>
-              </w:rPr>
-            </w:pPr>
-            <w:r xmlns:w="http://schemas.openxmlformats.org/wordprocessingml/2006/main" xmlns:wp="http://schemas.openxmlformats.org/drawingml/2006/wordprocessingDrawing" xmlns:r="http://schemas.openxmlformats.org/officeDocument/2006/relationships" xmlns:w14="http://schemas.microsoft.com/office/word/2010/wordml">
-              <w:rPr>
-                <w:rFonts w:ascii="DejaVu Sans" w:hAnsi="DejaVu Sans" w:eastAsia="DejaVu Sans" w:cs="DejaVu Sans"/>
-                <w:i w:val="false"/>
-                <w:b w:val="false"/>
-                <w:u w:val="none"/>
-                <w:strike w:val="false"/>
-                <w:sz w:val="22"/>
-                <w:szCs w:val="22"/>
-                <w:color w:val="000000"/>
-              </w:rPr>
-              <w:t xml:space="preserve">0.02 (-0.06 to 0.10)</w:t>
-            </w:r>
-          </w:p>
-        </w:tc>
-        <w:tc>
-          <w:tcPr>
-            <w:tcBorders>
-              <w:bottom w:val="none" w:sz="0" w:space="0" w:color="000000"/>
-              <w:top w:val="none" w:sz="0" w:space="0" w:color="000000"/>
-              <w:left w:val="none" w:sz="0" w:space="0" w:color="000000"/>
-              <w:right w:val="none" w:sz="0" w:space="0" w:color="000000"/>
-            </w:tcBorders>
-            <w:shd w:val="clear" w:color="auto" w:fill="FFFFFF"/>
-            <w:tcMar>
-              <w:top w:w="0" w:type="dxa"/>
-              <w:bottom w:w="0" w:type="dxa"/>
-              <w:left w:w="0" w:type="dxa"/>
-              <w:right w:w="0" w:type="dxa"/>
-            </w:tcMar>
-            <w:vAlign w:val="top"/>
-          </w:tcPr>
-          <w:p>
-            <w:pPr>
-              <w:jc w:val="center"/>
-              <w:pBdr>
-                <w:bottom w:val="none" w:sz="0" w:space="0" w:color="000000"/>
-                <w:top w:val="none" w:sz="0" w:space="0" w:color="000000"/>
-                <w:left w:val="none" w:sz="0" w:space="0" w:color="000000"/>
-                <w:right w:val="none" w:sz="0" w:space="0" w:color="000000"/>
-              </w:pBdr>
-              <w:spacing w:after="100" w:before="100" w:line="240"/>
-              <w:ind w:left="100" w:right="100" w:firstLine="0" w:firstLineChars="0"/>
-              <w:rPr>
-                <w:rFonts w:ascii="DejaVu Sans" w:hAnsi="DejaVu Sans" w:eastAsia="DejaVu Sans" w:cs="DejaVu Sans"/>
-                <w:i w:val="false"/>
-                <w:b w:val="false"/>
-                <w:u w:val="none"/>
-                <w:strike w:val="false"/>
-                <w:sz w:val="22"/>
-                <w:szCs w:val="22"/>
-                <w:color w:val="000000"/>
-              </w:rPr>
-            </w:pPr>
-            <w:r xmlns:w="http://schemas.openxmlformats.org/wordprocessingml/2006/main" xmlns:wp="http://schemas.openxmlformats.org/drawingml/2006/wordprocessingDrawing" xmlns:r="http://schemas.openxmlformats.org/officeDocument/2006/relationships" xmlns:w14="http://schemas.microsoft.com/office/word/2010/wordml">
-              <w:rPr>
-                <w:rFonts w:ascii="DejaVu Sans" w:hAnsi="DejaVu Sans" w:eastAsia="DejaVu Sans" w:cs="DejaVu Sans"/>
-                <w:i w:val="false"/>
-                <w:b w:val="false"/>
-                <w:u w:val="none"/>
-                <w:strike w:val="false"/>
-                <w:sz w:val="22"/>
-                <w:szCs w:val="22"/>
-                <w:color w:val="000000"/>
-              </w:rPr>
-              <w:t xml:space="preserve">0.60</w:t>
+              <w:t xml:space="preserve">0.56</w:t>
+            </w:r>
+          </w:p>
+        </w:tc>
+        <w:tc>
+          <w:tcPr>
+            <w:tcBorders>
+              <w:bottom w:val="none" w:sz="0" w:space="0" w:color="000000"/>
+              <w:top w:val="none" w:sz="0" w:space="0" w:color="000000"/>
+              <w:left w:val="none" w:sz="0" w:space="0" w:color="000000"/>
+              <w:right w:val="none" w:sz="0" w:space="0" w:color="000000"/>
+            </w:tcBorders>
+            <w:shd w:val="clear" w:color="auto" w:fill="FFFFFF"/>
+            <w:tcMar>
+              <w:top w:w="0" w:type="dxa"/>
+              <w:bottom w:w="0" w:type="dxa"/>
+              <w:left w:w="0" w:type="dxa"/>
+              <w:right w:w="0" w:type="dxa"/>
+            </w:tcMar>
+            <w:vAlign w:val="top"/>
+          </w:tcPr>
+          <w:p>
+            <w:pPr>
+              <w:jc w:val="center"/>
+              <w:pBdr>
+                <w:bottom w:val="none" w:sz="0" w:space="0" w:color="000000"/>
+                <w:top w:val="none" w:sz="0" w:space="0" w:color="000000"/>
+                <w:left w:val="none" w:sz="0" w:space="0" w:color="000000"/>
+                <w:right w:val="none" w:sz="0" w:space="0" w:color="000000"/>
+              </w:pBdr>
+              <w:spacing w:after="100" w:before="100" w:line="240"/>
+              <w:ind w:left="100" w:right="100" w:firstLine="0" w:firstLineChars="0"/>
+              <w:rPr>
+                <w:rFonts w:ascii="DejaVu Sans" w:hAnsi="DejaVu Sans" w:eastAsia="DejaVu Sans" w:cs="DejaVu Sans"/>
+                <w:i w:val="false"/>
+                <w:b w:val="false"/>
+                <w:u w:val="none"/>
+                <w:strike w:val="false"/>
+                <w:sz w:val="22"/>
+                <w:szCs w:val="22"/>
+                <w:color w:val="000000"/>
+              </w:rPr>
+            </w:pPr>
+            <w:r xmlns:w="http://schemas.openxmlformats.org/wordprocessingml/2006/main" xmlns:wp="http://schemas.openxmlformats.org/drawingml/2006/wordprocessingDrawing" xmlns:r="http://schemas.openxmlformats.org/officeDocument/2006/relationships" xmlns:w14="http://schemas.microsoft.com/office/word/2010/wordml">
+              <w:rPr>
+                <w:rFonts w:ascii="DejaVu Sans" w:hAnsi="DejaVu Sans" w:eastAsia="DejaVu Sans" w:cs="DejaVu Sans"/>
+                <w:i w:val="false"/>
+                <w:b w:val="false"/>
+                <w:u w:val="none"/>
+                <w:strike w:val="false"/>
+                <w:sz w:val="22"/>
+                <w:szCs w:val="22"/>
+                <w:color w:val="000000"/>
+              </w:rPr>
+              <w:t xml:space="preserve">0.03 (-0.05 to 0.11)</w:t>
+            </w:r>
+          </w:p>
+        </w:tc>
+        <w:tc>
+          <w:tcPr>
+            <w:tcBorders>
+              <w:bottom w:val="none" w:sz="0" w:space="0" w:color="000000"/>
+              <w:top w:val="none" w:sz="0" w:space="0" w:color="000000"/>
+              <w:left w:val="none" w:sz="0" w:space="0" w:color="000000"/>
+              <w:right w:val="none" w:sz="0" w:space="0" w:color="000000"/>
+            </w:tcBorders>
+            <w:shd w:val="clear" w:color="auto" w:fill="FFFFFF"/>
+            <w:tcMar>
+              <w:top w:w="0" w:type="dxa"/>
+              <w:bottom w:w="0" w:type="dxa"/>
+              <w:left w:w="0" w:type="dxa"/>
+              <w:right w:w="0" w:type="dxa"/>
+            </w:tcMar>
+            <w:vAlign w:val="top"/>
+          </w:tcPr>
+          <w:p>
+            <w:pPr>
+              <w:jc w:val="center"/>
+              <w:pBdr>
+                <w:bottom w:val="none" w:sz="0" w:space="0" w:color="000000"/>
+                <w:top w:val="none" w:sz="0" w:space="0" w:color="000000"/>
+                <w:left w:val="none" w:sz="0" w:space="0" w:color="000000"/>
+                <w:right w:val="none" w:sz="0" w:space="0" w:color="000000"/>
+              </w:pBdr>
+              <w:spacing w:after="100" w:before="100" w:line="240"/>
+              <w:ind w:left="100" w:right="100" w:firstLine="0" w:firstLineChars="0"/>
+              <w:rPr>
+                <w:rFonts w:ascii="DejaVu Sans" w:hAnsi="DejaVu Sans" w:eastAsia="DejaVu Sans" w:cs="DejaVu Sans"/>
+                <w:i w:val="false"/>
+                <w:b w:val="false"/>
+                <w:u w:val="none"/>
+                <w:strike w:val="false"/>
+                <w:sz w:val="22"/>
+                <w:szCs w:val="22"/>
+                <w:color w:val="000000"/>
+              </w:rPr>
+            </w:pPr>
+            <w:r xmlns:w="http://schemas.openxmlformats.org/wordprocessingml/2006/main" xmlns:wp="http://schemas.openxmlformats.org/drawingml/2006/wordprocessingDrawing" xmlns:r="http://schemas.openxmlformats.org/officeDocument/2006/relationships" xmlns:w14="http://schemas.microsoft.com/office/word/2010/wordml">
+              <w:rPr>
+                <w:rFonts w:ascii="DejaVu Sans" w:hAnsi="DejaVu Sans" w:eastAsia="DejaVu Sans" w:cs="DejaVu Sans"/>
+                <w:i w:val="false"/>
+                <w:b w:val="false"/>
+                <w:u w:val="none"/>
+                <w:strike w:val="false"/>
+                <w:sz w:val="22"/>
+                <w:szCs w:val="22"/>
+                <w:color w:val="000000"/>
+              </w:rPr>
+              <w:t xml:space="preserve">0.53</w:t>
             </w:r>
           </w:p>
         </w:tc>
@@ -17528,7 +17528,7 @@
                 <w:szCs w:val="22"/>
                 <w:color w:val="000000"/>
               </w:rPr>
-              <w:t xml:space="preserve">0.64</w:t>
+              <w:t xml:space="preserve">0.70</w:t>
             </w:r>
           </w:p>
         </w:tc>
@@ -18024,7 +18024,7 @@
                 <w:szCs w:val="22"/>
                 <w:color w:val="000000"/>
               </w:rPr>
-              <w:t xml:space="preserve">0.00 (-0.02 to 0.01)</w:t>
+              <w:t xml:space="preserve">0.00 (-0.02 to 0.02)</w:t>
             </w:r>
           </w:p>
         </w:tc>
@@ -18245,115 +18245,115 @@
                 <w:szCs w:val="22"/>
                 <w:color w:val="000000"/>
               </w:rPr>
-              <w:t xml:space="preserve">0.058</w:t>
-            </w:r>
-          </w:p>
-        </w:tc>
-        <w:tc>
-          <w:tcPr>
-            <w:tcBorders>
-              <w:bottom w:val="none" w:sz="0" w:space="0" w:color="000000"/>
-              <w:top w:val="none" w:sz="0" w:space="0" w:color="000000"/>
-              <w:left w:val="none" w:sz="0" w:space="0" w:color="000000"/>
-              <w:right w:val="none" w:sz="0" w:space="0" w:color="000000"/>
-            </w:tcBorders>
-            <w:shd w:val="clear" w:color="auto" w:fill="FFFFFF"/>
-            <w:tcMar>
-              <w:top w:w="0" w:type="dxa"/>
-              <w:bottom w:w="0" w:type="dxa"/>
-              <w:left w:w="0" w:type="dxa"/>
-              <w:right w:w="0" w:type="dxa"/>
-            </w:tcMar>
-            <w:vAlign w:val="top"/>
-          </w:tcPr>
-          <w:p>
-            <w:pPr>
-              <w:jc w:val="center"/>
-              <w:pBdr>
-                <w:bottom w:val="none" w:sz="0" w:space="0" w:color="000000"/>
-                <w:top w:val="none" w:sz="0" w:space="0" w:color="000000"/>
-                <w:left w:val="none" w:sz="0" w:space="0" w:color="000000"/>
-                <w:right w:val="none" w:sz="0" w:space="0" w:color="000000"/>
-              </w:pBdr>
-              <w:spacing w:after="100" w:before="100" w:line="240"/>
-              <w:ind w:left="100" w:right="100" w:firstLine="0" w:firstLineChars="0"/>
-              <w:rPr>
-                <w:rFonts w:ascii="DejaVu Sans" w:hAnsi="DejaVu Sans" w:eastAsia="DejaVu Sans" w:cs="DejaVu Sans"/>
-                <w:i w:val="false"/>
-                <w:b w:val="false"/>
-                <w:u w:val="none"/>
-                <w:strike w:val="false"/>
-                <w:sz w:val="22"/>
-                <w:szCs w:val="22"/>
-                <w:color w:val="000000"/>
-              </w:rPr>
-            </w:pPr>
-            <w:r xmlns:w="http://schemas.openxmlformats.org/wordprocessingml/2006/main" xmlns:wp="http://schemas.openxmlformats.org/drawingml/2006/wordprocessingDrawing" xmlns:r="http://schemas.openxmlformats.org/officeDocument/2006/relationships" xmlns:w14="http://schemas.microsoft.com/office/word/2010/wordml">
-              <w:rPr>
-                <w:rFonts w:ascii="DejaVu Sans" w:hAnsi="DejaVu Sans" w:eastAsia="DejaVu Sans" w:cs="DejaVu Sans"/>
-                <w:i w:val="false"/>
-                <w:b w:val="false"/>
-                <w:u w:val="none"/>
-                <w:strike w:val="false"/>
-                <w:sz w:val="22"/>
-                <w:szCs w:val="22"/>
-                <w:color w:val="000000"/>
-              </w:rPr>
-              <w:t xml:space="preserve">-0.04 (-0.13 to 0.04)</w:t>
-            </w:r>
-          </w:p>
-        </w:tc>
-        <w:tc>
-          <w:tcPr>
-            <w:tcBorders>
-              <w:bottom w:val="none" w:sz="0" w:space="0" w:color="000000"/>
-              <w:top w:val="none" w:sz="0" w:space="0" w:color="000000"/>
-              <w:left w:val="none" w:sz="0" w:space="0" w:color="000000"/>
-              <w:right w:val="none" w:sz="0" w:space="0" w:color="000000"/>
-            </w:tcBorders>
-            <w:shd w:val="clear" w:color="auto" w:fill="FFFFFF"/>
-            <w:tcMar>
-              <w:top w:w="0" w:type="dxa"/>
-              <w:bottom w:w="0" w:type="dxa"/>
-              <w:left w:w="0" w:type="dxa"/>
-              <w:right w:w="0" w:type="dxa"/>
-            </w:tcMar>
-            <w:vAlign w:val="top"/>
-          </w:tcPr>
-          <w:p>
-            <w:pPr>
-              <w:jc w:val="center"/>
-              <w:pBdr>
-                <w:bottom w:val="none" w:sz="0" w:space="0" w:color="000000"/>
-                <w:top w:val="none" w:sz="0" w:space="0" w:color="000000"/>
-                <w:left w:val="none" w:sz="0" w:space="0" w:color="000000"/>
-                <w:right w:val="none" w:sz="0" w:space="0" w:color="000000"/>
-              </w:pBdr>
-              <w:spacing w:after="100" w:before="100" w:line="240"/>
-              <w:ind w:left="100" w:right="100" w:firstLine="0" w:firstLineChars="0"/>
-              <w:rPr>
-                <w:rFonts w:ascii="DejaVu Sans" w:hAnsi="DejaVu Sans" w:eastAsia="DejaVu Sans" w:cs="DejaVu Sans"/>
-                <w:i w:val="false"/>
-                <w:b w:val="false"/>
-                <w:u w:val="none"/>
-                <w:strike w:val="false"/>
-                <w:sz w:val="22"/>
-                <w:szCs w:val="22"/>
-                <w:color w:val="000000"/>
-              </w:rPr>
-            </w:pPr>
-            <w:r xmlns:w="http://schemas.openxmlformats.org/wordprocessingml/2006/main" xmlns:wp="http://schemas.openxmlformats.org/drawingml/2006/wordprocessingDrawing" xmlns:r="http://schemas.openxmlformats.org/officeDocument/2006/relationships" xmlns:w14="http://schemas.microsoft.com/office/word/2010/wordml">
-              <w:rPr>
-                <w:rFonts w:ascii="DejaVu Sans" w:hAnsi="DejaVu Sans" w:eastAsia="DejaVu Sans" w:cs="DejaVu Sans"/>
-                <w:i w:val="false"/>
-                <w:b w:val="false"/>
-                <w:u w:val="none"/>
-                <w:strike w:val="false"/>
-                <w:sz w:val="22"/>
-                <w:szCs w:val="22"/>
-                <w:color w:val="000000"/>
-              </w:rPr>
-              <w:t xml:space="preserve">0.30</w:t>
+              <w:t xml:space="preserve">0.059</w:t>
+            </w:r>
+          </w:p>
+        </w:tc>
+        <w:tc>
+          <w:tcPr>
+            <w:tcBorders>
+              <w:bottom w:val="none" w:sz="0" w:space="0" w:color="000000"/>
+              <w:top w:val="none" w:sz="0" w:space="0" w:color="000000"/>
+              <w:left w:val="none" w:sz="0" w:space="0" w:color="000000"/>
+              <w:right w:val="none" w:sz="0" w:space="0" w:color="000000"/>
+            </w:tcBorders>
+            <w:shd w:val="clear" w:color="auto" w:fill="FFFFFF"/>
+            <w:tcMar>
+              <w:top w:w="0" w:type="dxa"/>
+              <w:bottom w:w="0" w:type="dxa"/>
+              <w:left w:w="0" w:type="dxa"/>
+              <w:right w:w="0" w:type="dxa"/>
+            </w:tcMar>
+            <w:vAlign w:val="top"/>
+          </w:tcPr>
+          <w:p>
+            <w:pPr>
+              <w:jc w:val="center"/>
+              <w:pBdr>
+                <w:bottom w:val="none" w:sz="0" w:space="0" w:color="000000"/>
+                <w:top w:val="none" w:sz="0" w:space="0" w:color="000000"/>
+                <w:left w:val="none" w:sz="0" w:space="0" w:color="000000"/>
+                <w:right w:val="none" w:sz="0" w:space="0" w:color="000000"/>
+              </w:pBdr>
+              <w:spacing w:after="100" w:before="100" w:line="240"/>
+              <w:ind w:left="100" w:right="100" w:firstLine="0" w:firstLineChars="0"/>
+              <w:rPr>
+                <w:rFonts w:ascii="DejaVu Sans" w:hAnsi="DejaVu Sans" w:eastAsia="DejaVu Sans" w:cs="DejaVu Sans"/>
+                <w:i w:val="false"/>
+                <w:b w:val="false"/>
+                <w:u w:val="none"/>
+                <w:strike w:val="false"/>
+                <w:sz w:val="22"/>
+                <w:szCs w:val="22"/>
+                <w:color w:val="000000"/>
+              </w:rPr>
+            </w:pPr>
+            <w:r xmlns:w="http://schemas.openxmlformats.org/wordprocessingml/2006/main" xmlns:wp="http://schemas.openxmlformats.org/drawingml/2006/wordprocessingDrawing" xmlns:r="http://schemas.openxmlformats.org/officeDocument/2006/relationships" xmlns:w14="http://schemas.microsoft.com/office/word/2010/wordml">
+              <w:rPr>
+                <w:rFonts w:ascii="DejaVu Sans" w:hAnsi="DejaVu Sans" w:eastAsia="DejaVu Sans" w:cs="DejaVu Sans"/>
+                <w:i w:val="false"/>
+                <w:b w:val="false"/>
+                <w:u w:val="none"/>
+                <w:strike w:val="false"/>
+                <w:sz w:val="22"/>
+                <w:szCs w:val="22"/>
+                <w:color w:val="000000"/>
+              </w:rPr>
+              <w:t xml:space="preserve">-0.05 (-0.13 to 0.04)</w:t>
+            </w:r>
+          </w:p>
+        </w:tc>
+        <w:tc>
+          <w:tcPr>
+            <w:tcBorders>
+              <w:bottom w:val="none" w:sz="0" w:space="0" w:color="000000"/>
+              <w:top w:val="none" w:sz="0" w:space="0" w:color="000000"/>
+              <w:left w:val="none" w:sz="0" w:space="0" w:color="000000"/>
+              <w:right w:val="none" w:sz="0" w:space="0" w:color="000000"/>
+            </w:tcBorders>
+            <w:shd w:val="clear" w:color="auto" w:fill="FFFFFF"/>
+            <w:tcMar>
+              <w:top w:w="0" w:type="dxa"/>
+              <w:bottom w:w="0" w:type="dxa"/>
+              <w:left w:w="0" w:type="dxa"/>
+              <w:right w:w="0" w:type="dxa"/>
+            </w:tcMar>
+            <w:vAlign w:val="top"/>
+          </w:tcPr>
+          <w:p>
+            <w:pPr>
+              <w:jc w:val="center"/>
+              <w:pBdr>
+                <w:bottom w:val="none" w:sz="0" w:space="0" w:color="000000"/>
+                <w:top w:val="none" w:sz="0" w:space="0" w:color="000000"/>
+                <w:left w:val="none" w:sz="0" w:space="0" w:color="000000"/>
+                <w:right w:val="none" w:sz="0" w:space="0" w:color="000000"/>
+              </w:pBdr>
+              <w:spacing w:after="100" w:before="100" w:line="240"/>
+              <w:ind w:left="100" w:right="100" w:firstLine="0" w:firstLineChars="0"/>
+              <w:rPr>
+                <w:rFonts w:ascii="DejaVu Sans" w:hAnsi="DejaVu Sans" w:eastAsia="DejaVu Sans" w:cs="DejaVu Sans"/>
+                <w:i w:val="false"/>
+                <w:b w:val="false"/>
+                <w:u w:val="none"/>
+                <w:strike w:val="false"/>
+                <w:sz w:val="22"/>
+                <w:szCs w:val="22"/>
+                <w:color w:val="000000"/>
+              </w:rPr>
+            </w:pPr>
+            <w:r xmlns:w="http://schemas.openxmlformats.org/wordprocessingml/2006/main" xmlns:wp="http://schemas.openxmlformats.org/drawingml/2006/wordprocessingDrawing" xmlns:r="http://schemas.openxmlformats.org/officeDocument/2006/relationships" xmlns:w14="http://schemas.microsoft.com/office/word/2010/wordml">
+              <w:rPr>
+                <w:rFonts w:ascii="DejaVu Sans" w:hAnsi="DejaVu Sans" w:eastAsia="DejaVu Sans" w:cs="DejaVu Sans"/>
+                <w:i w:val="false"/>
+                <w:b w:val="false"/>
+                <w:u w:val="none"/>
+                <w:strike w:val="false"/>
+                <w:sz w:val="22"/>
+                <w:szCs w:val="22"/>
+                <w:color w:val="000000"/>
+              </w:rPr>
+              <w:t xml:space="preserve">0.29</w:t>
             </w:r>
           </w:p>
         </w:tc>
@@ -18903,7 +18903,7 @@
                 <w:szCs w:val="22"/>
                 <w:color w:val="000000"/>
               </w:rPr>
-              <w:t xml:space="preserve">0.37</w:t>
+              <w:t xml:space="preserve">0.38</w:t>
             </w:r>
           </w:p>
         </w:tc>
@@ -19291,7 +19291,7 @@
                 <w:szCs w:val="22"/>
                 <w:color w:val="000000"/>
               </w:rPr>
-              <w:t xml:space="preserve">-3.2 (-4.4 to -2.0)</w:t>
+              <w:t xml:space="preserve">-3.2 (-4.3 to -2.0)</w:t>
             </w:r>
           </w:p>
         </w:tc>
@@ -19399,7 +19399,7 @@
                 <w:szCs w:val="22"/>
                 <w:color w:val="000000"/>
               </w:rPr>
-              <w:t xml:space="preserve">-2.9 (-4.2 to -1.6)</w:t>
+              <w:t xml:space="preserve">-2.8 (-4.1 to -1.5)</w:t>
             </w:r>
           </w:p>
         </w:tc>
@@ -19566,7 +19566,7 @@
                 <w:szCs w:val="22"/>
                 <w:color w:val="000000"/>
               </w:rPr>
-              <w:t xml:space="preserve">-3.3 (-7.3 to 0.71)</w:t>
+              <w:t xml:space="preserve">-3.2 (-7.2 to 0.75)</w:t>
             </w:r>
           </w:p>
         </w:tc>
@@ -19674,61 +19674,61 @@
                 <w:szCs w:val="22"/>
                 <w:color w:val="000000"/>
               </w:rPr>
-              <w:t xml:space="preserve">-3.4 (-8.9 to 2.1)</w:t>
-            </w:r>
-          </w:p>
-        </w:tc>
-        <w:tc>
-          <w:tcPr>
-            <w:tcBorders>
-              <w:bottom w:val="none" w:sz="0" w:space="0" w:color="000000"/>
-              <w:top w:val="none" w:sz="0" w:space="0" w:color="000000"/>
-              <w:left w:val="none" w:sz="0" w:space="0" w:color="000000"/>
-              <w:right w:val="none" w:sz="0" w:space="0" w:color="000000"/>
-            </w:tcBorders>
-            <w:shd w:val="clear" w:color="auto" w:fill="FFFFFF"/>
-            <w:tcMar>
-              <w:top w:w="0" w:type="dxa"/>
-              <w:bottom w:w="0" w:type="dxa"/>
-              <w:left w:w="0" w:type="dxa"/>
-              <w:right w:w="0" w:type="dxa"/>
-            </w:tcMar>
-            <w:vAlign w:val="top"/>
-          </w:tcPr>
-          <w:p>
-            <w:pPr>
-              <w:jc w:val="center"/>
-              <w:pBdr>
-                <w:bottom w:val="none" w:sz="0" w:space="0" w:color="000000"/>
-                <w:top w:val="none" w:sz="0" w:space="0" w:color="000000"/>
-                <w:left w:val="none" w:sz="0" w:space="0" w:color="000000"/>
-                <w:right w:val="none" w:sz="0" w:space="0" w:color="000000"/>
-              </w:pBdr>
-              <w:spacing w:after="100" w:before="100" w:line="240"/>
-              <w:ind w:left="100" w:right="100" w:firstLine="0" w:firstLineChars="0"/>
-              <w:rPr>
-                <w:rFonts w:ascii="DejaVu Sans" w:hAnsi="DejaVu Sans" w:eastAsia="DejaVu Sans" w:cs="DejaVu Sans"/>
-                <w:i w:val="false"/>
-                <w:b w:val="false"/>
-                <w:u w:val="none"/>
-                <w:strike w:val="false"/>
-                <w:sz w:val="22"/>
-                <w:szCs w:val="22"/>
-                <w:color w:val="000000"/>
-              </w:rPr>
-            </w:pPr>
-            <w:r xmlns:w="http://schemas.openxmlformats.org/wordprocessingml/2006/main" xmlns:wp="http://schemas.openxmlformats.org/drawingml/2006/wordprocessingDrawing" xmlns:r="http://schemas.openxmlformats.org/officeDocument/2006/relationships" xmlns:w14="http://schemas.microsoft.com/office/word/2010/wordml">
-              <w:rPr>
-                <w:rFonts w:ascii="DejaVu Sans" w:hAnsi="DejaVu Sans" w:eastAsia="DejaVu Sans" w:cs="DejaVu Sans"/>
-                <w:i w:val="false"/>
-                <w:b w:val="false"/>
-                <w:u w:val="none"/>
-                <w:strike w:val="false"/>
-                <w:sz w:val="22"/>
-                <w:szCs w:val="22"/>
-                <w:color w:val="000000"/>
-              </w:rPr>
-              <w:t xml:space="preserve">0.23</w:t>
+              <w:t xml:space="preserve">-3.0 (-8.5 to 2.5)</w:t>
+            </w:r>
+          </w:p>
+        </w:tc>
+        <w:tc>
+          <w:tcPr>
+            <w:tcBorders>
+              <w:bottom w:val="none" w:sz="0" w:space="0" w:color="000000"/>
+              <w:top w:val="none" w:sz="0" w:space="0" w:color="000000"/>
+              <w:left w:val="none" w:sz="0" w:space="0" w:color="000000"/>
+              <w:right w:val="none" w:sz="0" w:space="0" w:color="000000"/>
+            </w:tcBorders>
+            <w:shd w:val="clear" w:color="auto" w:fill="FFFFFF"/>
+            <w:tcMar>
+              <w:top w:w="0" w:type="dxa"/>
+              <w:bottom w:w="0" w:type="dxa"/>
+              <w:left w:w="0" w:type="dxa"/>
+              <w:right w:w="0" w:type="dxa"/>
+            </w:tcMar>
+            <w:vAlign w:val="top"/>
+          </w:tcPr>
+          <w:p>
+            <w:pPr>
+              <w:jc w:val="center"/>
+              <w:pBdr>
+                <w:bottom w:val="none" w:sz="0" w:space="0" w:color="000000"/>
+                <w:top w:val="none" w:sz="0" w:space="0" w:color="000000"/>
+                <w:left w:val="none" w:sz="0" w:space="0" w:color="000000"/>
+                <w:right w:val="none" w:sz="0" w:space="0" w:color="000000"/>
+              </w:pBdr>
+              <w:spacing w:after="100" w:before="100" w:line="240"/>
+              <w:ind w:left="100" w:right="100" w:firstLine="0" w:firstLineChars="0"/>
+              <w:rPr>
+                <w:rFonts w:ascii="DejaVu Sans" w:hAnsi="DejaVu Sans" w:eastAsia="DejaVu Sans" w:cs="DejaVu Sans"/>
+                <w:i w:val="false"/>
+                <w:b w:val="false"/>
+                <w:u w:val="none"/>
+                <w:strike w:val="false"/>
+                <w:sz w:val="22"/>
+                <w:szCs w:val="22"/>
+                <w:color w:val="000000"/>
+              </w:rPr>
+            </w:pPr>
+            <w:r xmlns:w="http://schemas.openxmlformats.org/wordprocessingml/2006/main" xmlns:wp="http://schemas.openxmlformats.org/drawingml/2006/wordprocessingDrawing" xmlns:r="http://schemas.openxmlformats.org/officeDocument/2006/relationships" xmlns:w14="http://schemas.microsoft.com/office/word/2010/wordml">
+              <w:rPr>
+                <w:rFonts w:ascii="DejaVu Sans" w:hAnsi="DejaVu Sans" w:eastAsia="DejaVu Sans" w:cs="DejaVu Sans"/>
+                <w:i w:val="false"/>
+                <w:b w:val="false"/>
+                <w:u w:val="none"/>
+                <w:strike w:val="false"/>
+                <w:sz w:val="22"/>
+                <w:szCs w:val="22"/>
+                <w:color w:val="000000"/>
+              </w:rPr>
+              <w:t xml:space="preserve">0.28</w:t>
             </w:r>
           </w:p>
         </w:tc>
@@ -20224,61 +20224,61 @@
                 <w:szCs w:val="22"/>
                 <w:color w:val="000000"/>
               </w:rPr>
-              <w:t xml:space="preserve">0.26 (-0.52 to 1.0)</w:t>
-            </w:r>
-          </w:p>
-        </w:tc>
-        <w:tc>
-          <w:tcPr>
-            <w:tcBorders>
-              <w:bottom w:val="none" w:sz="0" w:space="0" w:color="000000"/>
-              <w:top w:val="none" w:sz="0" w:space="0" w:color="000000"/>
-              <w:left w:val="none" w:sz="0" w:space="0" w:color="000000"/>
-              <w:right w:val="none" w:sz="0" w:space="0" w:color="000000"/>
-            </w:tcBorders>
-            <w:shd w:val="clear" w:color="auto" w:fill="FFFFFF"/>
-            <w:tcMar>
-              <w:top w:w="0" w:type="dxa"/>
-              <w:bottom w:w="0" w:type="dxa"/>
-              <w:left w:w="0" w:type="dxa"/>
-              <w:right w:w="0" w:type="dxa"/>
-            </w:tcMar>
-            <w:vAlign w:val="top"/>
-          </w:tcPr>
-          <w:p>
-            <w:pPr>
-              <w:jc w:val="center"/>
-              <w:pBdr>
-                <w:bottom w:val="none" w:sz="0" w:space="0" w:color="000000"/>
-                <w:top w:val="none" w:sz="0" w:space="0" w:color="000000"/>
-                <w:left w:val="none" w:sz="0" w:space="0" w:color="000000"/>
-                <w:right w:val="none" w:sz="0" w:space="0" w:color="000000"/>
-              </w:pBdr>
-              <w:spacing w:after="100" w:before="100" w:line="240"/>
-              <w:ind w:left="100" w:right="100" w:firstLine="0" w:firstLineChars="0"/>
-              <w:rPr>
-                <w:rFonts w:ascii="DejaVu Sans" w:hAnsi="DejaVu Sans" w:eastAsia="DejaVu Sans" w:cs="DejaVu Sans"/>
-                <w:i w:val="false"/>
-                <w:b w:val="false"/>
-                <w:u w:val="none"/>
-                <w:strike w:val="false"/>
-                <w:sz w:val="22"/>
-                <w:szCs w:val="22"/>
-                <w:color w:val="000000"/>
-              </w:rPr>
-            </w:pPr>
-            <w:r xmlns:w="http://schemas.openxmlformats.org/wordprocessingml/2006/main" xmlns:wp="http://schemas.openxmlformats.org/drawingml/2006/wordprocessingDrawing" xmlns:r="http://schemas.openxmlformats.org/officeDocument/2006/relationships" xmlns:w14="http://schemas.microsoft.com/office/word/2010/wordml">
-              <w:rPr>
-                <w:rFonts w:ascii="DejaVu Sans" w:hAnsi="DejaVu Sans" w:eastAsia="DejaVu Sans" w:cs="DejaVu Sans"/>
-                <w:i w:val="false"/>
-                <w:b w:val="false"/>
-                <w:u w:val="none"/>
-                <w:strike w:val="false"/>
-                <w:sz w:val="22"/>
-                <w:szCs w:val="22"/>
-                <w:color w:val="000000"/>
-              </w:rPr>
-              <w:t xml:space="preserve">0.51</w:t>
+              <w:t xml:space="preserve">0.28 (-0.51 to 1.1)</w:t>
+            </w:r>
+          </w:p>
+        </w:tc>
+        <w:tc>
+          <w:tcPr>
+            <w:tcBorders>
+              <w:bottom w:val="none" w:sz="0" w:space="0" w:color="000000"/>
+              <w:top w:val="none" w:sz="0" w:space="0" w:color="000000"/>
+              <w:left w:val="none" w:sz="0" w:space="0" w:color="000000"/>
+              <w:right w:val="none" w:sz="0" w:space="0" w:color="000000"/>
+            </w:tcBorders>
+            <w:shd w:val="clear" w:color="auto" w:fill="FFFFFF"/>
+            <w:tcMar>
+              <w:top w:w="0" w:type="dxa"/>
+              <w:bottom w:w="0" w:type="dxa"/>
+              <w:left w:w="0" w:type="dxa"/>
+              <w:right w:w="0" w:type="dxa"/>
+            </w:tcMar>
+            <w:vAlign w:val="top"/>
+          </w:tcPr>
+          <w:p>
+            <w:pPr>
+              <w:jc w:val="center"/>
+              <w:pBdr>
+                <w:bottom w:val="none" w:sz="0" w:space="0" w:color="000000"/>
+                <w:top w:val="none" w:sz="0" w:space="0" w:color="000000"/>
+                <w:left w:val="none" w:sz="0" w:space="0" w:color="000000"/>
+                <w:right w:val="none" w:sz="0" w:space="0" w:color="000000"/>
+              </w:pBdr>
+              <w:spacing w:after="100" w:before="100" w:line="240"/>
+              <w:ind w:left="100" w:right="100" w:firstLine="0" w:firstLineChars="0"/>
+              <w:rPr>
+                <w:rFonts w:ascii="DejaVu Sans" w:hAnsi="DejaVu Sans" w:eastAsia="DejaVu Sans" w:cs="DejaVu Sans"/>
+                <w:i w:val="false"/>
+                <w:b w:val="false"/>
+                <w:u w:val="none"/>
+                <w:strike w:val="false"/>
+                <w:sz w:val="22"/>
+                <w:szCs w:val="22"/>
+                <w:color w:val="000000"/>
+              </w:rPr>
+            </w:pPr>
+            <w:r xmlns:w="http://schemas.openxmlformats.org/wordprocessingml/2006/main" xmlns:wp="http://schemas.openxmlformats.org/drawingml/2006/wordprocessingDrawing" xmlns:r="http://schemas.openxmlformats.org/officeDocument/2006/relationships" xmlns:w14="http://schemas.microsoft.com/office/word/2010/wordml">
+              <w:rPr>
+                <w:rFonts w:ascii="DejaVu Sans" w:hAnsi="DejaVu Sans" w:eastAsia="DejaVu Sans" w:cs="DejaVu Sans"/>
+                <w:i w:val="false"/>
+                <w:b w:val="false"/>
+                <w:u w:val="none"/>
+                <w:strike w:val="false"/>
+                <w:sz w:val="22"/>
+                <w:szCs w:val="22"/>
+                <w:color w:val="000000"/>
+              </w:rPr>
+              <w:t xml:space="preserve">0.49</w:t>
             </w:r>
           </w:p>
         </w:tc>
@@ -20774,7 +20774,7 @@
                 <w:szCs w:val="22"/>
                 <w:color w:val="000000"/>
               </w:rPr>
-              <w:t xml:space="preserve">1.3 (0.36 to 2.2)</w:t>
+              <w:t xml:space="preserve">1.3 (0.35 to 2.2)</w:t>
             </w:r>
           </w:p>
         </w:tc>
@@ -20941,7 +20941,7 @@
                 <w:szCs w:val="22"/>
                 <w:color w:val="000000"/>
               </w:rPr>
-              <w:t xml:space="preserve">3.2 (0.51 to 5.9)</w:t>
+              <w:t xml:space="preserve">3.2 (0.47 to 5.8)</w:t>
             </w:r>
           </w:p>
         </w:tc>
@@ -20995,115 +20995,115 @@
                 <w:szCs w:val="22"/>
                 <w:color w:val="000000"/>
               </w:rPr>
-              <w:t xml:space="preserve">0.020</w:t>
-            </w:r>
-          </w:p>
-        </w:tc>
-        <w:tc>
-          <w:tcPr>
-            <w:tcBorders>
-              <w:bottom w:val="none" w:sz="0" w:space="0" w:color="000000"/>
-              <w:top w:val="none" w:sz="0" w:space="0" w:color="000000"/>
-              <w:left w:val="none" w:sz="0" w:space="0" w:color="000000"/>
-              <w:right w:val="none" w:sz="0" w:space="0" w:color="000000"/>
-            </w:tcBorders>
-            <w:shd w:val="clear" w:color="auto" w:fill="FFFFFF"/>
-            <w:tcMar>
-              <w:top w:w="0" w:type="dxa"/>
-              <w:bottom w:w="0" w:type="dxa"/>
-              <w:left w:w="0" w:type="dxa"/>
-              <w:right w:w="0" w:type="dxa"/>
-            </w:tcMar>
-            <w:vAlign w:val="top"/>
-          </w:tcPr>
-          <w:p>
-            <w:pPr>
-              <w:jc w:val="center"/>
-              <w:pBdr>
-                <w:bottom w:val="none" w:sz="0" w:space="0" w:color="000000"/>
-                <w:top w:val="none" w:sz="0" w:space="0" w:color="000000"/>
-                <w:left w:val="none" w:sz="0" w:space="0" w:color="000000"/>
-                <w:right w:val="none" w:sz="0" w:space="0" w:color="000000"/>
-              </w:pBdr>
-              <w:spacing w:after="100" w:before="100" w:line="240"/>
-              <w:ind w:left="100" w:right="100" w:firstLine="0" w:firstLineChars="0"/>
-              <w:rPr>
-                <w:rFonts w:ascii="DejaVu Sans" w:hAnsi="DejaVu Sans" w:eastAsia="DejaVu Sans" w:cs="DejaVu Sans"/>
-                <w:i w:val="false"/>
-                <w:b w:val="false"/>
-                <w:u w:val="none"/>
-                <w:strike w:val="false"/>
-                <w:sz w:val="22"/>
-                <w:szCs w:val="22"/>
-                <w:color w:val="000000"/>
-              </w:rPr>
-            </w:pPr>
-            <w:r xmlns:w="http://schemas.openxmlformats.org/wordprocessingml/2006/main" xmlns:wp="http://schemas.openxmlformats.org/drawingml/2006/wordprocessingDrawing" xmlns:r="http://schemas.openxmlformats.org/officeDocument/2006/relationships" xmlns:w14="http://schemas.microsoft.com/office/word/2010/wordml">
-              <w:rPr>
-                <w:rFonts w:ascii="DejaVu Sans" w:hAnsi="DejaVu Sans" w:eastAsia="DejaVu Sans" w:cs="DejaVu Sans"/>
-                <w:i w:val="false"/>
-                <w:b w:val="false"/>
-                <w:u w:val="none"/>
-                <w:strike w:val="false"/>
-                <w:sz w:val="22"/>
-                <w:szCs w:val="22"/>
-                <w:color w:val="000000"/>
-              </w:rPr>
-              <w:t xml:space="preserve">1.8 (-2.1 to 5.8)</w:t>
-            </w:r>
-          </w:p>
-        </w:tc>
-        <w:tc>
-          <w:tcPr>
-            <w:tcBorders>
-              <w:bottom w:val="none" w:sz="0" w:space="0" w:color="000000"/>
-              <w:top w:val="none" w:sz="0" w:space="0" w:color="000000"/>
-              <w:left w:val="none" w:sz="0" w:space="0" w:color="000000"/>
-              <w:right w:val="none" w:sz="0" w:space="0" w:color="000000"/>
-            </w:tcBorders>
-            <w:shd w:val="clear" w:color="auto" w:fill="FFFFFF"/>
-            <w:tcMar>
-              <w:top w:w="0" w:type="dxa"/>
-              <w:bottom w:w="0" w:type="dxa"/>
-              <w:left w:w="0" w:type="dxa"/>
-              <w:right w:w="0" w:type="dxa"/>
-            </w:tcMar>
-            <w:vAlign w:val="top"/>
-          </w:tcPr>
-          <w:p>
-            <w:pPr>
-              <w:jc w:val="center"/>
-              <w:pBdr>
-                <w:bottom w:val="none" w:sz="0" w:space="0" w:color="000000"/>
-                <w:top w:val="none" w:sz="0" w:space="0" w:color="000000"/>
-                <w:left w:val="none" w:sz="0" w:space="0" w:color="000000"/>
-                <w:right w:val="none" w:sz="0" w:space="0" w:color="000000"/>
-              </w:pBdr>
-              <w:spacing w:after="100" w:before="100" w:line="240"/>
-              <w:ind w:left="100" w:right="100" w:firstLine="0" w:firstLineChars="0"/>
-              <w:rPr>
-                <w:rFonts w:ascii="DejaVu Sans" w:hAnsi="DejaVu Sans" w:eastAsia="DejaVu Sans" w:cs="DejaVu Sans"/>
-                <w:i w:val="false"/>
-                <w:b w:val="false"/>
-                <w:u w:val="none"/>
-                <w:strike w:val="false"/>
-                <w:sz w:val="22"/>
-                <w:szCs w:val="22"/>
-                <w:color w:val="000000"/>
-              </w:rPr>
-            </w:pPr>
-            <w:r xmlns:w="http://schemas.openxmlformats.org/wordprocessingml/2006/main" xmlns:wp="http://schemas.openxmlformats.org/drawingml/2006/wordprocessingDrawing" xmlns:r="http://schemas.openxmlformats.org/officeDocument/2006/relationships" xmlns:w14="http://schemas.microsoft.com/office/word/2010/wordml">
-              <w:rPr>
-                <w:rFonts w:ascii="DejaVu Sans" w:hAnsi="DejaVu Sans" w:eastAsia="DejaVu Sans" w:cs="DejaVu Sans"/>
-                <w:i w:val="false"/>
-                <w:b w:val="false"/>
-                <w:u w:val="none"/>
-                <w:strike w:val="false"/>
-                <w:sz w:val="22"/>
-                <w:szCs w:val="22"/>
-                <w:color w:val="000000"/>
-              </w:rPr>
-              <w:t xml:space="preserve">0.36</w:t>
+              <w:t xml:space="preserve">0.021</w:t>
+            </w:r>
+          </w:p>
+        </w:tc>
+        <w:tc>
+          <w:tcPr>
+            <w:tcBorders>
+              <w:bottom w:val="none" w:sz="0" w:space="0" w:color="000000"/>
+              <w:top w:val="none" w:sz="0" w:space="0" w:color="000000"/>
+              <w:left w:val="none" w:sz="0" w:space="0" w:color="000000"/>
+              <w:right w:val="none" w:sz="0" w:space="0" w:color="000000"/>
+            </w:tcBorders>
+            <w:shd w:val="clear" w:color="auto" w:fill="FFFFFF"/>
+            <w:tcMar>
+              <w:top w:w="0" w:type="dxa"/>
+              <w:bottom w:w="0" w:type="dxa"/>
+              <w:left w:w="0" w:type="dxa"/>
+              <w:right w:w="0" w:type="dxa"/>
+            </w:tcMar>
+            <w:vAlign w:val="top"/>
+          </w:tcPr>
+          <w:p>
+            <w:pPr>
+              <w:jc w:val="center"/>
+              <w:pBdr>
+                <w:bottom w:val="none" w:sz="0" w:space="0" w:color="000000"/>
+                <w:top w:val="none" w:sz="0" w:space="0" w:color="000000"/>
+                <w:left w:val="none" w:sz="0" w:space="0" w:color="000000"/>
+                <w:right w:val="none" w:sz="0" w:space="0" w:color="000000"/>
+              </w:pBdr>
+              <w:spacing w:after="100" w:before="100" w:line="240"/>
+              <w:ind w:left="100" w:right="100" w:firstLine="0" w:firstLineChars="0"/>
+              <w:rPr>
+                <w:rFonts w:ascii="DejaVu Sans" w:hAnsi="DejaVu Sans" w:eastAsia="DejaVu Sans" w:cs="DejaVu Sans"/>
+                <w:i w:val="false"/>
+                <w:b w:val="false"/>
+                <w:u w:val="none"/>
+                <w:strike w:val="false"/>
+                <w:sz w:val="22"/>
+                <w:szCs w:val="22"/>
+                <w:color w:val="000000"/>
+              </w:rPr>
+            </w:pPr>
+            <w:r xmlns:w="http://schemas.openxmlformats.org/wordprocessingml/2006/main" xmlns:wp="http://schemas.openxmlformats.org/drawingml/2006/wordprocessingDrawing" xmlns:r="http://schemas.openxmlformats.org/officeDocument/2006/relationships" xmlns:w14="http://schemas.microsoft.com/office/word/2010/wordml">
+              <w:rPr>
+                <w:rFonts w:ascii="DejaVu Sans" w:hAnsi="DejaVu Sans" w:eastAsia="DejaVu Sans" w:cs="DejaVu Sans"/>
+                <w:i w:val="false"/>
+                <w:b w:val="false"/>
+                <w:u w:val="none"/>
+                <w:strike w:val="false"/>
+                <w:sz w:val="22"/>
+                <w:szCs w:val="22"/>
+                <w:color w:val="000000"/>
+              </w:rPr>
+              <w:t xml:space="preserve">1.7 (-2.2 to 5.7)</w:t>
+            </w:r>
+          </w:p>
+        </w:tc>
+        <w:tc>
+          <w:tcPr>
+            <w:tcBorders>
+              <w:bottom w:val="none" w:sz="0" w:space="0" w:color="000000"/>
+              <w:top w:val="none" w:sz="0" w:space="0" w:color="000000"/>
+              <w:left w:val="none" w:sz="0" w:space="0" w:color="000000"/>
+              <w:right w:val="none" w:sz="0" w:space="0" w:color="000000"/>
+            </w:tcBorders>
+            <w:shd w:val="clear" w:color="auto" w:fill="FFFFFF"/>
+            <w:tcMar>
+              <w:top w:w="0" w:type="dxa"/>
+              <w:bottom w:w="0" w:type="dxa"/>
+              <w:left w:w="0" w:type="dxa"/>
+              <w:right w:w="0" w:type="dxa"/>
+            </w:tcMar>
+            <w:vAlign w:val="top"/>
+          </w:tcPr>
+          <w:p>
+            <w:pPr>
+              <w:jc w:val="center"/>
+              <w:pBdr>
+                <w:bottom w:val="none" w:sz="0" w:space="0" w:color="000000"/>
+                <w:top w:val="none" w:sz="0" w:space="0" w:color="000000"/>
+                <w:left w:val="none" w:sz="0" w:space="0" w:color="000000"/>
+                <w:right w:val="none" w:sz="0" w:space="0" w:color="000000"/>
+              </w:pBdr>
+              <w:spacing w:after="100" w:before="100" w:line="240"/>
+              <w:ind w:left="100" w:right="100" w:firstLine="0" w:firstLineChars="0"/>
+              <w:rPr>
+                <w:rFonts w:ascii="DejaVu Sans" w:hAnsi="DejaVu Sans" w:eastAsia="DejaVu Sans" w:cs="DejaVu Sans"/>
+                <w:i w:val="false"/>
+                <w:b w:val="false"/>
+                <w:u w:val="none"/>
+                <w:strike w:val="false"/>
+                <w:sz w:val="22"/>
+                <w:szCs w:val="22"/>
+                <w:color w:val="000000"/>
+              </w:rPr>
+            </w:pPr>
+            <w:r xmlns:w="http://schemas.openxmlformats.org/wordprocessingml/2006/main" xmlns:wp="http://schemas.openxmlformats.org/drawingml/2006/wordprocessingDrawing" xmlns:r="http://schemas.openxmlformats.org/officeDocument/2006/relationships" xmlns:w14="http://schemas.microsoft.com/office/word/2010/wordml">
+              <w:rPr>
+                <w:rFonts w:ascii="DejaVu Sans" w:hAnsi="DejaVu Sans" w:eastAsia="DejaVu Sans" w:cs="DejaVu Sans"/>
+                <w:i w:val="false"/>
+                <w:b w:val="false"/>
+                <w:u w:val="none"/>
+                <w:strike w:val="false"/>
+                <w:sz w:val="22"/>
+                <w:szCs w:val="22"/>
+                <w:color w:val="000000"/>
+              </w:rPr>
+              <w:t xml:space="preserve">0.38</w:t>
             </w:r>
           </w:p>
         </w:tc>
@@ -21599,61 +21599,61 @@
                 <w:szCs w:val="22"/>
                 <w:color w:val="000000"/>
               </w:rPr>
-              <w:t xml:space="preserve">-0.29 (-0.87 to 0.28)</w:t>
-            </w:r>
-          </w:p>
-        </w:tc>
-        <w:tc>
-          <w:tcPr>
-            <w:tcBorders>
-              <w:bottom w:val="none" w:sz="0" w:space="0" w:color="000000"/>
-              <w:top w:val="none" w:sz="0" w:space="0" w:color="000000"/>
-              <w:left w:val="none" w:sz="0" w:space="0" w:color="000000"/>
-              <w:right w:val="none" w:sz="0" w:space="0" w:color="000000"/>
-            </w:tcBorders>
-            <w:shd w:val="clear" w:color="auto" w:fill="FFFFFF"/>
-            <w:tcMar>
-              <w:top w:w="0" w:type="dxa"/>
-              <w:bottom w:w="0" w:type="dxa"/>
-              <w:left w:w="0" w:type="dxa"/>
-              <w:right w:w="0" w:type="dxa"/>
-            </w:tcMar>
-            <w:vAlign w:val="top"/>
-          </w:tcPr>
-          <w:p>
-            <w:pPr>
-              <w:jc w:val="center"/>
-              <w:pBdr>
-                <w:bottom w:val="none" w:sz="0" w:space="0" w:color="000000"/>
-                <w:top w:val="none" w:sz="0" w:space="0" w:color="000000"/>
-                <w:left w:val="none" w:sz="0" w:space="0" w:color="000000"/>
-                <w:right w:val="none" w:sz="0" w:space="0" w:color="000000"/>
-              </w:pBdr>
-              <w:spacing w:after="100" w:before="100" w:line="240"/>
-              <w:ind w:left="100" w:right="100" w:firstLine="0" w:firstLineChars="0"/>
-              <w:rPr>
-                <w:rFonts w:ascii="DejaVu Sans" w:hAnsi="DejaVu Sans" w:eastAsia="DejaVu Sans" w:cs="DejaVu Sans"/>
-                <w:i w:val="false"/>
-                <w:b w:val="false"/>
-                <w:u w:val="none"/>
-                <w:strike w:val="false"/>
-                <w:sz w:val="22"/>
-                <w:szCs w:val="22"/>
-                <w:color w:val="000000"/>
-              </w:rPr>
-            </w:pPr>
-            <w:r xmlns:w="http://schemas.openxmlformats.org/wordprocessingml/2006/main" xmlns:wp="http://schemas.openxmlformats.org/drawingml/2006/wordprocessingDrawing" xmlns:r="http://schemas.openxmlformats.org/officeDocument/2006/relationships" xmlns:w14="http://schemas.microsoft.com/office/word/2010/wordml">
-              <w:rPr>
-                <w:rFonts w:ascii="DejaVu Sans" w:hAnsi="DejaVu Sans" w:eastAsia="DejaVu Sans" w:cs="DejaVu Sans"/>
-                <w:i w:val="false"/>
-                <w:b w:val="false"/>
-                <w:u w:val="none"/>
-                <w:strike w:val="false"/>
-                <w:sz w:val="22"/>
-                <w:szCs w:val="22"/>
-                <w:color w:val="000000"/>
-              </w:rPr>
-              <w:t xml:space="preserve">0.31</w:t>
+              <w:t xml:space="preserve">-0.30 (-0.87 to 0.27)</w:t>
+            </w:r>
+          </w:p>
+        </w:tc>
+        <w:tc>
+          <w:tcPr>
+            <w:tcBorders>
+              <w:bottom w:val="none" w:sz="0" w:space="0" w:color="000000"/>
+              <w:top w:val="none" w:sz="0" w:space="0" w:color="000000"/>
+              <w:left w:val="none" w:sz="0" w:space="0" w:color="000000"/>
+              <w:right w:val="none" w:sz="0" w:space="0" w:color="000000"/>
+            </w:tcBorders>
+            <w:shd w:val="clear" w:color="auto" w:fill="FFFFFF"/>
+            <w:tcMar>
+              <w:top w:w="0" w:type="dxa"/>
+              <w:bottom w:w="0" w:type="dxa"/>
+              <w:left w:w="0" w:type="dxa"/>
+              <w:right w:w="0" w:type="dxa"/>
+            </w:tcMar>
+            <w:vAlign w:val="top"/>
+          </w:tcPr>
+          <w:p>
+            <w:pPr>
+              <w:jc w:val="center"/>
+              <w:pBdr>
+                <w:bottom w:val="none" w:sz="0" w:space="0" w:color="000000"/>
+                <w:top w:val="none" w:sz="0" w:space="0" w:color="000000"/>
+                <w:left w:val="none" w:sz="0" w:space="0" w:color="000000"/>
+                <w:right w:val="none" w:sz="0" w:space="0" w:color="000000"/>
+              </w:pBdr>
+              <w:spacing w:after="100" w:before="100" w:line="240"/>
+              <w:ind w:left="100" w:right="100" w:firstLine="0" w:firstLineChars="0"/>
+              <w:rPr>
+                <w:rFonts w:ascii="DejaVu Sans" w:hAnsi="DejaVu Sans" w:eastAsia="DejaVu Sans" w:cs="DejaVu Sans"/>
+                <w:i w:val="false"/>
+                <w:b w:val="false"/>
+                <w:u w:val="none"/>
+                <w:strike w:val="false"/>
+                <w:sz w:val="22"/>
+                <w:szCs w:val="22"/>
+                <w:color w:val="000000"/>
+              </w:rPr>
+            </w:pPr>
+            <w:r xmlns:w="http://schemas.openxmlformats.org/wordprocessingml/2006/main" xmlns:wp="http://schemas.openxmlformats.org/drawingml/2006/wordprocessingDrawing" xmlns:r="http://schemas.openxmlformats.org/officeDocument/2006/relationships" xmlns:w14="http://schemas.microsoft.com/office/word/2010/wordml">
+              <w:rPr>
+                <w:rFonts w:ascii="DejaVu Sans" w:hAnsi="DejaVu Sans" w:eastAsia="DejaVu Sans" w:cs="DejaVu Sans"/>
+                <w:i w:val="false"/>
+                <w:b w:val="false"/>
+                <w:u w:val="none"/>
+                <w:strike w:val="false"/>
+                <w:sz w:val="22"/>
+                <w:szCs w:val="22"/>
+                <w:color w:val="000000"/>
+              </w:rPr>
+              <w:t xml:space="preserve">0.30</w:t>
             </w:r>
           </w:p>
         </w:tc>
@@ -22370,115 +22370,115 @@
                 <w:szCs w:val="22"/>
                 <w:color w:val="000000"/>
               </w:rPr>
-              <w:t xml:space="preserve">0.033</w:t>
-            </w:r>
-          </w:p>
-        </w:tc>
-        <w:tc>
-          <w:tcPr>
-            <w:tcBorders>
-              <w:bottom w:val="none" w:sz="0" w:space="0" w:color="000000"/>
-              <w:top w:val="none" w:sz="0" w:space="0" w:color="000000"/>
-              <w:left w:val="none" w:sz="0" w:space="0" w:color="000000"/>
-              <w:right w:val="none" w:sz="0" w:space="0" w:color="000000"/>
-            </w:tcBorders>
-            <w:shd w:val="clear" w:color="auto" w:fill="FFFFFF"/>
-            <w:tcMar>
-              <w:top w:w="0" w:type="dxa"/>
-              <w:bottom w:w="0" w:type="dxa"/>
-              <w:left w:w="0" w:type="dxa"/>
-              <w:right w:w="0" w:type="dxa"/>
-            </w:tcMar>
-            <w:vAlign w:val="top"/>
-          </w:tcPr>
-          <w:p>
-            <w:pPr>
-              <w:jc w:val="center"/>
-              <w:pBdr>
-                <w:bottom w:val="none" w:sz="0" w:space="0" w:color="000000"/>
-                <w:top w:val="none" w:sz="0" w:space="0" w:color="000000"/>
-                <w:left w:val="none" w:sz="0" w:space="0" w:color="000000"/>
-                <w:right w:val="none" w:sz="0" w:space="0" w:color="000000"/>
-              </w:pBdr>
-              <w:spacing w:after="100" w:before="100" w:line="240"/>
-              <w:ind w:left="100" w:right="100" w:firstLine="0" w:firstLineChars="0"/>
-              <w:rPr>
-                <w:rFonts w:ascii="DejaVu Sans" w:hAnsi="DejaVu Sans" w:eastAsia="DejaVu Sans" w:cs="DejaVu Sans"/>
-                <w:i w:val="false"/>
-                <w:b w:val="false"/>
-                <w:u w:val="none"/>
-                <w:strike w:val="false"/>
-                <w:sz w:val="22"/>
-                <w:szCs w:val="22"/>
-                <w:color w:val="000000"/>
-              </w:rPr>
-            </w:pPr>
-            <w:r xmlns:w="http://schemas.openxmlformats.org/wordprocessingml/2006/main" xmlns:wp="http://schemas.openxmlformats.org/drawingml/2006/wordprocessingDrawing" xmlns:r="http://schemas.openxmlformats.org/officeDocument/2006/relationships" xmlns:w14="http://schemas.microsoft.com/office/word/2010/wordml">
-              <w:rPr>
-                <w:rFonts w:ascii="DejaVu Sans" w:hAnsi="DejaVu Sans" w:eastAsia="DejaVu Sans" w:cs="DejaVu Sans"/>
-                <w:i w:val="false"/>
-                <w:b w:val="false"/>
-                <w:u w:val="none"/>
-                <w:strike w:val="false"/>
-                <w:sz w:val="22"/>
-                <w:szCs w:val="22"/>
-                <w:color w:val="000000"/>
-              </w:rPr>
-              <w:t xml:space="preserve">0.01 (-0.01 to 0.03)</w:t>
-            </w:r>
-          </w:p>
-        </w:tc>
-        <w:tc>
-          <w:tcPr>
-            <w:tcBorders>
-              <w:bottom w:val="none" w:sz="0" w:space="0" w:color="000000"/>
-              <w:top w:val="none" w:sz="0" w:space="0" w:color="000000"/>
-              <w:left w:val="none" w:sz="0" w:space="0" w:color="000000"/>
-              <w:right w:val="none" w:sz="0" w:space="0" w:color="000000"/>
-            </w:tcBorders>
-            <w:shd w:val="clear" w:color="auto" w:fill="FFFFFF"/>
-            <w:tcMar>
-              <w:top w:w="0" w:type="dxa"/>
-              <w:bottom w:w="0" w:type="dxa"/>
-              <w:left w:w="0" w:type="dxa"/>
-              <w:right w:w="0" w:type="dxa"/>
-            </w:tcMar>
-            <w:vAlign w:val="top"/>
-          </w:tcPr>
-          <w:p>
-            <w:pPr>
-              <w:jc w:val="center"/>
-              <w:pBdr>
-                <w:bottom w:val="none" w:sz="0" w:space="0" w:color="000000"/>
-                <w:top w:val="none" w:sz="0" w:space="0" w:color="000000"/>
-                <w:left w:val="none" w:sz="0" w:space="0" w:color="000000"/>
-                <w:right w:val="none" w:sz="0" w:space="0" w:color="000000"/>
-              </w:pBdr>
-              <w:spacing w:after="100" w:before="100" w:line="240"/>
-              <w:ind w:left="100" w:right="100" w:firstLine="0" w:firstLineChars="0"/>
-              <w:rPr>
-                <w:rFonts w:ascii="DejaVu Sans" w:hAnsi="DejaVu Sans" w:eastAsia="DejaVu Sans" w:cs="DejaVu Sans"/>
-                <w:i w:val="false"/>
-                <w:b w:val="false"/>
-                <w:u w:val="none"/>
-                <w:strike w:val="false"/>
-                <w:sz w:val="22"/>
-                <w:szCs w:val="22"/>
-                <w:color w:val="000000"/>
-              </w:rPr>
-            </w:pPr>
-            <w:r xmlns:w="http://schemas.openxmlformats.org/wordprocessingml/2006/main" xmlns:wp="http://schemas.openxmlformats.org/drawingml/2006/wordprocessingDrawing" xmlns:r="http://schemas.openxmlformats.org/officeDocument/2006/relationships" xmlns:w14="http://schemas.microsoft.com/office/word/2010/wordml">
-              <w:rPr>
-                <w:rFonts w:ascii="DejaVu Sans" w:hAnsi="DejaVu Sans" w:eastAsia="DejaVu Sans" w:cs="DejaVu Sans"/>
-                <w:i w:val="false"/>
-                <w:b w:val="false"/>
-                <w:u w:val="none"/>
-                <w:strike w:val="false"/>
-                <w:sz w:val="22"/>
-                <w:szCs w:val="22"/>
-                <w:color w:val="000000"/>
-              </w:rPr>
-              <w:t xml:space="preserve">0.44</w:t>
+              <w:t xml:space="preserve">0.034</w:t>
+            </w:r>
+          </w:p>
+        </w:tc>
+        <w:tc>
+          <w:tcPr>
+            <w:tcBorders>
+              <w:bottom w:val="none" w:sz="0" w:space="0" w:color="000000"/>
+              <w:top w:val="none" w:sz="0" w:space="0" w:color="000000"/>
+              <w:left w:val="none" w:sz="0" w:space="0" w:color="000000"/>
+              <w:right w:val="none" w:sz="0" w:space="0" w:color="000000"/>
+            </w:tcBorders>
+            <w:shd w:val="clear" w:color="auto" w:fill="FFFFFF"/>
+            <w:tcMar>
+              <w:top w:w="0" w:type="dxa"/>
+              <w:bottom w:w="0" w:type="dxa"/>
+              <w:left w:w="0" w:type="dxa"/>
+              <w:right w:w="0" w:type="dxa"/>
+            </w:tcMar>
+            <w:vAlign w:val="top"/>
+          </w:tcPr>
+          <w:p>
+            <w:pPr>
+              <w:jc w:val="center"/>
+              <w:pBdr>
+                <w:bottom w:val="none" w:sz="0" w:space="0" w:color="000000"/>
+                <w:top w:val="none" w:sz="0" w:space="0" w:color="000000"/>
+                <w:left w:val="none" w:sz="0" w:space="0" w:color="000000"/>
+                <w:right w:val="none" w:sz="0" w:space="0" w:color="000000"/>
+              </w:pBdr>
+              <w:spacing w:after="100" w:before="100" w:line="240"/>
+              <w:ind w:left="100" w:right="100" w:firstLine="0" w:firstLineChars="0"/>
+              <w:rPr>
+                <w:rFonts w:ascii="DejaVu Sans" w:hAnsi="DejaVu Sans" w:eastAsia="DejaVu Sans" w:cs="DejaVu Sans"/>
+                <w:i w:val="false"/>
+                <w:b w:val="false"/>
+                <w:u w:val="none"/>
+                <w:strike w:val="false"/>
+                <w:sz w:val="22"/>
+                <w:szCs w:val="22"/>
+                <w:color w:val="000000"/>
+              </w:rPr>
+            </w:pPr>
+            <w:r xmlns:w="http://schemas.openxmlformats.org/wordprocessingml/2006/main" xmlns:wp="http://schemas.openxmlformats.org/drawingml/2006/wordprocessingDrawing" xmlns:r="http://schemas.openxmlformats.org/officeDocument/2006/relationships" xmlns:w14="http://schemas.microsoft.com/office/word/2010/wordml">
+              <w:rPr>
+                <w:rFonts w:ascii="DejaVu Sans" w:hAnsi="DejaVu Sans" w:eastAsia="DejaVu Sans" w:cs="DejaVu Sans"/>
+                <w:i w:val="false"/>
+                <w:b w:val="false"/>
+                <w:u w:val="none"/>
+                <w:strike w:val="false"/>
+                <w:sz w:val="22"/>
+                <w:szCs w:val="22"/>
+                <w:color w:val="000000"/>
+              </w:rPr>
+              <w:t xml:space="preserve">0.01 (-0.02 to 0.03)</w:t>
+            </w:r>
+          </w:p>
+        </w:tc>
+        <w:tc>
+          <w:tcPr>
+            <w:tcBorders>
+              <w:bottom w:val="none" w:sz="0" w:space="0" w:color="000000"/>
+              <w:top w:val="none" w:sz="0" w:space="0" w:color="000000"/>
+              <w:left w:val="none" w:sz="0" w:space="0" w:color="000000"/>
+              <w:right w:val="none" w:sz="0" w:space="0" w:color="000000"/>
+            </w:tcBorders>
+            <w:shd w:val="clear" w:color="auto" w:fill="FFFFFF"/>
+            <w:tcMar>
+              <w:top w:w="0" w:type="dxa"/>
+              <w:bottom w:w="0" w:type="dxa"/>
+              <w:left w:w="0" w:type="dxa"/>
+              <w:right w:w="0" w:type="dxa"/>
+            </w:tcMar>
+            <w:vAlign w:val="top"/>
+          </w:tcPr>
+          <w:p>
+            <w:pPr>
+              <w:jc w:val="center"/>
+              <w:pBdr>
+                <w:bottom w:val="none" w:sz="0" w:space="0" w:color="000000"/>
+                <w:top w:val="none" w:sz="0" w:space="0" w:color="000000"/>
+                <w:left w:val="none" w:sz="0" w:space="0" w:color="000000"/>
+                <w:right w:val="none" w:sz="0" w:space="0" w:color="000000"/>
+              </w:pBdr>
+              <w:spacing w:after="100" w:before="100" w:line="240"/>
+              <w:ind w:left="100" w:right="100" w:firstLine="0" w:firstLineChars="0"/>
+              <w:rPr>
+                <w:rFonts w:ascii="DejaVu Sans" w:hAnsi="DejaVu Sans" w:eastAsia="DejaVu Sans" w:cs="DejaVu Sans"/>
+                <w:i w:val="false"/>
+                <w:b w:val="false"/>
+                <w:u w:val="none"/>
+                <w:strike w:val="false"/>
+                <w:sz w:val="22"/>
+                <w:szCs w:val="22"/>
+                <w:color w:val="000000"/>
+              </w:rPr>
+            </w:pPr>
+            <w:r xmlns:w="http://schemas.openxmlformats.org/wordprocessingml/2006/main" xmlns:wp="http://schemas.openxmlformats.org/drawingml/2006/wordprocessingDrawing" xmlns:r="http://schemas.openxmlformats.org/officeDocument/2006/relationships" xmlns:w14="http://schemas.microsoft.com/office/word/2010/wordml">
+              <w:rPr>
+                <w:rFonts w:ascii="DejaVu Sans" w:hAnsi="DejaVu Sans" w:eastAsia="DejaVu Sans" w:cs="DejaVu Sans"/>
+                <w:i w:val="false"/>
+                <w:b w:val="false"/>
+                <w:u w:val="none"/>
+                <w:strike w:val="false"/>
+                <w:sz w:val="22"/>
+                <w:szCs w:val="22"/>
+                <w:color w:val="000000"/>
+              </w:rPr>
+              <w:t xml:space="preserve">0.48</w:t>
             </w:r>
           </w:p>
         </w:tc>
@@ -23028,7 +23028,7 @@
                 <w:szCs w:val="22"/>
                 <w:color w:val="000000"/>
               </w:rPr>
-              <w:t xml:space="preserve">0.39</w:t>
+              <w:t xml:space="preserve">0.38</w:t>
             </w:r>
           </w:p>
         </w:tc>
@@ -23691,169 +23691,169 @@
                 <w:szCs w:val="22"/>
                 <w:color w:val="000000"/>
               </w:rPr>
-              <w:t xml:space="preserve">0.30 (-0.04 to 0.64)</w:t>
-            </w:r>
-          </w:p>
-        </w:tc>
-        <w:tc>
-          <w:tcPr>
-            <w:tcBorders>
-              <w:bottom w:val="none" w:sz="0" w:space="0" w:color="000000"/>
-              <w:top w:val="none" w:sz="0" w:space="0" w:color="000000"/>
-              <w:left w:val="none" w:sz="0" w:space="0" w:color="000000"/>
-              <w:right w:val="none" w:sz="0" w:space="0" w:color="000000"/>
-            </w:tcBorders>
-            <w:shd w:val="clear" w:color="auto" w:fill="FFFFFF"/>
-            <w:tcMar>
-              <w:top w:w="0" w:type="dxa"/>
-              <w:bottom w:w="0" w:type="dxa"/>
-              <w:left w:w="0" w:type="dxa"/>
-              <w:right w:w="0" w:type="dxa"/>
-            </w:tcMar>
-            <w:vAlign w:val="top"/>
-          </w:tcPr>
-          <w:p>
-            <w:pPr>
-              <w:jc w:val="center"/>
-              <w:pBdr>
-                <w:bottom w:val="none" w:sz="0" w:space="0" w:color="000000"/>
-                <w:top w:val="none" w:sz="0" w:space="0" w:color="000000"/>
-                <w:left w:val="none" w:sz="0" w:space="0" w:color="000000"/>
-                <w:right w:val="none" w:sz="0" w:space="0" w:color="000000"/>
-              </w:pBdr>
-              <w:spacing w:after="100" w:before="100" w:line="240"/>
-              <w:ind w:left="100" w:right="100" w:firstLine="0" w:firstLineChars="0"/>
-              <w:rPr>
-                <w:rFonts w:ascii="DejaVu Sans" w:hAnsi="DejaVu Sans" w:eastAsia="DejaVu Sans" w:cs="DejaVu Sans"/>
-                <w:i w:val="false"/>
-                <w:b w:val="false"/>
-                <w:u w:val="none"/>
-                <w:strike w:val="false"/>
-                <w:sz w:val="22"/>
-                <w:szCs w:val="22"/>
-                <w:color w:val="000000"/>
-              </w:rPr>
-            </w:pPr>
-            <w:r xmlns:w="http://schemas.openxmlformats.org/wordprocessingml/2006/main" xmlns:wp="http://schemas.openxmlformats.org/drawingml/2006/wordprocessingDrawing" xmlns:r="http://schemas.openxmlformats.org/officeDocument/2006/relationships" xmlns:w14="http://schemas.microsoft.com/office/word/2010/wordml">
-              <w:rPr>
-                <w:rFonts w:ascii="DejaVu Sans" w:hAnsi="DejaVu Sans" w:eastAsia="DejaVu Sans" w:cs="DejaVu Sans"/>
-                <w:i w:val="false"/>
-                <w:b w:val="false"/>
-                <w:u w:val="none"/>
-                <w:strike w:val="false"/>
-                <w:sz w:val="22"/>
-                <w:szCs w:val="22"/>
-                <w:color w:val="000000"/>
-              </w:rPr>
-              <w:t xml:space="preserve">0.082</w:t>
-            </w:r>
-          </w:p>
-        </w:tc>
-        <w:tc>
-          <w:tcPr>
-            <w:tcBorders>
-              <w:bottom w:val="none" w:sz="0" w:space="0" w:color="000000"/>
-              <w:top w:val="none" w:sz="0" w:space="0" w:color="000000"/>
-              <w:left w:val="none" w:sz="0" w:space="0" w:color="000000"/>
-              <w:right w:val="none" w:sz="0" w:space="0" w:color="000000"/>
-            </w:tcBorders>
-            <w:shd w:val="clear" w:color="auto" w:fill="FFFFFF"/>
-            <w:tcMar>
-              <w:top w:w="0" w:type="dxa"/>
-              <w:bottom w:w="0" w:type="dxa"/>
-              <w:left w:w="0" w:type="dxa"/>
-              <w:right w:w="0" w:type="dxa"/>
-            </w:tcMar>
-            <w:vAlign w:val="top"/>
-          </w:tcPr>
-          <w:p>
-            <w:pPr>
-              <w:jc w:val="center"/>
-              <w:pBdr>
-                <w:bottom w:val="none" w:sz="0" w:space="0" w:color="000000"/>
-                <w:top w:val="none" w:sz="0" w:space="0" w:color="000000"/>
-                <w:left w:val="none" w:sz="0" w:space="0" w:color="000000"/>
-                <w:right w:val="none" w:sz="0" w:space="0" w:color="000000"/>
-              </w:pBdr>
-              <w:spacing w:after="100" w:before="100" w:line="240"/>
-              <w:ind w:left="100" w:right="100" w:firstLine="0" w:firstLineChars="0"/>
-              <w:rPr>
-                <w:rFonts w:ascii="DejaVu Sans" w:hAnsi="DejaVu Sans" w:eastAsia="DejaVu Sans" w:cs="DejaVu Sans"/>
-                <w:i w:val="false"/>
-                <w:b w:val="false"/>
-                <w:u w:val="none"/>
-                <w:strike w:val="false"/>
-                <w:sz w:val="22"/>
-                <w:szCs w:val="22"/>
-                <w:color w:val="000000"/>
-              </w:rPr>
-            </w:pPr>
-            <w:r xmlns:w="http://schemas.openxmlformats.org/wordprocessingml/2006/main" xmlns:wp="http://schemas.openxmlformats.org/drawingml/2006/wordprocessingDrawing" xmlns:r="http://schemas.openxmlformats.org/officeDocument/2006/relationships" xmlns:w14="http://schemas.microsoft.com/office/word/2010/wordml">
-              <w:rPr>
-                <w:rFonts w:ascii="DejaVu Sans" w:hAnsi="DejaVu Sans" w:eastAsia="DejaVu Sans" w:cs="DejaVu Sans"/>
-                <w:i w:val="false"/>
-                <w:b w:val="false"/>
-                <w:u w:val="none"/>
-                <w:strike w:val="false"/>
-                <w:sz w:val="22"/>
-                <w:szCs w:val="22"/>
-                <w:color w:val="000000"/>
-              </w:rPr>
-              <w:t xml:space="preserve">0.16 (-0.35 to 0.66)</w:t>
-            </w:r>
-          </w:p>
-        </w:tc>
-        <w:tc>
-          <w:tcPr>
-            <w:tcBorders>
-              <w:bottom w:val="none" w:sz="0" w:space="0" w:color="000000"/>
-              <w:top w:val="none" w:sz="0" w:space="0" w:color="000000"/>
-              <w:left w:val="none" w:sz="0" w:space="0" w:color="000000"/>
-              <w:right w:val="none" w:sz="0" w:space="0" w:color="000000"/>
-            </w:tcBorders>
-            <w:shd w:val="clear" w:color="auto" w:fill="FFFFFF"/>
-            <w:tcMar>
-              <w:top w:w="0" w:type="dxa"/>
-              <w:bottom w:w="0" w:type="dxa"/>
-              <w:left w:w="0" w:type="dxa"/>
-              <w:right w:w="0" w:type="dxa"/>
-            </w:tcMar>
-            <w:vAlign w:val="top"/>
-          </w:tcPr>
-          <w:p>
-            <w:pPr>
-              <w:jc w:val="center"/>
-              <w:pBdr>
-                <w:bottom w:val="none" w:sz="0" w:space="0" w:color="000000"/>
-                <w:top w:val="none" w:sz="0" w:space="0" w:color="000000"/>
-                <w:left w:val="none" w:sz="0" w:space="0" w:color="000000"/>
-                <w:right w:val="none" w:sz="0" w:space="0" w:color="000000"/>
-              </w:pBdr>
-              <w:spacing w:after="100" w:before="100" w:line="240"/>
-              <w:ind w:left="100" w:right="100" w:firstLine="0" w:firstLineChars="0"/>
-              <w:rPr>
-                <w:rFonts w:ascii="DejaVu Sans" w:hAnsi="DejaVu Sans" w:eastAsia="DejaVu Sans" w:cs="DejaVu Sans"/>
-                <w:i w:val="false"/>
-                <w:b w:val="false"/>
-                <w:u w:val="none"/>
-                <w:strike w:val="false"/>
-                <w:sz w:val="22"/>
-                <w:szCs w:val="22"/>
-                <w:color w:val="000000"/>
-              </w:rPr>
-            </w:pPr>
-            <w:r xmlns:w="http://schemas.openxmlformats.org/wordprocessingml/2006/main" xmlns:wp="http://schemas.openxmlformats.org/drawingml/2006/wordprocessingDrawing" xmlns:r="http://schemas.openxmlformats.org/officeDocument/2006/relationships" xmlns:w14="http://schemas.microsoft.com/office/word/2010/wordml">
-              <w:rPr>
-                <w:rFonts w:ascii="DejaVu Sans" w:hAnsi="DejaVu Sans" w:eastAsia="DejaVu Sans" w:cs="DejaVu Sans"/>
-                <w:i w:val="false"/>
-                <w:b w:val="false"/>
-                <w:u w:val="none"/>
-                <w:strike w:val="false"/>
-                <w:sz w:val="22"/>
-                <w:szCs w:val="22"/>
-                <w:color w:val="000000"/>
-              </w:rPr>
-              <w:t xml:space="preserve">0.54</w:t>
+              <w:t xml:space="preserve">0.29 (-0.05 to 0.63)</w:t>
+            </w:r>
+          </w:p>
+        </w:tc>
+        <w:tc>
+          <w:tcPr>
+            <w:tcBorders>
+              <w:bottom w:val="none" w:sz="0" w:space="0" w:color="000000"/>
+              <w:top w:val="none" w:sz="0" w:space="0" w:color="000000"/>
+              <w:left w:val="none" w:sz="0" w:space="0" w:color="000000"/>
+              <w:right w:val="none" w:sz="0" w:space="0" w:color="000000"/>
+            </w:tcBorders>
+            <w:shd w:val="clear" w:color="auto" w:fill="FFFFFF"/>
+            <w:tcMar>
+              <w:top w:w="0" w:type="dxa"/>
+              <w:bottom w:w="0" w:type="dxa"/>
+              <w:left w:w="0" w:type="dxa"/>
+              <w:right w:w="0" w:type="dxa"/>
+            </w:tcMar>
+            <w:vAlign w:val="top"/>
+          </w:tcPr>
+          <w:p>
+            <w:pPr>
+              <w:jc w:val="center"/>
+              <w:pBdr>
+                <w:bottom w:val="none" w:sz="0" w:space="0" w:color="000000"/>
+                <w:top w:val="none" w:sz="0" w:space="0" w:color="000000"/>
+                <w:left w:val="none" w:sz="0" w:space="0" w:color="000000"/>
+                <w:right w:val="none" w:sz="0" w:space="0" w:color="000000"/>
+              </w:pBdr>
+              <w:spacing w:after="100" w:before="100" w:line="240"/>
+              <w:ind w:left="100" w:right="100" w:firstLine="0" w:firstLineChars="0"/>
+              <w:rPr>
+                <w:rFonts w:ascii="DejaVu Sans" w:hAnsi="DejaVu Sans" w:eastAsia="DejaVu Sans" w:cs="DejaVu Sans"/>
+                <w:i w:val="false"/>
+                <w:b w:val="false"/>
+                <w:u w:val="none"/>
+                <w:strike w:val="false"/>
+                <w:sz w:val="22"/>
+                <w:szCs w:val="22"/>
+                <w:color w:val="000000"/>
+              </w:rPr>
+            </w:pPr>
+            <w:r xmlns:w="http://schemas.openxmlformats.org/wordprocessingml/2006/main" xmlns:wp="http://schemas.openxmlformats.org/drawingml/2006/wordprocessingDrawing" xmlns:r="http://schemas.openxmlformats.org/officeDocument/2006/relationships" xmlns:w14="http://schemas.microsoft.com/office/word/2010/wordml">
+              <w:rPr>
+                <w:rFonts w:ascii="DejaVu Sans" w:hAnsi="DejaVu Sans" w:eastAsia="DejaVu Sans" w:cs="DejaVu Sans"/>
+                <w:i w:val="false"/>
+                <w:b w:val="false"/>
+                <w:u w:val="none"/>
+                <w:strike w:val="false"/>
+                <w:sz w:val="22"/>
+                <w:szCs w:val="22"/>
+                <w:color w:val="000000"/>
+              </w:rPr>
+              <w:t xml:space="preserve">0.094</w:t>
+            </w:r>
+          </w:p>
+        </w:tc>
+        <w:tc>
+          <w:tcPr>
+            <w:tcBorders>
+              <w:bottom w:val="none" w:sz="0" w:space="0" w:color="000000"/>
+              <w:top w:val="none" w:sz="0" w:space="0" w:color="000000"/>
+              <w:left w:val="none" w:sz="0" w:space="0" w:color="000000"/>
+              <w:right w:val="none" w:sz="0" w:space="0" w:color="000000"/>
+            </w:tcBorders>
+            <w:shd w:val="clear" w:color="auto" w:fill="FFFFFF"/>
+            <w:tcMar>
+              <w:top w:w="0" w:type="dxa"/>
+              <w:bottom w:w="0" w:type="dxa"/>
+              <w:left w:w="0" w:type="dxa"/>
+              <w:right w:w="0" w:type="dxa"/>
+            </w:tcMar>
+            <w:vAlign w:val="top"/>
+          </w:tcPr>
+          <w:p>
+            <w:pPr>
+              <w:jc w:val="center"/>
+              <w:pBdr>
+                <w:bottom w:val="none" w:sz="0" w:space="0" w:color="000000"/>
+                <w:top w:val="none" w:sz="0" w:space="0" w:color="000000"/>
+                <w:left w:val="none" w:sz="0" w:space="0" w:color="000000"/>
+                <w:right w:val="none" w:sz="0" w:space="0" w:color="000000"/>
+              </w:pBdr>
+              <w:spacing w:after="100" w:before="100" w:line="240"/>
+              <w:ind w:left="100" w:right="100" w:firstLine="0" w:firstLineChars="0"/>
+              <w:rPr>
+                <w:rFonts w:ascii="DejaVu Sans" w:hAnsi="DejaVu Sans" w:eastAsia="DejaVu Sans" w:cs="DejaVu Sans"/>
+                <w:i w:val="false"/>
+                <w:b w:val="false"/>
+                <w:u w:val="none"/>
+                <w:strike w:val="false"/>
+                <w:sz w:val="22"/>
+                <w:szCs w:val="22"/>
+                <w:color w:val="000000"/>
+              </w:rPr>
+            </w:pPr>
+            <w:r xmlns:w="http://schemas.openxmlformats.org/wordprocessingml/2006/main" xmlns:wp="http://schemas.openxmlformats.org/drawingml/2006/wordprocessingDrawing" xmlns:r="http://schemas.openxmlformats.org/officeDocument/2006/relationships" xmlns:w14="http://schemas.microsoft.com/office/word/2010/wordml">
+              <w:rPr>
+                <w:rFonts w:ascii="DejaVu Sans" w:hAnsi="DejaVu Sans" w:eastAsia="DejaVu Sans" w:cs="DejaVu Sans"/>
+                <w:i w:val="false"/>
+                <w:b w:val="false"/>
+                <w:u w:val="none"/>
+                <w:strike w:val="false"/>
+                <w:sz w:val="22"/>
+                <w:szCs w:val="22"/>
+                <w:color w:val="000000"/>
+              </w:rPr>
+              <w:t xml:space="preserve">0.14 (-0.36 to 0.65)</w:t>
+            </w:r>
+          </w:p>
+        </w:tc>
+        <w:tc>
+          <w:tcPr>
+            <w:tcBorders>
+              <w:bottom w:val="none" w:sz="0" w:space="0" w:color="000000"/>
+              <w:top w:val="none" w:sz="0" w:space="0" w:color="000000"/>
+              <w:left w:val="none" w:sz="0" w:space="0" w:color="000000"/>
+              <w:right w:val="none" w:sz="0" w:space="0" w:color="000000"/>
+            </w:tcBorders>
+            <w:shd w:val="clear" w:color="auto" w:fill="FFFFFF"/>
+            <w:tcMar>
+              <w:top w:w="0" w:type="dxa"/>
+              <w:bottom w:w="0" w:type="dxa"/>
+              <w:left w:w="0" w:type="dxa"/>
+              <w:right w:w="0" w:type="dxa"/>
+            </w:tcMar>
+            <w:vAlign w:val="top"/>
+          </w:tcPr>
+          <w:p>
+            <w:pPr>
+              <w:jc w:val="center"/>
+              <w:pBdr>
+                <w:bottom w:val="none" w:sz="0" w:space="0" w:color="000000"/>
+                <w:top w:val="none" w:sz="0" w:space="0" w:color="000000"/>
+                <w:left w:val="none" w:sz="0" w:space="0" w:color="000000"/>
+                <w:right w:val="none" w:sz="0" w:space="0" w:color="000000"/>
+              </w:pBdr>
+              <w:spacing w:after="100" w:before="100" w:line="240"/>
+              <w:ind w:left="100" w:right="100" w:firstLine="0" w:firstLineChars="0"/>
+              <w:rPr>
+                <w:rFonts w:ascii="DejaVu Sans" w:hAnsi="DejaVu Sans" w:eastAsia="DejaVu Sans" w:cs="DejaVu Sans"/>
+                <w:i w:val="false"/>
+                <w:b w:val="false"/>
+                <w:u w:val="none"/>
+                <w:strike w:val="false"/>
+                <w:sz w:val="22"/>
+                <w:szCs w:val="22"/>
+                <w:color w:val="000000"/>
+              </w:rPr>
+            </w:pPr>
+            <w:r xmlns:w="http://schemas.openxmlformats.org/wordprocessingml/2006/main" xmlns:wp="http://schemas.openxmlformats.org/drawingml/2006/wordprocessingDrawing" xmlns:r="http://schemas.openxmlformats.org/officeDocument/2006/relationships" xmlns:w14="http://schemas.microsoft.com/office/word/2010/wordml">
+              <w:rPr>
+                <w:rFonts w:ascii="DejaVu Sans" w:hAnsi="DejaVu Sans" w:eastAsia="DejaVu Sans" w:cs="DejaVu Sans"/>
+                <w:i w:val="false"/>
+                <w:b w:val="false"/>
+                <w:u w:val="none"/>
+                <w:strike w:val="false"/>
+                <w:sz w:val="22"/>
+                <w:szCs w:val="22"/>
+                <w:color w:val="000000"/>
+              </w:rPr>
+              <w:t xml:space="preserve">0.58</w:t>
             </w:r>
           </w:p>
         </w:tc>
@@ -24074,7 +24074,7 @@
                 <w:szCs w:val="22"/>
                 <w:color w:val="000000"/>
               </w:rPr>
-              <w:t xml:space="preserve">-0.17 (-0.25 to -0.10)</w:t>
+              <w:t xml:space="preserve">-0.17 (-0.25 to -0.09)</w:t>
             </w:r>
           </w:p>
         </w:tc>
@@ -24349,61 +24349,61 @@
                 <w:szCs w:val="22"/>
                 <w:color w:val="000000"/>
               </w:rPr>
-              <w:t xml:space="preserve">-0.06 (-0.14 to 0.01)</w:t>
-            </w:r>
-          </w:p>
-        </w:tc>
-        <w:tc>
-          <w:tcPr>
-            <w:tcBorders>
-              <w:bottom w:val="none" w:sz="0" w:space="0" w:color="000000"/>
-              <w:top w:val="none" w:sz="0" w:space="0" w:color="000000"/>
-              <w:left w:val="none" w:sz="0" w:space="0" w:color="000000"/>
-              <w:right w:val="none" w:sz="0" w:space="0" w:color="000000"/>
-            </w:tcBorders>
-            <w:shd w:val="clear" w:color="auto" w:fill="FFFFFF"/>
-            <w:tcMar>
-              <w:top w:w="0" w:type="dxa"/>
-              <w:bottom w:w="0" w:type="dxa"/>
-              <w:left w:w="0" w:type="dxa"/>
-              <w:right w:w="0" w:type="dxa"/>
-            </w:tcMar>
-            <w:vAlign w:val="top"/>
-          </w:tcPr>
-          <w:p>
-            <w:pPr>
-              <w:jc w:val="center"/>
-              <w:pBdr>
-                <w:bottom w:val="none" w:sz="0" w:space="0" w:color="000000"/>
-                <w:top w:val="none" w:sz="0" w:space="0" w:color="000000"/>
-                <w:left w:val="none" w:sz="0" w:space="0" w:color="000000"/>
-                <w:right w:val="none" w:sz="0" w:space="0" w:color="000000"/>
-              </w:pBdr>
-              <w:spacing w:after="100" w:before="100" w:line="240"/>
-              <w:ind w:left="100" w:right="100" w:firstLine="0" w:firstLineChars="0"/>
-              <w:rPr>
-                <w:rFonts w:ascii="DejaVu Sans" w:hAnsi="DejaVu Sans" w:eastAsia="DejaVu Sans" w:cs="DejaVu Sans"/>
-                <w:i w:val="false"/>
-                <w:b w:val="false"/>
-                <w:u w:val="none"/>
-                <w:strike w:val="false"/>
-                <w:sz w:val="22"/>
-                <w:szCs w:val="22"/>
-                <w:color w:val="000000"/>
-              </w:rPr>
-            </w:pPr>
-            <w:r xmlns:w="http://schemas.openxmlformats.org/wordprocessingml/2006/main" xmlns:wp="http://schemas.openxmlformats.org/drawingml/2006/wordprocessingDrawing" xmlns:r="http://schemas.openxmlformats.org/officeDocument/2006/relationships" xmlns:w14="http://schemas.microsoft.com/office/word/2010/wordml">
-              <w:rPr>
-                <w:rFonts w:ascii="DejaVu Sans" w:hAnsi="DejaVu Sans" w:eastAsia="DejaVu Sans" w:cs="DejaVu Sans"/>
-                <w:i w:val="false"/>
-                <w:b w:val="false"/>
-                <w:u w:val="none"/>
-                <w:strike w:val="false"/>
-                <w:sz w:val="22"/>
-                <w:szCs w:val="22"/>
-                <w:color w:val="000000"/>
-              </w:rPr>
-              <w:t xml:space="preserve">0.082</w:t>
+              <w:t xml:space="preserve">-0.07 (-0.14 to 0.01)</w:t>
+            </w:r>
+          </w:p>
+        </w:tc>
+        <w:tc>
+          <w:tcPr>
+            <w:tcBorders>
+              <w:bottom w:val="none" w:sz="0" w:space="0" w:color="000000"/>
+              <w:top w:val="none" w:sz="0" w:space="0" w:color="000000"/>
+              <w:left w:val="none" w:sz="0" w:space="0" w:color="000000"/>
+              <w:right w:val="none" w:sz="0" w:space="0" w:color="000000"/>
+            </w:tcBorders>
+            <w:shd w:val="clear" w:color="auto" w:fill="FFFFFF"/>
+            <w:tcMar>
+              <w:top w:w="0" w:type="dxa"/>
+              <w:bottom w:w="0" w:type="dxa"/>
+              <w:left w:w="0" w:type="dxa"/>
+              <w:right w:w="0" w:type="dxa"/>
+            </w:tcMar>
+            <w:vAlign w:val="top"/>
+          </w:tcPr>
+          <w:p>
+            <w:pPr>
+              <w:jc w:val="center"/>
+              <w:pBdr>
+                <w:bottom w:val="none" w:sz="0" w:space="0" w:color="000000"/>
+                <w:top w:val="none" w:sz="0" w:space="0" w:color="000000"/>
+                <w:left w:val="none" w:sz="0" w:space="0" w:color="000000"/>
+                <w:right w:val="none" w:sz="0" w:space="0" w:color="000000"/>
+              </w:pBdr>
+              <w:spacing w:after="100" w:before="100" w:line="240"/>
+              <w:ind w:left="100" w:right="100" w:firstLine="0" w:firstLineChars="0"/>
+              <w:rPr>
+                <w:rFonts w:ascii="DejaVu Sans" w:hAnsi="DejaVu Sans" w:eastAsia="DejaVu Sans" w:cs="DejaVu Sans"/>
+                <w:i w:val="false"/>
+                <w:b w:val="false"/>
+                <w:u w:val="none"/>
+                <w:strike w:val="false"/>
+                <w:sz w:val="22"/>
+                <w:szCs w:val="22"/>
+                <w:color w:val="000000"/>
+              </w:rPr>
+            </w:pPr>
+            <w:r xmlns:w="http://schemas.openxmlformats.org/wordprocessingml/2006/main" xmlns:wp="http://schemas.openxmlformats.org/drawingml/2006/wordprocessingDrawing" xmlns:r="http://schemas.openxmlformats.org/officeDocument/2006/relationships" xmlns:w14="http://schemas.microsoft.com/office/word/2010/wordml">
+              <w:rPr>
+                <w:rFonts w:ascii="DejaVu Sans" w:hAnsi="DejaVu Sans" w:eastAsia="DejaVu Sans" w:cs="DejaVu Sans"/>
+                <w:i w:val="false"/>
+                <w:b w:val="false"/>
+                <w:u w:val="none"/>
+                <w:strike w:val="false"/>
+                <w:sz w:val="22"/>
+                <w:szCs w:val="22"/>
+                <w:color w:val="000000"/>
+              </w:rPr>
+              <w:t xml:space="preserve">0.074</w:t>
             </w:r>
           </w:p>
         </w:tc>
@@ -24899,7 +24899,7 @@
                 <w:szCs w:val="22"/>
                 <w:color w:val="000000"/>
               </w:rPr>
-              <w:t xml:space="preserve">2.2 (1.3 to 3.2)</w:t>
+              <w:t xml:space="preserve">2.2 (1.2 to 3.2)</w:t>
             </w:r>
           </w:p>
         </w:tc>
@@ -25066,169 +25066,169 @@
                 <w:szCs w:val="22"/>
                 <w:color w:val="000000"/>
               </w:rPr>
-              <w:t xml:space="preserve">2.4 (-0.47 to 5.3)</w:t>
-            </w:r>
-          </w:p>
-        </w:tc>
-        <w:tc>
-          <w:tcPr>
-            <w:tcBorders>
-              <w:bottom w:val="none" w:sz="0" w:space="0" w:color="000000"/>
-              <w:top w:val="none" w:sz="0" w:space="0" w:color="000000"/>
-              <w:left w:val="none" w:sz="0" w:space="0" w:color="000000"/>
-              <w:right w:val="none" w:sz="0" w:space="0" w:color="000000"/>
-            </w:tcBorders>
-            <w:shd w:val="clear" w:color="auto" w:fill="FFFFFF"/>
-            <w:tcMar>
-              <w:top w:w="0" w:type="dxa"/>
-              <w:bottom w:w="0" w:type="dxa"/>
-              <w:left w:w="0" w:type="dxa"/>
-              <w:right w:w="0" w:type="dxa"/>
-            </w:tcMar>
-            <w:vAlign w:val="top"/>
-          </w:tcPr>
-          <w:p>
-            <w:pPr>
-              <w:jc w:val="center"/>
-              <w:pBdr>
-                <w:bottom w:val="none" w:sz="0" w:space="0" w:color="000000"/>
-                <w:top w:val="none" w:sz="0" w:space="0" w:color="000000"/>
-                <w:left w:val="none" w:sz="0" w:space="0" w:color="000000"/>
-                <w:right w:val="none" w:sz="0" w:space="0" w:color="000000"/>
-              </w:pBdr>
-              <w:spacing w:after="100" w:before="100" w:line="240"/>
-              <w:ind w:left="100" w:right="100" w:firstLine="0" w:firstLineChars="0"/>
-              <w:rPr>
-                <w:rFonts w:ascii="DejaVu Sans" w:hAnsi="DejaVu Sans" w:eastAsia="DejaVu Sans" w:cs="DejaVu Sans"/>
-                <w:i w:val="false"/>
-                <w:b w:val="false"/>
-                <w:u w:val="none"/>
-                <w:strike w:val="false"/>
-                <w:sz w:val="22"/>
-                <w:szCs w:val="22"/>
-                <w:color w:val="000000"/>
-              </w:rPr>
-            </w:pPr>
-            <w:r xmlns:w="http://schemas.openxmlformats.org/wordprocessingml/2006/main" xmlns:wp="http://schemas.openxmlformats.org/drawingml/2006/wordprocessingDrawing" xmlns:r="http://schemas.openxmlformats.org/officeDocument/2006/relationships" xmlns:w14="http://schemas.microsoft.com/office/word/2010/wordml">
-              <w:rPr>
-                <w:rFonts w:ascii="DejaVu Sans" w:hAnsi="DejaVu Sans" w:eastAsia="DejaVu Sans" w:cs="DejaVu Sans"/>
-                <w:i w:val="false"/>
-                <w:b w:val="false"/>
-                <w:u w:val="none"/>
-                <w:strike w:val="false"/>
-                <w:sz w:val="22"/>
-                <w:szCs w:val="22"/>
-                <w:color w:val="000000"/>
-              </w:rPr>
-              <w:t xml:space="preserve">0.10</w:t>
-            </w:r>
-          </w:p>
-        </w:tc>
-        <w:tc>
-          <w:tcPr>
-            <w:tcBorders>
-              <w:bottom w:val="none" w:sz="0" w:space="0" w:color="000000"/>
-              <w:top w:val="none" w:sz="0" w:space="0" w:color="000000"/>
-              <w:left w:val="none" w:sz="0" w:space="0" w:color="000000"/>
-              <w:right w:val="none" w:sz="0" w:space="0" w:color="000000"/>
-            </w:tcBorders>
-            <w:shd w:val="clear" w:color="auto" w:fill="FFFFFF"/>
-            <w:tcMar>
-              <w:top w:w="0" w:type="dxa"/>
-              <w:bottom w:w="0" w:type="dxa"/>
-              <w:left w:w="0" w:type="dxa"/>
-              <w:right w:w="0" w:type="dxa"/>
-            </w:tcMar>
-            <w:vAlign w:val="top"/>
-          </w:tcPr>
-          <w:p>
-            <w:pPr>
-              <w:jc w:val="center"/>
-              <w:pBdr>
-                <w:bottom w:val="none" w:sz="0" w:space="0" w:color="000000"/>
-                <w:top w:val="none" w:sz="0" w:space="0" w:color="000000"/>
-                <w:left w:val="none" w:sz="0" w:space="0" w:color="000000"/>
-                <w:right w:val="none" w:sz="0" w:space="0" w:color="000000"/>
-              </w:pBdr>
-              <w:spacing w:after="100" w:before="100" w:line="240"/>
-              <w:ind w:left="100" w:right="100" w:firstLine="0" w:firstLineChars="0"/>
-              <w:rPr>
-                <w:rFonts w:ascii="DejaVu Sans" w:hAnsi="DejaVu Sans" w:eastAsia="DejaVu Sans" w:cs="DejaVu Sans"/>
-                <w:i w:val="false"/>
-                <w:b w:val="false"/>
-                <w:u w:val="none"/>
-                <w:strike w:val="false"/>
-                <w:sz w:val="22"/>
-                <w:szCs w:val="22"/>
-                <w:color w:val="000000"/>
-              </w:rPr>
-            </w:pPr>
-            <w:r xmlns:w="http://schemas.openxmlformats.org/wordprocessingml/2006/main" xmlns:wp="http://schemas.openxmlformats.org/drawingml/2006/wordprocessingDrawing" xmlns:r="http://schemas.openxmlformats.org/officeDocument/2006/relationships" xmlns:w14="http://schemas.microsoft.com/office/word/2010/wordml">
-              <w:rPr>
-                <w:rFonts w:ascii="DejaVu Sans" w:hAnsi="DejaVu Sans" w:eastAsia="DejaVu Sans" w:cs="DejaVu Sans"/>
-                <w:i w:val="false"/>
-                <w:b w:val="false"/>
-                <w:u w:val="none"/>
-                <w:strike w:val="false"/>
-                <w:sz w:val="22"/>
-                <w:szCs w:val="22"/>
-                <w:color w:val="000000"/>
-              </w:rPr>
-              <w:t xml:space="preserve">1.1 (-3.0 to 5.3)</w:t>
-            </w:r>
-          </w:p>
-        </w:tc>
-        <w:tc>
-          <w:tcPr>
-            <w:tcBorders>
-              <w:bottom w:val="none" w:sz="0" w:space="0" w:color="000000"/>
-              <w:top w:val="none" w:sz="0" w:space="0" w:color="000000"/>
-              <w:left w:val="none" w:sz="0" w:space="0" w:color="000000"/>
-              <w:right w:val="none" w:sz="0" w:space="0" w:color="000000"/>
-            </w:tcBorders>
-            <w:shd w:val="clear" w:color="auto" w:fill="FFFFFF"/>
-            <w:tcMar>
-              <w:top w:w="0" w:type="dxa"/>
-              <w:bottom w:w="0" w:type="dxa"/>
-              <w:left w:w="0" w:type="dxa"/>
-              <w:right w:w="0" w:type="dxa"/>
-            </w:tcMar>
-            <w:vAlign w:val="top"/>
-          </w:tcPr>
-          <w:p>
-            <w:pPr>
-              <w:jc w:val="center"/>
-              <w:pBdr>
-                <w:bottom w:val="none" w:sz="0" w:space="0" w:color="000000"/>
-                <w:top w:val="none" w:sz="0" w:space="0" w:color="000000"/>
-                <w:left w:val="none" w:sz="0" w:space="0" w:color="000000"/>
-                <w:right w:val="none" w:sz="0" w:space="0" w:color="000000"/>
-              </w:pBdr>
-              <w:spacing w:after="100" w:before="100" w:line="240"/>
-              <w:ind w:left="100" w:right="100" w:firstLine="0" w:firstLineChars="0"/>
-              <w:rPr>
-                <w:rFonts w:ascii="DejaVu Sans" w:hAnsi="DejaVu Sans" w:eastAsia="DejaVu Sans" w:cs="DejaVu Sans"/>
-                <w:i w:val="false"/>
-                <w:b w:val="false"/>
-                <w:u w:val="none"/>
-                <w:strike w:val="false"/>
-                <w:sz w:val="22"/>
-                <w:szCs w:val="22"/>
-                <w:color w:val="000000"/>
-              </w:rPr>
-            </w:pPr>
-            <w:r xmlns:w="http://schemas.openxmlformats.org/wordprocessingml/2006/main" xmlns:wp="http://schemas.openxmlformats.org/drawingml/2006/wordprocessingDrawing" xmlns:r="http://schemas.openxmlformats.org/officeDocument/2006/relationships" xmlns:w14="http://schemas.microsoft.com/office/word/2010/wordml">
-              <w:rPr>
-                <w:rFonts w:ascii="DejaVu Sans" w:hAnsi="DejaVu Sans" w:eastAsia="DejaVu Sans" w:cs="DejaVu Sans"/>
-                <w:i w:val="false"/>
-                <w:b w:val="false"/>
-                <w:u w:val="none"/>
-                <w:strike w:val="false"/>
-                <w:sz w:val="22"/>
-                <w:szCs w:val="22"/>
-                <w:color w:val="000000"/>
-              </w:rPr>
-              <w:t xml:space="preserve">0.59</w:t>
+              <w:t xml:space="preserve">2.3 (-0.54 to 5.2)</w:t>
+            </w:r>
+          </w:p>
+        </w:tc>
+        <w:tc>
+          <w:tcPr>
+            <w:tcBorders>
+              <w:bottom w:val="none" w:sz="0" w:space="0" w:color="000000"/>
+              <w:top w:val="none" w:sz="0" w:space="0" w:color="000000"/>
+              <w:left w:val="none" w:sz="0" w:space="0" w:color="000000"/>
+              <w:right w:val="none" w:sz="0" w:space="0" w:color="000000"/>
+            </w:tcBorders>
+            <w:shd w:val="clear" w:color="auto" w:fill="FFFFFF"/>
+            <w:tcMar>
+              <w:top w:w="0" w:type="dxa"/>
+              <w:bottom w:w="0" w:type="dxa"/>
+              <w:left w:w="0" w:type="dxa"/>
+              <w:right w:w="0" w:type="dxa"/>
+            </w:tcMar>
+            <w:vAlign w:val="top"/>
+          </w:tcPr>
+          <w:p>
+            <w:pPr>
+              <w:jc w:val="center"/>
+              <w:pBdr>
+                <w:bottom w:val="none" w:sz="0" w:space="0" w:color="000000"/>
+                <w:top w:val="none" w:sz="0" w:space="0" w:color="000000"/>
+                <w:left w:val="none" w:sz="0" w:space="0" w:color="000000"/>
+                <w:right w:val="none" w:sz="0" w:space="0" w:color="000000"/>
+              </w:pBdr>
+              <w:spacing w:after="100" w:before="100" w:line="240"/>
+              <w:ind w:left="100" w:right="100" w:firstLine="0" w:firstLineChars="0"/>
+              <w:rPr>
+                <w:rFonts w:ascii="DejaVu Sans" w:hAnsi="DejaVu Sans" w:eastAsia="DejaVu Sans" w:cs="DejaVu Sans"/>
+                <w:i w:val="false"/>
+                <w:b w:val="false"/>
+                <w:u w:val="none"/>
+                <w:strike w:val="false"/>
+                <w:sz w:val="22"/>
+                <w:szCs w:val="22"/>
+                <w:color w:val="000000"/>
+              </w:rPr>
+            </w:pPr>
+            <w:r xmlns:w="http://schemas.openxmlformats.org/wordprocessingml/2006/main" xmlns:wp="http://schemas.openxmlformats.org/drawingml/2006/wordprocessingDrawing" xmlns:r="http://schemas.openxmlformats.org/officeDocument/2006/relationships" xmlns:w14="http://schemas.microsoft.com/office/word/2010/wordml">
+              <w:rPr>
+                <w:rFonts w:ascii="DejaVu Sans" w:hAnsi="DejaVu Sans" w:eastAsia="DejaVu Sans" w:cs="DejaVu Sans"/>
+                <w:i w:val="false"/>
+                <w:b w:val="false"/>
+                <w:u w:val="none"/>
+                <w:strike w:val="false"/>
+                <w:sz w:val="22"/>
+                <w:szCs w:val="22"/>
+                <w:color w:val="000000"/>
+              </w:rPr>
+              <w:t xml:space="preserve">0.11</w:t>
+            </w:r>
+          </w:p>
+        </w:tc>
+        <w:tc>
+          <w:tcPr>
+            <w:tcBorders>
+              <w:bottom w:val="none" w:sz="0" w:space="0" w:color="000000"/>
+              <w:top w:val="none" w:sz="0" w:space="0" w:color="000000"/>
+              <w:left w:val="none" w:sz="0" w:space="0" w:color="000000"/>
+              <w:right w:val="none" w:sz="0" w:space="0" w:color="000000"/>
+            </w:tcBorders>
+            <w:shd w:val="clear" w:color="auto" w:fill="FFFFFF"/>
+            <w:tcMar>
+              <w:top w:w="0" w:type="dxa"/>
+              <w:bottom w:w="0" w:type="dxa"/>
+              <w:left w:w="0" w:type="dxa"/>
+              <w:right w:w="0" w:type="dxa"/>
+            </w:tcMar>
+            <w:vAlign w:val="top"/>
+          </w:tcPr>
+          <w:p>
+            <w:pPr>
+              <w:jc w:val="center"/>
+              <w:pBdr>
+                <w:bottom w:val="none" w:sz="0" w:space="0" w:color="000000"/>
+                <w:top w:val="none" w:sz="0" w:space="0" w:color="000000"/>
+                <w:left w:val="none" w:sz="0" w:space="0" w:color="000000"/>
+                <w:right w:val="none" w:sz="0" w:space="0" w:color="000000"/>
+              </w:pBdr>
+              <w:spacing w:after="100" w:before="100" w:line="240"/>
+              <w:ind w:left="100" w:right="100" w:firstLine="0" w:firstLineChars="0"/>
+              <w:rPr>
+                <w:rFonts w:ascii="DejaVu Sans" w:hAnsi="DejaVu Sans" w:eastAsia="DejaVu Sans" w:cs="DejaVu Sans"/>
+                <w:i w:val="false"/>
+                <w:b w:val="false"/>
+                <w:u w:val="none"/>
+                <w:strike w:val="false"/>
+                <w:sz w:val="22"/>
+                <w:szCs w:val="22"/>
+                <w:color w:val="000000"/>
+              </w:rPr>
+            </w:pPr>
+            <w:r xmlns:w="http://schemas.openxmlformats.org/wordprocessingml/2006/main" xmlns:wp="http://schemas.openxmlformats.org/drawingml/2006/wordprocessingDrawing" xmlns:r="http://schemas.openxmlformats.org/officeDocument/2006/relationships" xmlns:w14="http://schemas.microsoft.com/office/word/2010/wordml">
+              <w:rPr>
+                <w:rFonts w:ascii="DejaVu Sans" w:hAnsi="DejaVu Sans" w:eastAsia="DejaVu Sans" w:cs="DejaVu Sans"/>
+                <w:i w:val="false"/>
+                <w:b w:val="false"/>
+                <w:u w:val="none"/>
+                <w:strike w:val="false"/>
+                <w:sz w:val="22"/>
+                <w:szCs w:val="22"/>
+                <w:color w:val="000000"/>
+              </w:rPr>
+              <w:t xml:space="preserve">0.98 (-3.2 to 5.2)</w:t>
+            </w:r>
+          </w:p>
+        </w:tc>
+        <w:tc>
+          <w:tcPr>
+            <w:tcBorders>
+              <w:bottom w:val="none" w:sz="0" w:space="0" w:color="000000"/>
+              <w:top w:val="none" w:sz="0" w:space="0" w:color="000000"/>
+              <w:left w:val="none" w:sz="0" w:space="0" w:color="000000"/>
+              <w:right w:val="none" w:sz="0" w:space="0" w:color="000000"/>
+            </w:tcBorders>
+            <w:shd w:val="clear" w:color="auto" w:fill="FFFFFF"/>
+            <w:tcMar>
+              <w:top w:w="0" w:type="dxa"/>
+              <w:bottom w:w="0" w:type="dxa"/>
+              <w:left w:w="0" w:type="dxa"/>
+              <w:right w:w="0" w:type="dxa"/>
+            </w:tcMar>
+            <w:vAlign w:val="top"/>
+          </w:tcPr>
+          <w:p>
+            <w:pPr>
+              <w:jc w:val="center"/>
+              <w:pBdr>
+                <w:bottom w:val="none" w:sz="0" w:space="0" w:color="000000"/>
+                <w:top w:val="none" w:sz="0" w:space="0" w:color="000000"/>
+                <w:left w:val="none" w:sz="0" w:space="0" w:color="000000"/>
+                <w:right w:val="none" w:sz="0" w:space="0" w:color="000000"/>
+              </w:pBdr>
+              <w:spacing w:after="100" w:before="100" w:line="240"/>
+              <w:ind w:left="100" w:right="100" w:firstLine="0" w:firstLineChars="0"/>
+              <w:rPr>
+                <w:rFonts w:ascii="DejaVu Sans" w:hAnsi="DejaVu Sans" w:eastAsia="DejaVu Sans" w:cs="DejaVu Sans"/>
+                <w:i w:val="false"/>
+                <w:b w:val="false"/>
+                <w:u w:val="none"/>
+                <w:strike w:val="false"/>
+                <w:sz w:val="22"/>
+                <w:szCs w:val="22"/>
+                <w:color w:val="000000"/>
+              </w:rPr>
+            </w:pPr>
+            <w:r xmlns:w="http://schemas.openxmlformats.org/wordprocessingml/2006/main" xmlns:wp="http://schemas.openxmlformats.org/drawingml/2006/wordprocessingDrawing" xmlns:r="http://schemas.openxmlformats.org/officeDocument/2006/relationships" xmlns:w14="http://schemas.microsoft.com/office/word/2010/wordml">
+              <w:rPr>
+                <w:rFonts w:ascii="DejaVu Sans" w:hAnsi="DejaVu Sans" w:eastAsia="DejaVu Sans" w:cs="DejaVu Sans"/>
+                <w:i w:val="false"/>
+                <w:b w:val="false"/>
+                <w:u w:val="none"/>
+                <w:strike w:val="false"/>
+                <w:sz w:val="22"/>
+                <w:szCs w:val="22"/>
+                <w:color w:val="000000"/>
+              </w:rPr>
+              <w:t xml:space="preserve">0.65</w:t>
             </w:r>
           </w:p>
         </w:tc>
@@ -25724,61 +25724,61 @@
                 <w:szCs w:val="22"/>
                 <w:color w:val="000000"/>
               </w:rPr>
-              <w:t xml:space="preserve">-0.47 (-1.1 to 0.13)</w:t>
-            </w:r>
-          </w:p>
-        </w:tc>
-        <w:tc>
-          <w:tcPr>
-            <w:tcBorders>
-              <w:bottom w:val="none" w:sz="0" w:space="0" w:color="000000"/>
-              <w:top w:val="none" w:sz="0" w:space="0" w:color="000000"/>
-              <w:left w:val="none" w:sz="0" w:space="0" w:color="000000"/>
-              <w:right w:val="none" w:sz="0" w:space="0" w:color="000000"/>
-            </w:tcBorders>
-            <w:shd w:val="clear" w:color="auto" w:fill="FFFFFF"/>
-            <w:tcMar>
-              <w:top w:w="0" w:type="dxa"/>
-              <w:bottom w:w="0" w:type="dxa"/>
-              <w:left w:w="0" w:type="dxa"/>
-              <w:right w:w="0" w:type="dxa"/>
-            </w:tcMar>
-            <w:vAlign w:val="top"/>
-          </w:tcPr>
-          <w:p>
-            <w:pPr>
-              <w:jc w:val="center"/>
-              <w:pBdr>
-                <w:bottom w:val="none" w:sz="0" w:space="0" w:color="000000"/>
-                <w:top w:val="none" w:sz="0" w:space="0" w:color="000000"/>
-                <w:left w:val="none" w:sz="0" w:space="0" w:color="000000"/>
-                <w:right w:val="none" w:sz="0" w:space="0" w:color="000000"/>
-              </w:pBdr>
-              <w:spacing w:after="100" w:before="100" w:line="240"/>
-              <w:ind w:left="100" w:right="100" w:firstLine="0" w:firstLineChars="0"/>
-              <w:rPr>
-                <w:rFonts w:ascii="DejaVu Sans" w:hAnsi="DejaVu Sans" w:eastAsia="DejaVu Sans" w:cs="DejaVu Sans"/>
-                <w:i w:val="false"/>
-                <w:b w:val="false"/>
-                <w:u w:val="none"/>
-                <w:strike w:val="false"/>
-                <w:sz w:val="22"/>
-                <w:szCs w:val="22"/>
-                <w:color w:val="000000"/>
-              </w:rPr>
-            </w:pPr>
-            <w:r xmlns:w="http://schemas.openxmlformats.org/wordprocessingml/2006/main" xmlns:wp="http://schemas.openxmlformats.org/drawingml/2006/wordprocessingDrawing" xmlns:r="http://schemas.openxmlformats.org/officeDocument/2006/relationships" xmlns:w14="http://schemas.microsoft.com/office/word/2010/wordml">
-              <w:rPr>
-                <w:rFonts w:ascii="DejaVu Sans" w:hAnsi="DejaVu Sans" w:eastAsia="DejaVu Sans" w:cs="DejaVu Sans"/>
-                <w:i w:val="false"/>
-                <w:b w:val="false"/>
-                <w:u w:val="none"/>
-                <w:strike w:val="false"/>
-                <w:sz w:val="22"/>
-                <w:szCs w:val="22"/>
-                <w:color w:val="000000"/>
-              </w:rPr>
-              <w:t xml:space="preserve">0.13</w:t>
+              <w:t xml:space="preserve">-0.48 (-1.1 to 0.12)</w:t>
+            </w:r>
+          </w:p>
+        </w:tc>
+        <w:tc>
+          <w:tcPr>
+            <w:tcBorders>
+              <w:bottom w:val="none" w:sz="0" w:space="0" w:color="000000"/>
+              <w:top w:val="none" w:sz="0" w:space="0" w:color="000000"/>
+              <w:left w:val="none" w:sz="0" w:space="0" w:color="000000"/>
+              <w:right w:val="none" w:sz="0" w:space="0" w:color="000000"/>
+            </w:tcBorders>
+            <w:shd w:val="clear" w:color="auto" w:fill="FFFFFF"/>
+            <w:tcMar>
+              <w:top w:w="0" w:type="dxa"/>
+              <w:bottom w:w="0" w:type="dxa"/>
+              <w:left w:w="0" w:type="dxa"/>
+              <w:right w:w="0" w:type="dxa"/>
+            </w:tcMar>
+            <w:vAlign w:val="top"/>
+          </w:tcPr>
+          <w:p>
+            <w:pPr>
+              <w:jc w:val="center"/>
+              <w:pBdr>
+                <w:bottom w:val="none" w:sz="0" w:space="0" w:color="000000"/>
+                <w:top w:val="none" w:sz="0" w:space="0" w:color="000000"/>
+                <w:left w:val="none" w:sz="0" w:space="0" w:color="000000"/>
+                <w:right w:val="none" w:sz="0" w:space="0" w:color="000000"/>
+              </w:pBdr>
+              <w:spacing w:after="100" w:before="100" w:line="240"/>
+              <w:ind w:left="100" w:right="100" w:firstLine="0" w:firstLineChars="0"/>
+              <w:rPr>
+                <w:rFonts w:ascii="DejaVu Sans" w:hAnsi="DejaVu Sans" w:eastAsia="DejaVu Sans" w:cs="DejaVu Sans"/>
+                <w:i w:val="false"/>
+                <w:b w:val="false"/>
+                <w:u w:val="none"/>
+                <w:strike w:val="false"/>
+                <w:sz w:val="22"/>
+                <w:szCs w:val="22"/>
+                <w:color w:val="000000"/>
+              </w:rPr>
+            </w:pPr>
+            <w:r xmlns:w="http://schemas.openxmlformats.org/wordprocessingml/2006/main" xmlns:wp="http://schemas.openxmlformats.org/drawingml/2006/wordprocessingDrawing" xmlns:r="http://schemas.openxmlformats.org/officeDocument/2006/relationships" xmlns:w14="http://schemas.microsoft.com/office/word/2010/wordml">
+              <w:rPr>
+                <w:rFonts w:ascii="DejaVu Sans" w:hAnsi="DejaVu Sans" w:eastAsia="DejaVu Sans" w:cs="DejaVu Sans"/>
+                <w:i w:val="false"/>
+                <w:b w:val="false"/>
+                <w:u w:val="none"/>
+                <w:strike w:val="false"/>
+                <w:sz w:val="22"/>
+                <w:szCs w:val="22"/>
+                <w:color w:val="000000"/>
+              </w:rPr>
+              <w:t xml:space="preserve">0.12</w:t>
             </w:r>
           </w:p>
         </w:tc>
@@ -26166,169 +26166,169 @@
                 <w:szCs w:val="22"/>
                 <w:color w:val="000000"/>
               </w:rPr>
-              <w:t xml:space="preserve">-0.15 (-0.46 to 0.16)</w:t>
-            </w:r>
-          </w:p>
-        </w:tc>
-        <w:tc>
-          <w:tcPr>
-            <w:tcBorders>
-              <w:bottom w:val="none" w:sz="0" w:space="0" w:color="000000"/>
-              <w:top w:val="none" w:sz="0" w:space="0" w:color="000000"/>
-              <w:left w:val="none" w:sz="0" w:space="0" w:color="000000"/>
-              <w:right w:val="none" w:sz="0" w:space="0" w:color="000000"/>
-            </w:tcBorders>
-            <w:shd w:val="clear" w:color="auto" w:fill="FFFFFF"/>
-            <w:tcMar>
-              <w:top w:w="0" w:type="dxa"/>
-              <w:bottom w:w="0" w:type="dxa"/>
-              <w:left w:w="0" w:type="dxa"/>
-              <w:right w:w="0" w:type="dxa"/>
-            </w:tcMar>
-            <w:vAlign w:val="top"/>
-          </w:tcPr>
-          <w:p>
-            <w:pPr>
-              <w:jc w:val="center"/>
-              <w:pBdr>
-                <w:bottom w:val="none" w:sz="0" w:space="0" w:color="000000"/>
-                <w:top w:val="none" w:sz="0" w:space="0" w:color="000000"/>
-                <w:left w:val="none" w:sz="0" w:space="0" w:color="000000"/>
-                <w:right w:val="none" w:sz="0" w:space="0" w:color="000000"/>
-              </w:pBdr>
-              <w:spacing w:after="100" w:before="100" w:line="240"/>
-              <w:ind w:left="100" w:right="100" w:firstLine="0" w:firstLineChars="0"/>
-              <w:rPr>
-                <w:rFonts w:ascii="DejaVu Sans" w:hAnsi="DejaVu Sans" w:eastAsia="DejaVu Sans" w:cs="DejaVu Sans"/>
-                <w:i w:val="false"/>
-                <w:b w:val="false"/>
-                <w:u w:val="none"/>
-                <w:strike w:val="false"/>
-                <w:sz w:val="22"/>
-                <w:szCs w:val="22"/>
-                <w:color w:val="000000"/>
-              </w:rPr>
-            </w:pPr>
-            <w:r xmlns:w="http://schemas.openxmlformats.org/wordprocessingml/2006/main" xmlns:wp="http://schemas.openxmlformats.org/drawingml/2006/wordprocessingDrawing" xmlns:r="http://schemas.openxmlformats.org/officeDocument/2006/relationships" xmlns:w14="http://schemas.microsoft.com/office/word/2010/wordml">
-              <w:rPr>
-                <w:rFonts w:ascii="DejaVu Sans" w:hAnsi="DejaVu Sans" w:eastAsia="DejaVu Sans" w:cs="DejaVu Sans"/>
-                <w:i w:val="false"/>
-                <w:b w:val="false"/>
-                <w:u w:val="none"/>
-                <w:strike w:val="false"/>
-                <w:sz w:val="22"/>
-                <w:szCs w:val="22"/>
-                <w:color w:val="000000"/>
-              </w:rPr>
-              <w:t xml:space="preserve">0.34</w:t>
-            </w:r>
-          </w:p>
-        </w:tc>
-        <w:tc>
-          <w:tcPr>
-            <w:tcBorders>
-              <w:bottom w:val="none" w:sz="0" w:space="0" w:color="000000"/>
-              <w:top w:val="none" w:sz="0" w:space="0" w:color="000000"/>
-              <w:left w:val="none" w:sz="0" w:space="0" w:color="000000"/>
-              <w:right w:val="none" w:sz="0" w:space="0" w:color="000000"/>
-            </w:tcBorders>
-            <w:shd w:val="clear" w:color="auto" w:fill="FFFFFF"/>
-            <w:tcMar>
-              <w:top w:w="0" w:type="dxa"/>
-              <w:bottom w:w="0" w:type="dxa"/>
-              <w:left w:w="0" w:type="dxa"/>
-              <w:right w:w="0" w:type="dxa"/>
-            </w:tcMar>
-            <w:vAlign w:val="top"/>
-          </w:tcPr>
-          <w:p>
-            <w:pPr>
-              <w:jc w:val="center"/>
-              <w:pBdr>
-                <w:bottom w:val="none" w:sz="0" w:space="0" w:color="000000"/>
-                <w:top w:val="none" w:sz="0" w:space="0" w:color="000000"/>
-                <w:left w:val="none" w:sz="0" w:space="0" w:color="000000"/>
-                <w:right w:val="none" w:sz="0" w:space="0" w:color="000000"/>
-              </w:pBdr>
-              <w:spacing w:after="100" w:before="100" w:line="240"/>
-              <w:ind w:left="100" w:right="100" w:firstLine="0" w:firstLineChars="0"/>
-              <w:rPr>
-                <w:rFonts w:ascii="DejaVu Sans" w:hAnsi="DejaVu Sans" w:eastAsia="DejaVu Sans" w:cs="DejaVu Sans"/>
-                <w:i w:val="false"/>
-                <w:b w:val="false"/>
-                <w:u w:val="none"/>
-                <w:strike w:val="false"/>
-                <w:sz w:val="22"/>
-                <w:szCs w:val="22"/>
-                <w:color w:val="000000"/>
-              </w:rPr>
-            </w:pPr>
-            <w:r xmlns:w="http://schemas.openxmlformats.org/wordprocessingml/2006/main" xmlns:wp="http://schemas.openxmlformats.org/drawingml/2006/wordprocessingDrawing" xmlns:r="http://schemas.openxmlformats.org/officeDocument/2006/relationships" xmlns:w14="http://schemas.microsoft.com/office/word/2010/wordml">
-              <w:rPr>
-                <w:rFonts w:ascii="DejaVu Sans" w:hAnsi="DejaVu Sans" w:eastAsia="DejaVu Sans" w:cs="DejaVu Sans"/>
-                <w:i w:val="false"/>
-                <w:b w:val="false"/>
-                <w:u w:val="none"/>
-                <w:strike w:val="false"/>
-                <w:sz w:val="22"/>
-                <w:szCs w:val="22"/>
-                <w:color w:val="000000"/>
-              </w:rPr>
-              <w:t xml:space="preserve">-0.11 (-0.47 to 0.26)</w:t>
-            </w:r>
-          </w:p>
-        </w:tc>
-        <w:tc>
-          <w:tcPr>
-            <w:tcBorders>
-              <w:bottom w:val="none" w:sz="0" w:space="0" w:color="000000"/>
-              <w:top w:val="none" w:sz="0" w:space="0" w:color="000000"/>
-              <w:left w:val="none" w:sz="0" w:space="0" w:color="000000"/>
-              <w:right w:val="none" w:sz="0" w:space="0" w:color="000000"/>
-            </w:tcBorders>
-            <w:shd w:val="clear" w:color="auto" w:fill="FFFFFF"/>
-            <w:tcMar>
-              <w:top w:w="0" w:type="dxa"/>
-              <w:bottom w:w="0" w:type="dxa"/>
-              <w:left w:w="0" w:type="dxa"/>
-              <w:right w:w="0" w:type="dxa"/>
-            </w:tcMar>
-            <w:vAlign w:val="top"/>
-          </w:tcPr>
-          <w:p>
-            <w:pPr>
-              <w:jc w:val="center"/>
-              <w:pBdr>
-                <w:bottom w:val="none" w:sz="0" w:space="0" w:color="000000"/>
-                <w:top w:val="none" w:sz="0" w:space="0" w:color="000000"/>
-                <w:left w:val="none" w:sz="0" w:space="0" w:color="000000"/>
-                <w:right w:val="none" w:sz="0" w:space="0" w:color="000000"/>
-              </w:pBdr>
-              <w:spacing w:after="100" w:before="100" w:line="240"/>
-              <w:ind w:left="100" w:right="100" w:firstLine="0" w:firstLineChars="0"/>
-              <w:rPr>
-                <w:rFonts w:ascii="DejaVu Sans" w:hAnsi="DejaVu Sans" w:eastAsia="DejaVu Sans" w:cs="DejaVu Sans"/>
-                <w:i w:val="false"/>
-                <w:b w:val="false"/>
-                <w:u w:val="none"/>
-                <w:strike w:val="false"/>
-                <w:sz w:val="22"/>
-                <w:szCs w:val="22"/>
-                <w:color w:val="000000"/>
-              </w:rPr>
-            </w:pPr>
-            <w:r xmlns:w="http://schemas.openxmlformats.org/wordprocessingml/2006/main" xmlns:wp="http://schemas.openxmlformats.org/drawingml/2006/wordprocessingDrawing" xmlns:r="http://schemas.openxmlformats.org/officeDocument/2006/relationships" xmlns:w14="http://schemas.microsoft.com/office/word/2010/wordml">
-              <w:rPr>
-                <w:rFonts w:ascii="DejaVu Sans" w:hAnsi="DejaVu Sans" w:eastAsia="DejaVu Sans" w:cs="DejaVu Sans"/>
-                <w:i w:val="false"/>
-                <w:b w:val="false"/>
-                <w:u w:val="none"/>
-                <w:strike w:val="false"/>
-                <w:sz w:val="22"/>
-                <w:szCs w:val="22"/>
-                <w:color w:val="000000"/>
-              </w:rPr>
-              <w:t xml:space="preserve">0.57</w:t>
+              <w:t xml:space="preserve">-0.14 (-0.45 to 0.17)</w:t>
+            </w:r>
+          </w:p>
+        </w:tc>
+        <w:tc>
+          <w:tcPr>
+            <w:tcBorders>
+              <w:bottom w:val="none" w:sz="0" w:space="0" w:color="000000"/>
+              <w:top w:val="none" w:sz="0" w:space="0" w:color="000000"/>
+              <w:left w:val="none" w:sz="0" w:space="0" w:color="000000"/>
+              <w:right w:val="none" w:sz="0" w:space="0" w:color="000000"/>
+            </w:tcBorders>
+            <w:shd w:val="clear" w:color="auto" w:fill="FFFFFF"/>
+            <w:tcMar>
+              <w:top w:w="0" w:type="dxa"/>
+              <w:bottom w:w="0" w:type="dxa"/>
+              <w:left w:w="0" w:type="dxa"/>
+              <w:right w:w="0" w:type="dxa"/>
+            </w:tcMar>
+            <w:vAlign w:val="top"/>
+          </w:tcPr>
+          <w:p>
+            <w:pPr>
+              <w:jc w:val="center"/>
+              <w:pBdr>
+                <w:bottom w:val="none" w:sz="0" w:space="0" w:color="000000"/>
+                <w:top w:val="none" w:sz="0" w:space="0" w:color="000000"/>
+                <w:left w:val="none" w:sz="0" w:space="0" w:color="000000"/>
+                <w:right w:val="none" w:sz="0" w:space="0" w:color="000000"/>
+              </w:pBdr>
+              <w:spacing w:after="100" w:before="100" w:line="240"/>
+              <w:ind w:left="100" w:right="100" w:firstLine="0" w:firstLineChars="0"/>
+              <w:rPr>
+                <w:rFonts w:ascii="DejaVu Sans" w:hAnsi="DejaVu Sans" w:eastAsia="DejaVu Sans" w:cs="DejaVu Sans"/>
+                <w:i w:val="false"/>
+                <w:b w:val="false"/>
+                <w:u w:val="none"/>
+                <w:strike w:val="false"/>
+                <w:sz w:val="22"/>
+                <w:szCs w:val="22"/>
+                <w:color w:val="000000"/>
+              </w:rPr>
+            </w:pPr>
+            <w:r xmlns:w="http://schemas.openxmlformats.org/wordprocessingml/2006/main" xmlns:wp="http://schemas.openxmlformats.org/drawingml/2006/wordprocessingDrawing" xmlns:r="http://schemas.openxmlformats.org/officeDocument/2006/relationships" xmlns:w14="http://schemas.microsoft.com/office/word/2010/wordml">
+              <w:rPr>
+                <w:rFonts w:ascii="DejaVu Sans" w:hAnsi="DejaVu Sans" w:eastAsia="DejaVu Sans" w:cs="DejaVu Sans"/>
+                <w:i w:val="false"/>
+                <w:b w:val="false"/>
+                <w:u w:val="none"/>
+                <w:strike w:val="false"/>
+                <w:sz w:val="22"/>
+                <w:szCs w:val="22"/>
+                <w:color w:val="000000"/>
+              </w:rPr>
+              <w:t xml:space="preserve">0.36</w:t>
+            </w:r>
+          </w:p>
+        </w:tc>
+        <w:tc>
+          <w:tcPr>
+            <w:tcBorders>
+              <w:bottom w:val="none" w:sz="0" w:space="0" w:color="000000"/>
+              <w:top w:val="none" w:sz="0" w:space="0" w:color="000000"/>
+              <w:left w:val="none" w:sz="0" w:space="0" w:color="000000"/>
+              <w:right w:val="none" w:sz="0" w:space="0" w:color="000000"/>
+            </w:tcBorders>
+            <w:shd w:val="clear" w:color="auto" w:fill="FFFFFF"/>
+            <w:tcMar>
+              <w:top w:w="0" w:type="dxa"/>
+              <w:bottom w:w="0" w:type="dxa"/>
+              <w:left w:w="0" w:type="dxa"/>
+              <w:right w:w="0" w:type="dxa"/>
+            </w:tcMar>
+            <w:vAlign w:val="top"/>
+          </w:tcPr>
+          <w:p>
+            <w:pPr>
+              <w:jc w:val="center"/>
+              <w:pBdr>
+                <w:bottom w:val="none" w:sz="0" w:space="0" w:color="000000"/>
+                <w:top w:val="none" w:sz="0" w:space="0" w:color="000000"/>
+                <w:left w:val="none" w:sz="0" w:space="0" w:color="000000"/>
+                <w:right w:val="none" w:sz="0" w:space="0" w:color="000000"/>
+              </w:pBdr>
+              <w:spacing w:after="100" w:before="100" w:line="240"/>
+              <w:ind w:left="100" w:right="100" w:firstLine="0" w:firstLineChars="0"/>
+              <w:rPr>
+                <w:rFonts w:ascii="DejaVu Sans" w:hAnsi="DejaVu Sans" w:eastAsia="DejaVu Sans" w:cs="DejaVu Sans"/>
+                <w:i w:val="false"/>
+                <w:b w:val="false"/>
+                <w:u w:val="none"/>
+                <w:strike w:val="false"/>
+                <w:sz w:val="22"/>
+                <w:szCs w:val="22"/>
+                <w:color w:val="000000"/>
+              </w:rPr>
+            </w:pPr>
+            <w:r xmlns:w="http://schemas.openxmlformats.org/wordprocessingml/2006/main" xmlns:wp="http://schemas.openxmlformats.org/drawingml/2006/wordprocessingDrawing" xmlns:r="http://schemas.openxmlformats.org/officeDocument/2006/relationships" xmlns:w14="http://schemas.microsoft.com/office/word/2010/wordml">
+              <w:rPr>
+                <w:rFonts w:ascii="DejaVu Sans" w:hAnsi="DejaVu Sans" w:eastAsia="DejaVu Sans" w:cs="DejaVu Sans"/>
+                <w:i w:val="false"/>
+                <w:b w:val="false"/>
+                <w:u w:val="none"/>
+                <w:strike w:val="false"/>
+                <w:sz w:val="22"/>
+                <w:szCs w:val="22"/>
+                <w:color w:val="000000"/>
+              </w:rPr>
+              <w:t xml:space="preserve">-0.11 (-0.48 to 0.26)</w:t>
+            </w:r>
+          </w:p>
+        </w:tc>
+        <w:tc>
+          <w:tcPr>
+            <w:tcBorders>
+              <w:bottom w:val="none" w:sz="0" w:space="0" w:color="000000"/>
+              <w:top w:val="none" w:sz="0" w:space="0" w:color="000000"/>
+              <w:left w:val="none" w:sz="0" w:space="0" w:color="000000"/>
+              <w:right w:val="none" w:sz="0" w:space="0" w:color="000000"/>
+            </w:tcBorders>
+            <w:shd w:val="clear" w:color="auto" w:fill="FFFFFF"/>
+            <w:tcMar>
+              <w:top w:w="0" w:type="dxa"/>
+              <w:bottom w:w="0" w:type="dxa"/>
+              <w:left w:w="0" w:type="dxa"/>
+              <w:right w:w="0" w:type="dxa"/>
+            </w:tcMar>
+            <w:vAlign w:val="top"/>
+          </w:tcPr>
+          <w:p>
+            <w:pPr>
+              <w:jc w:val="center"/>
+              <w:pBdr>
+                <w:bottom w:val="none" w:sz="0" w:space="0" w:color="000000"/>
+                <w:top w:val="none" w:sz="0" w:space="0" w:color="000000"/>
+                <w:left w:val="none" w:sz="0" w:space="0" w:color="000000"/>
+                <w:right w:val="none" w:sz="0" w:space="0" w:color="000000"/>
+              </w:pBdr>
+              <w:spacing w:after="100" w:before="100" w:line="240"/>
+              <w:ind w:left="100" w:right="100" w:firstLine="0" w:firstLineChars="0"/>
+              <w:rPr>
+                <w:rFonts w:ascii="DejaVu Sans" w:hAnsi="DejaVu Sans" w:eastAsia="DejaVu Sans" w:cs="DejaVu Sans"/>
+                <w:i w:val="false"/>
+                <w:b w:val="false"/>
+                <w:u w:val="none"/>
+                <w:strike w:val="false"/>
+                <w:sz w:val="22"/>
+                <w:szCs w:val="22"/>
+                <w:color w:val="000000"/>
+              </w:rPr>
+            </w:pPr>
+            <w:r xmlns:w="http://schemas.openxmlformats.org/wordprocessingml/2006/main" xmlns:wp="http://schemas.openxmlformats.org/drawingml/2006/wordprocessingDrawing" xmlns:r="http://schemas.openxmlformats.org/officeDocument/2006/relationships" xmlns:w14="http://schemas.microsoft.com/office/word/2010/wordml">
+              <w:rPr>
+                <w:rFonts w:ascii="DejaVu Sans" w:hAnsi="DejaVu Sans" w:eastAsia="DejaVu Sans" w:cs="DejaVu Sans"/>
+                <w:i w:val="false"/>
+                <w:b w:val="false"/>
+                <w:u w:val="none"/>
+                <w:strike w:val="false"/>
+                <w:sz w:val="22"/>
+                <w:szCs w:val="22"/>
+                <w:color w:val="000000"/>
+              </w:rPr>
+              <w:t xml:space="preserve">0.56</w:t>
             </w:r>
           </w:p>
         </w:tc>
@@ -26549,61 +26549,61 @@
                 <w:szCs w:val="22"/>
                 <w:color w:val="000000"/>
               </w:rPr>
-              <w:t xml:space="preserve">0.48 (-1.1 to 2.0)</w:t>
-            </w:r>
-          </w:p>
-        </w:tc>
-        <w:tc>
-          <w:tcPr>
-            <w:tcBorders>
-              <w:bottom w:val="none" w:sz="0" w:space="0" w:color="000000"/>
-              <w:top w:val="none" w:sz="0" w:space="0" w:color="000000"/>
-              <w:left w:val="none" w:sz="0" w:space="0" w:color="000000"/>
-              <w:right w:val="none" w:sz="0" w:space="0" w:color="000000"/>
-            </w:tcBorders>
-            <w:shd w:val="clear" w:color="auto" w:fill="FFFFFF"/>
-            <w:tcMar>
-              <w:top w:w="0" w:type="dxa"/>
-              <w:bottom w:w="0" w:type="dxa"/>
-              <w:left w:w="0" w:type="dxa"/>
-              <w:right w:w="0" w:type="dxa"/>
-            </w:tcMar>
-            <w:vAlign w:val="top"/>
-          </w:tcPr>
-          <w:p>
-            <w:pPr>
-              <w:jc w:val="center"/>
-              <w:pBdr>
-                <w:bottom w:val="none" w:sz="0" w:space="0" w:color="000000"/>
-                <w:top w:val="none" w:sz="0" w:space="0" w:color="000000"/>
-                <w:left w:val="none" w:sz="0" w:space="0" w:color="000000"/>
-                <w:right w:val="none" w:sz="0" w:space="0" w:color="000000"/>
-              </w:pBdr>
-              <w:spacing w:after="100" w:before="100" w:line="240"/>
-              <w:ind w:left="100" w:right="100" w:firstLine="0" w:firstLineChars="0"/>
-              <w:rPr>
-                <w:rFonts w:ascii="DejaVu Sans" w:hAnsi="DejaVu Sans" w:eastAsia="DejaVu Sans" w:cs="DejaVu Sans"/>
-                <w:i w:val="false"/>
-                <w:b w:val="false"/>
-                <w:u w:val="none"/>
-                <w:strike w:val="false"/>
-                <w:sz w:val="22"/>
-                <w:szCs w:val="22"/>
-                <w:color w:val="000000"/>
-              </w:rPr>
-            </w:pPr>
-            <w:r xmlns:w="http://schemas.openxmlformats.org/wordprocessingml/2006/main" xmlns:wp="http://schemas.openxmlformats.org/drawingml/2006/wordprocessingDrawing" xmlns:r="http://schemas.openxmlformats.org/officeDocument/2006/relationships" xmlns:w14="http://schemas.microsoft.com/office/word/2010/wordml">
-              <w:rPr>
-                <w:rFonts w:ascii="DejaVu Sans" w:hAnsi="DejaVu Sans" w:eastAsia="DejaVu Sans" w:cs="DejaVu Sans"/>
-                <w:i w:val="false"/>
-                <w:b w:val="false"/>
-                <w:u w:val="none"/>
-                <w:strike w:val="false"/>
-                <w:sz w:val="22"/>
-                <w:szCs w:val="22"/>
-                <w:color w:val="000000"/>
-              </w:rPr>
-              <w:t xml:space="preserve">0.55</w:t>
+              <w:t xml:space="preserve">0.46 (-1.1 to 2.0)</w:t>
+            </w:r>
+          </w:p>
+        </w:tc>
+        <w:tc>
+          <w:tcPr>
+            <w:tcBorders>
+              <w:bottom w:val="none" w:sz="0" w:space="0" w:color="000000"/>
+              <w:top w:val="none" w:sz="0" w:space="0" w:color="000000"/>
+              <w:left w:val="none" w:sz="0" w:space="0" w:color="000000"/>
+              <w:right w:val="none" w:sz="0" w:space="0" w:color="000000"/>
+            </w:tcBorders>
+            <w:shd w:val="clear" w:color="auto" w:fill="FFFFFF"/>
+            <w:tcMar>
+              <w:top w:w="0" w:type="dxa"/>
+              <w:bottom w:w="0" w:type="dxa"/>
+              <w:left w:w="0" w:type="dxa"/>
+              <w:right w:w="0" w:type="dxa"/>
+            </w:tcMar>
+            <w:vAlign w:val="top"/>
+          </w:tcPr>
+          <w:p>
+            <w:pPr>
+              <w:jc w:val="center"/>
+              <w:pBdr>
+                <w:bottom w:val="none" w:sz="0" w:space="0" w:color="000000"/>
+                <w:top w:val="none" w:sz="0" w:space="0" w:color="000000"/>
+                <w:left w:val="none" w:sz="0" w:space="0" w:color="000000"/>
+                <w:right w:val="none" w:sz="0" w:space="0" w:color="000000"/>
+              </w:pBdr>
+              <w:spacing w:after="100" w:before="100" w:line="240"/>
+              <w:ind w:left="100" w:right="100" w:firstLine="0" w:firstLineChars="0"/>
+              <w:rPr>
+                <w:rFonts w:ascii="DejaVu Sans" w:hAnsi="DejaVu Sans" w:eastAsia="DejaVu Sans" w:cs="DejaVu Sans"/>
+                <w:i w:val="false"/>
+                <w:b w:val="false"/>
+                <w:u w:val="none"/>
+                <w:strike w:val="false"/>
+                <w:sz w:val="22"/>
+                <w:szCs w:val="22"/>
+                <w:color w:val="000000"/>
+              </w:rPr>
+            </w:pPr>
+            <w:r xmlns:w="http://schemas.openxmlformats.org/wordprocessingml/2006/main" xmlns:wp="http://schemas.openxmlformats.org/drawingml/2006/wordprocessingDrawing" xmlns:r="http://schemas.openxmlformats.org/officeDocument/2006/relationships" xmlns:w14="http://schemas.microsoft.com/office/word/2010/wordml">
+              <w:rPr>
+                <w:rFonts w:ascii="DejaVu Sans" w:hAnsi="DejaVu Sans" w:eastAsia="DejaVu Sans" w:cs="DejaVu Sans"/>
+                <w:i w:val="false"/>
+                <w:b w:val="false"/>
+                <w:u w:val="none"/>
+                <w:strike w:val="false"/>
+                <w:sz w:val="22"/>
+                <w:szCs w:val="22"/>
+                <w:color w:val="000000"/>
+              </w:rPr>
+              <w:t xml:space="preserve">0.57</w:t>
             </w:r>
           </w:p>
         </w:tc>
@@ -26878,7 +26878,7 @@
                 <w:szCs w:val="22"/>
                 <w:color w:val="000000"/>
               </w:rPr>
-              <w:t xml:space="preserve">0.027</w:t>
+              <w:t xml:space="preserve">0.026</w:t>
             </w:r>
           </w:p>
         </w:tc>
@@ -27099,61 +27099,61 @@
                 <w:szCs w:val="22"/>
                 <w:color w:val="000000"/>
               </w:rPr>
-              <w:t xml:space="preserve">0.00 (-0.23 to 0.23)</w:t>
-            </w:r>
-          </w:p>
-        </w:tc>
-        <w:tc>
-          <w:tcPr>
-            <w:tcBorders>
-              <w:bottom w:val="none" w:sz="0" w:space="0" w:color="000000"/>
-              <w:top w:val="none" w:sz="0" w:space="0" w:color="000000"/>
-              <w:left w:val="none" w:sz="0" w:space="0" w:color="000000"/>
-              <w:right w:val="none" w:sz="0" w:space="0" w:color="000000"/>
-            </w:tcBorders>
-            <w:shd w:val="clear" w:color="auto" w:fill="FFFFFF"/>
-            <w:tcMar>
-              <w:top w:w="0" w:type="dxa"/>
-              <w:bottom w:w="0" w:type="dxa"/>
-              <w:left w:w="0" w:type="dxa"/>
-              <w:right w:w="0" w:type="dxa"/>
-            </w:tcMar>
-            <w:vAlign w:val="top"/>
-          </w:tcPr>
-          <w:p>
-            <w:pPr>
-              <w:jc w:val="center"/>
-              <w:pBdr>
-                <w:bottom w:val="none" w:sz="0" w:space="0" w:color="000000"/>
-                <w:top w:val="none" w:sz="0" w:space="0" w:color="000000"/>
-                <w:left w:val="none" w:sz="0" w:space="0" w:color="000000"/>
-                <w:right w:val="none" w:sz="0" w:space="0" w:color="000000"/>
-              </w:pBdr>
-              <w:spacing w:after="100" w:before="100" w:line="240"/>
-              <w:ind w:left="100" w:right="100" w:firstLine="0" w:firstLineChars="0"/>
-              <w:rPr>
-                <w:rFonts w:ascii="DejaVu Sans" w:hAnsi="DejaVu Sans" w:eastAsia="DejaVu Sans" w:cs="DejaVu Sans"/>
-                <w:i w:val="false"/>
-                <w:b w:val="false"/>
-                <w:u w:val="none"/>
-                <w:strike w:val="false"/>
-                <w:sz w:val="22"/>
-                <w:szCs w:val="22"/>
-                <w:color w:val="000000"/>
-              </w:rPr>
-            </w:pPr>
-            <w:r xmlns:w="http://schemas.openxmlformats.org/wordprocessingml/2006/main" xmlns:wp="http://schemas.openxmlformats.org/drawingml/2006/wordprocessingDrawing" xmlns:r="http://schemas.openxmlformats.org/officeDocument/2006/relationships" xmlns:w14="http://schemas.microsoft.com/office/word/2010/wordml">
-              <w:rPr>
-                <w:rFonts w:ascii="DejaVu Sans" w:hAnsi="DejaVu Sans" w:eastAsia="DejaVu Sans" w:cs="DejaVu Sans"/>
-                <w:i w:val="false"/>
-                <w:b w:val="false"/>
-                <w:u w:val="none"/>
-                <w:strike w:val="false"/>
-                <w:sz w:val="22"/>
-                <w:szCs w:val="22"/>
-                <w:color w:val="000000"/>
-              </w:rPr>
-              <w:t xml:space="preserve">0.97</w:t>
+              <w:t xml:space="preserve">-0.01 (-0.24 to 0.22)</w:t>
+            </w:r>
+          </w:p>
+        </w:tc>
+        <w:tc>
+          <w:tcPr>
+            <w:tcBorders>
+              <w:bottom w:val="none" w:sz="0" w:space="0" w:color="000000"/>
+              <w:top w:val="none" w:sz="0" w:space="0" w:color="000000"/>
+              <w:left w:val="none" w:sz="0" w:space="0" w:color="000000"/>
+              <w:right w:val="none" w:sz="0" w:space="0" w:color="000000"/>
+            </w:tcBorders>
+            <w:shd w:val="clear" w:color="auto" w:fill="FFFFFF"/>
+            <w:tcMar>
+              <w:top w:w="0" w:type="dxa"/>
+              <w:bottom w:w="0" w:type="dxa"/>
+              <w:left w:w="0" w:type="dxa"/>
+              <w:right w:w="0" w:type="dxa"/>
+            </w:tcMar>
+            <w:vAlign w:val="top"/>
+          </w:tcPr>
+          <w:p>
+            <w:pPr>
+              <w:jc w:val="center"/>
+              <w:pBdr>
+                <w:bottom w:val="none" w:sz="0" w:space="0" w:color="000000"/>
+                <w:top w:val="none" w:sz="0" w:space="0" w:color="000000"/>
+                <w:left w:val="none" w:sz="0" w:space="0" w:color="000000"/>
+                <w:right w:val="none" w:sz="0" w:space="0" w:color="000000"/>
+              </w:pBdr>
+              <w:spacing w:after="100" w:before="100" w:line="240"/>
+              <w:ind w:left="100" w:right="100" w:firstLine="0" w:firstLineChars="0"/>
+              <w:rPr>
+                <w:rFonts w:ascii="DejaVu Sans" w:hAnsi="DejaVu Sans" w:eastAsia="DejaVu Sans" w:cs="DejaVu Sans"/>
+                <w:i w:val="false"/>
+                <w:b w:val="false"/>
+                <w:u w:val="none"/>
+                <w:strike w:val="false"/>
+                <w:sz w:val="22"/>
+                <w:szCs w:val="22"/>
+                <w:color w:val="000000"/>
+              </w:rPr>
+            </w:pPr>
+            <w:r xmlns:w="http://schemas.openxmlformats.org/wordprocessingml/2006/main" xmlns:wp="http://schemas.openxmlformats.org/drawingml/2006/wordprocessingDrawing" xmlns:r="http://schemas.openxmlformats.org/officeDocument/2006/relationships" xmlns:w14="http://schemas.microsoft.com/office/word/2010/wordml">
+              <w:rPr>
+                <w:rFonts w:ascii="DejaVu Sans" w:hAnsi="DejaVu Sans" w:eastAsia="DejaVu Sans" w:cs="DejaVu Sans"/>
+                <w:i w:val="false"/>
+                <w:b w:val="false"/>
+                <w:u w:val="none"/>
+                <w:strike w:val="false"/>
+                <w:sz w:val="22"/>
+                <w:szCs w:val="22"/>
+                <w:color w:val="000000"/>
+              </w:rPr>
+              <w:t xml:space="preserve">0.96</w:t>
             </w:r>
           </w:p>
         </w:tc>
@@ -27703,7 +27703,7 @@
                 <w:szCs w:val="22"/>
                 <w:color w:val="000000"/>
               </w:rPr>
-              <w:t xml:space="preserve">0.57</w:t>
+              <w:t xml:space="preserve">0.54</w:t>
             </w:r>
           </w:p>
         </w:tc>
@@ -27924,61 +27924,61 @@
                 <w:szCs w:val="22"/>
                 <w:color w:val="000000"/>
               </w:rPr>
-              <w:t xml:space="preserve">-0.09 (-0.25 to 0.07)</w:t>
-            </w:r>
-          </w:p>
-        </w:tc>
-        <w:tc>
-          <w:tcPr>
-            <w:tcBorders>
-              <w:bottom w:val="none" w:sz="0" w:space="0" w:color="000000"/>
-              <w:top w:val="none" w:sz="0" w:space="0" w:color="000000"/>
-              <w:left w:val="none" w:sz="0" w:space="0" w:color="000000"/>
-              <w:right w:val="none" w:sz="0" w:space="0" w:color="000000"/>
-            </w:tcBorders>
-            <w:shd w:val="clear" w:color="auto" w:fill="FFFFFF"/>
-            <w:tcMar>
-              <w:top w:w="0" w:type="dxa"/>
-              <w:bottom w:w="0" w:type="dxa"/>
-              <w:left w:w="0" w:type="dxa"/>
-              <w:right w:w="0" w:type="dxa"/>
-            </w:tcMar>
-            <w:vAlign w:val="top"/>
-          </w:tcPr>
-          <w:p>
-            <w:pPr>
-              <w:jc w:val="center"/>
-              <w:pBdr>
-                <w:bottom w:val="none" w:sz="0" w:space="0" w:color="000000"/>
-                <w:top w:val="none" w:sz="0" w:space="0" w:color="000000"/>
-                <w:left w:val="none" w:sz="0" w:space="0" w:color="000000"/>
-                <w:right w:val="none" w:sz="0" w:space="0" w:color="000000"/>
-              </w:pBdr>
-              <w:spacing w:after="100" w:before="100" w:line="240"/>
-              <w:ind w:left="100" w:right="100" w:firstLine="0" w:firstLineChars="0"/>
-              <w:rPr>
-                <w:rFonts w:ascii="DejaVu Sans" w:hAnsi="DejaVu Sans" w:eastAsia="DejaVu Sans" w:cs="DejaVu Sans"/>
-                <w:i w:val="false"/>
-                <w:b w:val="false"/>
-                <w:u w:val="none"/>
-                <w:strike w:val="false"/>
-                <w:sz w:val="22"/>
-                <w:szCs w:val="22"/>
-                <w:color w:val="000000"/>
-              </w:rPr>
-            </w:pPr>
-            <w:r xmlns:w="http://schemas.openxmlformats.org/wordprocessingml/2006/main" xmlns:wp="http://schemas.openxmlformats.org/drawingml/2006/wordprocessingDrawing" xmlns:r="http://schemas.openxmlformats.org/officeDocument/2006/relationships" xmlns:w14="http://schemas.microsoft.com/office/word/2010/wordml">
-              <w:rPr>
-                <w:rFonts w:ascii="DejaVu Sans" w:hAnsi="DejaVu Sans" w:eastAsia="DejaVu Sans" w:cs="DejaVu Sans"/>
-                <w:i w:val="false"/>
-                <w:b w:val="false"/>
-                <w:u w:val="none"/>
-                <w:strike w:val="false"/>
-                <w:sz w:val="22"/>
-                <w:szCs w:val="22"/>
-                <w:color w:val="000000"/>
-              </w:rPr>
-              <w:t xml:space="preserve">0.27</w:t>
+              <w:t xml:space="preserve">-0.10 (-0.26 to 0.07)</w:t>
+            </w:r>
+          </w:p>
+        </w:tc>
+        <w:tc>
+          <w:tcPr>
+            <w:tcBorders>
+              <w:bottom w:val="none" w:sz="0" w:space="0" w:color="000000"/>
+              <w:top w:val="none" w:sz="0" w:space="0" w:color="000000"/>
+              <w:left w:val="none" w:sz="0" w:space="0" w:color="000000"/>
+              <w:right w:val="none" w:sz="0" w:space="0" w:color="000000"/>
+            </w:tcBorders>
+            <w:shd w:val="clear" w:color="auto" w:fill="FFFFFF"/>
+            <w:tcMar>
+              <w:top w:w="0" w:type="dxa"/>
+              <w:bottom w:w="0" w:type="dxa"/>
+              <w:left w:w="0" w:type="dxa"/>
+              <w:right w:w="0" w:type="dxa"/>
+            </w:tcMar>
+            <w:vAlign w:val="top"/>
+          </w:tcPr>
+          <w:p>
+            <w:pPr>
+              <w:jc w:val="center"/>
+              <w:pBdr>
+                <w:bottom w:val="none" w:sz="0" w:space="0" w:color="000000"/>
+                <w:top w:val="none" w:sz="0" w:space="0" w:color="000000"/>
+                <w:left w:val="none" w:sz="0" w:space="0" w:color="000000"/>
+                <w:right w:val="none" w:sz="0" w:space="0" w:color="000000"/>
+              </w:pBdr>
+              <w:spacing w:after="100" w:before="100" w:line="240"/>
+              <w:ind w:left="100" w:right="100" w:firstLine="0" w:firstLineChars="0"/>
+              <w:rPr>
+                <w:rFonts w:ascii="DejaVu Sans" w:hAnsi="DejaVu Sans" w:eastAsia="DejaVu Sans" w:cs="DejaVu Sans"/>
+                <w:i w:val="false"/>
+                <w:b w:val="false"/>
+                <w:u w:val="none"/>
+                <w:strike w:val="false"/>
+                <w:sz w:val="22"/>
+                <w:szCs w:val="22"/>
+                <w:color w:val="000000"/>
+              </w:rPr>
+            </w:pPr>
+            <w:r xmlns:w="http://schemas.openxmlformats.org/wordprocessingml/2006/main" xmlns:wp="http://schemas.openxmlformats.org/drawingml/2006/wordprocessingDrawing" xmlns:r="http://schemas.openxmlformats.org/officeDocument/2006/relationships" xmlns:w14="http://schemas.microsoft.com/office/word/2010/wordml">
+              <w:rPr>
+                <w:rFonts w:ascii="DejaVu Sans" w:hAnsi="DejaVu Sans" w:eastAsia="DejaVu Sans" w:cs="DejaVu Sans"/>
+                <w:i w:val="false"/>
+                <w:b w:val="false"/>
+                <w:u w:val="none"/>
+                <w:strike w:val="false"/>
+                <w:sz w:val="22"/>
+                <w:szCs w:val="22"/>
+                <w:color w:val="000000"/>
+              </w:rPr>
+              <w:t xml:space="preserve">0.25</w:t>
             </w:r>
           </w:p>
         </w:tc>
@@ -28253,7 +28253,7 @@
                 <w:szCs w:val="22"/>
                 <w:color w:val="000000"/>
               </w:rPr>
-              <w:t xml:space="preserve">0.047</w:t>
+              <w:t xml:space="preserve">0.040</w:t>
             </w:r>
           </w:p>
         </w:tc>
@@ -28528,7 +28528,7 @@
                 <w:szCs w:val="22"/>
                 <w:color w:val="000000"/>
               </w:rPr>
-              <w:t xml:space="preserve">0.41</w:t>
+              <w:t xml:space="preserve">0.44</w:t>
             </w:r>
           </w:p>
         </w:tc>
@@ -28916,7 +28916,7 @@
                 <w:szCs w:val="22"/>
                 <w:color w:val="000000"/>
               </w:rPr>
-              <w:t xml:space="preserve">0.08 (0.01 to 0.16)</w:t>
+              <w:t xml:space="preserve">0.08 (0.00 to 0.16)</w:t>
             </w:r>
           </w:p>
         </w:tc>
@@ -28970,115 +28970,115 @@
                 <w:szCs w:val="22"/>
                 <w:color w:val="000000"/>
               </w:rPr>
-              <w:t xml:space="preserve">0.035</w:t>
-            </w:r>
-          </w:p>
-        </w:tc>
-        <w:tc>
-          <w:tcPr>
-            <w:tcBorders>
-              <w:bottom w:val="none" w:sz="0" w:space="0" w:color="000000"/>
-              <w:top w:val="none" w:sz="0" w:space="0" w:color="000000"/>
-              <w:left w:val="none" w:sz="0" w:space="0" w:color="000000"/>
-              <w:right w:val="none" w:sz="0" w:space="0" w:color="000000"/>
-            </w:tcBorders>
-            <w:shd w:val="clear" w:color="auto" w:fill="FFFFFF"/>
-            <w:tcMar>
-              <w:top w:w="0" w:type="dxa"/>
-              <w:bottom w:w="0" w:type="dxa"/>
-              <w:left w:w="0" w:type="dxa"/>
-              <w:right w:w="0" w:type="dxa"/>
-            </w:tcMar>
-            <w:vAlign w:val="top"/>
-          </w:tcPr>
-          <w:p>
-            <w:pPr>
-              <w:jc w:val="center"/>
-              <w:pBdr>
-                <w:bottom w:val="none" w:sz="0" w:space="0" w:color="000000"/>
-                <w:top w:val="none" w:sz="0" w:space="0" w:color="000000"/>
-                <w:left w:val="none" w:sz="0" w:space="0" w:color="000000"/>
-                <w:right w:val="none" w:sz="0" w:space="0" w:color="000000"/>
-              </w:pBdr>
-              <w:spacing w:after="100" w:before="100" w:line="240"/>
-              <w:ind w:left="100" w:right="100" w:firstLine="0" w:firstLineChars="0"/>
-              <w:rPr>
-                <w:rFonts w:ascii="DejaVu Sans" w:hAnsi="DejaVu Sans" w:eastAsia="DejaVu Sans" w:cs="DejaVu Sans"/>
-                <w:i w:val="false"/>
-                <w:b w:val="false"/>
-                <w:u w:val="none"/>
-                <w:strike w:val="false"/>
-                <w:sz w:val="22"/>
-                <w:szCs w:val="22"/>
-                <w:color w:val="000000"/>
-              </w:rPr>
-            </w:pPr>
-            <w:r xmlns:w="http://schemas.openxmlformats.org/wordprocessingml/2006/main" xmlns:wp="http://schemas.openxmlformats.org/drawingml/2006/wordprocessingDrawing" xmlns:r="http://schemas.openxmlformats.org/officeDocument/2006/relationships" xmlns:w14="http://schemas.microsoft.com/office/word/2010/wordml">
-              <w:rPr>
-                <w:rFonts w:ascii="DejaVu Sans" w:hAnsi="DejaVu Sans" w:eastAsia="DejaVu Sans" w:cs="DejaVu Sans"/>
-                <w:i w:val="false"/>
-                <w:b w:val="false"/>
-                <w:u w:val="none"/>
-                <w:strike w:val="false"/>
-                <w:sz w:val="22"/>
-                <w:szCs w:val="22"/>
-                <w:color w:val="000000"/>
-              </w:rPr>
-              <w:t xml:space="preserve">0.07 (-0.02 to 0.17)</w:t>
-            </w:r>
-          </w:p>
-        </w:tc>
-        <w:tc>
-          <w:tcPr>
-            <w:tcBorders>
-              <w:bottom w:val="none" w:sz="0" w:space="0" w:color="000000"/>
-              <w:top w:val="none" w:sz="0" w:space="0" w:color="000000"/>
-              <w:left w:val="none" w:sz="0" w:space="0" w:color="000000"/>
-              <w:right w:val="none" w:sz="0" w:space="0" w:color="000000"/>
-            </w:tcBorders>
-            <w:shd w:val="clear" w:color="auto" w:fill="FFFFFF"/>
-            <w:tcMar>
-              <w:top w:w="0" w:type="dxa"/>
-              <w:bottom w:w="0" w:type="dxa"/>
-              <w:left w:w="0" w:type="dxa"/>
-              <w:right w:w="0" w:type="dxa"/>
-            </w:tcMar>
-            <w:vAlign w:val="top"/>
-          </w:tcPr>
-          <w:p>
-            <w:pPr>
-              <w:jc w:val="center"/>
-              <w:pBdr>
-                <w:bottom w:val="none" w:sz="0" w:space="0" w:color="000000"/>
-                <w:top w:val="none" w:sz="0" w:space="0" w:color="000000"/>
-                <w:left w:val="none" w:sz="0" w:space="0" w:color="000000"/>
-                <w:right w:val="none" w:sz="0" w:space="0" w:color="000000"/>
-              </w:pBdr>
-              <w:spacing w:after="100" w:before="100" w:line="240"/>
-              <w:ind w:left="100" w:right="100" w:firstLine="0" w:firstLineChars="0"/>
-              <w:rPr>
-                <w:rFonts w:ascii="DejaVu Sans" w:hAnsi="DejaVu Sans" w:eastAsia="DejaVu Sans" w:cs="DejaVu Sans"/>
-                <w:i w:val="false"/>
-                <w:b w:val="false"/>
-                <w:u w:val="none"/>
-                <w:strike w:val="false"/>
-                <w:sz w:val="22"/>
-                <w:szCs w:val="22"/>
-                <w:color w:val="000000"/>
-              </w:rPr>
-            </w:pPr>
-            <w:r xmlns:w="http://schemas.openxmlformats.org/wordprocessingml/2006/main" xmlns:wp="http://schemas.openxmlformats.org/drawingml/2006/wordprocessingDrawing" xmlns:r="http://schemas.openxmlformats.org/officeDocument/2006/relationships" xmlns:w14="http://schemas.microsoft.com/office/word/2010/wordml">
-              <w:rPr>
-                <w:rFonts w:ascii="DejaVu Sans" w:hAnsi="DejaVu Sans" w:eastAsia="DejaVu Sans" w:cs="DejaVu Sans"/>
-                <w:i w:val="false"/>
-                <w:b w:val="false"/>
-                <w:u w:val="none"/>
-                <w:strike w:val="false"/>
-                <w:sz w:val="22"/>
-                <w:szCs w:val="22"/>
-                <w:color w:val="000000"/>
-              </w:rPr>
-              <w:t xml:space="preserve">0.11</w:t>
+              <w:t xml:space="preserve">0.037</w:t>
+            </w:r>
+          </w:p>
+        </w:tc>
+        <w:tc>
+          <w:tcPr>
+            <w:tcBorders>
+              <w:bottom w:val="none" w:sz="0" w:space="0" w:color="000000"/>
+              <w:top w:val="none" w:sz="0" w:space="0" w:color="000000"/>
+              <w:left w:val="none" w:sz="0" w:space="0" w:color="000000"/>
+              <w:right w:val="none" w:sz="0" w:space="0" w:color="000000"/>
+            </w:tcBorders>
+            <w:shd w:val="clear" w:color="auto" w:fill="FFFFFF"/>
+            <w:tcMar>
+              <w:top w:w="0" w:type="dxa"/>
+              <w:bottom w:w="0" w:type="dxa"/>
+              <w:left w:w="0" w:type="dxa"/>
+              <w:right w:w="0" w:type="dxa"/>
+            </w:tcMar>
+            <w:vAlign w:val="top"/>
+          </w:tcPr>
+          <w:p>
+            <w:pPr>
+              <w:jc w:val="center"/>
+              <w:pBdr>
+                <w:bottom w:val="none" w:sz="0" w:space="0" w:color="000000"/>
+                <w:top w:val="none" w:sz="0" w:space="0" w:color="000000"/>
+                <w:left w:val="none" w:sz="0" w:space="0" w:color="000000"/>
+                <w:right w:val="none" w:sz="0" w:space="0" w:color="000000"/>
+              </w:pBdr>
+              <w:spacing w:after="100" w:before="100" w:line="240"/>
+              <w:ind w:left="100" w:right="100" w:firstLine="0" w:firstLineChars="0"/>
+              <w:rPr>
+                <w:rFonts w:ascii="DejaVu Sans" w:hAnsi="DejaVu Sans" w:eastAsia="DejaVu Sans" w:cs="DejaVu Sans"/>
+                <w:i w:val="false"/>
+                <w:b w:val="false"/>
+                <w:u w:val="none"/>
+                <w:strike w:val="false"/>
+                <w:sz w:val="22"/>
+                <w:szCs w:val="22"/>
+                <w:color w:val="000000"/>
+              </w:rPr>
+            </w:pPr>
+            <w:r xmlns:w="http://schemas.openxmlformats.org/wordprocessingml/2006/main" xmlns:wp="http://schemas.openxmlformats.org/drawingml/2006/wordprocessingDrawing" xmlns:r="http://schemas.openxmlformats.org/officeDocument/2006/relationships" xmlns:w14="http://schemas.microsoft.com/office/word/2010/wordml">
+              <w:rPr>
+                <w:rFonts w:ascii="DejaVu Sans" w:hAnsi="DejaVu Sans" w:eastAsia="DejaVu Sans" w:cs="DejaVu Sans"/>
+                <w:i w:val="false"/>
+                <w:b w:val="false"/>
+                <w:u w:val="none"/>
+                <w:strike w:val="false"/>
+                <w:sz w:val="22"/>
+                <w:szCs w:val="22"/>
+                <w:color w:val="000000"/>
+              </w:rPr>
+              <w:t xml:space="preserve">0.07 (-0.02 to 0.16)</w:t>
+            </w:r>
+          </w:p>
+        </w:tc>
+        <w:tc>
+          <w:tcPr>
+            <w:tcBorders>
+              <w:bottom w:val="none" w:sz="0" w:space="0" w:color="000000"/>
+              <w:top w:val="none" w:sz="0" w:space="0" w:color="000000"/>
+              <w:left w:val="none" w:sz="0" w:space="0" w:color="000000"/>
+              <w:right w:val="none" w:sz="0" w:space="0" w:color="000000"/>
+            </w:tcBorders>
+            <w:shd w:val="clear" w:color="auto" w:fill="FFFFFF"/>
+            <w:tcMar>
+              <w:top w:w="0" w:type="dxa"/>
+              <w:bottom w:w="0" w:type="dxa"/>
+              <w:left w:w="0" w:type="dxa"/>
+              <w:right w:w="0" w:type="dxa"/>
+            </w:tcMar>
+            <w:vAlign w:val="top"/>
+          </w:tcPr>
+          <w:p>
+            <w:pPr>
+              <w:jc w:val="center"/>
+              <w:pBdr>
+                <w:bottom w:val="none" w:sz="0" w:space="0" w:color="000000"/>
+                <w:top w:val="none" w:sz="0" w:space="0" w:color="000000"/>
+                <w:left w:val="none" w:sz="0" w:space="0" w:color="000000"/>
+                <w:right w:val="none" w:sz="0" w:space="0" w:color="000000"/>
+              </w:pBdr>
+              <w:spacing w:after="100" w:before="100" w:line="240"/>
+              <w:ind w:left="100" w:right="100" w:firstLine="0" w:firstLineChars="0"/>
+              <w:rPr>
+                <w:rFonts w:ascii="DejaVu Sans" w:hAnsi="DejaVu Sans" w:eastAsia="DejaVu Sans" w:cs="DejaVu Sans"/>
+                <w:i w:val="false"/>
+                <w:b w:val="false"/>
+                <w:u w:val="none"/>
+                <w:strike w:val="false"/>
+                <w:sz w:val="22"/>
+                <w:szCs w:val="22"/>
+                <w:color w:val="000000"/>
+              </w:rPr>
+            </w:pPr>
+            <w:r xmlns:w="http://schemas.openxmlformats.org/wordprocessingml/2006/main" xmlns:wp="http://schemas.openxmlformats.org/drawingml/2006/wordprocessingDrawing" xmlns:r="http://schemas.openxmlformats.org/officeDocument/2006/relationships" xmlns:w14="http://schemas.microsoft.com/office/word/2010/wordml">
+              <w:rPr>
+                <w:rFonts w:ascii="DejaVu Sans" w:hAnsi="DejaVu Sans" w:eastAsia="DejaVu Sans" w:cs="DejaVu Sans"/>
+                <w:i w:val="false"/>
+                <w:b w:val="false"/>
+                <w:u w:val="none"/>
+                <w:strike w:val="false"/>
+                <w:sz w:val="22"/>
+                <w:szCs w:val="22"/>
+                <w:color w:val="000000"/>
+              </w:rPr>
+              <w:t xml:space="preserve">0.12</w:t>
             </w:r>
           </w:p>
         </w:tc>
@@ -29191,169 +29191,169 @@
                 <w:szCs w:val="22"/>
                 <w:color w:val="000000"/>
               </w:rPr>
-              <w:t xml:space="preserve">0.22 (-0.04 to 0.49)</w:t>
-            </w:r>
-          </w:p>
-        </w:tc>
-        <w:tc>
-          <w:tcPr>
-            <w:tcBorders>
-              <w:bottom w:val="none" w:sz="0" w:space="0" w:color="000000"/>
-              <w:top w:val="none" w:sz="0" w:space="0" w:color="000000"/>
-              <w:left w:val="none" w:sz="0" w:space="0" w:color="000000"/>
-              <w:right w:val="none" w:sz="0" w:space="0" w:color="000000"/>
-            </w:tcBorders>
-            <w:shd w:val="clear" w:color="auto" w:fill="FFFFFF"/>
-            <w:tcMar>
-              <w:top w:w="0" w:type="dxa"/>
-              <w:bottom w:w="0" w:type="dxa"/>
-              <w:left w:w="0" w:type="dxa"/>
-              <w:right w:w="0" w:type="dxa"/>
-            </w:tcMar>
-            <w:vAlign w:val="top"/>
-          </w:tcPr>
-          <w:p>
-            <w:pPr>
-              <w:jc w:val="center"/>
-              <w:pBdr>
-                <w:bottom w:val="none" w:sz="0" w:space="0" w:color="000000"/>
-                <w:top w:val="none" w:sz="0" w:space="0" w:color="000000"/>
-                <w:left w:val="none" w:sz="0" w:space="0" w:color="000000"/>
-                <w:right w:val="none" w:sz="0" w:space="0" w:color="000000"/>
-              </w:pBdr>
-              <w:spacing w:after="100" w:before="100" w:line="240"/>
-              <w:ind w:left="100" w:right="100" w:firstLine="0" w:firstLineChars="0"/>
-              <w:rPr>
-                <w:rFonts w:ascii="DejaVu Sans" w:hAnsi="DejaVu Sans" w:eastAsia="DejaVu Sans" w:cs="DejaVu Sans"/>
-                <w:i w:val="false"/>
-                <w:b w:val="false"/>
-                <w:u w:val="none"/>
-                <w:strike w:val="false"/>
-                <w:sz w:val="22"/>
-                <w:szCs w:val="22"/>
-                <w:color w:val="000000"/>
-              </w:rPr>
-            </w:pPr>
-            <w:r xmlns:w="http://schemas.openxmlformats.org/wordprocessingml/2006/main" xmlns:wp="http://schemas.openxmlformats.org/drawingml/2006/wordprocessingDrawing" xmlns:r="http://schemas.openxmlformats.org/officeDocument/2006/relationships" xmlns:w14="http://schemas.microsoft.com/office/word/2010/wordml">
-              <w:rPr>
-                <w:rFonts w:ascii="DejaVu Sans" w:hAnsi="DejaVu Sans" w:eastAsia="DejaVu Sans" w:cs="DejaVu Sans"/>
-                <w:i w:val="false"/>
-                <w:b w:val="false"/>
-                <w:u w:val="none"/>
-                <w:strike w:val="false"/>
-                <w:sz w:val="22"/>
-                <w:szCs w:val="22"/>
-                <w:color w:val="000000"/>
-              </w:rPr>
-              <w:t xml:space="preserve">0.10</w:t>
-            </w:r>
-          </w:p>
-        </w:tc>
-        <w:tc>
-          <w:tcPr>
-            <w:tcBorders>
-              <w:bottom w:val="none" w:sz="0" w:space="0" w:color="000000"/>
-              <w:top w:val="none" w:sz="0" w:space="0" w:color="000000"/>
-              <w:left w:val="none" w:sz="0" w:space="0" w:color="000000"/>
-              <w:right w:val="none" w:sz="0" w:space="0" w:color="000000"/>
-            </w:tcBorders>
-            <w:shd w:val="clear" w:color="auto" w:fill="FFFFFF"/>
-            <w:tcMar>
-              <w:top w:w="0" w:type="dxa"/>
-              <w:bottom w:w="0" w:type="dxa"/>
-              <w:left w:w="0" w:type="dxa"/>
-              <w:right w:w="0" w:type="dxa"/>
-            </w:tcMar>
-            <w:vAlign w:val="top"/>
-          </w:tcPr>
-          <w:p>
-            <w:pPr>
-              <w:jc w:val="center"/>
-              <w:pBdr>
-                <w:bottom w:val="none" w:sz="0" w:space="0" w:color="000000"/>
-                <w:top w:val="none" w:sz="0" w:space="0" w:color="000000"/>
-                <w:left w:val="none" w:sz="0" w:space="0" w:color="000000"/>
-                <w:right w:val="none" w:sz="0" w:space="0" w:color="000000"/>
-              </w:pBdr>
-              <w:spacing w:after="100" w:before="100" w:line="240"/>
-              <w:ind w:left="100" w:right="100" w:firstLine="0" w:firstLineChars="0"/>
-              <w:rPr>
-                <w:rFonts w:ascii="DejaVu Sans" w:hAnsi="DejaVu Sans" w:eastAsia="DejaVu Sans" w:cs="DejaVu Sans"/>
-                <w:i w:val="false"/>
-                <w:b w:val="false"/>
-                <w:u w:val="none"/>
-                <w:strike w:val="false"/>
-                <w:sz w:val="22"/>
-                <w:szCs w:val="22"/>
-                <w:color w:val="000000"/>
-              </w:rPr>
-            </w:pPr>
-            <w:r xmlns:w="http://schemas.openxmlformats.org/wordprocessingml/2006/main" xmlns:wp="http://schemas.openxmlformats.org/drawingml/2006/wordprocessingDrawing" xmlns:r="http://schemas.openxmlformats.org/officeDocument/2006/relationships" xmlns:w14="http://schemas.microsoft.com/office/word/2010/wordml">
-              <w:rPr>
-                <w:rFonts w:ascii="DejaVu Sans" w:hAnsi="DejaVu Sans" w:eastAsia="DejaVu Sans" w:cs="DejaVu Sans"/>
-                <w:i w:val="false"/>
-                <w:b w:val="false"/>
-                <w:u w:val="none"/>
-                <w:strike w:val="false"/>
-                <w:sz w:val="22"/>
-                <w:szCs w:val="22"/>
-                <w:color w:val="000000"/>
-              </w:rPr>
-              <w:t xml:space="preserve">0.18 (-0.22 to 0.57)</w:t>
-            </w:r>
-          </w:p>
-        </w:tc>
-        <w:tc>
-          <w:tcPr>
-            <w:tcBorders>
-              <w:bottom w:val="none" w:sz="0" w:space="0" w:color="000000"/>
-              <w:top w:val="none" w:sz="0" w:space="0" w:color="000000"/>
-              <w:left w:val="none" w:sz="0" w:space="0" w:color="000000"/>
-              <w:right w:val="none" w:sz="0" w:space="0" w:color="000000"/>
-            </w:tcBorders>
-            <w:shd w:val="clear" w:color="auto" w:fill="FFFFFF"/>
-            <w:tcMar>
-              <w:top w:w="0" w:type="dxa"/>
-              <w:bottom w:w="0" w:type="dxa"/>
-              <w:left w:w="0" w:type="dxa"/>
-              <w:right w:w="0" w:type="dxa"/>
-            </w:tcMar>
-            <w:vAlign w:val="top"/>
-          </w:tcPr>
-          <w:p>
-            <w:pPr>
-              <w:jc w:val="center"/>
-              <w:pBdr>
-                <w:bottom w:val="none" w:sz="0" w:space="0" w:color="000000"/>
-                <w:top w:val="none" w:sz="0" w:space="0" w:color="000000"/>
-                <w:left w:val="none" w:sz="0" w:space="0" w:color="000000"/>
-                <w:right w:val="none" w:sz="0" w:space="0" w:color="000000"/>
-              </w:pBdr>
-              <w:spacing w:after="100" w:before="100" w:line="240"/>
-              <w:ind w:left="100" w:right="100" w:firstLine="0" w:firstLineChars="0"/>
-              <w:rPr>
-                <w:rFonts w:ascii="DejaVu Sans" w:hAnsi="DejaVu Sans" w:eastAsia="DejaVu Sans" w:cs="DejaVu Sans"/>
-                <w:i w:val="false"/>
-                <w:b w:val="false"/>
-                <w:u w:val="none"/>
-                <w:strike w:val="false"/>
-                <w:sz w:val="22"/>
-                <w:szCs w:val="22"/>
-                <w:color w:val="000000"/>
-              </w:rPr>
-            </w:pPr>
-            <w:r xmlns:w="http://schemas.openxmlformats.org/wordprocessingml/2006/main" xmlns:wp="http://schemas.openxmlformats.org/drawingml/2006/wordprocessingDrawing" xmlns:r="http://schemas.openxmlformats.org/officeDocument/2006/relationships" xmlns:w14="http://schemas.microsoft.com/office/word/2010/wordml">
-              <w:rPr>
-                <w:rFonts w:ascii="DejaVu Sans" w:hAnsi="DejaVu Sans" w:eastAsia="DejaVu Sans" w:cs="DejaVu Sans"/>
-                <w:i w:val="false"/>
-                <w:b w:val="false"/>
-                <w:u w:val="none"/>
-                <w:strike w:val="false"/>
-                <w:sz w:val="22"/>
-                <w:szCs w:val="22"/>
-                <w:color w:val="000000"/>
-              </w:rPr>
-              <w:t xml:space="preserve">0.38</w:t>
+              <w:t xml:space="preserve">0.22 (-0.05 to 0.49)</w:t>
+            </w:r>
+          </w:p>
+        </w:tc>
+        <w:tc>
+          <w:tcPr>
+            <w:tcBorders>
+              <w:bottom w:val="none" w:sz="0" w:space="0" w:color="000000"/>
+              <w:top w:val="none" w:sz="0" w:space="0" w:color="000000"/>
+              <w:left w:val="none" w:sz="0" w:space="0" w:color="000000"/>
+              <w:right w:val="none" w:sz="0" w:space="0" w:color="000000"/>
+            </w:tcBorders>
+            <w:shd w:val="clear" w:color="auto" w:fill="FFFFFF"/>
+            <w:tcMar>
+              <w:top w:w="0" w:type="dxa"/>
+              <w:bottom w:w="0" w:type="dxa"/>
+              <w:left w:w="0" w:type="dxa"/>
+              <w:right w:w="0" w:type="dxa"/>
+            </w:tcMar>
+            <w:vAlign w:val="top"/>
+          </w:tcPr>
+          <w:p>
+            <w:pPr>
+              <w:jc w:val="center"/>
+              <w:pBdr>
+                <w:bottom w:val="none" w:sz="0" w:space="0" w:color="000000"/>
+                <w:top w:val="none" w:sz="0" w:space="0" w:color="000000"/>
+                <w:left w:val="none" w:sz="0" w:space="0" w:color="000000"/>
+                <w:right w:val="none" w:sz="0" w:space="0" w:color="000000"/>
+              </w:pBdr>
+              <w:spacing w:after="100" w:before="100" w:line="240"/>
+              <w:ind w:left="100" w:right="100" w:firstLine="0" w:firstLineChars="0"/>
+              <w:rPr>
+                <w:rFonts w:ascii="DejaVu Sans" w:hAnsi="DejaVu Sans" w:eastAsia="DejaVu Sans" w:cs="DejaVu Sans"/>
+                <w:i w:val="false"/>
+                <w:b w:val="false"/>
+                <w:u w:val="none"/>
+                <w:strike w:val="false"/>
+                <w:sz w:val="22"/>
+                <w:szCs w:val="22"/>
+                <w:color w:val="000000"/>
+              </w:rPr>
+            </w:pPr>
+            <w:r xmlns:w="http://schemas.openxmlformats.org/wordprocessingml/2006/main" xmlns:wp="http://schemas.openxmlformats.org/drawingml/2006/wordprocessingDrawing" xmlns:r="http://schemas.openxmlformats.org/officeDocument/2006/relationships" xmlns:w14="http://schemas.microsoft.com/office/word/2010/wordml">
+              <w:rPr>
+                <w:rFonts w:ascii="DejaVu Sans" w:hAnsi="DejaVu Sans" w:eastAsia="DejaVu Sans" w:cs="DejaVu Sans"/>
+                <w:i w:val="false"/>
+                <w:b w:val="false"/>
+                <w:u w:val="none"/>
+                <w:strike w:val="false"/>
+                <w:sz w:val="22"/>
+                <w:szCs w:val="22"/>
+                <w:color w:val="000000"/>
+              </w:rPr>
+              <w:t xml:space="preserve">0.11</w:t>
+            </w:r>
+          </w:p>
+        </w:tc>
+        <w:tc>
+          <w:tcPr>
+            <w:tcBorders>
+              <w:bottom w:val="none" w:sz="0" w:space="0" w:color="000000"/>
+              <w:top w:val="none" w:sz="0" w:space="0" w:color="000000"/>
+              <w:left w:val="none" w:sz="0" w:space="0" w:color="000000"/>
+              <w:right w:val="none" w:sz="0" w:space="0" w:color="000000"/>
+            </w:tcBorders>
+            <w:shd w:val="clear" w:color="auto" w:fill="FFFFFF"/>
+            <w:tcMar>
+              <w:top w:w="0" w:type="dxa"/>
+              <w:bottom w:w="0" w:type="dxa"/>
+              <w:left w:w="0" w:type="dxa"/>
+              <w:right w:w="0" w:type="dxa"/>
+            </w:tcMar>
+            <w:vAlign w:val="top"/>
+          </w:tcPr>
+          <w:p>
+            <w:pPr>
+              <w:jc w:val="center"/>
+              <w:pBdr>
+                <w:bottom w:val="none" w:sz="0" w:space="0" w:color="000000"/>
+                <w:top w:val="none" w:sz="0" w:space="0" w:color="000000"/>
+                <w:left w:val="none" w:sz="0" w:space="0" w:color="000000"/>
+                <w:right w:val="none" w:sz="0" w:space="0" w:color="000000"/>
+              </w:pBdr>
+              <w:spacing w:after="100" w:before="100" w:line="240"/>
+              <w:ind w:left="100" w:right="100" w:firstLine="0" w:firstLineChars="0"/>
+              <w:rPr>
+                <w:rFonts w:ascii="DejaVu Sans" w:hAnsi="DejaVu Sans" w:eastAsia="DejaVu Sans" w:cs="DejaVu Sans"/>
+                <w:i w:val="false"/>
+                <w:b w:val="false"/>
+                <w:u w:val="none"/>
+                <w:strike w:val="false"/>
+                <w:sz w:val="22"/>
+                <w:szCs w:val="22"/>
+                <w:color w:val="000000"/>
+              </w:rPr>
+            </w:pPr>
+            <w:r xmlns:w="http://schemas.openxmlformats.org/wordprocessingml/2006/main" xmlns:wp="http://schemas.openxmlformats.org/drawingml/2006/wordprocessingDrawing" xmlns:r="http://schemas.openxmlformats.org/officeDocument/2006/relationships" xmlns:w14="http://schemas.microsoft.com/office/word/2010/wordml">
+              <w:rPr>
+                <w:rFonts w:ascii="DejaVu Sans" w:hAnsi="DejaVu Sans" w:eastAsia="DejaVu Sans" w:cs="DejaVu Sans"/>
+                <w:i w:val="false"/>
+                <w:b w:val="false"/>
+                <w:u w:val="none"/>
+                <w:strike w:val="false"/>
+                <w:sz w:val="22"/>
+                <w:szCs w:val="22"/>
+                <w:color w:val="000000"/>
+              </w:rPr>
+              <w:t xml:space="preserve">0.16 (-0.23 to 0.55)</w:t>
+            </w:r>
+          </w:p>
+        </w:tc>
+        <w:tc>
+          <w:tcPr>
+            <w:tcBorders>
+              <w:bottom w:val="none" w:sz="0" w:space="0" w:color="000000"/>
+              <w:top w:val="none" w:sz="0" w:space="0" w:color="000000"/>
+              <w:left w:val="none" w:sz="0" w:space="0" w:color="000000"/>
+              <w:right w:val="none" w:sz="0" w:space="0" w:color="000000"/>
+            </w:tcBorders>
+            <w:shd w:val="clear" w:color="auto" w:fill="FFFFFF"/>
+            <w:tcMar>
+              <w:top w:w="0" w:type="dxa"/>
+              <w:bottom w:w="0" w:type="dxa"/>
+              <w:left w:w="0" w:type="dxa"/>
+              <w:right w:w="0" w:type="dxa"/>
+            </w:tcMar>
+            <w:vAlign w:val="top"/>
+          </w:tcPr>
+          <w:p>
+            <w:pPr>
+              <w:jc w:val="center"/>
+              <w:pBdr>
+                <w:bottom w:val="none" w:sz="0" w:space="0" w:color="000000"/>
+                <w:top w:val="none" w:sz="0" w:space="0" w:color="000000"/>
+                <w:left w:val="none" w:sz="0" w:space="0" w:color="000000"/>
+                <w:right w:val="none" w:sz="0" w:space="0" w:color="000000"/>
+              </w:pBdr>
+              <w:spacing w:after="100" w:before="100" w:line="240"/>
+              <w:ind w:left="100" w:right="100" w:firstLine="0" w:firstLineChars="0"/>
+              <w:rPr>
+                <w:rFonts w:ascii="DejaVu Sans" w:hAnsi="DejaVu Sans" w:eastAsia="DejaVu Sans" w:cs="DejaVu Sans"/>
+                <w:i w:val="false"/>
+                <w:b w:val="false"/>
+                <w:u w:val="none"/>
+                <w:strike w:val="false"/>
+                <w:sz w:val="22"/>
+                <w:szCs w:val="22"/>
+                <w:color w:val="000000"/>
+              </w:rPr>
+            </w:pPr>
+            <w:r xmlns:w="http://schemas.openxmlformats.org/wordprocessingml/2006/main" xmlns:wp="http://schemas.openxmlformats.org/drawingml/2006/wordprocessingDrawing" xmlns:r="http://schemas.openxmlformats.org/officeDocument/2006/relationships" xmlns:w14="http://schemas.microsoft.com/office/word/2010/wordml">
+              <w:rPr>
+                <w:rFonts w:ascii="DejaVu Sans" w:hAnsi="DejaVu Sans" w:eastAsia="DejaVu Sans" w:cs="DejaVu Sans"/>
+                <w:i w:val="false"/>
+                <w:b w:val="false"/>
+                <w:u w:val="none"/>
+                <w:strike w:val="false"/>
+                <w:sz w:val="22"/>
+                <w:szCs w:val="22"/>
+                <w:color w:val="000000"/>
+              </w:rPr>
+              <w:t xml:space="preserve">0.42</w:t>
             </w:r>
           </w:p>
         </w:tc>
@@ -29628,7 +29628,7 @@
                 <w:szCs w:val="22"/>
                 <w:color w:val="000000"/>
               </w:rPr>
-              <w:t xml:space="preserve">0.98</w:t>
+              <w:t xml:space="preserve">&gt;0.99</w:t>
             </w:r>
           </w:p>
         </w:tc>
@@ -29903,7 +29903,7 @@
                 <w:szCs w:val="22"/>
                 <w:color w:val="000000"/>
               </w:rPr>
-              <w:t xml:space="preserve">0.57</w:t>
+              <w:t xml:space="preserve">0.60</w:t>
             </w:r>
           </w:p>
         </w:tc>
@@ -30453,7 +30453,7 @@
                 <w:szCs w:val="22"/>
                 <w:color w:val="000000"/>
               </w:rPr>
-              <w:t xml:space="preserve">0.12</w:t>
+              <w:t xml:space="preserve">0.13</w:t>
             </w:r>
           </w:p>
         </w:tc>
@@ -30566,169 +30566,169 @@
                 <w:szCs w:val="22"/>
                 <w:color w:val="000000"/>
               </w:rPr>
-              <w:t xml:space="preserve">0.16 (-0.03 to 0.35)</w:t>
-            </w:r>
-          </w:p>
-        </w:tc>
-        <w:tc>
-          <w:tcPr>
-            <w:tcBorders>
-              <w:bottom w:val="none" w:sz="0" w:space="0" w:color="000000"/>
-              <w:top w:val="none" w:sz="0" w:space="0" w:color="000000"/>
-              <w:left w:val="none" w:sz="0" w:space="0" w:color="000000"/>
-              <w:right w:val="none" w:sz="0" w:space="0" w:color="000000"/>
-            </w:tcBorders>
-            <w:shd w:val="clear" w:color="auto" w:fill="FFFFFF"/>
-            <w:tcMar>
-              <w:top w:w="0" w:type="dxa"/>
-              <w:bottom w:w="0" w:type="dxa"/>
-              <w:left w:w="0" w:type="dxa"/>
-              <w:right w:w="0" w:type="dxa"/>
-            </w:tcMar>
-            <w:vAlign w:val="top"/>
-          </w:tcPr>
-          <w:p>
-            <w:pPr>
-              <w:jc w:val="center"/>
-              <w:pBdr>
-                <w:bottom w:val="none" w:sz="0" w:space="0" w:color="000000"/>
-                <w:top w:val="none" w:sz="0" w:space="0" w:color="000000"/>
-                <w:left w:val="none" w:sz="0" w:space="0" w:color="000000"/>
-                <w:right w:val="none" w:sz="0" w:space="0" w:color="000000"/>
-              </w:pBdr>
-              <w:spacing w:after="100" w:before="100" w:line="240"/>
-              <w:ind w:left="100" w:right="100" w:firstLine="0" w:firstLineChars="0"/>
-              <w:rPr>
-                <w:rFonts w:ascii="DejaVu Sans" w:hAnsi="DejaVu Sans" w:eastAsia="DejaVu Sans" w:cs="DejaVu Sans"/>
-                <w:i w:val="false"/>
-                <w:b w:val="false"/>
-                <w:u w:val="none"/>
-                <w:strike w:val="false"/>
-                <w:sz w:val="22"/>
-                <w:szCs w:val="22"/>
-                <w:color w:val="000000"/>
-              </w:rPr>
-            </w:pPr>
-            <w:r xmlns:w="http://schemas.openxmlformats.org/wordprocessingml/2006/main" xmlns:wp="http://schemas.openxmlformats.org/drawingml/2006/wordprocessingDrawing" xmlns:r="http://schemas.openxmlformats.org/officeDocument/2006/relationships" xmlns:w14="http://schemas.microsoft.com/office/word/2010/wordml">
-              <w:rPr>
-                <w:rFonts w:ascii="DejaVu Sans" w:hAnsi="DejaVu Sans" w:eastAsia="DejaVu Sans" w:cs="DejaVu Sans"/>
-                <w:i w:val="false"/>
-                <w:b w:val="false"/>
-                <w:u w:val="none"/>
-                <w:strike w:val="false"/>
-                <w:sz w:val="22"/>
-                <w:szCs w:val="22"/>
-                <w:color w:val="000000"/>
-              </w:rPr>
-              <w:t xml:space="preserve">0.095</w:t>
-            </w:r>
-          </w:p>
-        </w:tc>
-        <w:tc>
-          <w:tcPr>
-            <w:tcBorders>
-              <w:bottom w:val="none" w:sz="0" w:space="0" w:color="000000"/>
-              <w:top w:val="none" w:sz="0" w:space="0" w:color="000000"/>
-              <w:left w:val="none" w:sz="0" w:space="0" w:color="000000"/>
-              <w:right w:val="none" w:sz="0" w:space="0" w:color="000000"/>
-            </w:tcBorders>
-            <w:shd w:val="clear" w:color="auto" w:fill="FFFFFF"/>
-            <w:tcMar>
-              <w:top w:w="0" w:type="dxa"/>
-              <w:bottom w:w="0" w:type="dxa"/>
-              <w:left w:w="0" w:type="dxa"/>
-              <w:right w:w="0" w:type="dxa"/>
-            </w:tcMar>
-            <w:vAlign w:val="top"/>
-          </w:tcPr>
-          <w:p>
-            <w:pPr>
-              <w:jc w:val="center"/>
-              <w:pBdr>
-                <w:bottom w:val="none" w:sz="0" w:space="0" w:color="000000"/>
-                <w:top w:val="none" w:sz="0" w:space="0" w:color="000000"/>
-                <w:left w:val="none" w:sz="0" w:space="0" w:color="000000"/>
-                <w:right w:val="none" w:sz="0" w:space="0" w:color="000000"/>
-              </w:pBdr>
-              <w:spacing w:after="100" w:before="100" w:line="240"/>
-              <w:ind w:left="100" w:right="100" w:firstLine="0" w:firstLineChars="0"/>
-              <w:rPr>
-                <w:rFonts w:ascii="DejaVu Sans" w:hAnsi="DejaVu Sans" w:eastAsia="DejaVu Sans" w:cs="DejaVu Sans"/>
-                <w:i w:val="false"/>
-                <w:b w:val="false"/>
-                <w:u w:val="none"/>
-                <w:strike w:val="false"/>
-                <w:sz w:val="22"/>
-                <w:szCs w:val="22"/>
-                <w:color w:val="000000"/>
-              </w:rPr>
-            </w:pPr>
-            <w:r xmlns:w="http://schemas.openxmlformats.org/wordprocessingml/2006/main" xmlns:wp="http://schemas.openxmlformats.org/drawingml/2006/wordprocessingDrawing" xmlns:r="http://schemas.openxmlformats.org/officeDocument/2006/relationships" xmlns:w14="http://schemas.microsoft.com/office/word/2010/wordml">
-              <w:rPr>
-                <w:rFonts w:ascii="DejaVu Sans" w:hAnsi="DejaVu Sans" w:eastAsia="DejaVu Sans" w:cs="DejaVu Sans"/>
-                <w:i w:val="false"/>
-                <w:b w:val="false"/>
-                <w:u w:val="none"/>
-                <w:strike w:val="false"/>
-                <w:sz w:val="22"/>
-                <w:szCs w:val="22"/>
-                <w:color w:val="000000"/>
-              </w:rPr>
-              <w:t xml:space="preserve">0.10 (-0.18 to 0.38)</w:t>
-            </w:r>
-          </w:p>
-        </w:tc>
-        <w:tc>
-          <w:tcPr>
-            <w:tcBorders>
-              <w:bottom w:val="none" w:sz="0" w:space="0" w:color="000000"/>
-              <w:top w:val="none" w:sz="0" w:space="0" w:color="000000"/>
-              <w:left w:val="none" w:sz="0" w:space="0" w:color="000000"/>
-              <w:right w:val="none" w:sz="0" w:space="0" w:color="000000"/>
-            </w:tcBorders>
-            <w:shd w:val="clear" w:color="auto" w:fill="FFFFFF"/>
-            <w:tcMar>
-              <w:top w:w="0" w:type="dxa"/>
-              <w:bottom w:w="0" w:type="dxa"/>
-              <w:left w:w="0" w:type="dxa"/>
-              <w:right w:w="0" w:type="dxa"/>
-            </w:tcMar>
-            <w:vAlign w:val="top"/>
-          </w:tcPr>
-          <w:p>
-            <w:pPr>
-              <w:jc w:val="center"/>
-              <w:pBdr>
-                <w:bottom w:val="none" w:sz="0" w:space="0" w:color="000000"/>
-                <w:top w:val="none" w:sz="0" w:space="0" w:color="000000"/>
-                <w:left w:val="none" w:sz="0" w:space="0" w:color="000000"/>
-                <w:right w:val="none" w:sz="0" w:space="0" w:color="000000"/>
-              </w:pBdr>
-              <w:spacing w:after="100" w:before="100" w:line="240"/>
-              <w:ind w:left="100" w:right="100" w:firstLine="0" w:firstLineChars="0"/>
-              <w:rPr>
-                <w:rFonts w:ascii="DejaVu Sans" w:hAnsi="DejaVu Sans" w:eastAsia="DejaVu Sans" w:cs="DejaVu Sans"/>
-                <w:i w:val="false"/>
-                <w:b w:val="false"/>
-                <w:u w:val="none"/>
-                <w:strike w:val="false"/>
-                <w:sz w:val="22"/>
-                <w:szCs w:val="22"/>
-                <w:color w:val="000000"/>
-              </w:rPr>
-            </w:pPr>
-            <w:r xmlns:w="http://schemas.openxmlformats.org/wordprocessingml/2006/main" xmlns:wp="http://schemas.openxmlformats.org/drawingml/2006/wordprocessingDrawing" xmlns:r="http://schemas.openxmlformats.org/officeDocument/2006/relationships" xmlns:w14="http://schemas.microsoft.com/office/word/2010/wordml">
-              <w:rPr>
-                <w:rFonts w:ascii="DejaVu Sans" w:hAnsi="DejaVu Sans" w:eastAsia="DejaVu Sans" w:cs="DejaVu Sans"/>
-                <w:i w:val="false"/>
-                <w:b w:val="false"/>
-                <w:u w:val="none"/>
-                <w:strike w:val="false"/>
-                <w:sz w:val="22"/>
-                <w:szCs w:val="22"/>
-                <w:color w:val="000000"/>
-              </w:rPr>
-              <w:t xml:space="preserve">0.48</w:t>
+              <w:t xml:space="preserve">0.16 (-0.03 to 0.36)</w:t>
+            </w:r>
+          </w:p>
+        </w:tc>
+        <w:tc>
+          <w:tcPr>
+            <w:tcBorders>
+              <w:bottom w:val="none" w:sz="0" w:space="0" w:color="000000"/>
+              <w:top w:val="none" w:sz="0" w:space="0" w:color="000000"/>
+              <w:left w:val="none" w:sz="0" w:space="0" w:color="000000"/>
+              <w:right w:val="none" w:sz="0" w:space="0" w:color="000000"/>
+            </w:tcBorders>
+            <w:shd w:val="clear" w:color="auto" w:fill="FFFFFF"/>
+            <w:tcMar>
+              <w:top w:w="0" w:type="dxa"/>
+              <w:bottom w:w="0" w:type="dxa"/>
+              <w:left w:w="0" w:type="dxa"/>
+              <w:right w:w="0" w:type="dxa"/>
+            </w:tcMar>
+            <w:vAlign w:val="top"/>
+          </w:tcPr>
+          <w:p>
+            <w:pPr>
+              <w:jc w:val="center"/>
+              <w:pBdr>
+                <w:bottom w:val="none" w:sz="0" w:space="0" w:color="000000"/>
+                <w:top w:val="none" w:sz="0" w:space="0" w:color="000000"/>
+                <w:left w:val="none" w:sz="0" w:space="0" w:color="000000"/>
+                <w:right w:val="none" w:sz="0" w:space="0" w:color="000000"/>
+              </w:pBdr>
+              <w:spacing w:after="100" w:before="100" w:line="240"/>
+              <w:ind w:left="100" w:right="100" w:firstLine="0" w:firstLineChars="0"/>
+              <w:rPr>
+                <w:rFonts w:ascii="DejaVu Sans" w:hAnsi="DejaVu Sans" w:eastAsia="DejaVu Sans" w:cs="DejaVu Sans"/>
+                <w:i w:val="false"/>
+                <w:b w:val="false"/>
+                <w:u w:val="none"/>
+                <w:strike w:val="false"/>
+                <w:sz w:val="22"/>
+                <w:szCs w:val="22"/>
+                <w:color w:val="000000"/>
+              </w:rPr>
+            </w:pPr>
+            <w:r xmlns:w="http://schemas.openxmlformats.org/wordprocessingml/2006/main" xmlns:wp="http://schemas.openxmlformats.org/drawingml/2006/wordprocessingDrawing" xmlns:r="http://schemas.openxmlformats.org/officeDocument/2006/relationships" xmlns:w14="http://schemas.microsoft.com/office/word/2010/wordml">
+              <w:rPr>
+                <w:rFonts w:ascii="DejaVu Sans" w:hAnsi="DejaVu Sans" w:eastAsia="DejaVu Sans" w:cs="DejaVu Sans"/>
+                <w:i w:val="false"/>
+                <w:b w:val="false"/>
+                <w:u w:val="none"/>
+                <w:strike w:val="false"/>
+                <w:sz w:val="22"/>
+                <w:szCs w:val="22"/>
+                <w:color w:val="000000"/>
+              </w:rPr>
+              <w:t xml:space="preserve">0.091</w:t>
+            </w:r>
+          </w:p>
+        </w:tc>
+        <w:tc>
+          <w:tcPr>
+            <w:tcBorders>
+              <w:bottom w:val="none" w:sz="0" w:space="0" w:color="000000"/>
+              <w:top w:val="none" w:sz="0" w:space="0" w:color="000000"/>
+              <w:left w:val="none" w:sz="0" w:space="0" w:color="000000"/>
+              <w:right w:val="none" w:sz="0" w:space="0" w:color="000000"/>
+            </w:tcBorders>
+            <w:shd w:val="clear" w:color="auto" w:fill="FFFFFF"/>
+            <w:tcMar>
+              <w:top w:w="0" w:type="dxa"/>
+              <w:bottom w:w="0" w:type="dxa"/>
+              <w:left w:w="0" w:type="dxa"/>
+              <w:right w:w="0" w:type="dxa"/>
+            </w:tcMar>
+            <w:vAlign w:val="top"/>
+          </w:tcPr>
+          <w:p>
+            <w:pPr>
+              <w:jc w:val="center"/>
+              <w:pBdr>
+                <w:bottom w:val="none" w:sz="0" w:space="0" w:color="000000"/>
+                <w:top w:val="none" w:sz="0" w:space="0" w:color="000000"/>
+                <w:left w:val="none" w:sz="0" w:space="0" w:color="000000"/>
+                <w:right w:val="none" w:sz="0" w:space="0" w:color="000000"/>
+              </w:pBdr>
+              <w:spacing w:after="100" w:before="100" w:line="240"/>
+              <w:ind w:left="100" w:right="100" w:firstLine="0" w:firstLineChars="0"/>
+              <w:rPr>
+                <w:rFonts w:ascii="DejaVu Sans" w:hAnsi="DejaVu Sans" w:eastAsia="DejaVu Sans" w:cs="DejaVu Sans"/>
+                <w:i w:val="false"/>
+                <w:b w:val="false"/>
+                <w:u w:val="none"/>
+                <w:strike w:val="false"/>
+                <w:sz w:val="22"/>
+                <w:szCs w:val="22"/>
+                <w:color w:val="000000"/>
+              </w:rPr>
+            </w:pPr>
+            <w:r xmlns:w="http://schemas.openxmlformats.org/wordprocessingml/2006/main" xmlns:wp="http://schemas.openxmlformats.org/drawingml/2006/wordprocessingDrawing" xmlns:r="http://schemas.openxmlformats.org/officeDocument/2006/relationships" xmlns:w14="http://schemas.microsoft.com/office/word/2010/wordml">
+              <w:rPr>
+                <w:rFonts w:ascii="DejaVu Sans" w:hAnsi="DejaVu Sans" w:eastAsia="DejaVu Sans" w:cs="DejaVu Sans"/>
+                <w:i w:val="false"/>
+                <w:b w:val="false"/>
+                <w:u w:val="none"/>
+                <w:strike w:val="false"/>
+                <w:sz w:val="22"/>
+                <w:szCs w:val="22"/>
+                <w:color w:val="000000"/>
+              </w:rPr>
+              <w:t xml:space="preserve">0.09 (-0.18 to 0.37)</w:t>
+            </w:r>
+          </w:p>
+        </w:tc>
+        <w:tc>
+          <w:tcPr>
+            <w:tcBorders>
+              <w:bottom w:val="none" w:sz="0" w:space="0" w:color="000000"/>
+              <w:top w:val="none" w:sz="0" w:space="0" w:color="000000"/>
+              <w:left w:val="none" w:sz="0" w:space="0" w:color="000000"/>
+              <w:right w:val="none" w:sz="0" w:space="0" w:color="000000"/>
+            </w:tcBorders>
+            <w:shd w:val="clear" w:color="auto" w:fill="FFFFFF"/>
+            <w:tcMar>
+              <w:top w:w="0" w:type="dxa"/>
+              <w:bottom w:w="0" w:type="dxa"/>
+              <w:left w:w="0" w:type="dxa"/>
+              <w:right w:w="0" w:type="dxa"/>
+            </w:tcMar>
+            <w:vAlign w:val="top"/>
+          </w:tcPr>
+          <w:p>
+            <w:pPr>
+              <w:jc w:val="center"/>
+              <w:pBdr>
+                <w:bottom w:val="none" w:sz="0" w:space="0" w:color="000000"/>
+                <w:top w:val="none" w:sz="0" w:space="0" w:color="000000"/>
+                <w:left w:val="none" w:sz="0" w:space="0" w:color="000000"/>
+                <w:right w:val="none" w:sz="0" w:space="0" w:color="000000"/>
+              </w:pBdr>
+              <w:spacing w:after="100" w:before="100" w:line="240"/>
+              <w:ind w:left="100" w:right="100" w:firstLine="0" w:firstLineChars="0"/>
+              <w:rPr>
+                <w:rFonts w:ascii="DejaVu Sans" w:hAnsi="DejaVu Sans" w:eastAsia="DejaVu Sans" w:cs="DejaVu Sans"/>
+                <w:i w:val="false"/>
+                <w:b w:val="false"/>
+                <w:u w:val="none"/>
+                <w:strike w:val="false"/>
+                <w:sz w:val="22"/>
+                <w:szCs w:val="22"/>
+                <w:color w:val="000000"/>
+              </w:rPr>
+            </w:pPr>
+            <w:r xmlns:w="http://schemas.openxmlformats.org/wordprocessingml/2006/main" xmlns:wp="http://schemas.openxmlformats.org/drawingml/2006/wordprocessingDrawing" xmlns:r="http://schemas.openxmlformats.org/officeDocument/2006/relationships" xmlns:w14="http://schemas.microsoft.com/office/word/2010/wordml">
+              <w:rPr>
+                <w:rFonts w:ascii="DejaVu Sans" w:hAnsi="DejaVu Sans" w:eastAsia="DejaVu Sans" w:cs="DejaVu Sans"/>
+                <w:i w:val="false"/>
+                <w:b w:val="false"/>
+                <w:u w:val="none"/>
+                <w:strike w:val="false"/>
+                <w:sz w:val="22"/>
+                <w:szCs w:val="22"/>
+                <w:color w:val="000000"/>
+              </w:rPr>
+              <w:t xml:space="preserve">0.51</w:t>
             </w:r>
           </w:p>
         </w:tc>
@@ -31003,7 +31003,7 @@
                 <w:szCs w:val="22"/>
                 <w:color w:val="000000"/>
               </w:rPr>
-              <w:t xml:space="preserve">0.018</w:t>
+              <w:t xml:space="preserve">0.017</w:t>
             </w:r>
           </w:p>
         </w:tc>
@@ -31278,7 +31278,7 @@
                 <w:szCs w:val="22"/>
                 <w:color w:val="000000"/>
               </w:rPr>
-              <w:t xml:space="preserve">0.70</w:t>
+              <w:t xml:space="preserve">0.68</w:t>
             </w:r>
           </w:p>
         </w:tc>
@@ -31666,61 +31666,61 @@
                 <w:szCs w:val="22"/>
                 <w:color w:val="000000"/>
               </w:rPr>
-              <w:t xml:space="preserve">0.00 (-0.07 to 0.07)</w:t>
-            </w:r>
-          </w:p>
-        </w:tc>
-        <w:tc>
-          <w:tcPr>
-            <w:tcBorders>
-              <w:bottom w:val="none" w:sz="0" w:space="0" w:color="000000"/>
-              <w:top w:val="none" w:sz="0" w:space="0" w:color="000000"/>
-              <w:left w:val="none" w:sz="0" w:space="0" w:color="000000"/>
-              <w:right w:val="none" w:sz="0" w:space="0" w:color="000000"/>
-            </w:tcBorders>
-            <w:shd w:val="clear" w:color="auto" w:fill="FFFFFF"/>
-            <w:tcMar>
-              <w:top w:w="0" w:type="dxa"/>
-              <w:bottom w:w="0" w:type="dxa"/>
-              <w:left w:w="0" w:type="dxa"/>
-              <w:right w:w="0" w:type="dxa"/>
-            </w:tcMar>
-            <w:vAlign w:val="top"/>
-          </w:tcPr>
-          <w:p>
-            <w:pPr>
-              <w:jc w:val="center"/>
-              <w:pBdr>
-                <w:bottom w:val="none" w:sz="0" w:space="0" w:color="000000"/>
-                <w:top w:val="none" w:sz="0" w:space="0" w:color="000000"/>
-                <w:left w:val="none" w:sz="0" w:space="0" w:color="000000"/>
-                <w:right w:val="none" w:sz="0" w:space="0" w:color="000000"/>
-              </w:pBdr>
-              <w:spacing w:after="100" w:before="100" w:line="240"/>
-              <w:ind w:left="100" w:right="100" w:firstLine="0" w:firstLineChars="0"/>
-              <w:rPr>
-                <w:rFonts w:ascii="DejaVu Sans" w:hAnsi="DejaVu Sans" w:eastAsia="DejaVu Sans" w:cs="DejaVu Sans"/>
-                <w:i w:val="false"/>
-                <w:b w:val="false"/>
-                <w:u w:val="none"/>
-                <w:strike w:val="false"/>
-                <w:sz w:val="22"/>
-                <w:szCs w:val="22"/>
-                <w:color w:val="000000"/>
-              </w:rPr>
-            </w:pPr>
-            <w:r xmlns:w="http://schemas.openxmlformats.org/wordprocessingml/2006/main" xmlns:wp="http://schemas.openxmlformats.org/drawingml/2006/wordprocessingDrawing" xmlns:r="http://schemas.openxmlformats.org/officeDocument/2006/relationships" xmlns:w14="http://schemas.microsoft.com/office/word/2010/wordml">
-              <w:rPr>
-                <w:rFonts w:ascii="DejaVu Sans" w:hAnsi="DejaVu Sans" w:eastAsia="DejaVu Sans" w:cs="DejaVu Sans"/>
-                <w:i w:val="false"/>
-                <w:b w:val="false"/>
-                <w:u w:val="none"/>
-                <w:strike w:val="false"/>
-                <w:sz w:val="22"/>
-                <w:szCs w:val="22"/>
-                <w:color w:val="000000"/>
-              </w:rPr>
-              <w:t xml:space="preserve">0.98</w:t>
+              <w:t xml:space="preserve">0.00 (-0.07 to 0.06)</w:t>
+            </w:r>
+          </w:p>
+        </w:tc>
+        <w:tc>
+          <w:tcPr>
+            <w:tcBorders>
+              <w:bottom w:val="none" w:sz="0" w:space="0" w:color="000000"/>
+              <w:top w:val="none" w:sz="0" w:space="0" w:color="000000"/>
+              <w:left w:val="none" w:sz="0" w:space="0" w:color="000000"/>
+              <w:right w:val="none" w:sz="0" w:space="0" w:color="000000"/>
+            </w:tcBorders>
+            <w:shd w:val="clear" w:color="auto" w:fill="FFFFFF"/>
+            <w:tcMar>
+              <w:top w:w="0" w:type="dxa"/>
+              <w:bottom w:w="0" w:type="dxa"/>
+              <w:left w:w="0" w:type="dxa"/>
+              <w:right w:w="0" w:type="dxa"/>
+            </w:tcMar>
+            <w:vAlign w:val="top"/>
+          </w:tcPr>
+          <w:p>
+            <w:pPr>
+              <w:jc w:val="center"/>
+              <w:pBdr>
+                <w:bottom w:val="none" w:sz="0" w:space="0" w:color="000000"/>
+                <w:top w:val="none" w:sz="0" w:space="0" w:color="000000"/>
+                <w:left w:val="none" w:sz="0" w:space="0" w:color="000000"/>
+                <w:right w:val="none" w:sz="0" w:space="0" w:color="000000"/>
+              </w:pBdr>
+              <w:spacing w:after="100" w:before="100" w:line="240"/>
+              <w:ind w:left="100" w:right="100" w:firstLine="0" w:firstLineChars="0"/>
+              <w:rPr>
+                <w:rFonts w:ascii="DejaVu Sans" w:hAnsi="DejaVu Sans" w:eastAsia="DejaVu Sans" w:cs="DejaVu Sans"/>
+                <w:i w:val="false"/>
+                <w:b w:val="false"/>
+                <w:u w:val="none"/>
+                <w:strike w:val="false"/>
+                <w:sz w:val="22"/>
+                <w:szCs w:val="22"/>
+                <w:color w:val="000000"/>
+              </w:rPr>
+            </w:pPr>
+            <w:r xmlns:w="http://schemas.openxmlformats.org/wordprocessingml/2006/main" xmlns:wp="http://schemas.openxmlformats.org/drawingml/2006/wordprocessingDrawing" xmlns:r="http://schemas.openxmlformats.org/officeDocument/2006/relationships" xmlns:w14="http://schemas.microsoft.com/office/word/2010/wordml">
+              <w:rPr>
+                <w:rFonts w:ascii="DejaVu Sans" w:hAnsi="DejaVu Sans" w:eastAsia="DejaVu Sans" w:cs="DejaVu Sans"/>
+                <w:i w:val="false"/>
+                <w:b w:val="false"/>
+                <w:u w:val="none"/>
+                <w:strike w:val="false"/>
+                <w:sz w:val="22"/>
+                <w:szCs w:val="22"/>
+                <w:color w:val="000000"/>
+              </w:rPr>
+              <w:t xml:space="preserve">0.91</w:t>
             </w:r>
           </w:p>
         </w:tc>
@@ -31828,7 +31828,7 @@
                 <w:szCs w:val="22"/>
                 <w:color w:val="000000"/>
               </w:rPr>
-              <w:t xml:space="preserve">0.62</w:t>
+              <w:t xml:space="preserve">0.58</w:t>
             </w:r>
           </w:p>
         </w:tc>
@@ -31941,169 +31941,169 @@
                 <w:szCs w:val="22"/>
                 <w:color w:val="000000"/>
               </w:rPr>
-              <w:t xml:space="preserve">0.13 (-0.09 to 0.36)</w:t>
-            </w:r>
-          </w:p>
-        </w:tc>
-        <w:tc>
-          <w:tcPr>
-            <w:tcBorders>
-              <w:bottom w:val="none" w:sz="0" w:space="0" w:color="000000"/>
-              <w:top w:val="none" w:sz="0" w:space="0" w:color="000000"/>
-              <w:left w:val="none" w:sz="0" w:space="0" w:color="000000"/>
-              <w:right w:val="none" w:sz="0" w:space="0" w:color="000000"/>
-            </w:tcBorders>
-            <w:shd w:val="clear" w:color="auto" w:fill="FFFFFF"/>
-            <w:tcMar>
-              <w:top w:w="0" w:type="dxa"/>
-              <w:bottom w:w="0" w:type="dxa"/>
-              <w:left w:w="0" w:type="dxa"/>
-              <w:right w:w="0" w:type="dxa"/>
-            </w:tcMar>
-            <w:vAlign w:val="top"/>
-          </w:tcPr>
-          <w:p>
-            <w:pPr>
-              <w:jc w:val="center"/>
-              <w:pBdr>
-                <w:bottom w:val="none" w:sz="0" w:space="0" w:color="000000"/>
-                <w:top w:val="none" w:sz="0" w:space="0" w:color="000000"/>
-                <w:left w:val="none" w:sz="0" w:space="0" w:color="000000"/>
-                <w:right w:val="none" w:sz="0" w:space="0" w:color="000000"/>
-              </w:pBdr>
-              <w:spacing w:after="100" w:before="100" w:line="240"/>
-              <w:ind w:left="100" w:right="100" w:firstLine="0" w:firstLineChars="0"/>
-              <w:rPr>
-                <w:rFonts w:ascii="DejaVu Sans" w:hAnsi="DejaVu Sans" w:eastAsia="DejaVu Sans" w:cs="DejaVu Sans"/>
-                <w:i w:val="false"/>
-                <w:b w:val="false"/>
-                <w:u w:val="none"/>
-                <w:strike w:val="false"/>
-                <w:sz w:val="22"/>
-                <w:szCs w:val="22"/>
-                <w:color w:val="000000"/>
-              </w:rPr>
-            </w:pPr>
-            <w:r xmlns:w="http://schemas.openxmlformats.org/wordprocessingml/2006/main" xmlns:wp="http://schemas.openxmlformats.org/drawingml/2006/wordprocessingDrawing" xmlns:r="http://schemas.openxmlformats.org/officeDocument/2006/relationships" xmlns:w14="http://schemas.microsoft.com/office/word/2010/wordml">
-              <w:rPr>
-                <w:rFonts w:ascii="DejaVu Sans" w:hAnsi="DejaVu Sans" w:eastAsia="DejaVu Sans" w:cs="DejaVu Sans"/>
-                <w:i w:val="false"/>
-                <w:b w:val="false"/>
-                <w:u w:val="none"/>
-                <w:strike w:val="false"/>
-                <w:sz w:val="22"/>
-                <w:szCs w:val="22"/>
-                <w:color w:val="000000"/>
-              </w:rPr>
-              <w:t xml:space="preserve">0.24</w:t>
-            </w:r>
-          </w:p>
-        </w:tc>
-        <w:tc>
-          <w:tcPr>
-            <w:tcBorders>
-              <w:bottom w:val="none" w:sz="0" w:space="0" w:color="000000"/>
-              <w:top w:val="none" w:sz="0" w:space="0" w:color="000000"/>
-              <w:left w:val="none" w:sz="0" w:space="0" w:color="000000"/>
-              <w:right w:val="none" w:sz="0" w:space="0" w:color="000000"/>
-            </w:tcBorders>
-            <w:shd w:val="clear" w:color="auto" w:fill="FFFFFF"/>
-            <w:tcMar>
-              <w:top w:w="0" w:type="dxa"/>
-              <w:bottom w:w="0" w:type="dxa"/>
-              <w:left w:w="0" w:type="dxa"/>
-              <w:right w:w="0" w:type="dxa"/>
-            </w:tcMar>
-            <w:vAlign w:val="top"/>
-          </w:tcPr>
-          <w:p>
-            <w:pPr>
-              <w:jc w:val="center"/>
-              <w:pBdr>
-                <w:bottom w:val="none" w:sz="0" w:space="0" w:color="000000"/>
-                <w:top w:val="none" w:sz="0" w:space="0" w:color="000000"/>
-                <w:left w:val="none" w:sz="0" w:space="0" w:color="000000"/>
-                <w:right w:val="none" w:sz="0" w:space="0" w:color="000000"/>
-              </w:pBdr>
-              <w:spacing w:after="100" w:before="100" w:line="240"/>
-              <w:ind w:left="100" w:right="100" w:firstLine="0" w:firstLineChars="0"/>
-              <w:rPr>
-                <w:rFonts w:ascii="DejaVu Sans" w:hAnsi="DejaVu Sans" w:eastAsia="DejaVu Sans" w:cs="DejaVu Sans"/>
-                <w:i w:val="false"/>
-                <w:b w:val="false"/>
-                <w:u w:val="none"/>
-                <w:strike w:val="false"/>
-                <w:sz w:val="22"/>
-                <w:szCs w:val="22"/>
-                <w:color w:val="000000"/>
-              </w:rPr>
-            </w:pPr>
-            <w:r xmlns:w="http://schemas.openxmlformats.org/wordprocessingml/2006/main" xmlns:wp="http://schemas.openxmlformats.org/drawingml/2006/wordprocessingDrawing" xmlns:r="http://schemas.openxmlformats.org/officeDocument/2006/relationships" xmlns:w14="http://schemas.microsoft.com/office/word/2010/wordml">
-              <w:rPr>
-                <w:rFonts w:ascii="DejaVu Sans" w:hAnsi="DejaVu Sans" w:eastAsia="DejaVu Sans" w:cs="DejaVu Sans"/>
-                <w:i w:val="false"/>
-                <w:b w:val="false"/>
-                <w:u w:val="none"/>
-                <w:strike w:val="false"/>
-                <w:sz w:val="22"/>
-                <w:szCs w:val="22"/>
-                <w:color w:val="000000"/>
-              </w:rPr>
-              <w:t xml:space="preserve">0.20 (-0.15 to 0.54)</w:t>
-            </w:r>
-          </w:p>
-        </w:tc>
-        <w:tc>
-          <w:tcPr>
-            <w:tcBorders>
-              <w:bottom w:val="none" w:sz="0" w:space="0" w:color="000000"/>
-              <w:top w:val="none" w:sz="0" w:space="0" w:color="000000"/>
-              <w:left w:val="none" w:sz="0" w:space="0" w:color="000000"/>
-              <w:right w:val="none" w:sz="0" w:space="0" w:color="000000"/>
-            </w:tcBorders>
-            <w:shd w:val="clear" w:color="auto" w:fill="FFFFFF"/>
-            <w:tcMar>
-              <w:top w:w="0" w:type="dxa"/>
-              <w:bottom w:w="0" w:type="dxa"/>
-              <w:left w:w="0" w:type="dxa"/>
-              <w:right w:w="0" w:type="dxa"/>
-            </w:tcMar>
-            <w:vAlign w:val="top"/>
-          </w:tcPr>
-          <w:p>
-            <w:pPr>
-              <w:jc w:val="center"/>
-              <w:pBdr>
-                <w:bottom w:val="none" w:sz="0" w:space="0" w:color="000000"/>
-                <w:top w:val="none" w:sz="0" w:space="0" w:color="000000"/>
-                <w:left w:val="none" w:sz="0" w:space="0" w:color="000000"/>
-                <w:right w:val="none" w:sz="0" w:space="0" w:color="000000"/>
-              </w:pBdr>
-              <w:spacing w:after="100" w:before="100" w:line="240"/>
-              <w:ind w:left="100" w:right="100" w:firstLine="0" w:firstLineChars="0"/>
-              <w:rPr>
-                <w:rFonts w:ascii="DejaVu Sans" w:hAnsi="DejaVu Sans" w:eastAsia="DejaVu Sans" w:cs="DejaVu Sans"/>
-                <w:i w:val="false"/>
-                <w:b w:val="false"/>
-                <w:u w:val="none"/>
-                <w:strike w:val="false"/>
-                <w:sz w:val="22"/>
-                <w:szCs w:val="22"/>
-                <w:color w:val="000000"/>
-              </w:rPr>
-            </w:pPr>
-            <w:r xmlns:w="http://schemas.openxmlformats.org/wordprocessingml/2006/main" xmlns:wp="http://schemas.openxmlformats.org/drawingml/2006/wordprocessingDrawing" xmlns:r="http://schemas.openxmlformats.org/officeDocument/2006/relationships" xmlns:w14="http://schemas.microsoft.com/office/word/2010/wordml">
-              <w:rPr>
-                <w:rFonts w:ascii="DejaVu Sans" w:hAnsi="DejaVu Sans" w:eastAsia="DejaVu Sans" w:cs="DejaVu Sans"/>
-                <w:i w:val="false"/>
-                <w:b w:val="false"/>
-                <w:u w:val="none"/>
-                <w:strike w:val="false"/>
-                <w:sz w:val="22"/>
-                <w:szCs w:val="22"/>
-                <w:color w:val="000000"/>
-              </w:rPr>
-              <w:t xml:space="preserve">0.27</w:t>
+              <w:t xml:space="preserve">0.12 (-0.10 to 0.35)</w:t>
+            </w:r>
+          </w:p>
+        </w:tc>
+        <w:tc>
+          <w:tcPr>
+            <w:tcBorders>
+              <w:bottom w:val="none" w:sz="0" w:space="0" w:color="000000"/>
+              <w:top w:val="none" w:sz="0" w:space="0" w:color="000000"/>
+              <w:left w:val="none" w:sz="0" w:space="0" w:color="000000"/>
+              <w:right w:val="none" w:sz="0" w:space="0" w:color="000000"/>
+            </w:tcBorders>
+            <w:shd w:val="clear" w:color="auto" w:fill="FFFFFF"/>
+            <w:tcMar>
+              <w:top w:w="0" w:type="dxa"/>
+              <w:bottom w:w="0" w:type="dxa"/>
+              <w:left w:w="0" w:type="dxa"/>
+              <w:right w:w="0" w:type="dxa"/>
+            </w:tcMar>
+            <w:vAlign w:val="top"/>
+          </w:tcPr>
+          <w:p>
+            <w:pPr>
+              <w:jc w:val="center"/>
+              <w:pBdr>
+                <w:bottom w:val="none" w:sz="0" w:space="0" w:color="000000"/>
+                <w:top w:val="none" w:sz="0" w:space="0" w:color="000000"/>
+                <w:left w:val="none" w:sz="0" w:space="0" w:color="000000"/>
+                <w:right w:val="none" w:sz="0" w:space="0" w:color="000000"/>
+              </w:pBdr>
+              <w:spacing w:after="100" w:before="100" w:line="240"/>
+              <w:ind w:left="100" w:right="100" w:firstLine="0" w:firstLineChars="0"/>
+              <w:rPr>
+                <w:rFonts w:ascii="DejaVu Sans" w:hAnsi="DejaVu Sans" w:eastAsia="DejaVu Sans" w:cs="DejaVu Sans"/>
+                <w:i w:val="false"/>
+                <w:b w:val="false"/>
+                <w:u w:val="none"/>
+                <w:strike w:val="false"/>
+                <w:sz w:val="22"/>
+                <w:szCs w:val="22"/>
+                <w:color w:val="000000"/>
+              </w:rPr>
+            </w:pPr>
+            <w:r xmlns:w="http://schemas.openxmlformats.org/wordprocessingml/2006/main" xmlns:wp="http://schemas.openxmlformats.org/drawingml/2006/wordprocessingDrawing" xmlns:r="http://schemas.openxmlformats.org/officeDocument/2006/relationships" xmlns:w14="http://schemas.microsoft.com/office/word/2010/wordml">
+              <w:rPr>
+                <w:rFonts w:ascii="DejaVu Sans" w:hAnsi="DejaVu Sans" w:eastAsia="DejaVu Sans" w:cs="DejaVu Sans"/>
+                <w:i w:val="false"/>
+                <w:b w:val="false"/>
+                <w:u w:val="none"/>
+                <w:strike w:val="false"/>
+                <w:sz w:val="22"/>
+                <w:szCs w:val="22"/>
+                <w:color w:val="000000"/>
+              </w:rPr>
+              <w:t xml:space="preserve">0.28</w:t>
+            </w:r>
+          </w:p>
+        </w:tc>
+        <w:tc>
+          <w:tcPr>
+            <w:tcBorders>
+              <w:bottom w:val="none" w:sz="0" w:space="0" w:color="000000"/>
+              <w:top w:val="none" w:sz="0" w:space="0" w:color="000000"/>
+              <w:left w:val="none" w:sz="0" w:space="0" w:color="000000"/>
+              <w:right w:val="none" w:sz="0" w:space="0" w:color="000000"/>
+            </w:tcBorders>
+            <w:shd w:val="clear" w:color="auto" w:fill="FFFFFF"/>
+            <w:tcMar>
+              <w:top w:w="0" w:type="dxa"/>
+              <w:bottom w:w="0" w:type="dxa"/>
+              <w:left w:w="0" w:type="dxa"/>
+              <w:right w:w="0" w:type="dxa"/>
+            </w:tcMar>
+            <w:vAlign w:val="top"/>
+          </w:tcPr>
+          <w:p>
+            <w:pPr>
+              <w:jc w:val="center"/>
+              <w:pBdr>
+                <w:bottom w:val="none" w:sz="0" w:space="0" w:color="000000"/>
+                <w:top w:val="none" w:sz="0" w:space="0" w:color="000000"/>
+                <w:left w:val="none" w:sz="0" w:space="0" w:color="000000"/>
+                <w:right w:val="none" w:sz="0" w:space="0" w:color="000000"/>
+              </w:pBdr>
+              <w:spacing w:after="100" w:before="100" w:line="240"/>
+              <w:ind w:left="100" w:right="100" w:firstLine="0" w:firstLineChars="0"/>
+              <w:rPr>
+                <w:rFonts w:ascii="DejaVu Sans" w:hAnsi="DejaVu Sans" w:eastAsia="DejaVu Sans" w:cs="DejaVu Sans"/>
+                <w:i w:val="false"/>
+                <w:b w:val="false"/>
+                <w:u w:val="none"/>
+                <w:strike w:val="false"/>
+                <w:sz w:val="22"/>
+                <w:szCs w:val="22"/>
+                <w:color w:val="000000"/>
+              </w:rPr>
+            </w:pPr>
+            <w:r xmlns:w="http://schemas.openxmlformats.org/wordprocessingml/2006/main" xmlns:wp="http://schemas.openxmlformats.org/drawingml/2006/wordprocessingDrawing" xmlns:r="http://schemas.openxmlformats.org/officeDocument/2006/relationships" xmlns:w14="http://schemas.microsoft.com/office/word/2010/wordml">
+              <w:rPr>
+                <w:rFonts w:ascii="DejaVu Sans" w:hAnsi="DejaVu Sans" w:eastAsia="DejaVu Sans" w:cs="DejaVu Sans"/>
+                <w:i w:val="false"/>
+                <w:b w:val="false"/>
+                <w:u w:val="none"/>
+                <w:strike w:val="false"/>
+                <w:sz w:val="22"/>
+                <w:szCs w:val="22"/>
+                <w:color w:val="000000"/>
+              </w:rPr>
+              <w:t xml:space="preserve">0.18 (-0.17 to 0.53)</w:t>
+            </w:r>
+          </w:p>
+        </w:tc>
+        <w:tc>
+          <w:tcPr>
+            <w:tcBorders>
+              <w:bottom w:val="none" w:sz="0" w:space="0" w:color="000000"/>
+              <w:top w:val="none" w:sz="0" w:space="0" w:color="000000"/>
+              <w:left w:val="none" w:sz="0" w:space="0" w:color="000000"/>
+              <w:right w:val="none" w:sz="0" w:space="0" w:color="000000"/>
+            </w:tcBorders>
+            <w:shd w:val="clear" w:color="auto" w:fill="FFFFFF"/>
+            <w:tcMar>
+              <w:top w:w="0" w:type="dxa"/>
+              <w:bottom w:w="0" w:type="dxa"/>
+              <w:left w:w="0" w:type="dxa"/>
+              <w:right w:w="0" w:type="dxa"/>
+            </w:tcMar>
+            <w:vAlign w:val="top"/>
+          </w:tcPr>
+          <w:p>
+            <w:pPr>
+              <w:jc w:val="center"/>
+              <w:pBdr>
+                <w:bottom w:val="none" w:sz="0" w:space="0" w:color="000000"/>
+                <w:top w:val="none" w:sz="0" w:space="0" w:color="000000"/>
+                <w:left w:val="none" w:sz="0" w:space="0" w:color="000000"/>
+                <w:right w:val="none" w:sz="0" w:space="0" w:color="000000"/>
+              </w:pBdr>
+              <w:spacing w:after="100" w:before="100" w:line="240"/>
+              <w:ind w:left="100" w:right="100" w:firstLine="0" w:firstLineChars="0"/>
+              <w:rPr>
+                <w:rFonts w:ascii="DejaVu Sans" w:hAnsi="DejaVu Sans" w:eastAsia="DejaVu Sans" w:cs="DejaVu Sans"/>
+                <w:i w:val="false"/>
+                <w:b w:val="false"/>
+                <w:u w:val="none"/>
+                <w:strike w:val="false"/>
+                <w:sz w:val="22"/>
+                <w:szCs w:val="22"/>
+                <w:color w:val="000000"/>
+              </w:rPr>
+            </w:pPr>
+            <w:r xmlns:w="http://schemas.openxmlformats.org/wordprocessingml/2006/main" xmlns:wp="http://schemas.openxmlformats.org/drawingml/2006/wordprocessingDrawing" xmlns:r="http://schemas.openxmlformats.org/officeDocument/2006/relationships" xmlns:w14="http://schemas.microsoft.com/office/word/2010/wordml">
+              <w:rPr>
+                <w:rFonts w:ascii="DejaVu Sans" w:hAnsi="DejaVu Sans" w:eastAsia="DejaVu Sans" w:cs="DejaVu Sans"/>
+                <w:i w:val="false"/>
+                <w:b w:val="false"/>
+                <w:u w:val="none"/>
+                <w:strike w:val="false"/>
+                <w:sz w:val="22"/>
+                <w:szCs w:val="22"/>
+                <w:color w:val="000000"/>
+              </w:rPr>
+              <w:t xml:space="preserve">0.31</w:t>
             </w:r>
           </w:p>
         </w:tc>
@@ -32653,7 +32653,7 @@
                 <w:szCs w:val="22"/>
                 <w:color w:val="000000"/>
               </w:rPr>
-              <w:t xml:space="preserve">0.40</w:t>
+              <w:t xml:space="preserve">0.36</w:t>
             </w:r>
           </w:p>
         </w:tc>
@@ -33041,169 +33041,169 @@
                 <w:szCs w:val="22"/>
                 <w:color w:val="000000"/>
               </w:rPr>
-              <w:t xml:space="preserve">-0.05 (-0.13 to 0.04)</w:t>
-            </w:r>
-          </w:p>
-        </w:tc>
-        <w:tc>
-          <w:tcPr>
-            <w:tcBorders>
-              <w:bottom w:val="none" w:sz="0" w:space="0" w:color="000000"/>
-              <w:top w:val="none" w:sz="0" w:space="0" w:color="000000"/>
-              <w:left w:val="none" w:sz="0" w:space="0" w:color="000000"/>
-              <w:right w:val="none" w:sz="0" w:space="0" w:color="000000"/>
-            </w:tcBorders>
-            <w:shd w:val="clear" w:color="auto" w:fill="FFFFFF"/>
-            <w:tcMar>
-              <w:top w:w="0" w:type="dxa"/>
-              <w:bottom w:w="0" w:type="dxa"/>
-              <w:left w:w="0" w:type="dxa"/>
-              <w:right w:w="0" w:type="dxa"/>
-            </w:tcMar>
-            <w:vAlign w:val="top"/>
-          </w:tcPr>
-          <w:p>
-            <w:pPr>
-              <w:jc w:val="center"/>
-              <w:pBdr>
-                <w:bottom w:val="none" w:sz="0" w:space="0" w:color="000000"/>
-                <w:top w:val="none" w:sz="0" w:space="0" w:color="000000"/>
-                <w:left w:val="none" w:sz="0" w:space="0" w:color="000000"/>
-                <w:right w:val="none" w:sz="0" w:space="0" w:color="000000"/>
-              </w:pBdr>
-              <w:spacing w:after="100" w:before="100" w:line="240"/>
-              <w:ind w:left="100" w:right="100" w:firstLine="0" w:firstLineChars="0"/>
-              <w:rPr>
-                <w:rFonts w:ascii="DejaVu Sans" w:hAnsi="DejaVu Sans" w:eastAsia="DejaVu Sans" w:cs="DejaVu Sans"/>
-                <w:i w:val="false"/>
-                <w:b w:val="false"/>
-                <w:u w:val="none"/>
-                <w:strike w:val="false"/>
-                <w:sz w:val="22"/>
-                <w:szCs w:val="22"/>
-                <w:color w:val="000000"/>
-              </w:rPr>
-            </w:pPr>
-            <w:r xmlns:w="http://schemas.openxmlformats.org/wordprocessingml/2006/main" xmlns:wp="http://schemas.openxmlformats.org/drawingml/2006/wordprocessingDrawing" xmlns:r="http://schemas.openxmlformats.org/officeDocument/2006/relationships" xmlns:w14="http://schemas.microsoft.com/office/word/2010/wordml">
-              <w:rPr>
-                <w:rFonts w:ascii="DejaVu Sans" w:hAnsi="DejaVu Sans" w:eastAsia="DejaVu Sans" w:cs="DejaVu Sans"/>
-                <w:i w:val="false"/>
-                <w:b w:val="false"/>
-                <w:u w:val="none"/>
-                <w:strike w:val="false"/>
-                <w:sz w:val="22"/>
-                <w:szCs w:val="22"/>
-                <w:color w:val="000000"/>
-              </w:rPr>
-              <w:t xml:space="preserve">0.29</w:t>
-            </w:r>
-          </w:p>
-        </w:tc>
-        <w:tc>
-          <w:tcPr>
-            <w:tcBorders>
-              <w:bottom w:val="none" w:sz="0" w:space="0" w:color="000000"/>
-              <w:top w:val="none" w:sz="0" w:space="0" w:color="000000"/>
-              <w:left w:val="none" w:sz="0" w:space="0" w:color="000000"/>
-              <w:right w:val="none" w:sz="0" w:space="0" w:color="000000"/>
-            </w:tcBorders>
-            <w:shd w:val="clear" w:color="auto" w:fill="FFFFFF"/>
-            <w:tcMar>
-              <w:top w:w="0" w:type="dxa"/>
-              <w:bottom w:w="0" w:type="dxa"/>
-              <w:left w:w="0" w:type="dxa"/>
-              <w:right w:w="0" w:type="dxa"/>
-            </w:tcMar>
-            <w:vAlign w:val="top"/>
-          </w:tcPr>
-          <w:p>
-            <w:pPr>
-              <w:jc w:val="center"/>
-              <w:pBdr>
-                <w:bottom w:val="none" w:sz="0" w:space="0" w:color="000000"/>
-                <w:top w:val="none" w:sz="0" w:space="0" w:color="000000"/>
-                <w:left w:val="none" w:sz="0" w:space="0" w:color="000000"/>
-                <w:right w:val="none" w:sz="0" w:space="0" w:color="000000"/>
-              </w:pBdr>
-              <w:spacing w:after="100" w:before="100" w:line="240"/>
-              <w:ind w:left="100" w:right="100" w:firstLine="0" w:firstLineChars="0"/>
-              <w:rPr>
-                <w:rFonts w:ascii="DejaVu Sans" w:hAnsi="DejaVu Sans" w:eastAsia="DejaVu Sans" w:cs="DejaVu Sans"/>
-                <w:i w:val="false"/>
-                <w:b w:val="false"/>
-                <w:u w:val="none"/>
-                <w:strike w:val="false"/>
-                <w:sz w:val="22"/>
-                <w:szCs w:val="22"/>
-                <w:color w:val="000000"/>
-              </w:rPr>
-            </w:pPr>
-            <w:r xmlns:w="http://schemas.openxmlformats.org/wordprocessingml/2006/main" xmlns:wp="http://schemas.openxmlformats.org/drawingml/2006/wordprocessingDrawing" xmlns:r="http://schemas.openxmlformats.org/officeDocument/2006/relationships" xmlns:w14="http://schemas.microsoft.com/office/word/2010/wordml">
-              <w:rPr>
-                <w:rFonts w:ascii="DejaVu Sans" w:hAnsi="DejaVu Sans" w:eastAsia="DejaVu Sans" w:cs="DejaVu Sans"/>
-                <w:i w:val="false"/>
-                <w:b w:val="false"/>
-                <w:u w:val="none"/>
-                <w:strike w:val="false"/>
-                <w:sz w:val="22"/>
-                <w:szCs w:val="22"/>
-                <w:color w:val="000000"/>
-              </w:rPr>
-              <w:t xml:space="preserve">-0.03 (-0.14 to 0.07)</w:t>
-            </w:r>
-          </w:p>
-        </w:tc>
-        <w:tc>
-          <w:tcPr>
-            <w:tcBorders>
-              <w:bottom w:val="none" w:sz="0" w:space="0" w:color="000000"/>
-              <w:top w:val="none" w:sz="0" w:space="0" w:color="000000"/>
-              <w:left w:val="none" w:sz="0" w:space="0" w:color="000000"/>
-              <w:right w:val="none" w:sz="0" w:space="0" w:color="000000"/>
-            </w:tcBorders>
-            <w:shd w:val="clear" w:color="auto" w:fill="FFFFFF"/>
-            <w:tcMar>
-              <w:top w:w="0" w:type="dxa"/>
-              <w:bottom w:w="0" w:type="dxa"/>
-              <w:left w:w="0" w:type="dxa"/>
-              <w:right w:w="0" w:type="dxa"/>
-            </w:tcMar>
-            <w:vAlign w:val="top"/>
-          </w:tcPr>
-          <w:p>
-            <w:pPr>
-              <w:jc w:val="center"/>
-              <w:pBdr>
-                <w:bottom w:val="none" w:sz="0" w:space="0" w:color="000000"/>
-                <w:top w:val="none" w:sz="0" w:space="0" w:color="000000"/>
-                <w:left w:val="none" w:sz="0" w:space="0" w:color="000000"/>
-                <w:right w:val="none" w:sz="0" w:space="0" w:color="000000"/>
-              </w:pBdr>
-              <w:spacing w:after="100" w:before="100" w:line="240"/>
-              <w:ind w:left="100" w:right="100" w:firstLine="0" w:firstLineChars="0"/>
-              <w:rPr>
-                <w:rFonts w:ascii="DejaVu Sans" w:hAnsi="DejaVu Sans" w:eastAsia="DejaVu Sans" w:cs="DejaVu Sans"/>
-                <w:i w:val="false"/>
-                <w:b w:val="false"/>
-                <w:u w:val="none"/>
-                <w:strike w:val="false"/>
-                <w:sz w:val="22"/>
-                <w:szCs w:val="22"/>
-                <w:color w:val="000000"/>
-              </w:rPr>
-            </w:pPr>
-            <w:r xmlns:w="http://schemas.openxmlformats.org/wordprocessingml/2006/main" xmlns:wp="http://schemas.openxmlformats.org/drawingml/2006/wordprocessingDrawing" xmlns:r="http://schemas.openxmlformats.org/officeDocument/2006/relationships" xmlns:w14="http://schemas.microsoft.com/office/word/2010/wordml">
-              <w:rPr>
-                <w:rFonts w:ascii="DejaVu Sans" w:hAnsi="DejaVu Sans" w:eastAsia="DejaVu Sans" w:cs="DejaVu Sans"/>
-                <w:i w:val="false"/>
-                <w:b w:val="false"/>
-                <w:u w:val="none"/>
-                <w:strike w:val="false"/>
-                <w:sz w:val="22"/>
-                <w:szCs w:val="22"/>
-                <w:color w:val="000000"/>
-              </w:rPr>
-              <w:t xml:space="preserve">0.52</w:t>
+              <w:t xml:space="preserve">-0.05 (-0.14 to 0.04)</w:t>
+            </w:r>
+          </w:p>
+        </w:tc>
+        <w:tc>
+          <w:tcPr>
+            <w:tcBorders>
+              <w:bottom w:val="none" w:sz="0" w:space="0" w:color="000000"/>
+              <w:top w:val="none" w:sz="0" w:space="0" w:color="000000"/>
+              <w:left w:val="none" w:sz="0" w:space="0" w:color="000000"/>
+              <w:right w:val="none" w:sz="0" w:space="0" w:color="000000"/>
+            </w:tcBorders>
+            <w:shd w:val="clear" w:color="auto" w:fill="FFFFFF"/>
+            <w:tcMar>
+              <w:top w:w="0" w:type="dxa"/>
+              <w:bottom w:w="0" w:type="dxa"/>
+              <w:left w:w="0" w:type="dxa"/>
+              <w:right w:w="0" w:type="dxa"/>
+            </w:tcMar>
+            <w:vAlign w:val="top"/>
+          </w:tcPr>
+          <w:p>
+            <w:pPr>
+              <w:jc w:val="center"/>
+              <w:pBdr>
+                <w:bottom w:val="none" w:sz="0" w:space="0" w:color="000000"/>
+                <w:top w:val="none" w:sz="0" w:space="0" w:color="000000"/>
+                <w:left w:val="none" w:sz="0" w:space="0" w:color="000000"/>
+                <w:right w:val="none" w:sz="0" w:space="0" w:color="000000"/>
+              </w:pBdr>
+              <w:spacing w:after="100" w:before="100" w:line="240"/>
+              <w:ind w:left="100" w:right="100" w:firstLine="0" w:firstLineChars="0"/>
+              <w:rPr>
+                <w:rFonts w:ascii="DejaVu Sans" w:hAnsi="DejaVu Sans" w:eastAsia="DejaVu Sans" w:cs="DejaVu Sans"/>
+                <w:i w:val="false"/>
+                <w:b w:val="false"/>
+                <w:u w:val="none"/>
+                <w:strike w:val="false"/>
+                <w:sz w:val="22"/>
+                <w:szCs w:val="22"/>
+                <w:color w:val="000000"/>
+              </w:rPr>
+            </w:pPr>
+            <w:r xmlns:w="http://schemas.openxmlformats.org/wordprocessingml/2006/main" xmlns:wp="http://schemas.openxmlformats.org/drawingml/2006/wordprocessingDrawing" xmlns:r="http://schemas.openxmlformats.org/officeDocument/2006/relationships" xmlns:w14="http://schemas.microsoft.com/office/word/2010/wordml">
+              <w:rPr>
+                <w:rFonts w:ascii="DejaVu Sans" w:hAnsi="DejaVu Sans" w:eastAsia="DejaVu Sans" w:cs="DejaVu Sans"/>
+                <w:i w:val="false"/>
+                <w:b w:val="false"/>
+                <w:u w:val="none"/>
+                <w:strike w:val="false"/>
+                <w:sz w:val="22"/>
+                <w:szCs w:val="22"/>
+                <w:color w:val="000000"/>
+              </w:rPr>
+              <w:t xml:space="preserve">0.28</w:t>
+            </w:r>
+          </w:p>
+        </w:tc>
+        <w:tc>
+          <w:tcPr>
+            <w:tcBorders>
+              <w:bottom w:val="none" w:sz="0" w:space="0" w:color="000000"/>
+              <w:top w:val="none" w:sz="0" w:space="0" w:color="000000"/>
+              <w:left w:val="none" w:sz="0" w:space="0" w:color="000000"/>
+              <w:right w:val="none" w:sz="0" w:space="0" w:color="000000"/>
+            </w:tcBorders>
+            <w:shd w:val="clear" w:color="auto" w:fill="FFFFFF"/>
+            <w:tcMar>
+              <w:top w:w="0" w:type="dxa"/>
+              <w:bottom w:w="0" w:type="dxa"/>
+              <w:left w:w="0" w:type="dxa"/>
+              <w:right w:w="0" w:type="dxa"/>
+            </w:tcMar>
+            <w:vAlign w:val="top"/>
+          </w:tcPr>
+          <w:p>
+            <w:pPr>
+              <w:jc w:val="center"/>
+              <w:pBdr>
+                <w:bottom w:val="none" w:sz="0" w:space="0" w:color="000000"/>
+                <w:top w:val="none" w:sz="0" w:space="0" w:color="000000"/>
+                <w:left w:val="none" w:sz="0" w:space="0" w:color="000000"/>
+                <w:right w:val="none" w:sz="0" w:space="0" w:color="000000"/>
+              </w:pBdr>
+              <w:spacing w:after="100" w:before="100" w:line="240"/>
+              <w:ind w:left="100" w:right="100" w:firstLine="0" w:firstLineChars="0"/>
+              <w:rPr>
+                <w:rFonts w:ascii="DejaVu Sans" w:hAnsi="DejaVu Sans" w:eastAsia="DejaVu Sans" w:cs="DejaVu Sans"/>
+                <w:i w:val="false"/>
+                <w:b w:val="false"/>
+                <w:u w:val="none"/>
+                <w:strike w:val="false"/>
+                <w:sz w:val="22"/>
+                <w:szCs w:val="22"/>
+                <w:color w:val="000000"/>
+              </w:rPr>
+            </w:pPr>
+            <w:r xmlns:w="http://schemas.openxmlformats.org/wordprocessingml/2006/main" xmlns:wp="http://schemas.openxmlformats.org/drawingml/2006/wordprocessingDrawing" xmlns:r="http://schemas.openxmlformats.org/officeDocument/2006/relationships" xmlns:w14="http://schemas.microsoft.com/office/word/2010/wordml">
+              <w:rPr>
+                <w:rFonts w:ascii="DejaVu Sans" w:hAnsi="DejaVu Sans" w:eastAsia="DejaVu Sans" w:cs="DejaVu Sans"/>
+                <w:i w:val="false"/>
+                <w:b w:val="false"/>
+                <w:u w:val="none"/>
+                <w:strike w:val="false"/>
+                <w:sz w:val="22"/>
+                <w:szCs w:val="22"/>
+                <w:color w:val="000000"/>
+              </w:rPr>
+              <w:t xml:space="preserve">-0.04 (-0.14 to 0.07)</w:t>
+            </w:r>
+          </w:p>
+        </w:tc>
+        <w:tc>
+          <w:tcPr>
+            <w:tcBorders>
+              <w:bottom w:val="none" w:sz="0" w:space="0" w:color="000000"/>
+              <w:top w:val="none" w:sz="0" w:space="0" w:color="000000"/>
+              <w:left w:val="none" w:sz="0" w:space="0" w:color="000000"/>
+              <w:right w:val="none" w:sz="0" w:space="0" w:color="000000"/>
+            </w:tcBorders>
+            <w:shd w:val="clear" w:color="auto" w:fill="FFFFFF"/>
+            <w:tcMar>
+              <w:top w:w="0" w:type="dxa"/>
+              <w:bottom w:w="0" w:type="dxa"/>
+              <w:left w:w="0" w:type="dxa"/>
+              <w:right w:w="0" w:type="dxa"/>
+            </w:tcMar>
+            <w:vAlign w:val="top"/>
+          </w:tcPr>
+          <w:p>
+            <w:pPr>
+              <w:jc w:val="center"/>
+              <w:pBdr>
+                <w:bottom w:val="none" w:sz="0" w:space="0" w:color="000000"/>
+                <w:top w:val="none" w:sz="0" w:space="0" w:color="000000"/>
+                <w:left w:val="none" w:sz="0" w:space="0" w:color="000000"/>
+                <w:right w:val="none" w:sz="0" w:space="0" w:color="000000"/>
+              </w:pBdr>
+              <w:spacing w:after="100" w:before="100" w:line="240"/>
+              <w:ind w:left="100" w:right="100" w:firstLine="0" w:firstLineChars="0"/>
+              <w:rPr>
+                <w:rFonts w:ascii="DejaVu Sans" w:hAnsi="DejaVu Sans" w:eastAsia="DejaVu Sans" w:cs="DejaVu Sans"/>
+                <w:i w:val="false"/>
+                <w:b w:val="false"/>
+                <w:u w:val="none"/>
+                <w:strike w:val="false"/>
+                <w:sz w:val="22"/>
+                <w:szCs w:val="22"/>
+                <w:color w:val="000000"/>
+              </w:rPr>
+            </w:pPr>
+            <w:r xmlns:w="http://schemas.openxmlformats.org/wordprocessingml/2006/main" xmlns:wp="http://schemas.openxmlformats.org/drawingml/2006/wordprocessingDrawing" xmlns:r="http://schemas.openxmlformats.org/officeDocument/2006/relationships" xmlns:w14="http://schemas.microsoft.com/office/word/2010/wordml">
+              <w:rPr>
+                <w:rFonts w:ascii="DejaVu Sans" w:hAnsi="DejaVu Sans" w:eastAsia="DejaVu Sans" w:cs="DejaVu Sans"/>
+                <w:i w:val="false"/>
+                <w:b w:val="false"/>
+                <w:u w:val="none"/>
+                <w:strike w:val="false"/>
+                <w:sz w:val="22"/>
+                <w:szCs w:val="22"/>
+                <w:color w:val="000000"/>
+              </w:rPr>
+              <w:t xml:space="preserve">0.51</w:t>
             </w:r>
           </w:p>
         </w:tc>
@@ -33316,169 +33316,169 @@
                 <w:szCs w:val="22"/>
                 <w:color w:val="000000"/>
               </w:rPr>
-              <w:t xml:space="preserve">-0.12 (-0.41 to 0.16)</w:t>
-            </w:r>
-          </w:p>
-        </w:tc>
-        <w:tc>
-          <w:tcPr>
-            <w:tcBorders>
-              <w:bottom w:val="none" w:sz="0" w:space="0" w:color="000000"/>
-              <w:top w:val="none" w:sz="0" w:space="0" w:color="000000"/>
-              <w:left w:val="none" w:sz="0" w:space="0" w:color="000000"/>
-              <w:right w:val="none" w:sz="0" w:space="0" w:color="000000"/>
-            </w:tcBorders>
-            <w:shd w:val="clear" w:color="auto" w:fill="FFFFFF"/>
-            <w:tcMar>
-              <w:top w:w="0" w:type="dxa"/>
-              <w:bottom w:w="0" w:type="dxa"/>
-              <w:left w:w="0" w:type="dxa"/>
-              <w:right w:w="0" w:type="dxa"/>
-            </w:tcMar>
-            <w:vAlign w:val="top"/>
-          </w:tcPr>
-          <w:p>
-            <w:pPr>
-              <w:jc w:val="center"/>
-              <w:pBdr>
-                <w:bottom w:val="none" w:sz="0" w:space="0" w:color="000000"/>
-                <w:top w:val="none" w:sz="0" w:space="0" w:color="000000"/>
-                <w:left w:val="none" w:sz="0" w:space="0" w:color="000000"/>
-                <w:right w:val="none" w:sz="0" w:space="0" w:color="000000"/>
-              </w:pBdr>
-              <w:spacing w:after="100" w:before="100" w:line="240"/>
-              <w:ind w:left="100" w:right="100" w:firstLine="0" w:firstLineChars="0"/>
-              <w:rPr>
-                <w:rFonts w:ascii="DejaVu Sans" w:hAnsi="DejaVu Sans" w:eastAsia="DejaVu Sans" w:cs="DejaVu Sans"/>
-                <w:i w:val="false"/>
-                <w:b w:val="false"/>
-                <w:u w:val="none"/>
-                <w:strike w:val="false"/>
-                <w:sz w:val="22"/>
-                <w:szCs w:val="22"/>
-                <w:color w:val="000000"/>
-              </w:rPr>
-            </w:pPr>
-            <w:r xmlns:w="http://schemas.openxmlformats.org/wordprocessingml/2006/main" xmlns:wp="http://schemas.openxmlformats.org/drawingml/2006/wordprocessingDrawing" xmlns:r="http://schemas.openxmlformats.org/officeDocument/2006/relationships" xmlns:w14="http://schemas.microsoft.com/office/word/2010/wordml">
-              <w:rPr>
-                <w:rFonts w:ascii="DejaVu Sans" w:hAnsi="DejaVu Sans" w:eastAsia="DejaVu Sans" w:cs="DejaVu Sans"/>
-                <w:i w:val="false"/>
-                <w:b w:val="false"/>
-                <w:u w:val="none"/>
-                <w:strike w:val="false"/>
-                <w:sz w:val="22"/>
-                <w:szCs w:val="22"/>
-                <w:color w:val="000000"/>
-              </w:rPr>
-              <w:t xml:space="preserve">0.40</w:t>
-            </w:r>
-          </w:p>
-        </w:tc>
-        <w:tc>
-          <w:tcPr>
-            <w:tcBorders>
-              <w:bottom w:val="none" w:sz="0" w:space="0" w:color="000000"/>
-              <w:top w:val="none" w:sz="0" w:space="0" w:color="000000"/>
-              <w:left w:val="none" w:sz="0" w:space="0" w:color="000000"/>
-              <w:right w:val="none" w:sz="0" w:space="0" w:color="000000"/>
-            </w:tcBorders>
-            <w:shd w:val="clear" w:color="auto" w:fill="FFFFFF"/>
-            <w:tcMar>
-              <w:top w:w="0" w:type="dxa"/>
-              <w:bottom w:w="0" w:type="dxa"/>
-              <w:left w:w="0" w:type="dxa"/>
-              <w:right w:w="0" w:type="dxa"/>
-            </w:tcMar>
-            <w:vAlign w:val="top"/>
-          </w:tcPr>
-          <w:p>
-            <w:pPr>
-              <w:jc w:val="center"/>
-              <w:pBdr>
-                <w:bottom w:val="none" w:sz="0" w:space="0" w:color="000000"/>
-                <w:top w:val="none" w:sz="0" w:space="0" w:color="000000"/>
-                <w:left w:val="none" w:sz="0" w:space="0" w:color="000000"/>
-                <w:right w:val="none" w:sz="0" w:space="0" w:color="000000"/>
-              </w:pBdr>
-              <w:spacing w:after="100" w:before="100" w:line="240"/>
-              <w:ind w:left="100" w:right="100" w:firstLine="0" w:firstLineChars="0"/>
-              <w:rPr>
-                <w:rFonts w:ascii="DejaVu Sans" w:hAnsi="DejaVu Sans" w:eastAsia="DejaVu Sans" w:cs="DejaVu Sans"/>
-                <w:i w:val="false"/>
-                <w:b w:val="false"/>
-                <w:u w:val="none"/>
-                <w:strike w:val="false"/>
-                <w:sz w:val="22"/>
-                <w:szCs w:val="22"/>
-                <w:color w:val="000000"/>
-              </w:rPr>
-            </w:pPr>
-            <w:r xmlns:w="http://schemas.openxmlformats.org/wordprocessingml/2006/main" xmlns:wp="http://schemas.openxmlformats.org/drawingml/2006/wordprocessingDrawing" xmlns:r="http://schemas.openxmlformats.org/officeDocument/2006/relationships" xmlns:w14="http://schemas.microsoft.com/office/word/2010/wordml">
-              <w:rPr>
-                <w:rFonts w:ascii="DejaVu Sans" w:hAnsi="DejaVu Sans" w:eastAsia="DejaVu Sans" w:cs="DejaVu Sans"/>
-                <w:i w:val="false"/>
-                <w:b w:val="false"/>
-                <w:u w:val="none"/>
-                <w:strike w:val="false"/>
-                <w:sz w:val="22"/>
-                <w:szCs w:val="22"/>
-                <w:color w:val="000000"/>
-              </w:rPr>
-              <w:t xml:space="preserve">-0.16 (-0.61 to 0.29)</w:t>
-            </w:r>
-          </w:p>
-        </w:tc>
-        <w:tc>
-          <w:tcPr>
-            <w:tcBorders>
-              <w:bottom w:val="none" w:sz="0" w:space="0" w:color="000000"/>
-              <w:top w:val="none" w:sz="0" w:space="0" w:color="000000"/>
-              <w:left w:val="none" w:sz="0" w:space="0" w:color="000000"/>
-              <w:right w:val="none" w:sz="0" w:space="0" w:color="000000"/>
-            </w:tcBorders>
-            <w:shd w:val="clear" w:color="auto" w:fill="FFFFFF"/>
-            <w:tcMar>
-              <w:top w:w="0" w:type="dxa"/>
-              <w:bottom w:w="0" w:type="dxa"/>
-              <w:left w:w="0" w:type="dxa"/>
-              <w:right w:w="0" w:type="dxa"/>
-            </w:tcMar>
-            <w:vAlign w:val="top"/>
-          </w:tcPr>
-          <w:p>
-            <w:pPr>
-              <w:jc w:val="center"/>
-              <w:pBdr>
-                <w:bottom w:val="none" w:sz="0" w:space="0" w:color="000000"/>
-                <w:top w:val="none" w:sz="0" w:space="0" w:color="000000"/>
-                <w:left w:val="none" w:sz="0" w:space="0" w:color="000000"/>
-                <w:right w:val="none" w:sz="0" w:space="0" w:color="000000"/>
-              </w:pBdr>
-              <w:spacing w:after="100" w:before="100" w:line="240"/>
-              <w:ind w:left="100" w:right="100" w:firstLine="0" w:firstLineChars="0"/>
-              <w:rPr>
-                <w:rFonts w:ascii="DejaVu Sans" w:hAnsi="DejaVu Sans" w:eastAsia="DejaVu Sans" w:cs="DejaVu Sans"/>
-                <w:i w:val="false"/>
-                <w:b w:val="false"/>
-                <w:u w:val="none"/>
-                <w:strike w:val="false"/>
-                <w:sz w:val="22"/>
-                <w:szCs w:val="22"/>
-                <w:color w:val="000000"/>
-              </w:rPr>
-            </w:pPr>
-            <w:r xmlns:w="http://schemas.openxmlformats.org/wordprocessingml/2006/main" xmlns:wp="http://schemas.openxmlformats.org/drawingml/2006/wordprocessingDrawing" xmlns:r="http://schemas.openxmlformats.org/officeDocument/2006/relationships" xmlns:w14="http://schemas.microsoft.com/office/word/2010/wordml">
-              <w:rPr>
-                <w:rFonts w:ascii="DejaVu Sans" w:hAnsi="DejaVu Sans" w:eastAsia="DejaVu Sans" w:cs="DejaVu Sans"/>
-                <w:i w:val="false"/>
-                <w:b w:val="false"/>
-                <w:u w:val="none"/>
-                <w:strike w:val="false"/>
-                <w:sz w:val="22"/>
-                <w:szCs w:val="22"/>
-                <w:color w:val="000000"/>
-              </w:rPr>
-              <w:t xml:space="preserve">0.49</w:t>
+              <w:t xml:space="preserve">-0.12 (-0.41 to 0.17)</w:t>
+            </w:r>
+          </w:p>
+        </w:tc>
+        <w:tc>
+          <w:tcPr>
+            <w:tcBorders>
+              <w:bottom w:val="none" w:sz="0" w:space="0" w:color="000000"/>
+              <w:top w:val="none" w:sz="0" w:space="0" w:color="000000"/>
+              <w:left w:val="none" w:sz="0" w:space="0" w:color="000000"/>
+              <w:right w:val="none" w:sz="0" w:space="0" w:color="000000"/>
+            </w:tcBorders>
+            <w:shd w:val="clear" w:color="auto" w:fill="FFFFFF"/>
+            <w:tcMar>
+              <w:top w:w="0" w:type="dxa"/>
+              <w:bottom w:w="0" w:type="dxa"/>
+              <w:left w:w="0" w:type="dxa"/>
+              <w:right w:w="0" w:type="dxa"/>
+            </w:tcMar>
+            <w:vAlign w:val="top"/>
+          </w:tcPr>
+          <w:p>
+            <w:pPr>
+              <w:jc w:val="center"/>
+              <w:pBdr>
+                <w:bottom w:val="none" w:sz="0" w:space="0" w:color="000000"/>
+                <w:top w:val="none" w:sz="0" w:space="0" w:color="000000"/>
+                <w:left w:val="none" w:sz="0" w:space="0" w:color="000000"/>
+                <w:right w:val="none" w:sz="0" w:space="0" w:color="000000"/>
+              </w:pBdr>
+              <w:spacing w:after="100" w:before="100" w:line="240"/>
+              <w:ind w:left="100" w:right="100" w:firstLine="0" w:firstLineChars="0"/>
+              <w:rPr>
+                <w:rFonts w:ascii="DejaVu Sans" w:hAnsi="DejaVu Sans" w:eastAsia="DejaVu Sans" w:cs="DejaVu Sans"/>
+                <w:i w:val="false"/>
+                <w:b w:val="false"/>
+                <w:u w:val="none"/>
+                <w:strike w:val="false"/>
+                <w:sz w:val="22"/>
+                <w:szCs w:val="22"/>
+                <w:color w:val="000000"/>
+              </w:rPr>
+            </w:pPr>
+            <w:r xmlns:w="http://schemas.openxmlformats.org/wordprocessingml/2006/main" xmlns:wp="http://schemas.openxmlformats.org/drawingml/2006/wordprocessingDrawing" xmlns:r="http://schemas.openxmlformats.org/officeDocument/2006/relationships" xmlns:w14="http://schemas.microsoft.com/office/word/2010/wordml">
+              <w:rPr>
+                <w:rFonts w:ascii="DejaVu Sans" w:hAnsi="DejaVu Sans" w:eastAsia="DejaVu Sans" w:cs="DejaVu Sans"/>
+                <w:i w:val="false"/>
+                <w:b w:val="false"/>
+                <w:u w:val="none"/>
+                <w:strike w:val="false"/>
+                <w:sz w:val="22"/>
+                <w:szCs w:val="22"/>
+                <w:color w:val="000000"/>
+              </w:rPr>
+              <w:t xml:space="preserve">0.41</w:t>
+            </w:r>
+          </w:p>
+        </w:tc>
+        <w:tc>
+          <w:tcPr>
+            <w:tcBorders>
+              <w:bottom w:val="none" w:sz="0" w:space="0" w:color="000000"/>
+              <w:top w:val="none" w:sz="0" w:space="0" w:color="000000"/>
+              <w:left w:val="none" w:sz="0" w:space="0" w:color="000000"/>
+              <w:right w:val="none" w:sz="0" w:space="0" w:color="000000"/>
+            </w:tcBorders>
+            <w:shd w:val="clear" w:color="auto" w:fill="FFFFFF"/>
+            <w:tcMar>
+              <w:top w:w="0" w:type="dxa"/>
+              <w:bottom w:w="0" w:type="dxa"/>
+              <w:left w:w="0" w:type="dxa"/>
+              <w:right w:w="0" w:type="dxa"/>
+            </w:tcMar>
+            <w:vAlign w:val="top"/>
+          </w:tcPr>
+          <w:p>
+            <w:pPr>
+              <w:jc w:val="center"/>
+              <w:pBdr>
+                <w:bottom w:val="none" w:sz="0" w:space="0" w:color="000000"/>
+                <w:top w:val="none" w:sz="0" w:space="0" w:color="000000"/>
+                <w:left w:val="none" w:sz="0" w:space="0" w:color="000000"/>
+                <w:right w:val="none" w:sz="0" w:space="0" w:color="000000"/>
+              </w:pBdr>
+              <w:spacing w:after="100" w:before="100" w:line="240"/>
+              <w:ind w:left="100" w:right="100" w:firstLine="0" w:firstLineChars="0"/>
+              <w:rPr>
+                <w:rFonts w:ascii="DejaVu Sans" w:hAnsi="DejaVu Sans" w:eastAsia="DejaVu Sans" w:cs="DejaVu Sans"/>
+                <w:i w:val="false"/>
+                <w:b w:val="false"/>
+                <w:u w:val="none"/>
+                <w:strike w:val="false"/>
+                <w:sz w:val="22"/>
+                <w:szCs w:val="22"/>
+                <w:color w:val="000000"/>
+              </w:rPr>
+            </w:pPr>
+            <w:r xmlns:w="http://schemas.openxmlformats.org/wordprocessingml/2006/main" xmlns:wp="http://schemas.openxmlformats.org/drawingml/2006/wordprocessingDrawing" xmlns:r="http://schemas.openxmlformats.org/officeDocument/2006/relationships" xmlns:w14="http://schemas.microsoft.com/office/word/2010/wordml">
+              <w:rPr>
+                <w:rFonts w:ascii="DejaVu Sans" w:hAnsi="DejaVu Sans" w:eastAsia="DejaVu Sans" w:cs="DejaVu Sans"/>
+                <w:i w:val="false"/>
+                <w:b w:val="false"/>
+                <w:u w:val="none"/>
+                <w:strike w:val="false"/>
+                <w:sz w:val="22"/>
+                <w:szCs w:val="22"/>
+                <w:color w:val="000000"/>
+              </w:rPr>
+              <w:t xml:space="preserve">-0.15 (-0.61 to 0.30)</w:t>
+            </w:r>
+          </w:p>
+        </w:tc>
+        <w:tc>
+          <w:tcPr>
+            <w:tcBorders>
+              <w:bottom w:val="none" w:sz="0" w:space="0" w:color="000000"/>
+              <w:top w:val="none" w:sz="0" w:space="0" w:color="000000"/>
+              <w:left w:val="none" w:sz="0" w:space="0" w:color="000000"/>
+              <w:right w:val="none" w:sz="0" w:space="0" w:color="000000"/>
+            </w:tcBorders>
+            <w:shd w:val="clear" w:color="auto" w:fill="FFFFFF"/>
+            <w:tcMar>
+              <w:top w:w="0" w:type="dxa"/>
+              <w:bottom w:w="0" w:type="dxa"/>
+              <w:left w:w="0" w:type="dxa"/>
+              <w:right w:w="0" w:type="dxa"/>
+            </w:tcMar>
+            <w:vAlign w:val="top"/>
+          </w:tcPr>
+          <w:p>
+            <w:pPr>
+              <w:jc w:val="center"/>
+              <w:pBdr>
+                <w:bottom w:val="none" w:sz="0" w:space="0" w:color="000000"/>
+                <w:top w:val="none" w:sz="0" w:space="0" w:color="000000"/>
+                <w:left w:val="none" w:sz="0" w:space="0" w:color="000000"/>
+                <w:right w:val="none" w:sz="0" w:space="0" w:color="000000"/>
+              </w:pBdr>
+              <w:spacing w:after="100" w:before="100" w:line="240"/>
+              <w:ind w:left="100" w:right="100" w:firstLine="0" w:firstLineChars="0"/>
+              <w:rPr>
+                <w:rFonts w:ascii="DejaVu Sans" w:hAnsi="DejaVu Sans" w:eastAsia="DejaVu Sans" w:cs="DejaVu Sans"/>
+                <w:i w:val="false"/>
+                <w:b w:val="false"/>
+                <w:u w:val="none"/>
+                <w:strike w:val="false"/>
+                <w:sz w:val="22"/>
+                <w:szCs w:val="22"/>
+                <w:color w:val="000000"/>
+              </w:rPr>
+            </w:pPr>
+            <w:r xmlns:w="http://schemas.openxmlformats.org/wordprocessingml/2006/main" xmlns:wp="http://schemas.openxmlformats.org/drawingml/2006/wordprocessingDrawing" xmlns:r="http://schemas.openxmlformats.org/officeDocument/2006/relationships" xmlns:w14="http://schemas.microsoft.com/office/word/2010/wordml">
+              <w:rPr>
+                <w:rFonts w:ascii="DejaVu Sans" w:hAnsi="DejaVu Sans" w:eastAsia="DejaVu Sans" w:cs="DejaVu Sans"/>
+                <w:i w:val="false"/>
+                <w:b w:val="false"/>
+                <w:u w:val="none"/>
+                <w:strike w:val="false"/>
+                <w:sz w:val="22"/>
+                <w:szCs w:val="22"/>
+                <w:color w:val="000000"/>
+              </w:rPr>
+              <w:t xml:space="preserve">0.51</w:t>
             </w:r>
           </w:p>
         </w:tc>
@@ -33974,61 +33974,61 @@
                 <w:szCs w:val="22"/>
                 <w:color w:val="000000"/>
               </w:rPr>
-              <w:t xml:space="preserve">0.01 (-0.05 to 0.07)</w:t>
-            </w:r>
-          </w:p>
-        </w:tc>
-        <w:tc>
-          <w:tcPr>
-            <w:tcBorders>
-              <w:bottom w:val="none" w:sz="0" w:space="0" w:color="000000"/>
-              <w:top w:val="none" w:sz="0" w:space="0" w:color="000000"/>
-              <w:left w:val="none" w:sz="0" w:space="0" w:color="000000"/>
-              <w:right w:val="none" w:sz="0" w:space="0" w:color="000000"/>
-            </w:tcBorders>
-            <w:shd w:val="clear" w:color="auto" w:fill="FFFFFF"/>
-            <w:tcMar>
-              <w:top w:w="0" w:type="dxa"/>
-              <w:bottom w:w="0" w:type="dxa"/>
-              <w:left w:w="0" w:type="dxa"/>
-              <w:right w:w="0" w:type="dxa"/>
-            </w:tcMar>
-            <w:vAlign w:val="top"/>
-          </w:tcPr>
-          <w:p>
-            <w:pPr>
-              <w:jc w:val="center"/>
-              <w:pBdr>
-                <w:bottom w:val="none" w:sz="0" w:space="0" w:color="000000"/>
-                <w:top w:val="none" w:sz="0" w:space="0" w:color="000000"/>
-                <w:left w:val="none" w:sz="0" w:space="0" w:color="000000"/>
-                <w:right w:val="none" w:sz="0" w:space="0" w:color="000000"/>
-              </w:pBdr>
-              <w:spacing w:after="100" w:before="100" w:line="240"/>
-              <w:ind w:left="100" w:right="100" w:firstLine="0" w:firstLineChars="0"/>
-              <w:rPr>
-                <w:rFonts w:ascii="DejaVu Sans" w:hAnsi="DejaVu Sans" w:eastAsia="DejaVu Sans" w:cs="DejaVu Sans"/>
-                <w:i w:val="false"/>
-                <w:b w:val="false"/>
-                <w:u w:val="none"/>
-                <w:strike w:val="false"/>
-                <w:sz w:val="22"/>
-                <w:szCs w:val="22"/>
-                <w:color w:val="000000"/>
-              </w:rPr>
-            </w:pPr>
-            <w:r xmlns:w="http://schemas.openxmlformats.org/wordprocessingml/2006/main" xmlns:wp="http://schemas.openxmlformats.org/drawingml/2006/wordprocessingDrawing" xmlns:r="http://schemas.openxmlformats.org/officeDocument/2006/relationships" xmlns:w14="http://schemas.microsoft.com/office/word/2010/wordml">
-              <w:rPr>
-                <w:rFonts w:ascii="DejaVu Sans" w:hAnsi="DejaVu Sans" w:eastAsia="DejaVu Sans" w:cs="DejaVu Sans"/>
-                <w:i w:val="false"/>
-                <w:b w:val="false"/>
-                <w:u w:val="none"/>
-                <w:strike w:val="false"/>
-                <w:sz w:val="22"/>
-                <w:szCs w:val="22"/>
-                <w:color w:val="000000"/>
-              </w:rPr>
-              <w:t xml:space="preserve">0.77</w:t>
+              <w:t xml:space="preserve">0.01 (-0.06 to 0.07)</w:t>
+            </w:r>
+          </w:p>
+        </w:tc>
+        <w:tc>
+          <w:tcPr>
+            <w:tcBorders>
+              <w:bottom w:val="none" w:sz="0" w:space="0" w:color="000000"/>
+              <w:top w:val="none" w:sz="0" w:space="0" w:color="000000"/>
+              <w:left w:val="none" w:sz="0" w:space="0" w:color="000000"/>
+              <w:right w:val="none" w:sz="0" w:space="0" w:color="000000"/>
+            </w:tcBorders>
+            <w:shd w:val="clear" w:color="auto" w:fill="FFFFFF"/>
+            <w:tcMar>
+              <w:top w:w="0" w:type="dxa"/>
+              <w:bottom w:w="0" w:type="dxa"/>
+              <w:left w:w="0" w:type="dxa"/>
+              <w:right w:w="0" w:type="dxa"/>
+            </w:tcMar>
+            <w:vAlign w:val="top"/>
+          </w:tcPr>
+          <w:p>
+            <w:pPr>
+              <w:jc w:val="center"/>
+              <w:pBdr>
+                <w:bottom w:val="none" w:sz="0" w:space="0" w:color="000000"/>
+                <w:top w:val="none" w:sz="0" w:space="0" w:color="000000"/>
+                <w:left w:val="none" w:sz="0" w:space="0" w:color="000000"/>
+                <w:right w:val="none" w:sz="0" w:space="0" w:color="000000"/>
+              </w:pBdr>
+              <w:spacing w:after="100" w:before="100" w:line="240"/>
+              <w:ind w:left="100" w:right="100" w:firstLine="0" w:firstLineChars="0"/>
+              <w:rPr>
+                <w:rFonts w:ascii="DejaVu Sans" w:hAnsi="DejaVu Sans" w:eastAsia="DejaVu Sans" w:cs="DejaVu Sans"/>
+                <w:i w:val="false"/>
+                <w:b w:val="false"/>
+                <w:u w:val="none"/>
+                <w:strike w:val="false"/>
+                <w:sz w:val="22"/>
+                <w:szCs w:val="22"/>
+                <w:color w:val="000000"/>
+              </w:rPr>
+            </w:pPr>
+            <w:r xmlns:w="http://schemas.openxmlformats.org/wordprocessingml/2006/main" xmlns:wp="http://schemas.openxmlformats.org/drawingml/2006/wordprocessingDrawing" xmlns:r="http://schemas.openxmlformats.org/officeDocument/2006/relationships" xmlns:w14="http://schemas.microsoft.com/office/word/2010/wordml">
+              <w:rPr>
+                <w:rFonts w:ascii="DejaVu Sans" w:hAnsi="DejaVu Sans" w:eastAsia="DejaVu Sans" w:cs="DejaVu Sans"/>
+                <w:i w:val="false"/>
+                <w:b w:val="false"/>
+                <w:u w:val="none"/>
+                <w:strike w:val="false"/>
+                <w:sz w:val="22"/>
+                <w:szCs w:val="22"/>
+                <w:color w:val="000000"/>
+              </w:rPr>
+              <w:t xml:space="preserve">0.80</w:t>
             </w:r>
           </w:p>
         </w:tc>
@@ -34799,7 +34799,7 @@
                 <w:szCs w:val="22"/>
                 <w:color w:val="000000"/>
               </w:rPr>
-              <w:t xml:space="preserve">-0.06 (-0.25 to 0.12)</w:t>
+              <w:t xml:space="preserve">-0.07 (-0.25 to 0.12)</w:t>
             </w:r>
           </w:p>
         </w:tc>
@@ -35403,7 +35403,7 @@
                 <w:szCs w:val="22"/>
                 <w:color w:val="000000"/>
               </w:rPr>
-              <w:t xml:space="preserve">0.56</w:t>
+              <w:t xml:space="preserve">0.57</w:t>
             </w:r>
           </w:p>
         </w:tc>
@@ -35845,7 +35845,7 @@
                 <w:szCs w:val="22"/>
                 <w:color w:val="000000"/>
               </w:rPr>
-              <w:t xml:space="preserve">0.35</w:t>
+              <w:t xml:space="preserve">0.32</w:t>
             </w:r>
           </w:p>
         </w:tc>
@@ -35953,7 +35953,7 @@
                 <w:szCs w:val="22"/>
                 <w:color w:val="000000"/>
               </w:rPr>
-              <w:t xml:space="preserve">0.32</w:t>
+              <w:t xml:space="preserve">0.30</w:t>
             </w:r>
           </w:p>
         </w:tc>
@@ -36066,7 +36066,7 @@
                 <w:szCs w:val="22"/>
                 <w:color w:val="000000"/>
               </w:rPr>
-              <w:t xml:space="preserve">-0.03 (-0.14 to 0.09)</w:t>
+              <w:t xml:space="preserve">-0.03 (-0.15 to 0.09)</w:t>
             </w:r>
           </w:p>
         </w:tc>
@@ -36174,61 +36174,61 @@
                 <w:szCs w:val="22"/>
                 <w:color w:val="000000"/>
               </w:rPr>
-              <w:t xml:space="preserve">-0.04 (-0.22 to 0.13)</w:t>
-            </w:r>
-          </w:p>
-        </w:tc>
-        <w:tc>
-          <w:tcPr>
-            <w:tcBorders>
-              <w:bottom w:val="none" w:sz="0" w:space="0" w:color="000000"/>
-              <w:top w:val="none" w:sz="0" w:space="0" w:color="000000"/>
-              <w:left w:val="none" w:sz="0" w:space="0" w:color="000000"/>
-              <w:right w:val="none" w:sz="0" w:space="0" w:color="000000"/>
-            </w:tcBorders>
-            <w:shd w:val="clear" w:color="auto" w:fill="FFFFFF"/>
-            <w:tcMar>
-              <w:top w:w="0" w:type="dxa"/>
-              <w:bottom w:w="0" w:type="dxa"/>
-              <w:left w:w="0" w:type="dxa"/>
-              <w:right w:w="0" w:type="dxa"/>
-            </w:tcMar>
-            <w:vAlign w:val="top"/>
-          </w:tcPr>
-          <w:p>
-            <w:pPr>
-              <w:jc w:val="center"/>
-              <w:pBdr>
-                <w:bottom w:val="none" w:sz="0" w:space="0" w:color="000000"/>
-                <w:top w:val="none" w:sz="0" w:space="0" w:color="000000"/>
-                <w:left w:val="none" w:sz="0" w:space="0" w:color="000000"/>
-                <w:right w:val="none" w:sz="0" w:space="0" w:color="000000"/>
-              </w:pBdr>
-              <w:spacing w:after="100" w:before="100" w:line="240"/>
-              <w:ind w:left="100" w:right="100" w:firstLine="0" w:firstLineChars="0"/>
-              <w:rPr>
-                <w:rFonts w:ascii="DejaVu Sans" w:hAnsi="DejaVu Sans" w:eastAsia="DejaVu Sans" w:cs="DejaVu Sans"/>
-                <w:i w:val="false"/>
-                <w:b w:val="false"/>
-                <w:u w:val="none"/>
-                <w:strike w:val="false"/>
-                <w:sz w:val="22"/>
-                <w:szCs w:val="22"/>
-                <w:color w:val="000000"/>
-              </w:rPr>
-            </w:pPr>
-            <w:r xmlns:w="http://schemas.openxmlformats.org/wordprocessingml/2006/main" xmlns:wp="http://schemas.openxmlformats.org/drawingml/2006/wordprocessingDrawing" xmlns:r="http://schemas.openxmlformats.org/officeDocument/2006/relationships" xmlns:w14="http://schemas.microsoft.com/office/word/2010/wordml">
-              <w:rPr>
-                <w:rFonts w:ascii="DejaVu Sans" w:hAnsi="DejaVu Sans" w:eastAsia="DejaVu Sans" w:cs="DejaVu Sans"/>
-                <w:i w:val="false"/>
-                <w:b w:val="false"/>
-                <w:u w:val="none"/>
-                <w:strike w:val="false"/>
-                <w:sz w:val="22"/>
-                <w:szCs w:val="22"/>
-                <w:color w:val="000000"/>
-              </w:rPr>
-              <w:t xml:space="preserve">0.62</w:t>
+              <w:t xml:space="preserve">-0.04 (-0.22 to 0.14)</w:t>
+            </w:r>
+          </w:p>
+        </w:tc>
+        <w:tc>
+          <w:tcPr>
+            <w:tcBorders>
+              <w:bottom w:val="none" w:sz="0" w:space="0" w:color="000000"/>
+              <w:top w:val="none" w:sz="0" w:space="0" w:color="000000"/>
+              <w:left w:val="none" w:sz="0" w:space="0" w:color="000000"/>
+              <w:right w:val="none" w:sz="0" w:space="0" w:color="000000"/>
+            </w:tcBorders>
+            <w:shd w:val="clear" w:color="auto" w:fill="FFFFFF"/>
+            <w:tcMar>
+              <w:top w:w="0" w:type="dxa"/>
+              <w:bottom w:w="0" w:type="dxa"/>
+              <w:left w:w="0" w:type="dxa"/>
+              <w:right w:w="0" w:type="dxa"/>
+            </w:tcMar>
+            <w:vAlign w:val="top"/>
+          </w:tcPr>
+          <w:p>
+            <w:pPr>
+              <w:jc w:val="center"/>
+              <w:pBdr>
+                <w:bottom w:val="none" w:sz="0" w:space="0" w:color="000000"/>
+                <w:top w:val="none" w:sz="0" w:space="0" w:color="000000"/>
+                <w:left w:val="none" w:sz="0" w:space="0" w:color="000000"/>
+                <w:right w:val="none" w:sz="0" w:space="0" w:color="000000"/>
+              </w:pBdr>
+              <w:spacing w:after="100" w:before="100" w:line="240"/>
+              <w:ind w:left="100" w:right="100" w:firstLine="0" w:firstLineChars="0"/>
+              <w:rPr>
+                <w:rFonts w:ascii="DejaVu Sans" w:hAnsi="DejaVu Sans" w:eastAsia="DejaVu Sans" w:cs="DejaVu Sans"/>
+                <w:i w:val="false"/>
+                <w:b w:val="false"/>
+                <w:u w:val="none"/>
+                <w:strike w:val="false"/>
+                <w:sz w:val="22"/>
+                <w:szCs w:val="22"/>
+                <w:color w:val="000000"/>
+              </w:rPr>
+            </w:pPr>
+            <w:r xmlns:w="http://schemas.openxmlformats.org/wordprocessingml/2006/main" xmlns:wp="http://schemas.openxmlformats.org/drawingml/2006/wordprocessingDrawing" xmlns:r="http://schemas.openxmlformats.org/officeDocument/2006/relationships" xmlns:w14="http://schemas.microsoft.com/office/word/2010/wordml">
+              <w:rPr>
+                <w:rFonts w:ascii="DejaVu Sans" w:hAnsi="DejaVu Sans" w:eastAsia="DejaVu Sans" w:cs="DejaVu Sans"/>
+                <w:i w:val="false"/>
+                <w:b w:val="false"/>
+                <w:u w:val="none"/>
+                <w:strike w:val="false"/>
+                <w:sz w:val="22"/>
+                <w:szCs w:val="22"/>
+                <w:color w:val="000000"/>
+              </w:rPr>
+              <w:t xml:space="preserve">0.65</w:t>
             </w:r>
           </w:p>
         </w:tc>
@@ -36724,61 +36724,61 @@
                 <w:szCs w:val="22"/>
                 <w:color w:val="000000"/>
               </w:rPr>
-              <w:t xml:space="preserve">0.01 (-0.01 to 0.04)</w:t>
-            </w:r>
-          </w:p>
-        </w:tc>
-        <w:tc>
-          <w:tcPr>
-            <w:tcBorders>
-              <w:bottom w:val="none" w:sz="0" w:space="0" w:color="000000"/>
-              <w:top w:val="none" w:sz="0" w:space="0" w:color="000000"/>
-              <w:left w:val="none" w:sz="0" w:space="0" w:color="000000"/>
-              <w:right w:val="none" w:sz="0" w:space="0" w:color="000000"/>
-            </w:tcBorders>
-            <w:shd w:val="clear" w:color="auto" w:fill="FFFFFF"/>
-            <w:tcMar>
-              <w:top w:w="0" w:type="dxa"/>
-              <w:bottom w:w="0" w:type="dxa"/>
-              <w:left w:w="0" w:type="dxa"/>
-              <w:right w:w="0" w:type="dxa"/>
-            </w:tcMar>
-            <w:vAlign w:val="top"/>
-          </w:tcPr>
-          <w:p>
-            <w:pPr>
-              <w:jc w:val="center"/>
-              <w:pBdr>
-                <w:bottom w:val="none" w:sz="0" w:space="0" w:color="000000"/>
-                <w:top w:val="none" w:sz="0" w:space="0" w:color="000000"/>
-                <w:left w:val="none" w:sz="0" w:space="0" w:color="000000"/>
-                <w:right w:val="none" w:sz="0" w:space="0" w:color="000000"/>
-              </w:pBdr>
-              <w:spacing w:after="100" w:before="100" w:line="240"/>
-              <w:ind w:left="100" w:right="100" w:firstLine="0" w:firstLineChars="0"/>
-              <w:rPr>
-                <w:rFonts w:ascii="DejaVu Sans" w:hAnsi="DejaVu Sans" w:eastAsia="DejaVu Sans" w:cs="DejaVu Sans"/>
-                <w:i w:val="false"/>
-                <w:b w:val="false"/>
-                <w:u w:val="none"/>
-                <w:strike w:val="false"/>
-                <w:sz w:val="22"/>
-                <w:szCs w:val="22"/>
-                <w:color w:val="000000"/>
-              </w:rPr>
-            </w:pPr>
-            <w:r xmlns:w="http://schemas.openxmlformats.org/wordprocessingml/2006/main" xmlns:wp="http://schemas.openxmlformats.org/drawingml/2006/wordprocessingDrawing" xmlns:r="http://schemas.openxmlformats.org/officeDocument/2006/relationships" xmlns:w14="http://schemas.microsoft.com/office/word/2010/wordml">
-              <w:rPr>
-                <w:rFonts w:ascii="DejaVu Sans" w:hAnsi="DejaVu Sans" w:eastAsia="DejaVu Sans" w:cs="DejaVu Sans"/>
-                <w:i w:val="false"/>
-                <w:b w:val="false"/>
-                <w:u w:val="none"/>
-                <w:strike w:val="false"/>
-                <w:sz w:val="22"/>
-                <w:szCs w:val="22"/>
-                <w:color w:val="000000"/>
-              </w:rPr>
-              <w:t xml:space="preserve">0.39</w:t>
+              <w:t xml:space="preserve">0.01 (-0.02 to 0.04)</w:t>
+            </w:r>
+          </w:p>
+        </w:tc>
+        <w:tc>
+          <w:tcPr>
+            <w:tcBorders>
+              <w:bottom w:val="none" w:sz="0" w:space="0" w:color="000000"/>
+              <w:top w:val="none" w:sz="0" w:space="0" w:color="000000"/>
+              <w:left w:val="none" w:sz="0" w:space="0" w:color="000000"/>
+              <w:right w:val="none" w:sz="0" w:space="0" w:color="000000"/>
+            </w:tcBorders>
+            <w:shd w:val="clear" w:color="auto" w:fill="FFFFFF"/>
+            <w:tcMar>
+              <w:top w:w="0" w:type="dxa"/>
+              <w:bottom w:w="0" w:type="dxa"/>
+              <w:left w:w="0" w:type="dxa"/>
+              <w:right w:w="0" w:type="dxa"/>
+            </w:tcMar>
+            <w:vAlign w:val="top"/>
+          </w:tcPr>
+          <w:p>
+            <w:pPr>
+              <w:jc w:val="center"/>
+              <w:pBdr>
+                <w:bottom w:val="none" w:sz="0" w:space="0" w:color="000000"/>
+                <w:top w:val="none" w:sz="0" w:space="0" w:color="000000"/>
+                <w:left w:val="none" w:sz="0" w:space="0" w:color="000000"/>
+                <w:right w:val="none" w:sz="0" w:space="0" w:color="000000"/>
+              </w:pBdr>
+              <w:spacing w:after="100" w:before="100" w:line="240"/>
+              <w:ind w:left="100" w:right="100" w:firstLine="0" w:firstLineChars="0"/>
+              <w:rPr>
+                <w:rFonts w:ascii="DejaVu Sans" w:hAnsi="DejaVu Sans" w:eastAsia="DejaVu Sans" w:cs="DejaVu Sans"/>
+                <w:i w:val="false"/>
+                <w:b w:val="false"/>
+                <w:u w:val="none"/>
+                <w:strike w:val="false"/>
+                <w:sz w:val="22"/>
+                <w:szCs w:val="22"/>
+                <w:color w:val="000000"/>
+              </w:rPr>
+            </w:pPr>
+            <w:r xmlns:w="http://schemas.openxmlformats.org/wordprocessingml/2006/main" xmlns:wp="http://schemas.openxmlformats.org/drawingml/2006/wordprocessingDrawing" xmlns:r="http://schemas.openxmlformats.org/officeDocument/2006/relationships" xmlns:w14="http://schemas.microsoft.com/office/word/2010/wordml">
+              <w:rPr>
+                <w:rFonts w:ascii="DejaVu Sans" w:hAnsi="DejaVu Sans" w:eastAsia="DejaVu Sans" w:cs="DejaVu Sans"/>
+                <w:i w:val="false"/>
+                <w:b w:val="false"/>
+                <w:u w:val="none"/>
+                <w:strike w:val="false"/>
+                <w:sz w:val="22"/>
+                <w:szCs w:val="22"/>
+                <w:color w:val="000000"/>
+              </w:rPr>
+              <w:t xml:space="preserve">0.44</w:t>
             </w:r>
           </w:p>
         </w:tc>
@@ -37220,115 +37220,115 @@
                 <w:szCs w:val="22"/>
                 <w:color w:val="000000"/>
               </w:rPr>
-              <w:t xml:space="preserve">0.13</w:t>
-            </w:r>
-          </w:p>
-        </w:tc>
-        <w:tc>
-          <w:tcPr>
-            <w:tcBorders>
-              <w:bottom w:val="none" w:sz="0" w:space="0" w:color="000000"/>
-              <w:top w:val="none" w:sz="0" w:space="0" w:color="000000"/>
-              <w:left w:val="none" w:sz="0" w:space="0" w:color="000000"/>
-              <w:right w:val="none" w:sz="0" w:space="0" w:color="000000"/>
-            </w:tcBorders>
-            <w:shd w:val="clear" w:color="auto" w:fill="FFFFFF"/>
-            <w:tcMar>
-              <w:top w:w="0" w:type="dxa"/>
-              <w:bottom w:w="0" w:type="dxa"/>
-              <w:left w:w="0" w:type="dxa"/>
-              <w:right w:w="0" w:type="dxa"/>
-            </w:tcMar>
-            <w:vAlign w:val="top"/>
-          </w:tcPr>
-          <w:p>
-            <w:pPr>
-              <w:jc w:val="center"/>
-              <w:pBdr>
-                <w:bottom w:val="none" w:sz="0" w:space="0" w:color="000000"/>
-                <w:top w:val="none" w:sz="0" w:space="0" w:color="000000"/>
-                <w:left w:val="none" w:sz="0" w:space="0" w:color="000000"/>
-                <w:right w:val="none" w:sz="0" w:space="0" w:color="000000"/>
-              </w:pBdr>
-              <w:spacing w:after="100" w:before="100" w:line="240"/>
-              <w:ind w:left="100" w:right="100" w:firstLine="0" w:firstLineChars="0"/>
-              <w:rPr>
-                <w:rFonts w:ascii="DejaVu Sans" w:hAnsi="DejaVu Sans" w:eastAsia="DejaVu Sans" w:cs="DejaVu Sans"/>
-                <w:i w:val="false"/>
-                <w:b w:val="false"/>
-                <w:u w:val="none"/>
-                <w:strike w:val="false"/>
-                <w:sz w:val="22"/>
-                <w:szCs w:val="22"/>
-                <w:color w:val="000000"/>
-              </w:rPr>
-            </w:pPr>
-            <w:r xmlns:w="http://schemas.openxmlformats.org/wordprocessingml/2006/main" xmlns:wp="http://schemas.openxmlformats.org/drawingml/2006/wordprocessingDrawing" xmlns:r="http://schemas.openxmlformats.org/officeDocument/2006/relationships" xmlns:w14="http://schemas.microsoft.com/office/word/2010/wordml">
-              <w:rPr>
-                <w:rFonts w:ascii="DejaVu Sans" w:hAnsi="DejaVu Sans" w:eastAsia="DejaVu Sans" w:cs="DejaVu Sans"/>
-                <w:i w:val="false"/>
-                <w:b w:val="false"/>
-                <w:u w:val="none"/>
-                <w:strike w:val="false"/>
-                <w:sz w:val="22"/>
-                <w:szCs w:val="22"/>
-                <w:color w:val="000000"/>
-              </w:rPr>
-              <w:t xml:space="preserve">-0.03 (-0.11 to 0.05)</w:t>
-            </w:r>
-          </w:p>
-        </w:tc>
-        <w:tc>
-          <w:tcPr>
-            <w:tcBorders>
-              <w:bottom w:val="none" w:sz="0" w:space="0" w:color="000000"/>
-              <w:top w:val="none" w:sz="0" w:space="0" w:color="000000"/>
-              <w:left w:val="none" w:sz="0" w:space="0" w:color="000000"/>
-              <w:right w:val="none" w:sz="0" w:space="0" w:color="000000"/>
-            </w:tcBorders>
-            <w:shd w:val="clear" w:color="auto" w:fill="FFFFFF"/>
-            <w:tcMar>
-              <w:top w:w="0" w:type="dxa"/>
-              <w:bottom w:w="0" w:type="dxa"/>
-              <w:left w:w="0" w:type="dxa"/>
-              <w:right w:w="0" w:type="dxa"/>
-            </w:tcMar>
-            <w:vAlign w:val="top"/>
-          </w:tcPr>
-          <w:p>
-            <w:pPr>
-              <w:jc w:val="center"/>
-              <w:pBdr>
-                <w:bottom w:val="none" w:sz="0" w:space="0" w:color="000000"/>
-                <w:top w:val="none" w:sz="0" w:space="0" w:color="000000"/>
-                <w:left w:val="none" w:sz="0" w:space="0" w:color="000000"/>
-                <w:right w:val="none" w:sz="0" w:space="0" w:color="000000"/>
-              </w:pBdr>
-              <w:spacing w:after="100" w:before="100" w:line="240"/>
-              <w:ind w:left="100" w:right="100" w:firstLine="0" w:firstLineChars="0"/>
-              <w:rPr>
-                <w:rFonts w:ascii="DejaVu Sans" w:hAnsi="DejaVu Sans" w:eastAsia="DejaVu Sans" w:cs="DejaVu Sans"/>
-                <w:i w:val="false"/>
-                <w:b w:val="false"/>
-                <w:u w:val="none"/>
-                <w:strike w:val="false"/>
-                <w:sz w:val="22"/>
-                <w:szCs w:val="22"/>
-                <w:color w:val="000000"/>
-              </w:rPr>
-            </w:pPr>
-            <w:r xmlns:w="http://schemas.openxmlformats.org/wordprocessingml/2006/main" xmlns:wp="http://schemas.openxmlformats.org/drawingml/2006/wordprocessingDrawing" xmlns:r="http://schemas.openxmlformats.org/officeDocument/2006/relationships" xmlns:w14="http://schemas.microsoft.com/office/word/2010/wordml">
-              <w:rPr>
-                <w:rFonts w:ascii="DejaVu Sans" w:hAnsi="DejaVu Sans" w:eastAsia="DejaVu Sans" w:cs="DejaVu Sans"/>
-                <w:i w:val="false"/>
-                <w:b w:val="false"/>
-                <w:u w:val="none"/>
-                <w:strike w:val="false"/>
-                <w:sz w:val="22"/>
-                <w:szCs w:val="22"/>
-                <w:color w:val="000000"/>
-              </w:rPr>
-              <w:t xml:space="preserve">0.43</w:t>
+              <w:t xml:space="preserve">0.11</w:t>
+            </w:r>
+          </w:p>
+        </w:tc>
+        <w:tc>
+          <w:tcPr>
+            <w:tcBorders>
+              <w:bottom w:val="none" w:sz="0" w:space="0" w:color="000000"/>
+              <w:top w:val="none" w:sz="0" w:space="0" w:color="000000"/>
+              <w:left w:val="none" w:sz="0" w:space="0" w:color="000000"/>
+              <w:right w:val="none" w:sz="0" w:space="0" w:color="000000"/>
+            </w:tcBorders>
+            <w:shd w:val="clear" w:color="auto" w:fill="FFFFFF"/>
+            <w:tcMar>
+              <w:top w:w="0" w:type="dxa"/>
+              <w:bottom w:w="0" w:type="dxa"/>
+              <w:left w:w="0" w:type="dxa"/>
+              <w:right w:w="0" w:type="dxa"/>
+            </w:tcMar>
+            <w:vAlign w:val="top"/>
+          </w:tcPr>
+          <w:p>
+            <w:pPr>
+              <w:jc w:val="center"/>
+              <w:pBdr>
+                <w:bottom w:val="none" w:sz="0" w:space="0" w:color="000000"/>
+                <w:top w:val="none" w:sz="0" w:space="0" w:color="000000"/>
+                <w:left w:val="none" w:sz="0" w:space="0" w:color="000000"/>
+                <w:right w:val="none" w:sz="0" w:space="0" w:color="000000"/>
+              </w:pBdr>
+              <w:spacing w:after="100" w:before="100" w:line="240"/>
+              <w:ind w:left="100" w:right="100" w:firstLine="0" w:firstLineChars="0"/>
+              <w:rPr>
+                <w:rFonts w:ascii="DejaVu Sans" w:hAnsi="DejaVu Sans" w:eastAsia="DejaVu Sans" w:cs="DejaVu Sans"/>
+                <w:i w:val="false"/>
+                <w:b w:val="false"/>
+                <w:u w:val="none"/>
+                <w:strike w:val="false"/>
+                <w:sz w:val="22"/>
+                <w:szCs w:val="22"/>
+                <w:color w:val="000000"/>
+              </w:rPr>
+            </w:pPr>
+            <w:r xmlns:w="http://schemas.openxmlformats.org/wordprocessingml/2006/main" xmlns:wp="http://schemas.openxmlformats.org/drawingml/2006/wordprocessingDrawing" xmlns:r="http://schemas.openxmlformats.org/officeDocument/2006/relationships" xmlns:w14="http://schemas.microsoft.com/office/word/2010/wordml">
+              <w:rPr>
+                <w:rFonts w:ascii="DejaVu Sans" w:hAnsi="DejaVu Sans" w:eastAsia="DejaVu Sans" w:cs="DejaVu Sans"/>
+                <w:i w:val="false"/>
+                <w:b w:val="false"/>
+                <w:u w:val="none"/>
+                <w:strike w:val="false"/>
+                <w:sz w:val="22"/>
+                <w:szCs w:val="22"/>
+                <w:color w:val="000000"/>
+              </w:rPr>
+              <w:t xml:space="preserve">-0.03 (-0.11 to 0.04)</w:t>
+            </w:r>
+          </w:p>
+        </w:tc>
+        <w:tc>
+          <w:tcPr>
+            <w:tcBorders>
+              <w:bottom w:val="none" w:sz="0" w:space="0" w:color="000000"/>
+              <w:top w:val="none" w:sz="0" w:space="0" w:color="000000"/>
+              <w:left w:val="none" w:sz="0" w:space="0" w:color="000000"/>
+              <w:right w:val="none" w:sz="0" w:space="0" w:color="000000"/>
+            </w:tcBorders>
+            <w:shd w:val="clear" w:color="auto" w:fill="FFFFFF"/>
+            <w:tcMar>
+              <w:top w:w="0" w:type="dxa"/>
+              <w:bottom w:w="0" w:type="dxa"/>
+              <w:left w:w="0" w:type="dxa"/>
+              <w:right w:w="0" w:type="dxa"/>
+            </w:tcMar>
+            <w:vAlign w:val="top"/>
+          </w:tcPr>
+          <w:p>
+            <w:pPr>
+              <w:jc w:val="center"/>
+              <w:pBdr>
+                <w:bottom w:val="none" w:sz="0" w:space="0" w:color="000000"/>
+                <w:top w:val="none" w:sz="0" w:space="0" w:color="000000"/>
+                <w:left w:val="none" w:sz="0" w:space="0" w:color="000000"/>
+                <w:right w:val="none" w:sz="0" w:space="0" w:color="000000"/>
+              </w:pBdr>
+              <w:spacing w:after="100" w:before="100" w:line="240"/>
+              <w:ind w:left="100" w:right="100" w:firstLine="0" w:firstLineChars="0"/>
+              <w:rPr>
+                <w:rFonts w:ascii="DejaVu Sans" w:hAnsi="DejaVu Sans" w:eastAsia="DejaVu Sans" w:cs="DejaVu Sans"/>
+                <w:i w:val="false"/>
+                <w:b w:val="false"/>
+                <w:u w:val="none"/>
+                <w:strike w:val="false"/>
+                <w:sz w:val="22"/>
+                <w:szCs w:val="22"/>
+                <w:color w:val="000000"/>
+              </w:rPr>
+            </w:pPr>
+            <w:r xmlns:w="http://schemas.openxmlformats.org/wordprocessingml/2006/main" xmlns:wp="http://schemas.openxmlformats.org/drawingml/2006/wordprocessingDrawing" xmlns:r="http://schemas.openxmlformats.org/officeDocument/2006/relationships" xmlns:w14="http://schemas.microsoft.com/office/word/2010/wordml">
+              <w:rPr>
+                <w:rFonts w:ascii="DejaVu Sans" w:hAnsi="DejaVu Sans" w:eastAsia="DejaVu Sans" w:cs="DejaVu Sans"/>
+                <w:i w:val="false"/>
+                <w:b w:val="false"/>
+                <w:u w:val="none"/>
+                <w:strike w:val="false"/>
+                <w:sz w:val="22"/>
+                <w:szCs w:val="22"/>
+                <w:color w:val="000000"/>
+              </w:rPr>
+              <w:t xml:space="preserve">0.41</w:t>
             </w:r>
           </w:p>
         </w:tc>
@@ -37441,169 +37441,169 @@
                 <w:szCs w:val="22"/>
                 <w:color w:val="000000"/>
               </w:rPr>
-              <w:t xml:space="preserve">-0.01 (-0.21 to 0.19)</w:t>
-            </w:r>
-          </w:p>
-        </w:tc>
-        <w:tc>
-          <w:tcPr>
-            <w:tcBorders>
-              <w:bottom w:val="none" w:sz="0" w:space="0" w:color="000000"/>
-              <w:top w:val="none" w:sz="0" w:space="0" w:color="000000"/>
-              <w:left w:val="none" w:sz="0" w:space="0" w:color="000000"/>
-              <w:right w:val="none" w:sz="0" w:space="0" w:color="000000"/>
-            </w:tcBorders>
-            <w:shd w:val="clear" w:color="auto" w:fill="FFFFFF"/>
-            <w:tcMar>
-              <w:top w:w="0" w:type="dxa"/>
-              <w:bottom w:w="0" w:type="dxa"/>
-              <w:left w:w="0" w:type="dxa"/>
-              <w:right w:w="0" w:type="dxa"/>
-            </w:tcMar>
-            <w:vAlign w:val="top"/>
-          </w:tcPr>
-          <w:p>
-            <w:pPr>
-              <w:jc w:val="center"/>
-              <w:pBdr>
-                <w:bottom w:val="none" w:sz="0" w:space="0" w:color="000000"/>
-                <w:top w:val="none" w:sz="0" w:space="0" w:color="000000"/>
-                <w:left w:val="none" w:sz="0" w:space="0" w:color="000000"/>
-                <w:right w:val="none" w:sz="0" w:space="0" w:color="000000"/>
-              </w:pBdr>
-              <w:spacing w:after="100" w:before="100" w:line="240"/>
-              <w:ind w:left="100" w:right="100" w:firstLine="0" w:firstLineChars="0"/>
-              <w:rPr>
-                <w:rFonts w:ascii="DejaVu Sans" w:hAnsi="DejaVu Sans" w:eastAsia="DejaVu Sans" w:cs="DejaVu Sans"/>
-                <w:i w:val="false"/>
-                <w:b w:val="false"/>
-                <w:u w:val="none"/>
-                <w:strike w:val="false"/>
-                <w:sz w:val="22"/>
-                <w:szCs w:val="22"/>
-                <w:color w:val="000000"/>
-              </w:rPr>
-            </w:pPr>
-            <w:r xmlns:w="http://schemas.openxmlformats.org/wordprocessingml/2006/main" xmlns:wp="http://schemas.openxmlformats.org/drawingml/2006/wordprocessingDrawing" xmlns:r="http://schemas.openxmlformats.org/officeDocument/2006/relationships" xmlns:w14="http://schemas.microsoft.com/office/word/2010/wordml">
-              <w:rPr>
-                <w:rFonts w:ascii="DejaVu Sans" w:hAnsi="DejaVu Sans" w:eastAsia="DejaVu Sans" w:cs="DejaVu Sans"/>
-                <w:i w:val="false"/>
-                <w:b w:val="false"/>
-                <w:u w:val="none"/>
-                <w:strike w:val="false"/>
-                <w:sz w:val="22"/>
-                <w:szCs w:val="22"/>
-                <w:color w:val="000000"/>
-              </w:rPr>
-              <w:t xml:space="preserve">0.92</w:t>
-            </w:r>
-          </w:p>
-        </w:tc>
-        <w:tc>
-          <w:tcPr>
-            <w:tcBorders>
-              <w:bottom w:val="none" w:sz="0" w:space="0" w:color="000000"/>
-              <w:top w:val="none" w:sz="0" w:space="0" w:color="000000"/>
-              <w:left w:val="none" w:sz="0" w:space="0" w:color="000000"/>
-              <w:right w:val="none" w:sz="0" w:space="0" w:color="000000"/>
-            </w:tcBorders>
-            <w:shd w:val="clear" w:color="auto" w:fill="FFFFFF"/>
-            <w:tcMar>
-              <w:top w:w="0" w:type="dxa"/>
-              <w:bottom w:w="0" w:type="dxa"/>
-              <w:left w:w="0" w:type="dxa"/>
-              <w:right w:w="0" w:type="dxa"/>
-            </w:tcMar>
-            <w:vAlign w:val="top"/>
-          </w:tcPr>
-          <w:p>
-            <w:pPr>
-              <w:jc w:val="center"/>
-              <w:pBdr>
-                <w:bottom w:val="none" w:sz="0" w:space="0" w:color="000000"/>
-                <w:top w:val="none" w:sz="0" w:space="0" w:color="000000"/>
-                <w:left w:val="none" w:sz="0" w:space="0" w:color="000000"/>
-                <w:right w:val="none" w:sz="0" w:space="0" w:color="000000"/>
-              </w:pBdr>
-              <w:spacing w:after="100" w:before="100" w:line="240"/>
-              <w:ind w:left="100" w:right="100" w:firstLine="0" w:firstLineChars="0"/>
-              <w:rPr>
-                <w:rFonts w:ascii="DejaVu Sans" w:hAnsi="DejaVu Sans" w:eastAsia="DejaVu Sans" w:cs="DejaVu Sans"/>
-                <w:i w:val="false"/>
-                <w:b w:val="false"/>
-                <w:u w:val="none"/>
-                <w:strike w:val="false"/>
-                <w:sz w:val="22"/>
-                <w:szCs w:val="22"/>
-                <w:color w:val="000000"/>
-              </w:rPr>
-            </w:pPr>
-            <w:r xmlns:w="http://schemas.openxmlformats.org/wordprocessingml/2006/main" xmlns:wp="http://schemas.openxmlformats.org/drawingml/2006/wordprocessingDrawing" xmlns:r="http://schemas.openxmlformats.org/officeDocument/2006/relationships" xmlns:w14="http://schemas.microsoft.com/office/word/2010/wordml">
-              <w:rPr>
-                <w:rFonts w:ascii="DejaVu Sans" w:hAnsi="DejaVu Sans" w:eastAsia="DejaVu Sans" w:cs="DejaVu Sans"/>
-                <w:i w:val="false"/>
-                <w:b w:val="false"/>
-                <w:u w:val="none"/>
-                <w:strike w:val="false"/>
-                <w:sz w:val="22"/>
-                <w:szCs w:val="22"/>
-                <w:color w:val="000000"/>
-              </w:rPr>
-              <w:t xml:space="preserve">0.11 (-0.21 to 0.43)</w:t>
-            </w:r>
-          </w:p>
-        </w:tc>
-        <w:tc>
-          <w:tcPr>
-            <w:tcBorders>
-              <w:bottom w:val="none" w:sz="0" w:space="0" w:color="000000"/>
-              <w:top w:val="none" w:sz="0" w:space="0" w:color="000000"/>
-              <w:left w:val="none" w:sz="0" w:space="0" w:color="000000"/>
-              <w:right w:val="none" w:sz="0" w:space="0" w:color="000000"/>
-            </w:tcBorders>
-            <w:shd w:val="clear" w:color="auto" w:fill="FFFFFF"/>
-            <w:tcMar>
-              <w:top w:w="0" w:type="dxa"/>
-              <w:bottom w:w="0" w:type="dxa"/>
-              <w:left w:w="0" w:type="dxa"/>
-              <w:right w:w="0" w:type="dxa"/>
-            </w:tcMar>
-            <w:vAlign w:val="top"/>
-          </w:tcPr>
-          <w:p>
-            <w:pPr>
-              <w:jc w:val="center"/>
-              <w:pBdr>
-                <w:bottom w:val="none" w:sz="0" w:space="0" w:color="000000"/>
-                <w:top w:val="none" w:sz="0" w:space="0" w:color="000000"/>
-                <w:left w:val="none" w:sz="0" w:space="0" w:color="000000"/>
-                <w:right w:val="none" w:sz="0" w:space="0" w:color="000000"/>
-              </w:pBdr>
-              <w:spacing w:after="100" w:before="100" w:line="240"/>
-              <w:ind w:left="100" w:right="100" w:firstLine="0" w:firstLineChars="0"/>
-              <w:rPr>
-                <w:rFonts w:ascii="DejaVu Sans" w:hAnsi="DejaVu Sans" w:eastAsia="DejaVu Sans" w:cs="DejaVu Sans"/>
-                <w:i w:val="false"/>
-                <w:b w:val="false"/>
-                <w:u w:val="none"/>
-                <w:strike w:val="false"/>
-                <w:sz w:val="22"/>
-                <w:szCs w:val="22"/>
-                <w:color w:val="000000"/>
-              </w:rPr>
-            </w:pPr>
-            <w:r xmlns:w="http://schemas.openxmlformats.org/wordprocessingml/2006/main" xmlns:wp="http://schemas.openxmlformats.org/drawingml/2006/wordprocessingDrawing" xmlns:r="http://schemas.openxmlformats.org/officeDocument/2006/relationships" xmlns:w14="http://schemas.microsoft.com/office/word/2010/wordml">
-              <w:rPr>
-                <w:rFonts w:ascii="DejaVu Sans" w:hAnsi="DejaVu Sans" w:eastAsia="DejaVu Sans" w:cs="DejaVu Sans"/>
-                <w:i w:val="false"/>
-                <w:b w:val="false"/>
-                <w:u w:val="none"/>
-                <w:strike w:val="false"/>
-                <w:sz w:val="22"/>
-                <w:szCs w:val="22"/>
-                <w:color w:val="000000"/>
-              </w:rPr>
-              <w:t xml:space="preserve">0.50</w:t>
+              <w:t xml:space="preserve">-0.02 (-0.22 to 0.18)</w:t>
+            </w:r>
+          </w:p>
+        </w:tc>
+        <w:tc>
+          <w:tcPr>
+            <w:tcBorders>
+              <w:bottom w:val="none" w:sz="0" w:space="0" w:color="000000"/>
+              <w:top w:val="none" w:sz="0" w:space="0" w:color="000000"/>
+              <w:left w:val="none" w:sz="0" w:space="0" w:color="000000"/>
+              <w:right w:val="none" w:sz="0" w:space="0" w:color="000000"/>
+            </w:tcBorders>
+            <w:shd w:val="clear" w:color="auto" w:fill="FFFFFF"/>
+            <w:tcMar>
+              <w:top w:w="0" w:type="dxa"/>
+              <w:bottom w:w="0" w:type="dxa"/>
+              <w:left w:w="0" w:type="dxa"/>
+              <w:right w:w="0" w:type="dxa"/>
+            </w:tcMar>
+            <w:vAlign w:val="top"/>
+          </w:tcPr>
+          <w:p>
+            <w:pPr>
+              <w:jc w:val="center"/>
+              <w:pBdr>
+                <w:bottom w:val="none" w:sz="0" w:space="0" w:color="000000"/>
+                <w:top w:val="none" w:sz="0" w:space="0" w:color="000000"/>
+                <w:left w:val="none" w:sz="0" w:space="0" w:color="000000"/>
+                <w:right w:val="none" w:sz="0" w:space="0" w:color="000000"/>
+              </w:pBdr>
+              <w:spacing w:after="100" w:before="100" w:line="240"/>
+              <w:ind w:left="100" w:right="100" w:firstLine="0" w:firstLineChars="0"/>
+              <w:rPr>
+                <w:rFonts w:ascii="DejaVu Sans" w:hAnsi="DejaVu Sans" w:eastAsia="DejaVu Sans" w:cs="DejaVu Sans"/>
+                <w:i w:val="false"/>
+                <w:b w:val="false"/>
+                <w:u w:val="none"/>
+                <w:strike w:val="false"/>
+                <w:sz w:val="22"/>
+                <w:szCs w:val="22"/>
+                <w:color w:val="000000"/>
+              </w:rPr>
+            </w:pPr>
+            <w:r xmlns:w="http://schemas.openxmlformats.org/wordprocessingml/2006/main" xmlns:wp="http://schemas.openxmlformats.org/drawingml/2006/wordprocessingDrawing" xmlns:r="http://schemas.openxmlformats.org/officeDocument/2006/relationships" xmlns:w14="http://schemas.microsoft.com/office/word/2010/wordml">
+              <w:rPr>
+                <w:rFonts w:ascii="DejaVu Sans" w:hAnsi="DejaVu Sans" w:eastAsia="DejaVu Sans" w:cs="DejaVu Sans"/>
+                <w:i w:val="false"/>
+                <w:b w:val="false"/>
+                <w:u w:val="none"/>
+                <w:strike w:val="false"/>
+                <w:sz w:val="22"/>
+                <w:szCs w:val="22"/>
+                <w:color w:val="000000"/>
+              </w:rPr>
+              <w:t xml:space="preserve">0.85</w:t>
+            </w:r>
+          </w:p>
+        </w:tc>
+        <w:tc>
+          <w:tcPr>
+            <w:tcBorders>
+              <w:bottom w:val="none" w:sz="0" w:space="0" w:color="000000"/>
+              <w:top w:val="none" w:sz="0" w:space="0" w:color="000000"/>
+              <w:left w:val="none" w:sz="0" w:space="0" w:color="000000"/>
+              <w:right w:val="none" w:sz="0" w:space="0" w:color="000000"/>
+            </w:tcBorders>
+            <w:shd w:val="clear" w:color="auto" w:fill="FFFFFF"/>
+            <w:tcMar>
+              <w:top w:w="0" w:type="dxa"/>
+              <w:bottom w:w="0" w:type="dxa"/>
+              <w:left w:w="0" w:type="dxa"/>
+              <w:right w:w="0" w:type="dxa"/>
+            </w:tcMar>
+            <w:vAlign w:val="top"/>
+          </w:tcPr>
+          <w:p>
+            <w:pPr>
+              <w:jc w:val="center"/>
+              <w:pBdr>
+                <w:bottom w:val="none" w:sz="0" w:space="0" w:color="000000"/>
+                <w:top w:val="none" w:sz="0" w:space="0" w:color="000000"/>
+                <w:left w:val="none" w:sz="0" w:space="0" w:color="000000"/>
+                <w:right w:val="none" w:sz="0" w:space="0" w:color="000000"/>
+              </w:pBdr>
+              <w:spacing w:after="100" w:before="100" w:line="240"/>
+              <w:ind w:left="100" w:right="100" w:firstLine="0" w:firstLineChars="0"/>
+              <w:rPr>
+                <w:rFonts w:ascii="DejaVu Sans" w:hAnsi="DejaVu Sans" w:eastAsia="DejaVu Sans" w:cs="DejaVu Sans"/>
+                <w:i w:val="false"/>
+                <w:b w:val="false"/>
+                <w:u w:val="none"/>
+                <w:strike w:val="false"/>
+                <w:sz w:val="22"/>
+                <w:szCs w:val="22"/>
+                <w:color w:val="000000"/>
+              </w:rPr>
+            </w:pPr>
+            <w:r xmlns:w="http://schemas.openxmlformats.org/wordprocessingml/2006/main" xmlns:wp="http://schemas.openxmlformats.org/drawingml/2006/wordprocessingDrawing" xmlns:r="http://schemas.openxmlformats.org/officeDocument/2006/relationships" xmlns:w14="http://schemas.microsoft.com/office/word/2010/wordml">
+              <w:rPr>
+                <w:rFonts w:ascii="DejaVu Sans" w:hAnsi="DejaVu Sans" w:eastAsia="DejaVu Sans" w:cs="DejaVu Sans"/>
+                <w:i w:val="false"/>
+                <w:b w:val="false"/>
+                <w:u w:val="none"/>
+                <w:strike w:val="false"/>
+                <w:sz w:val="22"/>
+                <w:szCs w:val="22"/>
+                <w:color w:val="000000"/>
+              </w:rPr>
+              <w:t xml:space="preserve">0.11 (-0.22 to 0.43)</w:t>
+            </w:r>
+          </w:p>
+        </w:tc>
+        <w:tc>
+          <w:tcPr>
+            <w:tcBorders>
+              <w:bottom w:val="none" w:sz="0" w:space="0" w:color="000000"/>
+              <w:top w:val="none" w:sz="0" w:space="0" w:color="000000"/>
+              <w:left w:val="none" w:sz="0" w:space="0" w:color="000000"/>
+              <w:right w:val="none" w:sz="0" w:space="0" w:color="000000"/>
+            </w:tcBorders>
+            <w:shd w:val="clear" w:color="auto" w:fill="FFFFFF"/>
+            <w:tcMar>
+              <w:top w:w="0" w:type="dxa"/>
+              <w:bottom w:w="0" w:type="dxa"/>
+              <w:left w:w="0" w:type="dxa"/>
+              <w:right w:w="0" w:type="dxa"/>
+            </w:tcMar>
+            <w:vAlign w:val="top"/>
+          </w:tcPr>
+          <w:p>
+            <w:pPr>
+              <w:jc w:val="center"/>
+              <w:pBdr>
+                <w:bottom w:val="none" w:sz="0" w:space="0" w:color="000000"/>
+                <w:top w:val="none" w:sz="0" w:space="0" w:color="000000"/>
+                <w:left w:val="none" w:sz="0" w:space="0" w:color="000000"/>
+                <w:right w:val="none" w:sz="0" w:space="0" w:color="000000"/>
+              </w:pBdr>
+              <w:spacing w:after="100" w:before="100" w:line="240"/>
+              <w:ind w:left="100" w:right="100" w:firstLine="0" w:firstLineChars="0"/>
+              <w:rPr>
+                <w:rFonts w:ascii="DejaVu Sans" w:hAnsi="DejaVu Sans" w:eastAsia="DejaVu Sans" w:cs="DejaVu Sans"/>
+                <w:i w:val="false"/>
+                <w:b w:val="false"/>
+                <w:u w:val="none"/>
+                <w:strike w:val="false"/>
+                <w:sz w:val="22"/>
+                <w:szCs w:val="22"/>
+                <w:color w:val="000000"/>
+              </w:rPr>
+            </w:pPr>
+            <w:r xmlns:w="http://schemas.openxmlformats.org/wordprocessingml/2006/main" xmlns:wp="http://schemas.openxmlformats.org/drawingml/2006/wordprocessingDrawing" xmlns:r="http://schemas.openxmlformats.org/officeDocument/2006/relationships" xmlns:w14="http://schemas.microsoft.com/office/word/2010/wordml">
+              <w:rPr>
+                <w:rFonts w:ascii="DejaVu Sans" w:hAnsi="DejaVu Sans" w:eastAsia="DejaVu Sans" w:cs="DejaVu Sans"/>
+                <w:i w:val="false"/>
+                <w:b w:val="false"/>
+                <w:u w:val="none"/>
+                <w:strike w:val="false"/>
+                <w:sz w:val="22"/>
+                <w:szCs w:val="22"/>
+                <w:color w:val="000000"/>
+              </w:rPr>
+              <w:t xml:space="preserve">0.52</w:t>
             </w:r>
           </w:p>
         </w:tc>
@@ -38153,7 +38153,7 @@
                 <w:szCs w:val="22"/>
                 <w:color w:val="000000"/>
               </w:rPr>
-              <w:t xml:space="preserve">0.75</w:t>
+              <w:t xml:space="preserve">0.78</w:t>
             </w:r>
           </w:p>
         </w:tc>
